--- a/lci_esophagectomy.docx
+++ b/lci_esophagectomy.docx
@@ -10,13 +10,312 @@
         <w:t xml:space="preserve">Surgery of the Esophagus</w:t>
       </w:r>
     </w:p>
-    <w:bookmarkStart w:id="9" w:name="surgery-for-esophageal-cancer"/>
+    <w:bookmarkStart w:id="9" w:name="preparation-for-surgery"/>
     <w:p>
       <w:pPr>
         <w:pStyle w:val="Heading2"/>
       </w:pPr>
       <w:r>
-        <w:t xml:space="preserve">1 Surgery for Esophageal Cancer</w:t>
+        <w:t xml:space="preserve">1 Preparation for Surgery</w:t>
+      </w:r>
+    </w:p>
+    <w:p>
+      <w:pPr>
+        <w:pStyle w:val="FirstParagraph"/>
+      </w:pPr>
+      <w:r>
+        <w:t xml:space="preserve">Medical evaluation may be needed before surgery:</w:t>
+      </w:r>
+    </w:p>
+    <w:p>
+      <w:pPr>
+        <w:pStyle w:val="Compact"/>
+        <w:numPr>
+          <w:ilvl w:val="0"/>
+          <w:numId w:val="1001"/>
+        </w:numPr>
+      </w:pPr>
+      <w:r>
+        <w:t xml:space="preserve">Pulmonary Function Tests to test lung function</w:t>
+      </w:r>
+    </w:p>
+    <w:p>
+      <w:pPr>
+        <w:pStyle w:val="Compact"/>
+        <w:numPr>
+          <w:ilvl w:val="0"/>
+          <w:numId w:val="1001"/>
+        </w:numPr>
+      </w:pPr>
+      <w:r>
+        <w:t xml:space="preserve">Cardiology evaluation to test heart function</w:t>
+      </w:r>
+    </w:p>
+    <w:p>
+      <w:pPr>
+        <w:pStyle w:val="Compact"/>
+        <w:numPr>
+          <w:ilvl w:val="1"/>
+          <w:numId w:val="1002"/>
+        </w:numPr>
+      </w:pPr>
+      <w:r>
+        <w:t xml:space="preserve">Echocardiogram</w:t>
+      </w:r>
+    </w:p>
+    <w:p>
+      <w:pPr>
+        <w:pStyle w:val="Compact"/>
+        <w:numPr>
+          <w:ilvl w:val="1"/>
+          <w:numId w:val="1002"/>
+        </w:numPr>
+      </w:pPr>
+      <w:r>
+        <w:t xml:space="preserve">Stress Test</w:t>
+      </w:r>
+    </w:p>
+    <w:p>
+      <w:pPr>
+        <w:pStyle w:val="Compact"/>
+        <w:numPr>
+          <w:ilvl w:val="1"/>
+          <w:numId w:val="1002"/>
+        </w:numPr>
+      </w:pPr>
+      <w:r>
+        <w:t xml:space="preserve">Holter monitor</w:t>
+      </w:r>
+    </w:p>
+    <w:bookmarkEnd w:id="9"/>
+    <w:bookmarkStart w:id="10" w:name="Xf67b705436da6c4d37fd48e811c204bd6bb7290"/>
+    <w:p>
+      <w:pPr>
+        <w:pStyle w:val="Heading2"/>
+      </w:pPr>
+      <w:r>
+        <w:t xml:space="preserve">2 Esophagectomy for Cancers of the Esophagus or GE Junction</w:t>
+      </w:r>
+    </w:p>
+    <w:p>
+      <w:pPr>
+        <w:pStyle w:val="FirstParagraph"/>
+      </w:pPr>
+      <w:r>
+        <w:t xml:space="preserve">Primary Surgery</w:t>
+      </w:r>
+    </w:p>
+    <w:p>
+      <w:pPr>
+        <w:pStyle w:val="Compact"/>
+        <w:numPr>
+          <w:ilvl w:val="0"/>
+          <w:numId w:val="1003"/>
+        </w:numPr>
+      </w:pPr>
+      <w:r>
+        <w:t xml:space="preserve">Superficial Tumors (T1) not completely removed by endoscopy</w:t>
+      </w:r>
+    </w:p>
+    <w:p>
+      <w:pPr>
+        <w:pStyle w:val="Compact"/>
+        <w:numPr>
+          <w:ilvl w:val="0"/>
+          <w:numId w:val="1003"/>
+        </w:numPr>
+      </w:pPr>
+      <w:r>
+        <w:t xml:space="preserve">Localized Tumors (T2 N0 M0)</w:t>
+      </w:r>
+    </w:p>
+    <w:p>
+      <w:pPr>
+        <w:pStyle w:val="Compact"/>
+        <w:numPr>
+          <w:ilvl w:val="0"/>
+          <w:numId w:val="1003"/>
+        </w:numPr>
+      </w:pPr>
+      <w:r>
+        <w:t xml:space="preserve">Surgery scheduled after medical evaluation</w:t>
+      </w:r>
+    </w:p>
+    <w:p>
+      <w:pPr>
+        <w:pStyle w:val="FirstParagraph"/>
+      </w:pPr>
+      <w:r>
+        <w:t xml:space="preserve">Preoperative Therapy</w:t>
+      </w:r>
+      <w:r>
+        <w:t xml:space="preserve"> </w:t>
+      </w:r>
+      <m:oMath>
+        <m:r>
+          <m:rPr>
+            <m:sty m:val="p"/>
+          </m:rPr>
+          <m:t>→</m:t>
+        </m:r>
+      </m:oMath>
+      <w:r>
+        <w:t xml:space="preserve"> </w:t>
+      </w:r>
+      <w:r>
+        <w:t xml:space="preserve">Surgery</w:t>
+      </w:r>
+    </w:p>
+    <w:p>
+      <w:pPr>
+        <w:pStyle w:val="Compact"/>
+        <w:numPr>
+          <w:ilvl w:val="0"/>
+          <w:numId w:val="1004"/>
+        </w:numPr>
+      </w:pPr>
+      <w:r>
+        <w:t xml:space="preserve">Locally Advanced (T3 Nx M0)</w:t>
+      </w:r>
+    </w:p>
+    <w:p>
+      <w:pPr>
+        <w:pStyle w:val="Compact"/>
+        <w:numPr>
+          <w:ilvl w:val="0"/>
+          <w:numId w:val="1004"/>
+        </w:numPr>
+      </w:pPr>
+      <w:r>
+        <w:t xml:space="preserve">Surgery scheduled after</w:t>
+      </w:r>
+    </w:p>
+    <w:p>
+      <w:pPr>
+        <w:pStyle w:val="Compact"/>
+        <w:numPr>
+          <w:ilvl w:val="1"/>
+          <w:numId w:val="1005"/>
+        </w:numPr>
+      </w:pPr>
+      <w:r>
+        <w:t xml:space="preserve">Recovery from preoperative therapy</w:t>
+      </w:r>
+    </w:p>
+    <w:p>
+      <w:pPr>
+        <w:pStyle w:val="Compact"/>
+        <w:numPr>
+          <w:ilvl w:val="1"/>
+          <w:numId w:val="1005"/>
+        </w:numPr>
+      </w:pPr>
+      <w:r>
+        <w:t xml:space="preserve">Restaging scans (CT or PET)</w:t>
+      </w:r>
+    </w:p>
+    <w:p>
+      <w:pPr>
+        <w:pStyle w:val="Compact"/>
+        <w:numPr>
+          <w:ilvl w:val="1"/>
+          <w:numId w:val="1005"/>
+        </w:numPr>
+      </w:pPr>
+      <w:r>
+        <w:t xml:space="preserve">Medical evaluation</w:t>
+      </w:r>
+    </w:p>
+    <w:bookmarkEnd w:id="10"/>
+    <w:bookmarkStart w:id="11" w:name="preoperative-visits"/>
+    <w:p>
+      <w:pPr>
+        <w:pStyle w:val="Heading2"/>
+      </w:pPr>
+      <w:r>
+        <w:t xml:space="preserve">3 Preoperative Visits</w:t>
+      </w:r>
+    </w:p>
+    <w:p>
+      <w:pPr>
+        <w:pStyle w:val="FirstParagraph"/>
+      </w:pPr>
+      <w:r>
+        <w:t xml:space="preserve">Medical Oncology - Monitor chemotherapy and side effects</w:t>
+      </w:r>
+    </w:p>
+    <w:p>
+      <w:pPr>
+        <w:pStyle w:val="BodyText"/>
+      </w:pPr>
+      <w:r>
+        <w:t xml:space="preserve">Radiation Oncology - Monitor radiation and side effects</w:t>
+      </w:r>
+    </w:p>
+    <w:p>
+      <w:pPr>
+        <w:pStyle w:val="BodyText"/>
+      </w:pPr>
+      <w:r>
+        <w:t xml:space="preserve">Surgical Oncology</w:t>
+      </w:r>
+    </w:p>
+    <w:p>
+      <w:pPr>
+        <w:pStyle w:val="Compact"/>
+        <w:numPr>
+          <w:ilvl w:val="0"/>
+          <w:numId w:val="1006"/>
+        </w:numPr>
+      </w:pPr>
+      <w:r>
+        <w:t xml:space="preserve">Consult visit with Dr Salo</w:t>
+      </w:r>
+    </w:p>
+    <w:p>
+      <w:pPr>
+        <w:pStyle w:val="Compact"/>
+        <w:numPr>
+          <w:ilvl w:val="0"/>
+          <w:numId w:val="1006"/>
+        </w:numPr>
+      </w:pPr>
+      <w:r>
+        <w:t xml:space="preserve">Mid-treatment visits with Dr Salo / Kate Duncan</w:t>
+      </w:r>
+    </w:p>
+    <w:p>
+      <w:pPr>
+        <w:pStyle w:val="Compact"/>
+        <w:numPr>
+          <w:ilvl w:val="0"/>
+          <w:numId w:val="1006"/>
+        </w:numPr>
+      </w:pPr>
+      <w:r>
+        <w:t xml:space="preserve">Preop visit with Dr Salo (may be virtual)</w:t>
+      </w:r>
+    </w:p>
+    <w:p>
+      <w:pPr>
+        <w:pStyle w:val="Compact"/>
+        <w:numPr>
+          <w:ilvl w:val="0"/>
+          <w:numId w:val="1006"/>
+        </w:numPr>
+      </w:pPr>
+      <w:r>
+        <w:t xml:space="preserve">In-person preop visit with Kate Duncan and Liz Koch</w:t>
+      </w:r>
+    </w:p>
+    <w:bookmarkEnd w:id="11"/>
+    <w:bookmarkStart w:id="12" w:name="surgery-for-esophageal-cancer"/>
+    <w:p>
+      <w:pPr>
+        <w:pStyle w:val="Heading2"/>
+      </w:pPr>
+      <w:r>
+        <w:t xml:space="preserve">4 Surgery for Esophageal Cancer</w:t>
       </w:r>
     </w:p>
     <w:p>
@@ -32,7 +331,7 @@
         <w:pStyle w:val="Compact"/>
         <w:numPr>
           <w:ilvl w:val="0"/>
-          <w:numId w:val="1001"/>
+          <w:numId w:val="1007"/>
         </w:numPr>
       </w:pPr>
       <w:r>
@@ -44,7 +343,7 @@
         <w:pStyle w:val="Compact"/>
         <w:numPr>
           <w:ilvl w:val="0"/>
-          <w:numId w:val="1001"/>
+          <w:numId w:val="1007"/>
         </w:numPr>
       </w:pPr>
       <w:r>
@@ -56,29 +355,29 @@
         <w:pStyle w:val="Compact"/>
         <w:numPr>
           <w:ilvl w:val="0"/>
-          <w:numId w:val="1001"/>
+          <w:numId w:val="1007"/>
         </w:numPr>
       </w:pPr>
       <w:r>
         <w:t xml:space="preserve">Locally Advanced (T3 M0) after preop therapy</w:t>
       </w:r>
     </w:p>
-    <w:bookmarkEnd w:id="9"/>
-    <w:bookmarkStart w:id="13" w:name="goals-of-surgery"/>
+    <w:bookmarkEnd w:id="12"/>
+    <w:bookmarkStart w:id="16" w:name="goals-of-surgery"/>
     <w:p>
       <w:pPr>
         <w:pStyle w:val="Heading2"/>
       </w:pPr>
       <w:r>
-        <w:t xml:space="preserve">2 Goals of Surgery</w:t>
-      </w:r>
-    </w:p>
-    <w:p>
-      <w:pPr>
-        <w:pStyle w:val="Compact"/>
-        <w:numPr>
-          <w:ilvl w:val="0"/>
-          <w:numId w:val="1002"/>
+        <w:t xml:space="preserve">5 Goals of Surgery</w:t>
+      </w:r>
+    </w:p>
+    <w:p>
+      <w:pPr>
+        <w:pStyle w:val="Compact"/>
+        <w:numPr>
+          <w:ilvl w:val="0"/>
+          <w:numId w:val="1008"/>
         </w:numPr>
       </w:pPr>
       <w:r>
@@ -90,7 +389,7 @@
         <w:pStyle w:val="Compact"/>
         <w:numPr>
           <w:ilvl w:val="0"/>
-          <w:numId w:val="1002"/>
+          <w:numId w:val="1008"/>
         </w:numPr>
       </w:pPr>
       <w:r>
@@ -102,7 +401,7 @@
         <w:pStyle w:val="Compact"/>
         <w:numPr>
           <w:ilvl w:val="0"/>
-          <w:numId w:val="1002"/>
+          <w:numId w:val="1008"/>
         </w:numPr>
       </w:pPr>
       <w:r>
@@ -118,18 +417,18 @@
           <wp:inline>
             <wp:extent cx="5334000" cy="5481674"/>
             <wp:effectExtent b="0" l="0" r="0" t="0"/>
-            <wp:docPr descr="" title="" id="11" name="Picture"/>
+            <wp:docPr descr="" title="" id="14" name="Picture"/>
             <a:graphic>
               <a:graphicData uri="http://schemas.openxmlformats.org/drawingml/2006/picture">
                 <pic:pic>
                   <pic:nvPicPr>
-                    <pic:cNvPr descr="images/Eso_Resection1_ai.png" id="12" name="Picture"/>
+                    <pic:cNvPr descr="images/Eso_Resection1_ai.png" id="15" name="Picture"/>
                     <pic:cNvPicPr>
                       <a:picLocks noChangeArrowheads="1" noChangeAspect="1"/>
                     </pic:cNvPicPr>
                   </pic:nvPicPr>
                   <pic:blipFill>
-                    <a:blip r:embed="rId10"/>
+                    <a:blip r:embed="rId13"/>
                     <a:stretch>
                       <a:fillRect/>
                     </a:stretch>
@@ -156,22 +455,22 @@
         </w:drawing>
       </w:r>
     </w:p>
-    <w:bookmarkEnd w:id="13"/>
-    <w:bookmarkStart w:id="17" w:name="ivor-lewis-transthoracic-esophagectomy"/>
+    <w:bookmarkEnd w:id="16"/>
+    <w:bookmarkStart w:id="20" w:name="ivor-lewis-transthoracic-esophagectomy"/>
     <w:p>
       <w:pPr>
         <w:pStyle w:val="Heading2"/>
       </w:pPr>
       <w:r>
-        <w:t xml:space="preserve">3 Ivor Lewis (Transthoracic) Esophagectomy</w:t>
-      </w:r>
-    </w:p>
-    <w:p>
-      <w:pPr>
-        <w:pStyle w:val="Compact"/>
-        <w:numPr>
-          <w:ilvl w:val="0"/>
-          <w:numId w:val="1003"/>
+        <w:t xml:space="preserve">6 Ivor Lewis (Transthoracic) Esophagectomy</w:t>
+      </w:r>
+    </w:p>
+    <w:p>
+      <w:pPr>
+        <w:pStyle w:val="Compact"/>
+        <w:numPr>
+          <w:ilvl w:val="0"/>
+          <w:numId w:val="1009"/>
         </w:numPr>
       </w:pPr>
       <w:r>
@@ -183,7 +482,7 @@
         <w:pStyle w:val="Compact"/>
         <w:numPr>
           <w:ilvl w:val="0"/>
-          <w:numId w:val="1003"/>
+          <w:numId w:val="1009"/>
         </w:numPr>
       </w:pPr>
       <w:r>
@@ -195,7 +494,7 @@
         <w:pStyle w:val="Compact"/>
         <w:numPr>
           <w:ilvl w:val="0"/>
-          <w:numId w:val="1003"/>
+          <w:numId w:val="1009"/>
         </w:numPr>
       </w:pPr>
       <w:r>
@@ -211,18 +510,18 @@
           <wp:inline>
             <wp:extent cx="5334000" cy="5481674"/>
             <wp:effectExtent b="0" l="0" r="0" t="0"/>
-            <wp:docPr descr="" title="" id="15" name="Picture"/>
+            <wp:docPr descr="" title="" id="18" name="Picture"/>
             <a:graphic>
               <a:graphicData uri="http://schemas.openxmlformats.org/drawingml/2006/picture">
                 <pic:pic>
                   <pic:nvPicPr>
-                    <pic:cNvPr descr="images/Eso_Resection2_ai.png" id="16" name="Picture"/>
+                    <pic:cNvPr descr="images/Eso_Resection2_ai.png" id="19" name="Picture"/>
                     <pic:cNvPicPr>
                       <a:picLocks noChangeArrowheads="1" noChangeAspect="1"/>
                     </pic:cNvPicPr>
                   </pic:nvPicPr>
                   <pic:blipFill>
-                    <a:blip r:embed="rId14"/>
+                    <a:blip r:embed="rId17"/>
                     <a:stretch>
                       <a:fillRect/>
                     </a:stretch>
@@ -249,14 +548,14 @@
         </w:drawing>
       </w:r>
     </w:p>
-    <w:bookmarkEnd w:id="17"/>
-    <w:bookmarkStart w:id="21" w:name="reconstruction"/>
+    <w:bookmarkEnd w:id="20"/>
+    <w:bookmarkStart w:id="24" w:name="reconstruction"/>
     <w:p>
       <w:pPr>
         <w:pStyle w:val="Heading2"/>
       </w:pPr>
       <w:r>
-        <w:t xml:space="preserve">4 Reconstruction</w:t>
+        <w:t xml:space="preserve">7 Reconstruction</w:t>
       </w:r>
     </w:p>
     <w:p>
@@ -276,18 +575,18 @@
           <wp:inline>
             <wp:extent cx="5334000" cy="5481674"/>
             <wp:effectExtent b="0" l="0" r="0" t="0"/>
-            <wp:docPr descr="" title="" id="19" name="Picture"/>
+            <wp:docPr descr="" title="" id="22" name="Picture"/>
             <a:graphic>
               <a:graphicData uri="http://schemas.openxmlformats.org/drawingml/2006/picture">
                 <pic:pic>
                   <pic:nvPicPr>
-                    <pic:cNvPr descr="images/Eso_Resection3_ai.png" id="20" name="Picture"/>
+                    <pic:cNvPr descr="images/Eso_Resection3_ai.png" id="23" name="Picture"/>
                     <pic:cNvPicPr>
                       <a:picLocks noChangeArrowheads="1" noChangeAspect="1"/>
                     </pic:cNvPicPr>
                   </pic:nvPicPr>
                   <pic:blipFill>
-                    <a:blip r:embed="rId18"/>
+                    <a:blip r:embed="rId21"/>
                     <a:stretch>
                       <a:fillRect/>
                     </a:stretch>
@@ -314,14 +613,14 @@
         </w:drawing>
       </w:r>
     </w:p>
-    <w:bookmarkEnd w:id="21"/>
-    <w:bookmarkStart w:id="25" w:name="ivor-lewis-esophagectomy"/>
+    <w:bookmarkEnd w:id="24"/>
+    <w:bookmarkStart w:id="28" w:name="ivor-lewis-esophagectomy"/>
     <w:p>
       <w:pPr>
         <w:pStyle w:val="Heading2"/>
       </w:pPr>
       <w:r>
-        <w:t xml:space="preserve">5 Ivor Lewis esophagectomy</w:t>
+        <w:t xml:space="preserve">8 Ivor Lewis esophagectomy</w:t>
       </w:r>
     </w:p>
     <w:p>
@@ -354,18 +653,18 @@
           <wp:inline>
             <wp:extent cx="5334000" cy="5478622"/>
             <wp:effectExtent b="0" l="0" r="0" t="0"/>
-            <wp:docPr descr="" title="" id="23" name="Picture"/>
+            <wp:docPr descr="" title="" id="26" name="Picture"/>
             <a:graphic>
               <a:graphicData uri="http://schemas.openxmlformats.org/drawingml/2006/picture">
                 <pic:pic>
                   <pic:nvPicPr>
-                    <pic:cNvPr descr="images/Eso_IvorLewis_Anastomosis.png" id="24" name="Picture"/>
+                    <pic:cNvPr descr="images/Eso_IvorLewis_Anastomosis.png" id="27" name="Picture"/>
                     <pic:cNvPicPr>
                       <a:picLocks noChangeArrowheads="1" noChangeAspect="1"/>
                     </pic:cNvPicPr>
                   </pic:nvPicPr>
                   <pic:blipFill>
-                    <a:blip r:embed="rId22"/>
+                    <a:blip r:embed="rId25"/>
                     <a:stretch>
                       <a:fillRect/>
                     </a:stretch>
@@ -392,22 +691,22 @@
         </w:drawing>
       </w:r>
     </w:p>
-    <w:bookmarkEnd w:id="25"/>
-    <w:bookmarkStart w:id="29" w:name="minimally-invasive-ivor-lewis"/>
+    <w:bookmarkEnd w:id="28"/>
+    <w:bookmarkStart w:id="32" w:name="minimally-invasive-ivor-lewis"/>
     <w:p>
       <w:pPr>
         <w:pStyle w:val="Heading2"/>
       </w:pPr>
       <w:r>
-        <w:t xml:space="preserve">6 Minimally-invasive Ivor Lewis</w:t>
-      </w:r>
-    </w:p>
-    <w:p>
-      <w:pPr>
-        <w:pStyle w:val="Compact"/>
-        <w:numPr>
-          <w:ilvl w:val="0"/>
-          <w:numId w:val="1004"/>
+        <w:t xml:space="preserve">9 Minimally-invasive Ivor Lewis</w:t>
+      </w:r>
+    </w:p>
+    <w:p>
+      <w:pPr>
+        <w:pStyle w:val="Compact"/>
+        <w:numPr>
+          <w:ilvl w:val="0"/>
+          <w:numId w:val="1010"/>
         </w:numPr>
       </w:pPr>
       <w:r>
@@ -419,7 +718,7 @@
         <w:pStyle w:val="Compact"/>
         <w:numPr>
           <w:ilvl w:val="0"/>
-          <w:numId w:val="1004"/>
+          <w:numId w:val="1010"/>
         </w:numPr>
       </w:pPr>
       <w:r>
@@ -431,7 +730,7 @@
         <w:pStyle w:val="Compact"/>
         <w:numPr>
           <w:ilvl w:val="0"/>
-          <w:numId w:val="1004"/>
+          <w:numId w:val="1010"/>
         </w:numPr>
       </w:pPr>
       <w:r>
@@ -464,18 +763,18 @@
           <wp:inline>
             <wp:extent cx="5334000" cy="5481674"/>
             <wp:effectExtent b="0" l="0" r="0" t="0"/>
-            <wp:docPr descr="" title="" id="27" name="Picture"/>
+            <wp:docPr descr="" title="" id="30" name="Picture"/>
             <a:graphic>
               <a:graphicData uri="http://schemas.openxmlformats.org/drawingml/2006/picture">
                 <pic:pic>
                   <pic:nvPicPr>
-                    <pic:cNvPr descr="images/MIE_IvorLewisArtboard.png" id="28" name="Picture"/>
+                    <pic:cNvPr descr="images/MIE_IvorLewisArtboard.png" id="31" name="Picture"/>
                     <pic:cNvPicPr>
                       <a:picLocks noChangeArrowheads="1" noChangeAspect="1"/>
                     </pic:cNvPicPr>
                   </pic:nvPicPr>
                   <pic:blipFill>
-                    <a:blip r:embed="rId26"/>
+                    <a:blip r:embed="rId29"/>
                     <a:stretch>
                       <a:fillRect/>
                     </a:stretch>
@@ -502,14 +801,14 @@
         </w:drawing>
       </w:r>
     </w:p>
-    <w:bookmarkEnd w:id="29"/>
-    <w:bookmarkStart w:id="33" w:name="open-ivor-lewis"/>
+    <w:bookmarkEnd w:id="32"/>
+    <w:bookmarkStart w:id="36" w:name="open-ivor-lewis"/>
     <w:p>
       <w:pPr>
         <w:pStyle w:val="Heading2"/>
       </w:pPr>
       <w:r>
-        <w:t xml:space="preserve">7 Open Ivor Lewis</w:t>
+        <w:t xml:space="preserve">10 Open Ivor Lewis</w:t>
       </w:r>
     </w:p>
     <w:p>
@@ -537,18 +836,18 @@
           <wp:inline>
             <wp:extent cx="5334000" cy="5481674"/>
             <wp:effectExtent b="0" l="0" r="0" t="0"/>
-            <wp:docPr descr="" title="" id="31" name="Picture"/>
+            <wp:docPr descr="" title="" id="34" name="Picture"/>
             <a:graphic>
               <a:graphicData uri="http://schemas.openxmlformats.org/drawingml/2006/picture">
                 <pic:pic>
                   <pic:nvPicPr>
-                    <pic:cNvPr descr="images/IvorLewisArtboard.png" id="32" name="Picture"/>
+                    <pic:cNvPr descr="images/IvorLewisArtboard.png" id="35" name="Picture"/>
                     <pic:cNvPicPr>
                       <a:picLocks noChangeArrowheads="1" noChangeAspect="1"/>
                     </pic:cNvPicPr>
                   </pic:nvPicPr>
                   <pic:blipFill>
-                    <a:blip r:embed="rId30"/>
+                    <a:blip r:embed="rId33"/>
                     <a:stretch>
                       <a:fillRect/>
                     </a:stretch>
@@ -575,14 +874,14 @@
         </w:drawing>
       </w:r>
     </w:p>
-    <w:bookmarkEnd w:id="33"/>
-    <w:bookmarkStart w:id="37" w:name="total-esophagectomy"/>
+    <w:bookmarkEnd w:id="36"/>
+    <w:bookmarkStart w:id="40" w:name="total-esophagectomy"/>
     <w:p>
       <w:pPr>
         <w:pStyle w:val="Heading2"/>
       </w:pPr>
       <w:r>
-        <w:t xml:space="preserve">8 Total Esophagectomy</w:t>
+        <w:t xml:space="preserve">11 Total Esophagectomy</w:t>
       </w:r>
     </w:p>
     <w:p>
@@ -610,18 +909,18 @@
           <wp:inline>
             <wp:extent cx="5334000" cy="5481674"/>
             <wp:effectExtent b="0" l="0" r="0" t="0"/>
-            <wp:docPr descr="" title="" id="35" name="Picture"/>
+            <wp:docPr descr="" title="" id="38" name="Picture"/>
             <a:graphic>
               <a:graphicData uri="http://schemas.openxmlformats.org/drawingml/2006/picture">
                 <pic:pic>
                   <pic:nvPicPr>
-                    <pic:cNvPr descr="images/Eso_ProxTumorArtboard.png" id="36" name="Picture"/>
+                    <pic:cNvPr descr="images/Eso_ProxTumorArtboard.png" id="39" name="Picture"/>
                     <pic:cNvPicPr>
                       <a:picLocks noChangeArrowheads="1" noChangeAspect="1"/>
                     </pic:cNvPicPr>
                   </pic:nvPicPr>
                   <pic:blipFill>
-                    <a:blip r:embed="rId34"/>
+                    <a:blip r:embed="rId37"/>
                     <a:stretch>
                       <a:fillRect/>
                     </a:stretch>
@@ -648,72 +947,19 @@
         </w:drawing>
       </w:r>
     </w:p>
-    <w:bookmarkEnd w:id="37"/>
-    <w:bookmarkStart w:id="44" w:name="mckeown-esophagectomy"/>
+    <w:bookmarkEnd w:id="40"/>
+    <w:bookmarkStart w:id="47" w:name="mckeown-esophagectomy"/>
     <w:p>
       <w:pPr>
         <w:pStyle w:val="Heading2"/>
       </w:pPr>
       <w:r>
-        <w:t xml:space="preserve">9 McKeown Esophagectomy</w:t>
-      </w:r>
-    </w:p>
-    <w:p>
-      <w:pPr>
-        <w:pStyle w:val="FirstParagraph"/>
-      </w:pPr>
-      <w:r>
-        <w:drawing>
-          <wp:inline>
-            <wp:extent cx="5334000" cy="5481674"/>
-            <wp:effectExtent b="0" l="0" r="0" t="0"/>
-            <wp:docPr descr="" title="" id="39" name="Picture"/>
-            <a:graphic>
-              <a:graphicData uri="http://schemas.openxmlformats.org/drawingml/2006/picture">
-                <pic:pic>
-                  <pic:nvPicPr>
-                    <pic:cNvPr descr="images/Eso_ResectionTotalArtboard.png" id="40" name="Picture"/>
-                    <pic:cNvPicPr>
-                      <a:picLocks noChangeArrowheads="1" noChangeAspect="1"/>
-                    </pic:cNvPicPr>
-                  </pic:nvPicPr>
-                  <pic:blipFill>
-                    <a:blip r:embed="rId38"/>
-                    <a:stretch>
-                      <a:fillRect/>
-                    </a:stretch>
-                  </pic:blipFill>
-                  <pic:spPr bwMode="auto">
-                    <a:xfrm>
-                      <a:off x="0" y="0"/>
-                      <a:ext cx="5334000" cy="5481674"/>
-                    </a:xfrm>
-                    <a:prstGeom prst="rect">
-                      <a:avLst/>
-                    </a:prstGeom>
-                    <a:noFill/>
-                    <a:ln w="9525">
-                      <a:noFill/>
-                      <a:headEnd/>
-                      <a:tailEnd/>
-                    </a:ln>
-                  </pic:spPr>
-                </pic:pic>
-              </a:graphicData>
-            </a:graphic>
-          </wp:inline>
-        </w:drawing>
-      </w:r>
-      <w:r>
-        <w:t xml:space="preserve"> </w:t>
-      </w:r>
-      <w:r>
-        <w:t xml:space="preserve">All of esophagus removed</w:t>
-      </w:r>
-    </w:p>
-    <w:p>
-      <w:pPr>
-        <w:pStyle w:val="BodyText"/>
+        <w:t xml:space="preserve">12 McKeown Esophagectomy</w:t>
+      </w:r>
+    </w:p>
+    <w:p>
+      <w:pPr>
+        <w:pStyle w:val="FirstParagraph"/>
       </w:pPr>
       <w:r>
         <w:drawing>
@@ -725,7 +971,7 @@
               <a:graphicData uri="http://schemas.openxmlformats.org/drawingml/2006/picture">
                 <pic:pic>
                   <pic:nvPicPr>
-                    <pic:cNvPr descr="images/Eso_MIE_McKeownArtboard.png" id="43" name="Picture"/>
+                    <pic:cNvPr descr="images/Eso_ResectionTotalArtboard.png" id="43" name="Picture"/>
                     <pic:cNvPicPr>
                       <a:picLocks noChangeArrowheads="1" noChangeAspect="1"/>
                     </pic:cNvPicPr>
@@ -761,75 +1007,7 @@
         <w:t xml:space="preserve"> </w:t>
       </w:r>
       <w:r>
-        <w:t xml:space="preserve">Connection made in the neck</w:t>
-      </w:r>
-    </w:p>
-    <w:bookmarkEnd w:id="44"/>
-    <w:bookmarkStart w:id="45" w:name="risks-of-esophagectomy"/>
-    <w:p>
-      <w:pPr>
-        <w:pStyle w:val="Heading2"/>
-      </w:pPr>
-      <w:r>
-        <w:t xml:space="preserve">10 Risks of Esophagectomy</w:t>
-      </w:r>
-    </w:p>
-    <w:p>
-      <w:pPr>
-        <w:pStyle w:val="FirstParagraph"/>
-      </w:pPr>
-      <w:r>
-        <w:t xml:space="preserve">Esophagectomy is a complex operation, with a real risk of complications.</w:t>
-      </w:r>
-    </w:p>
-    <w:p>
-      <w:pPr>
-        <w:pStyle w:val="BodyText"/>
-      </w:pPr>
-      <w:r>
-        <w:t xml:space="preserve">Two significant complications:</w:t>
-      </w:r>
-    </w:p>
-    <w:p>
-      <w:pPr>
-        <w:pStyle w:val="Compact"/>
-        <w:numPr>
-          <w:ilvl w:val="0"/>
-          <w:numId w:val="1005"/>
-        </w:numPr>
-      </w:pPr>
-      <w:r>
-        <w:t xml:space="preserve">Anastomotic leak</w:t>
-      </w:r>
-    </w:p>
-    <w:p>
-      <w:pPr>
-        <w:pStyle w:val="Compact"/>
-        <w:numPr>
-          <w:ilvl w:val="0"/>
-          <w:numId w:val="1005"/>
-        </w:numPr>
-      </w:pPr>
-      <w:r>
-        <w:t xml:space="preserve">Pneumonia</w:t>
-      </w:r>
-    </w:p>
-    <w:bookmarkEnd w:id="45"/>
-    <w:bookmarkStart w:id="48" w:name="anastomotic-leak"/>
-    <w:p>
-      <w:pPr>
-        <w:pStyle w:val="Heading2"/>
-      </w:pPr>
-      <w:r>
-        <w:t xml:space="preserve">11 Anastomotic Leak</w:t>
-      </w:r>
-    </w:p>
-    <w:p>
-      <w:pPr>
-        <w:pStyle w:val="FirstParagraph"/>
-      </w:pPr>
-      <w:r>
-        <w:t xml:space="preserve">The anastomosis is surgical connection between the esophagus and the stomach.</w:t>
+        <w:t xml:space="preserve">All of esophagus removed</w:t>
       </w:r>
     </w:p>
     <w:p>
@@ -839,20 +1017,141 @@
       <w:r>
         <w:drawing>
           <wp:inline>
-            <wp:extent cx="5334000" cy="5478622"/>
+            <wp:extent cx="5334000" cy="5481674"/>
             <wp:effectExtent b="0" l="0" r="0" t="0"/>
-            <wp:docPr descr="" title="" id="46" name="Picture"/>
+            <wp:docPr descr="" title="" id="45" name="Picture"/>
             <a:graphic>
               <a:graphicData uri="http://schemas.openxmlformats.org/drawingml/2006/picture">
                 <pic:pic>
                   <pic:nvPicPr>
-                    <pic:cNvPr descr="images/Eso_IvorLewis_Anastomosis.png" id="47" name="Picture"/>
+                    <pic:cNvPr descr="images/Eso_MIE_McKeownArtboard.png" id="46" name="Picture"/>
                     <pic:cNvPicPr>
                       <a:picLocks noChangeArrowheads="1" noChangeAspect="1"/>
                     </pic:cNvPicPr>
                   </pic:nvPicPr>
                   <pic:blipFill>
-                    <a:blip r:embed="rId22"/>
+                    <a:blip r:embed="rId44"/>
+                    <a:stretch>
+                      <a:fillRect/>
+                    </a:stretch>
+                  </pic:blipFill>
+                  <pic:spPr bwMode="auto">
+                    <a:xfrm>
+                      <a:off x="0" y="0"/>
+                      <a:ext cx="5334000" cy="5481674"/>
+                    </a:xfrm>
+                    <a:prstGeom prst="rect">
+                      <a:avLst/>
+                    </a:prstGeom>
+                    <a:noFill/>
+                    <a:ln w="9525">
+                      <a:noFill/>
+                      <a:headEnd/>
+                      <a:tailEnd/>
+                    </a:ln>
+                  </pic:spPr>
+                </pic:pic>
+              </a:graphicData>
+            </a:graphic>
+          </wp:inline>
+        </w:drawing>
+      </w:r>
+      <w:r>
+        <w:t xml:space="preserve"> </w:t>
+      </w:r>
+      <w:r>
+        <w:t xml:space="preserve">Connection made in the neck</w:t>
+      </w:r>
+    </w:p>
+    <w:bookmarkEnd w:id="47"/>
+    <w:bookmarkStart w:id="48" w:name="risks-of-esophagectomy"/>
+    <w:p>
+      <w:pPr>
+        <w:pStyle w:val="Heading2"/>
+      </w:pPr>
+      <w:r>
+        <w:t xml:space="preserve">13 Risks of Esophagectomy</w:t>
+      </w:r>
+    </w:p>
+    <w:p>
+      <w:pPr>
+        <w:pStyle w:val="FirstParagraph"/>
+      </w:pPr>
+      <w:r>
+        <w:t xml:space="preserve">Esophagectomy is a complex operation, with a real risk of complications.</w:t>
+      </w:r>
+    </w:p>
+    <w:p>
+      <w:pPr>
+        <w:pStyle w:val="BodyText"/>
+      </w:pPr>
+      <w:r>
+        <w:t xml:space="preserve">Two significant complications:</w:t>
+      </w:r>
+    </w:p>
+    <w:p>
+      <w:pPr>
+        <w:pStyle w:val="Compact"/>
+        <w:numPr>
+          <w:ilvl w:val="0"/>
+          <w:numId w:val="1011"/>
+        </w:numPr>
+      </w:pPr>
+      <w:r>
+        <w:t xml:space="preserve">Anastomotic leak</w:t>
+      </w:r>
+    </w:p>
+    <w:p>
+      <w:pPr>
+        <w:pStyle w:val="Compact"/>
+        <w:numPr>
+          <w:ilvl w:val="0"/>
+          <w:numId w:val="1011"/>
+        </w:numPr>
+      </w:pPr>
+      <w:r>
+        <w:t xml:space="preserve">Pneumonia</w:t>
+      </w:r>
+    </w:p>
+    <w:bookmarkEnd w:id="48"/>
+    <w:bookmarkStart w:id="51" w:name="anastomotic-leak"/>
+    <w:p>
+      <w:pPr>
+        <w:pStyle w:val="Heading2"/>
+      </w:pPr>
+      <w:r>
+        <w:t xml:space="preserve">14 Anastomotic Leak</w:t>
+      </w:r>
+    </w:p>
+    <w:p>
+      <w:pPr>
+        <w:pStyle w:val="FirstParagraph"/>
+      </w:pPr>
+      <w:r>
+        <w:t xml:space="preserve">The anastomosis is surgical connection between the esophagus and the stomach.</w:t>
+      </w:r>
+    </w:p>
+    <w:p>
+      <w:pPr>
+        <w:pStyle w:val="BodyText"/>
+      </w:pPr>
+      <w:r>
+        <w:drawing>
+          <wp:inline>
+            <wp:extent cx="5334000" cy="5478622"/>
+            <wp:effectExtent b="0" l="0" r="0" t="0"/>
+            <wp:docPr descr="" title="" id="49" name="Picture"/>
+            <a:graphic>
+              <a:graphicData uri="http://schemas.openxmlformats.org/drawingml/2006/picture">
+                <pic:pic>
+                  <pic:nvPicPr>
+                    <pic:cNvPr descr="images/Eso_IvorLewis_Anastomosis.png" id="50" name="Picture"/>
+                    <pic:cNvPicPr>
+                      <a:picLocks noChangeArrowheads="1" noChangeAspect="1"/>
+                    </pic:cNvPicPr>
+                  </pic:nvPicPr>
+                  <pic:blipFill>
+                    <a:blip r:embed="rId25"/>
                     <a:stretch>
                       <a:fillRect/>
                     </a:stretch>
@@ -879,14 +1178,14 @@
         </w:drawing>
       </w:r>
     </w:p>
-    <w:bookmarkEnd w:id="48"/>
-    <w:bookmarkStart w:id="52" w:name="anastomotic-leak-1"/>
+    <w:bookmarkEnd w:id="51"/>
+    <w:bookmarkStart w:id="55" w:name="anastomotic-leak-1"/>
     <w:p>
       <w:pPr>
         <w:pStyle w:val="Heading2"/>
       </w:pPr>
       <w:r>
-        <w:t xml:space="preserve">12 Anastomotic Leak</w:t>
+        <w:t xml:space="preserve">15 Anastomotic Leak</w:t>
       </w:r>
     </w:p>
     <w:p>
@@ -902,7 +1201,7 @@
         <w:pStyle w:val="Compact"/>
         <w:numPr>
           <w:ilvl w:val="0"/>
-          <w:numId w:val="1006"/>
+          <w:numId w:val="1012"/>
         </w:numPr>
       </w:pPr>
       <w:r>
@@ -914,7 +1213,7 @@
         <w:pStyle w:val="Compact"/>
         <w:numPr>
           <w:ilvl w:val="0"/>
-          <w:numId w:val="1006"/>
+          <w:numId w:val="1012"/>
         </w:numPr>
       </w:pPr>
       <w:r>
@@ -926,7 +1225,7 @@
         <w:pStyle w:val="Compact"/>
         <w:numPr>
           <w:ilvl w:val="0"/>
-          <w:numId w:val="1006"/>
+          <w:numId w:val="1012"/>
         </w:numPr>
       </w:pPr>
       <w:r>
@@ -942,18 +1241,18 @@
           <wp:inline>
             <wp:extent cx="5334000" cy="5478622"/>
             <wp:effectExtent b="0" l="0" r="0" t="0"/>
-            <wp:docPr descr="" title="" id="50" name="Picture"/>
+            <wp:docPr descr="" title="" id="53" name="Picture"/>
             <a:graphic>
               <a:graphicData uri="http://schemas.openxmlformats.org/drawingml/2006/picture">
                 <pic:pic>
                   <pic:nvPicPr>
-                    <pic:cNvPr descr="images/Eso_IvorLewis_Leak.png" id="51" name="Picture"/>
+                    <pic:cNvPr descr="images/Eso_IvorLewis_Leak.png" id="54" name="Picture"/>
                     <pic:cNvPicPr>
                       <a:picLocks noChangeArrowheads="1" noChangeAspect="1"/>
                     </pic:cNvPicPr>
                   </pic:nvPicPr>
                   <pic:blipFill>
-                    <a:blip r:embed="rId49"/>
+                    <a:blip r:embed="rId52"/>
                     <a:stretch>
                       <a:fillRect/>
                     </a:stretch>
@@ -980,14 +1279,14 @@
         </w:drawing>
       </w:r>
     </w:p>
-    <w:bookmarkEnd w:id="52"/>
-    <w:bookmarkStart w:id="55" w:name="anastomotic-leak-2"/>
+    <w:bookmarkEnd w:id="55"/>
+    <w:bookmarkStart w:id="58" w:name="anastomotic-leak-2"/>
     <w:p>
       <w:pPr>
         <w:pStyle w:val="Heading2"/>
       </w:pPr>
       <w:r>
-        <w:t xml:space="preserve">13 Anastomotic Leak</w:t>
+        <w:t xml:space="preserve">16 Anastomotic Leak</w:t>
       </w:r>
     </w:p>
     <w:p>
@@ -1003,7 +1302,7 @@
         <w:pStyle w:val="Compact"/>
         <w:numPr>
           <w:ilvl w:val="0"/>
-          <w:numId w:val="1007"/>
+          <w:numId w:val="1013"/>
         </w:numPr>
       </w:pPr>
       <w:r>
@@ -1015,7 +1314,7 @@
         <w:pStyle w:val="Compact"/>
         <w:numPr>
           <w:ilvl w:val="0"/>
-          <w:numId w:val="1007"/>
+          <w:numId w:val="1013"/>
         </w:numPr>
       </w:pPr>
       <w:r>
@@ -1027,7 +1326,7 @@
         <w:pStyle w:val="Compact"/>
         <w:numPr>
           <w:ilvl w:val="0"/>
-          <w:numId w:val="1007"/>
+          <w:numId w:val="1013"/>
         </w:numPr>
       </w:pPr>
       <w:r>
@@ -1043,18 +1342,18 @@
           <wp:inline>
             <wp:extent cx="5334000" cy="5478622"/>
             <wp:effectExtent b="0" l="0" r="0" t="0"/>
-            <wp:docPr descr="" title="" id="53" name="Picture"/>
+            <wp:docPr descr="" title="" id="56" name="Picture"/>
             <a:graphic>
               <a:graphicData uri="http://schemas.openxmlformats.org/drawingml/2006/picture">
                 <pic:pic>
                   <pic:nvPicPr>
-                    <pic:cNvPr descr="images/Eso_IvorLewis_Leak.png" id="54" name="Picture"/>
+                    <pic:cNvPr descr="images/Eso_IvorLewis_Leak.png" id="57" name="Picture"/>
                     <pic:cNvPicPr>
                       <a:picLocks noChangeArrowheads="1" noChangeAspect="1"/>
                     </pic:cNvPicPr>
                   </pic:nvPicPr>
                   <pic:blipFill>
-                    <a:blip r:embed="rId49"/>
+                    <a:blip r:embed="rId52"/>
                     <a:stretch>
                       <a:fillRect/>
                     </a:stretch>
@@ -1081,14 +1380,14 @@
         </w:drawing>
       </w:r>
     </w:p>
-    <w:bookmarkEnd w:id="55"/>
-    <w:bookmarkStart w:id="58" w:name="anastomotic-leak-3"/>
+    <w:bookmarkEnd w:id="58"/>
+    <w:bookmarkStart w:id="61" w:name="anastomotic-leak-3"/>
     <w:p>
       <w:pPr>
         <w:pStyle w:val="Heading2"/>
       </w:pPr>
       <w:r>
-        <w:t xml:space="preserve">14 Anastomotic Leak</w:t>
+        <w:t xml:space="preserve">17 Anastomotic Leak</w:t>
       </w:r>
     </w:p>
     <w:p>
@@ -1104,7 +1403,7 @@
         <w:pStyle w:val="Compact"/>
         <w:numPr>
           <w:ilvl w:val="0"/>
-          <w:numId w:val="1008"/>
+          <w:numId w:val="1014"/>
         </w:numPr>
       </w:pPr>
       <w:r>
@@ -1116,7 +1415,7 @@
         <w:pStyle w:val="Compact"/>
         <w:numPr>
           <w:ilvl w:val="0"/>
-          <w:numId w:val="1008"/>
+          <w:numId w:val="1014"/>
         </w:numPr>
       </w:pPr>
       <w:r>
@@ -1128,7 +1427,7 @@
         <w:pStyle w:val="Compact"/>
         <w:numPr>
           <w:ilvl w:val="0"/>
-          <w:numId w:val="1008"/>
+          <w:numId w:val="1014"/>
         </w:numPr>
       </w:pPr>
       <w:r>
@@ -1144,18 +1443,18 @@
           <wp:inline>
             <wp:extent cx="5334000" cy="5478622"/>
             <wp:effectExtent b="0" l="0" r="0" t="0"/>
-            <wp:docPr descr="" title="" id="56" name="Picture"/>
+            <wp:docPr descr="" title="" id="59" name="Picture"/>
             <a:graphic>
               <a:graphicData uri="http://schemas.openxmlformats.org/drawingml/2006/picture">
                 <pic:pic>
                   <pic:nvPicPr>
-                    <pic:cNvPr descr="images/Eso_IvorLewis_Leak.png" id="57" name="Picture"/>
+                    <pic:cNvPr descr="images/Eso_IvorLewis_Leak.png" id="60" name="Picture"/>
                     <pic:cNvPicPr>
                       <a:picLocks noChangeArrowheads="1" noChangeAspect="1"/>
                     </pic:cNvPicPr>
                   </pic:nvPicPr>
                   <pic:blipFill>
-                    <a:blip r:embed="rId49"/>
+                    <a:blip r:embed="rId52"/>
                     <a:stretch>
                       <a:fillRect/>
                     </a:stretch>
@@ -1182,21 +1481,21 @@
         </w:drawing>
       </w:r>
     </w:p>
-    <w:bookmarkEnd w:id="58"/>
-    <w:bookmarkStart w:id="62" w:name="pneumonia"/>
+    <w:bookmarkEnd w:id="61"/>
+    <w:bookmarkStart w:id="65" w:name="pneumonia"/>
     <w:p>
       <w:pPr>
         <w:pStyle w:val="Heading2"/>
       </w:pPr>
       <w:r>
-        <w:t xml:space="preserve">15 Pneumonia</w:t>
-      </w:r>
-    </w:p>
-    <w:p>
-      <w:pPr>
-        <w:numPr>
-          <w:ilvl w:val="0"/>
-          <w:numId w:val="1009"/>
+        <w:t xml:space="preserve">18 Pneumonia</w:t>
+      </w:r>
+    </w:p>
+    <w:p>
+      <w:pPr>
+        <w:numPr>
+          <w:ilvl w:val="0"/>
+          <w:numId w:val="1015"/>
         </w:numPr>
       </w:pPr>
       <w:r>
@@ -1207,7 +1506,7 @@
       <w:pPr>
         <w:numPr>
           <w:ilvl w:val="0"/>
-          <w:numId w:val="1009"/>
+          <w:numId w:val="1015"/>
         </w:numPr>
       </w:pPr>
       <w:r>
@@ -1218,7 +1517,7 @@
       <w:pPr>
         <w:numPr>
           <w:ilvl w:val="0"/>
-          <w:numId w:val="1009"/>
+          <w:numId w:val="1015"/>
         </w:numPr>
       </w:pPr>
       <w:r>
@@ -1234,18 +1533,18 @@
           <wp:inline>
             <wp:extent cx="5334000" cy="5481674"/>
             <wp:effectExtent b="0" l="0" r="0" t="0"/>
-            <wp:docPr descr="" title="" id="60" name="Picture"/>
+            <wp:docPr descr="" title="" id="63" name="Picture"/>
             <a:graphic>
               <a:graphicData uri="http://schemas.openxmlformats.org/drawingml/2006/picture">
                 <pic:pic>
                   <pic:nvPicPr>
-                    <pic:cNvPr descr="images/Eso_LungsArtboard.png" id="61" name="Picture"/>
+                    <pic:cNvPr descr="images/Eso_LungsArtboard.png" id="64" name="Picture"/>
                     <pic:cNvPicPr>
                       <a:picLocks noChangeArrowheads="1" noChangeAspect="1"/>
                     </pic:cNvPicPr>
                   </pic:nvPicPr>
                   <pic:blipFill>
-                    <a:blip r:embed="rId59"/>
+                    <a:blip r:embed="rId62"/>
                     <a:stretch>
                       <a:fillRect/>
                     </a:stretch>
@@ -1272,14 +1571,14 @@
         </w:drawing>
       </w:r>
     </w:p>
-    <w:bookmarkEnd w:id="62"/>
-    <w:bookmarkStart w:id="63" w:name="preventing-pneumonia"/>
+    <w:bookmarkEnd w:id="65"/>
+    <w:bookmarkStart w:id="66" w:name="preventing-pneumonia"/>
     <w:p>
       <w:pPr>
         <w:pStyle w:val="Heading2"/>
       </w:pPr>
       <w:r>
-        <w:t xml:space="preserve">16 Preventing Pneumonia</w:t>
+        <w:t xml:space="preserve">19 Preventing Pneumonia</w:t>
       </w:r>
     </w:p>
     <w:p>
@@ -1295,7 +1594,7 @@
         <w:pStyle w:val="Compact"/>
         <w:numPr>
           <w:ilvl w:val="0"/>
-          <w:numId w:val="1010"/>
+          <w:numId w:val="1016"/>
         </w:numPr>
       </w:pPr>
       <w:r>
@@ -1307,7 +1606,7 @@
         <w:pStyle w:val="Compact"/>
         <w:numPr>
           <w:ilvl w:val="0"/>
-          <w:numId w:val="1010"/>
+          <w:numId w:val="1016"/>
         </w:numPr>
       </w:pPr>
       <w:r>
@@ -1319,7 +1618,7 @@
         <w:pStyle w:val="Compact"/>
         <w:numPr>
           <w:ilvl w:val="0"/>
-          <w:numId w:val="1010"/>
+          <w:numId w:val="1016"/>
         </w:numPr>
       </w:pPr>
       <w:r>
@@ -1339,7 +1638,7 @@
         <w:pStyle w:val="Compact"/>
         <w:numPr>
           <w:ilvl w:val="0"/>
-          <w:numId w:val="1011"/>
+          <w:numId w:val="1017"/>
         </w:numPr>
       </w:pPr>
       <w:r>
@@ -1351,73 +1650,26 @@
         <w:pStyle w:val="Compact"/>
         <w:numPr>
           <w:ilvl w:val="0"/>
-          <w:numId w:val="1011"/>
+          <w:numId w:val="1017"/>
         </w:numPr>
       </w:pPr>
       <w:r>
         <w:t xml:space="preserve">Walking in the halls as soon as possible</w:t>
       </w:r>
     </w:p>
-    <w:bookmarkEnd w:id="63"/>
-    <w:bookmarkStart w:id="70" w:name="minimally-invasive-esophagectomy"/>
+    <w:bookmarkEnd w:id="66"/>
+    <w:bookmarkStart w:id="73" w:name="minimally-invasive-esophagectomy"/>
     <w:p>
       <w:pPr>
         <w:pStyle w:val="Heading2"/>
       </w:pPr>
       <w:r>
-        <w:t xml:space="preserve">17 Minimally-invasive Esophagectomy</w:t>
-      </w:r>
-    </w:p>
-    <w:p>
-      <w:pPr>
-        <w:pStyle w:val="FirstParagraph"/>
-      </w:pPr>
-      <w:r>
-        <w:drawing>
-          <wp:inline>
-            <wp:extent cx="5334000" cy="4000500"/>
-            <wp:effectExtent b="0" l="0" r="0" t="0"/>
-            <wp:docPr descr="" title="" id="65" name="Picture"/>
-            <a:graphic>
-              <a:graphicData uri="http://schemas.openxmlformats.org/drawingml/2006/picture">
-                <pic:pic>
-                  <pic:nvPicPr>
-                    <pic:cNvPr descr="images/mie_abd.png" id="66" name="Picture"/>
-                    <pic:cNvPicPr>
-                      <a:picLocks noChangeArrowheads="1" noChangeAspect="1"/>
-                    </pic:cNvPicPr>
-                  </pic:nvPicPr>
-                  <pic:blipFill>
-                    <a:blip r:embed="rId64"/>
-                    <a:stretch>
-                      <a:fillRect/>
-                    </a:stretch>
-                  </pic:blipFill>
-                  <pic:spPr bwMode="auto">
-                    <a:xfrm>
-                      <a:off x="0" y="0"/>
-                      <a:ext cx="5334000" cy="4000500"/>
-                    </a:xfrm>
-                    <a:prstGeom prst="rect">
-                      <a:avLst/>
-                    </a:prstGeom>
-                    <a:noFill/>
-                    <a:ln w="9525">
-                      <a:noFill/>
-                      <a:headEnd/>
-                      <a:tailEnd/>
-                    </a:ln>
-                  </pic:spPr>
-                </pic:pic>
-              </a:graphicData>
-            </a:graphic>
-          </wp:inline>
-        </w:drawing>
-      </w:r>
-    </w:p>
-    <w:p>
-      <w:pPr>
-        <w:pStyle w:val="BodyText"/>
+        <w:t xml:space="preserve">20 Minimally-invasive Esophagectomy</w:t>
+      </w:r>
+    </w:p>
+    <w:p>
+      <w:pPr>
+        <w:pStyle w:val="FirstParagraph"/>
       </w:pPr>
       <w:r>
         <w:drawing>
@@ -1429,7 +1681,7 @@
               <a:graphicData uri="http://schemas.openxmlformats.org/drawingml/2006/picture">
                 <pic:pic>
                   <pic:nvPicPr>
-                    <pic:cNvPr descr="images/mie_chest.png" id="69" name="Picture"/>
+                    <pic:cNvPr descr="images/mie_abd.png" id="69" name="Picture"/>
                     <pic:cNvPicPr>
                       <a:picLocks noChangeArrowheads="1" noChangeAspect="1"/>
                     </pic:cNvPicPr>
@@ -1462,14 +1714,61 @@
         </w:drawing>
       </w:r>
     </w:p>
-    <w:bookmarkEnd w:id="70"/>
-    <w:bookmarkStart w:id="71" w:name="risks-of-surgery"/>
+    <w:p>
+      <w:pPr>
+        <w:pStyle w:val="BodyText"/>
+      </w:pPr>
+      <w:r>
+        <w:drawing>
+          <wp:inline>
+            <wp:extent cx="5334000" cy="4000500"/>
+            <wp:effectExtent b="0" l="0" r="0" t="0"/>
+            <wp:docPr descr="" title="" id="71" name="Picture"/>
+            <a:graphic>
+              <a:graphicData uri="http://schemas.openxmlformats.org/drawingml/2006/picture">
+                <pic:pic>
+                  <pic:nvPicPr>
+                    <pic:cNvPr descr="images/mie_chest.png" id="72" name="Picture"/>
+                    <pic:cNvPicPr>
+                      <a:picLocks noChangeArrowheads="1" noChangeAspect="1"/>
+                    </pic:cNvPicPr>
+                  </pic:nvPicPr>
+                  <pic:blipFill>
+                    <a:blip r:embed="rId70"/>
+                    <a:stretch>
+                      <a:fillRect/>
+                    </a:stretch>
+                  </pic:blipFill>
+                  <pic:spPr bwMode="auto">
+                    <a:xfrm>
+                      <a:off x="0" y="0"/>
+                      <a:ext cx="5334000" cy="4000500"/>
+                    </a:xfrm>
+                    <a:prstGeom prst="rect">
+                      <a:avLst/>
+                    </a:prstGeom>
+                    <a:noFill/>
+                    <a:ln w="9525">
+                      <a:noFill/>
+                      <a:headEnd/>
+                      <a:tailEnd/>
+                    </a:ln>
+                  </pic:spPr>
+                </pic:pic>
+              </a:graphicData>
+            </a:graphic>
+          </wp:inline>
+        </w:drawing>
+      </w:r>
+    </w:p>
+    <w:bookmarkEnd w:id="73"/>
+    <w:bookmarkStart w:id="74" w:name="risks-of-surgery"/>
     <w:p>
       <w:pPr>
         <w:pStyle w:val="Heading2"/>
       </w:pPr>
       <w:r>
-        <w:t xml:space="preserve">18 Risks of Surgery</w:t>
+        <w:t xml:space="preserve">21 Risks of Surgery</w:t>
       </w:r>
     </w:p>
     <w:p>
@@ -1485,7 +1784,7 @@
         <w:pStyle w:val="Compact"/>
         <w:numPr>
           <w:ilvl w:val="0"/>
-          <w:numId w:val="1012"/>
+          <w:numId w:val="1018"/>
         </w:numPr>
       </w:pPr>
       <w:r>
@@ -1497,7 +1796,7 @@
         <w:pStyle w:val="Compact"/>
         <w:numPr>
           <w:ilvl w:val="0"/>
-          <w:numId w:val="1012"/>
+          <w:numId w:val="1018"/>
         </w:numPr>
       </w:pPr>
       <w:r>
@@ -1509,7 +1808,7 @@
         <w:pStyle w:val="Compact"/>
         <w:numPr>
           <w:ilvl w:val="0"/>
-          <w:numId w:val="1012"/>
+          <w:numId w:val="1018"/>
         </w:numPr>
       </w:pPr>
       <w:r>
@@ -1521,7 +1820,7 @@
         <w:pStyle w:val="Compact"/>
         <w:numPr>
           <w:ilvl w:val="0"/>
-          <w:numId w:val="1012"/>
+          <w:numId w:val="1018"/>
         </w:numPr>
       </w:pPr>
       <w:r>
@@ -1533,21 +1832,21 @@
         <w:pStyle w:val="Compact"/>
         <w:numPr>
           <w:ilvl w:val="0"/>
-          <w:numId w:val="1012"/>
+          <w:numId w:val="1018"/>
         </w:numPr>
       </w:pPr>
       <w:r>
         <w:t xml:space="preserve">Pulmonary embolism (2%)</w:t>
       </w:r>
     </w:p>
-    <w:bookmarkEnd w:id="71"/>
-    <w:bookmarkStart w:id="72" w:name="risks-of-surgery-1"/>
+    <w:bookmarkEnd w:id="74"/>
+    <w:bookmarkStart w:id="75" w:name="risks-of-surgery-1"/>
     <w:p>
       <w:pPr>
         <w:pStyle w:val="Heading2"/>
       </w:pPr>
       <w:r>
-        <w:t xml:space="preserve">19 Risks of Surgery</w:t>
+        <w:t xml:space="preserve">22 Risks of Surgery</w:t>
       </w:r>
     </w:p>
     <w:p>
@@ -1563,7 +1862,7 @@
         <w:pStyle w:val="Compact"/>
         <w:numPr>
           <w:ilvl w:val="0"/>
-          <w:numId w:val="1013"/>
+          <w:numId w:val="1019"/>
         </w:numPr>
       </w:pPr>
       <w:r>
@@ -1575,7 +1874,7 @@
         <w:pStyle w:val="Compact"/>
         <w:numPr>
           <w:ilvl w:val="0"/>
-          <w:numId w:val="1013"/>
+          <w:numId w:val="1019"/>
         </w:numPr>
       </w:pPr>
       <w:r>
@@ -1587,7 +1886,7 @@
         <w:pStyle w:val="Compact"/>
         <w:numPr>
           <w:ilvl w:val="0"/>
-          <w:numId w:val="1013"/>
+          <w:numId w:val="1019"/>
         </w:numPr>
       </w:pPr>
       <w:r>
@@ -1599,7 +1898,7 @@
         <w:pStyle w:val="Compact"/>
         <w:numPr>
           <w:ilvl w:val="1"/>
-          <w:numId w:val="1014"/>
+          <w:numId w:val="1020"/>
         </w:numPr>
       </w:pPr>
       <w:r>
@@ -1611,7 +1910,7 @@
         <w:pStyle w:val="Compact"/>
         <w:numPr>
           <w:ilvl w:val="1"/>
-          <w:numId w:val="1014"/>
+          <w:numId w:val="1020"/>
         </w:numPr>
       </w:pPr>
       <w:r>
@@ -1623,21 +1922,21 @@
         <w:pStyle w:val="Compact"/>
         <w:numPr>
           <w:ilvl w:val="1"/>
-          <w:numId w:val="1014"/>
+          <w:numId w:val="1020"/>
         </w:numPr>
       </w:pPr>
       <w:r>
         <w:t xml:space="preserve">High risk = 30%</w:t>
       </w:r>
     </w:p>
-    <w:bookmarkEnd w:id="72"/>
-    <w:bookmarkStart w:id="73" w:name="risks-of-surgery-2"/>
+    <w:bookmarkEnd w:id="75"/>
+    <w:bookmarkStart w:id="76" w:name="risks-of-surgery-2"/>
     <w:p>
       <w:pPr>
         <w:pStyle w:val="Heading2"/>
       </w:pPr>
       <w:r>
-        <w:t xml:space="preserve">20 Risks of Surgery</w:t>
+        <w:t xml:space="preserve">23 Risks of Surgery</w:t>
       </w:r>
     </w:p>
     <w:p>
@@ -1772,22 +2071,22 @@
         </w:tc>
       </w:tr>
     </w:tbl>
-    <w:bookmarkEnd w:id="73"/>
-    <w:bookmarkStart w:id="74" w:name="day-prior-to-surgery"/>
+    <w:bookmarkEnd w:id="76"/>
+    <w:bookmarkStart w:id="77" w:name="day-prior-to-surgery"/>
     <w:p>
       <w:pPr>
         <w:pStyle w:val="Heading2"/>
       </w:pPr>
       <w:r>
-        <w:t xml:space="preserve">21 Day Prior to Surgery</w:t>
-      </w:r>
-    </w:p>
-    <w:p>
-      <w:pPr>
-        <w:pStyle w:val="Compact"/>
-        <w:numPr>
-          <w:ilvl w:val="0"/>
-          <w:numId w:val="1015"/>
+        <w:t xml:space="preserve">24 Day Prior to Surgery</w:t>
+      </w:r>
+    </w:p>
+    <w:p>
+      <w:pPr>
+        <w:pStyle w:val="Compact"/>
+        <w:numPr>
+          <w:ilvl w:val="0"/>
+          <w:numId w:val="1021"/>
         </w:numPr>
       </w:pPr>
       <w:r>
@@ -1799,7 +2098,7 @@
         <w:pStyle w:val="Compact"/>
         <w:numPr>
           <w:ilvl w:val="0"/>
-          <w:numId w:val="1015"/>
+          <w:numId w:val="1021"/>
         </w:numPr>
       </w:pPr>
       <w:r>
@@ -1811,29 +2110,29 @@
         <w:pStyle w:val="Compact"/>
         <w:numPr>
           <w:ilvl w:val="0"/>
-          <w:numId w:val="1015"/>
+          <w:numId w:val="1021"/>
         </w:numPr>
       </w:pPr>
       <w:r>
         <w:t xml:space="preserve">No tube feedings the night before surgery</w:t>
       </w:r>
     </w:p>
-    <w:bookmarkEnd w:id="74"/>
-    <w:bookmarkStart w:id="75" w:name="day-of-surgery"/>
+    <w:bookmarkEnd w:id="77"/>
+    <w:bookmarkStart w:id="78" w:name="day-of-surgery"/>
     <w:p>
       <w:pPr>
         <w:pStyle w:val="Heading2"/>
       </w:pPr>
       <w:r>
-        <w:t xml:space="preserve">22 Day of Surgery</w:t>
-      </w:r>
-    </w:p>
-    <w:p>
-      <w:pPr>
-        <w:pStyle w:val="Compact"/>
-        <w:numPr>
-          <w:ilvl w:val="0"/>
-          <w:numId w:val="1016"/>
+        <w:t xml:space="preserve">25 Day of Surgery</w:t>
+      </w:r>
+    </w:p>
+    <w:p>
+      <w:pPr>
+        <w:pStyle w:val="Compact"/>
+        <w:numPr>
+          <w:ilvl w:val="0"/>
+          <w:numId w:val="1022"/>
         </w:numPr>
       </w:pPr>
       <w:r>
@@ -1845,7 +2144,7 @@
         <w:pStyle w:val="Compact"/>
         <w:numPr>
           <w:ilvl w:val="0"/>
-          <w:numId w:val="1016"/>
+          <w:numId w:val="1022"/>
         </w:numPr>
       </w:pPr>
       <w:r>
@@ -1857,7 +2156,7 @@
         <w:pStyle w:val="Compact"/>
         <w:numPr>
           <w:ilvl w:val="0"/>
-          <w:numId w:val="1016"/>
+          <w:numId w:val="1022"/>
         </w:numPr>
       </w:pPr>
       <w:r>
@@ -1882,7 +2181,7 @@
         <w:pStyle w:val="Compact"/>
         <w:numPr>
           <w:ilvl w:val="0"/>
-          <w:numId w:val="1016"/>
+          <w:numId w:val="1022"/>
         </w:numPr>
       </w:pPr>
       <w:r>
@@ -1894,29 +2193,29 @@
         <w:pStyle w:val="Compact"/>
         <w:numPr>
           <w:ilvl w:val="0"/>
-          <w:numId w:val="1016"/>
+          <w:numId w:val="1022"/>
         </w:numPr>
       </w:pPr>
       <w:r>
         <w:t xml:space="preserve">Waiting room for family and friends on 5th floor</w:t>
       </w:r>
     </w:p>
-    <w:bookmarkEnd w:id="75"/>
-    <w:bookmarkStart w:id="76" w:name="epidural-catheter-for-pain-control"/>
+    <w:bookmarkEnd w:id="78"/>
+    <w:bookmarkStart w:id="79" w:name="epidural-catheter-for-pain-control"/>
     <w:p>
       <w:pPr>
         <w:pStyle w:val="Heading2"/>
       </w:pPr>
       <w:r>
-        <w:t xml:space="preserve">23 Epidural Catheter for Pain Control</w:t>
-      </w:r>
-    </w:p>
-    <w:p>
-      <w:pPr>
-        <w:pStyle w:val="Compact"/>
-        <w:numPr>
-          <w:ilvl w:val="0"/>
-          <w:numId w:val="1017"/>
+        <w:t xml:space="preserve">26 Epidural Catheter for Pain Control</w:t>
+      </w:r>
+    </w:p>
+    <w:p>
+      <w:pPr>
+        <w:pStyle w:val="Compact"/>
+        <w:numPr>
+          <w:ilvl w:val="0"/>
+          <w:numId w:val="1023"/>
         </w:numPr>
       </w:pPr>
       <w:r>
@@ -1928,7 +2227,7 @@
         <w:pStyle w:val="Compact"/>
         <w:numPr>
           <w:ilvl w:val="0"/>
-          <w:numId w:val="1017"/>
+          <w:numId w:val="1023"/>
         </w:numPr>
       </w:pPr>
       <w:r>
@@ -1940,7 +2239,7 @@
         <w:pStyle w:val="Compact"/>
         <w:numPr>
           <w:ilvl w:val="0"/>
-          <w:numId w:val="1017"/>
+          <w:numId w:val="1023"/>
         </w:numPr>
       </w:pPr>
       <w:r>
@@ -1952,7 +2251,7 @@
         <w:pStyle w:val="Compact"/>
         <w:numPr>
           <w:ilvl w:val="0"/>
-          <w:numId w:val="1017"/>
+          <w:numId w:val="1023"/>
         </w:numPr>
       </w:pPr>
       <w:r>
@@ -1964,29 +2263,29 @@
         <w:pStyle w:val="Compact"/>
         <w:numPr>
           <w:ilvl w:val="0"/>
-          <w:numId w:val="1017"/>
+          <w:numId w:val="1023"/>
         </w:numPr>
       </w:pPr>
       <w:r>
         <w:t xml:space="preserve">Foley catheter removed after epidural removed</w:t>
       </w:r>
     </w:p>
-    <w:bookmarkEnd w:id="76"/>
-    <w:bookmarkStart w:id="77" w:name="intensive-care-unit-icu-2-4-days"/>
+    <w:bookmarkEnd w:id="79"/>
+    <w:bookmarkStart w:id="80" w:name="intensive-care-unit-icu-2-4-days"/>
     <w:p>
       <w:pPr>
         <w:pStyle w:val="Heading2"/>
       </w:pPr>
       <w:r>
-        <w:t xml:space="preserve">24 Intensive Care Unit (ICU) (2-4 days)</w:t>
-      </w:r>
-    </w:p>
-    <w:p>
-      <w:pPr>
-        <w:pStyle w:val="Compact"/>
-        <w:numPr>
-          <w:ilvl w:val="0"/>
-          <w:numId w:val="1018"/>
+        <w:t xml:space="preserve">27 Intensive Care Unit (ICU) (2-4 days)</w:t>
+      </w:r>
+    </w:p>
+    <w:p>
+      <w:pPr>
+        <w:pStyle w:val="Compact"/>
+        <w:numPr>
+          <w:ilvl w:val="0"/>
+          <w:numId w:val="1024"/>
         </w:numPr>
       </w:pPr>
       <w:r>
@@ -1998,7 +2297,7 @@
         <w:pStyle w:val="Compact"/>
         <w:numPr>
           <w:ilvl w:val="0"/>
-          <w:numId w:val="1018"/>
+          <w:numId w:val="1024"/>
         </w:numPr>
       </w:pPr>
       <w:r>
@@ -2010,7 +2309,7 @@
         <w:pStyle w:val="Compact"/>
         <w:numPr>
           <w:ilvl w:val="0"/>
-          <w:numId w:val="1018"/>
+          <w:numId w:val="1024"/>
         </w:numPr>
       </w:pPr>
       <w:r>
@@ -2022,7 +2321,7 @@
         <w:pStyle w:val="Compact"/>
         <w:numPr>
           <w:ilvl w:val="0"/>
-          <w:numId w:val="1018"/>
+          <w:numId w:val="1024"/>
         </w:numPr>
       </w:pPr>
       <w:r>
@@ -2034,7 +2333,7 @@
         <w:pStyle w:val="Compact"/>
         <w:numPr>
           <w:ilvl w:val="0"/>
-          <w:numId w:val="1018"/>
+          <w:numId w:val="1024"/>
         </w:numPr>
       </w:pPr>
       <w:r>
@@ -2046,29 +2345,29 @@
         <w:pStyle w:val="Compact"/>
         <w:numPr>
           <w:ilvl w:val="0"/>
-          <w:numId w:val="1018"/>
+          <w:numId w:val="1024"/>
         </w:numPr>
       </w:pPr>
       <w:r>
         <w:t xml:space="preserve">Feeding jejunostomy (usually stays in 8 wks)</w:t>
       </w:r>
     </w:p>
-    <w:bookmarkEnd w:id="77"/>
-    <w:bookmarkStart w:id="78" w:name="intensive-care-unit-icu"/>
+    <w:bookmarkEnd w:id="80"/>
+    <w:bookmarkStart w:id="81" w:name="intensive-care-unit-icu"/>
     <w:p>
       <w:pPr>
         <w:pStyle w:val="Heading2"/>
       </w:pPr>
       <w:r>
-        <w:t xml:space="preserve">25 Intensive Care Unit (ICU)</w:t>
-      </w:r>
-    </w:p>
-    <w:p>
-      <w:pPr>
-        <w:pStyle w:val="Compact"/>
-        <w:numPr>
-          <w:ilvl w:val="0"/>
-          <w:numId w:val="1019"/>
+        <w:t xml:space="preserve">28 Intensive Care Unit (ICU)</w:t>
+      </w:r>
+    </w:p>
+    <w:p>
+      <w:pPr>
+        <w:pStyle w:val="Compact"/>
+        <w:numPr>
+          <w:ilvl w:val="0"/>
+          <w:numId w:val="1025"/>
         </w:numPr>
       </w:pPr>
       <w:r>
@@ -2080,7 +2379,7 @@
         <w:pStyle w:val="Compact"/>
         <w:numPr>
           <w:ilvl w:val="0"/>
-          <w:numId w:val="1019"/>
+          <w:numId w:val="1025"/>
         </w:numPr>
       </w:pPr>
       <w:r>
@@ -2092,7 +2391,7 @@
         <w:pStyle w:val="Compact"/>
         <w:numPr>
           <w:ilvl w:val="0"/>
-          <w:numId w:val="1019"/>
+          <w:numId w:val="1025"/>
         </w:numPr>
       </w:pPr>
       <w:r>
@@ -2104,7 +2403,7 @@
         <w:pStyle w:val="Compact"/>
         <w:numPr>
           <w:ilvl w:val="0"/>
-          <w:numId w:val="1019"/>
+          <w:numId w:val="1025"/>
         </w:numPr>
       </w:pPr>
       <w:r>
@@ -2116,29 +2415,29 @@
         <w:pStyle w:val="Compact"/>
         <w:numPr>
           <w:ilvl w:val="0"/>
-          <w:numId w:val="1019"/>
+          <w:numId w:val="1025"/>
         </w:numPr>
       </w:pPr>
       <w:r>
         <w:t xml:space="preserve">Feeding jejunostomy (stays in 8 weeks)</w:t>
       </w:r>
     </w:p>
-    <w:bookmarkEnd w:id="78"/>
-    <w:bookmarkStart w:id="79" w:name="ward---6tower"/>
+    <w:bookmarkEnd w:id="81"/>
+    <w:bookmarkStart w:id="82" w:name="ward---6tower"/>
     <w:p>
       <w:pPr>
         <w:pStyle w:val="Heading2"/>
       </w:pPr>
       <w:r>
-        <w:t xml:space="preserve">26 Ward - 6Tower</w:t>
-      </w:r>
-    </w:p>
-    <w:p>
-      <w:pPr>
-        <w:pStyle w:val="Compact"/>
-        <w:numPr>
-          <w:ilvl w:val="0"/>
-          <w:numId w:val="1020"/>
+        <w:t xml:space="preserve">29 Ward - 6Tower</w:t>
+      </w:r>
+    </w:p>
+    <w:p>
+      <w:pPr>
+        <w:pStyle w:val="Compact"/>
+        <w:numPr>
+          <w:ilvl w:val="0"/>
+          <w:numId w:val="1026"/>
         </w:numPr>
       </w:pPr>
       <w:r>
@@ -2150,7 +2449,7 @@
         <w:pStyle w:val="Compact"/>
         <w:numPr>
           <w:ilvl w:val="0"/>
-          <w:numId w:val="1020"/>
+          <w:numId w:val="1026"/>
         </w:numPr>
       </w:pPr>
       <w:r>
@@ -2162,7 +2461,7 @@
         <w:pStyle w:val="Compact"/>
         <w:numPr>
           <w:ilvl w:val="0"/>
-          <w:numId w:val="1020"/>
+          <w:numId w:val="1026"/>
         </w:numPr>
       </w:pPr>
       <w:r>
@@ -2174,7 +2473,7 @@
         <w:pStyle w:val="Compact"/>
         <w:numPr>
           <w:ilvl w:val="1"/>
-          <w:numId w:val="1021"/>
+          <w:numId w:val="1027"/>
         </w:numPr>
       </w:pPr>
       <w:r>
@@ -2186,7 +2485,7 @@
         <w:pStyle w:val="Compact"/>
         <w:numPr>
           <w:ilvl w:val="1"/>
-          <w:numId w:val="1021"/>
+          <w:numId w:val="1027"/>
         </w:numPr>
       </w:pPr>
       <w:r>
@@ -2198,21 +2497,21 @@
         <w:pStyle w:val="Compact"/>
         <w:numPr>
           <w:ilvl w:val="1"/>
-          <w:numId w:val="1021"/>
+          <w:numId w:val="1027"/>
         </w:numPr>
       </w:pPr>
       <w:r>
         <w:t xml:space="preserve">Prevents loss of muscle strength</w:t>
       </w:r>
     </w:p>
-    <w:bookmarkEnd w:id="79"/>
-    <w:bookmarkStart w:id="80" w:name="jejunostomy-feeds"/>
+    <w:bookmarkEnd w:id="82"/>
+    <w:bookmarkStart w:id="83" w:name="jejunostomy-feeds"/>
     <w:p>
       <w:pPr>
         <w:pStyle w:val="Heading2"/>
       </w:pPr>
       <w:r>
-        <w:t xml:space="preserve">27 Jejunostomy Feeds</w:t>
+        <w:t xml:space="preserve">30 Jejunostomy Feeds</w:t>
       </w:r>
     </w:p>
     <w:p>
@@ -2228,7 +2527,7 @@
         <w:pStyle w:val="Compact"/>
         <w:numPr>
           <w:ilvl w:val="0"/>
-          <w:numId w:val="1022"/>
+          <w:numId w:val="1028"/>
         </w:numPr>
       </w:pPr>
       <w:r>
@@ -2240,7 +2539,7 @@
         <w:pStyle w:val="Compact"/>
         <w:numPr>
           <w:ilvl w:val="0"/>
-          <w:numId w:val="1022"/>
+          <w:numId w:val="1028"/>
         </w:numPr>
       </w:pPr>
       <w:r>
@@ -2260,7 +2559,7 @@
         <w:pStyle w:val="Compact"/>
         <w:numPr>
           <w:ilvl w:val="0"/>
-          <w:numId w:val="1023"/>
+          <w:numId w:val="1029"/>
         </w:numPr>
       </w:pPr>
       <w:r>
@@ -2272,39 +2571,39 @@
         <w:pStyle w:val="Compact"/>
         <w:numPr>
           <w:ilvl w:val="0"/>
-          <w:numId w:val="1023"/>
+          <w:numId w:val="1029"/>
         </w:numPr>
       </w:pPr>
       <w:r>
         <w:t xml:space="preserve">Important to prevent dehydration</w:t>
       </w:r>
     </w:p>
-    <w:bookmarkEnd w:id="80"/>
-    <w:bookmarkStart w:id="81" w:name="jejunostomy-tube"/>
+    <w:bookmarkEnd w:id="83"/>
+    <w:bookmarkStart w:id="84" w:name="jejunostomy-tube"/>
     <w:p>
       <w:pPr>
         <w:pStyle w:val="Heading2"/>
       </w:pPr>
       <w:r>
-        <w:t xml:space="preserve">28 Jejunostomy Tube</w:t>
-      </w:r>
-    </w:p>
-    <w:bookmarkEnd w:id="81"/>
-    <w:bookmarkStart w:id="82" w:name="jejunostomy-typical-regimen"/>
+        <w:t xml:space="preserve">31 Jejunostomy Tube</w:t>
+      </w:r>
+    </w:p>
+    <w:bookmarkEnd w:id="84"/>
+    <w:bookmarkStart w:id="85" w:name="jejunostomy-typical-regimen"/>
     <w:p>
       <w:pPr>
         <w:pStyle w:val="Heading2"/>
       </w:pPr>
       <w:r>
-        <w:t xml:space="preserve">29 Jejunostomy Typical Regimen</w:t>
-      </w:r>
-    </w:p>
-    <w:p>
-      <w:pPr>
-        <w:pStyle w:val="Compact"/>
-        <w:numPr>
-          <w:ilvl w:val="0"/>
-          <w:numId w:val="1024"/>
+        <w:t xml:space="preserve">32 Jejunostomy Typical Regimen</w:t>
+      </w:r>
+    </w:p>
+    <w:p>
+      <w:pPr>
+        <w:pStyle w:val="Compact"/>
+        <w:numPr>
+          <w:ilvl w:val="0"/>
+          <w:numId w:val="1030"/>
         </w:numPr>
       </w:pPr>
       <w:r>
@@ -2316,7 +2615,7 @@
         <w:pStyle w:val="Compact"/>
         <w:numPr>
           <w:ilvl w:val="1"/>
-          <w:numId w:val="1025"/>
+          <w:numId w:val="1031"/>
         </w:numPr>
       </w:pPr>
       <w:r>
@@ -2328,7 +2627,7 @@
         <w:pStyle w:val="Compact"/>
         <w:numPr>
           <w:ilvl w:val="1"/>
-          <w:numId w:val="1025"/>
+          <w:numId w:val="1031"/>
         </w:numPr>
       </w:pPr>
       <w:r>
@@ -2340,7 +2639,7 @@
         <w:pStyle w:val="Compact"/>
         <w:numPr>
           <w:ilvl w:val="0"/>
-          <w:numId w:val="1024"/>
+          <w:numId w:val="1030"/>
         </w:numPr>
       </w:pPr>
       <w:r>
@@ -2355,14 +2654,14 @@
         <w:t xml:space="preserve">Hospital nurses will teach use of the feeding tube</w:t>
       </w:r>
     </w:p>
-    <w:bookmarkEnd w:id="82"/>
-    <w:bookmarkStart w:id="83" w:name="jejunostomy-feeds-with-diabetes"/>
+    <w:bookmarkEnd w:id="85"/>
+    <w:bookmarkStart w:id="86" w:name="jejunostomy-feeds-with-diabetes"/>
     <w:p>
       <w:pPr>
         <w:pStyle w:val="Heading2"/>
       </w:pPr>
       <w:r>
-        <w:t xml:space="preserve">30 Jejunostomy Feeds with Diabetes</w:t>
+        <w:t xml:space="preserve">33 Jejunostomy Feeds with Diabetes</w:t>
       </w:r>
     </w:p>
     <w:p>
@@ -2378,7 +2677,7 @@
         <w:pStyle w:val="Compact"/>
         <w:numPr>
           <w:ilvl w:val="0"/>
-          <w:numId w:val="1026"/>
+          <w:numId w:val="1032"/>
         </w:numPr>
       </w:pPr>
       <w:r>
@@ -2398,7 +2697,7 @@
         <w:pStyle w:val="Compact"/>
         <w:numPr>
           <w:ilvl w:val="0"/>
-          <w:numId w:val="1027"/>
+          <w:numId w:val="1033"/>
         </w:numPr>
       </w:pPr>
       <w:r>
@@ -2410,7 +2709,7 @@
         <w:pStyle w:val="Compact"/>
         <w:numPr>
           <w:ilvl w:val="0"/>
-          <w:numId w:val="1027"/>
+          <w:numId w:val="1033"/>
         </w:numPr>
       </w:pPr>
       <w:r>
@@ -2422,7 +2721,7 @@
         <w:pStyle w:val="Compact"/>
         <w:numPr>
           <w:ilvl w:val="0"/>
-          <w:numId w:val="1027"/>
+          <w:numId w:val="1033"/>
         </w:numPr>
       </w:pPr>
       <w:r>
@@ -2434,39 +2733,39 @@
         <w:pStyle w:val="Compact"/>
         <w:numPr>
           <w:ilvl w:val="0"/>
-          <w:numId w:val="1027"/>
+          <w:numId w:val="1033"/>
         </w:numPr>
       </w:pPr>
       <w:r>
         <w:t xml:space="preserve">No insulin if tube feedings are not run</w:t>
       </w:r>
     </w:p>
-    <w:bookmarkEnd w:id="83"/>
-    <w:bookmarkStart w:id="84" w:name="jejunostomy-video"/>
+    <w:bookmarkEnd w:id="86"/>
+    <w:bookmarkStart w:id="87" w:name="jejunostomy-video"/>
     <w:p>
       <w:pPr>
         <w:pStyle w:val="Heading2"/>
       </w:pPr>
       <w:r>
-        <w:t xml:space="preserve">31 Jejunostomy Video</w:t>
-      </w:r>
-    </w:p>
-    <w:bookmarkEnd w:id="84"/>
-    <w:bookmarkStart w:id="85" w:name="activity-after-surgery"/>
+        <w:t xml:space="preserve">34 Jejunostomy Video</w:t>
+      </w:r>
+    </w:p>
+    <w:bookmarkEnd w:id="87"/>
+    <w:bookmarkStart w:id="88" w:name="activity-after-surgery"/>
     <w:p>
       <w:pPr>
         <w:pStyle w:val="Heading2"/>
       </w:pPr>
       <w:r>
-        <w:t xml:space="preserve">32 Activity after Surgery</w:t>
-      </w:r>
-    </w:p>
-    <w:p>
-      <w:pPr>
-        <w:pStyle w:val="Compact"/>
-        <w:numPr>
-          <w:ilvl w:val="0"/>
-          <w:numId w:val="1028"/>
+        <w:t xml:space="preserve">35 Activity after Surgery</w:t>
+      </w:r>
+    </w:p>
+    <w:p>
+      <w:pPr>
+        <w:pStyle w:val="Compact"/>
+        <w:numPr>
+          <w:ilvl w:val="0"/>
+          <w:numId w:val="1034"/>
         </w:numPr>
       </w:pPr>
       <w:r>
@@ -2478,7 +2777,7 @@
         <w:pStyle w:val="Compact"/>
         <w:numPr>
           <w:ilvl w:val="0"/>
-          <w:numId w:val="1028"/>
+          <w:numId w:val="1034"/>
         </w:numPr>
       </w:pPr>
       <w:r>
@@ -2490,7 +2789,7 @@
         <w:pStyle w:val="Compact"/>
         <w:numPr>
           <w:ilvl w:val="0"/>
-          <w:numId w:val="1028"/>
+          <w:numId w:val="1034"/>
         </w:numPr>
       </w:pPr>
       <w:r>
@@ -2502,7 +2801,7 @@
         <w:pStyle w:val="Compact"/>
         <w:numPr>
           <w:ilvl w:val="1"/>
-          <w:numId w:val="1029"/>
+          <w:numId w:val="1035"/>
         </w:numPr>
       </w:pPr>
       <w:r>
@@ -2514,21 +2813,21 @@
         <w:pStyle w:val="Compact"/>
         <w:numPr>
           <w:ilvl w:val="1"/>
-          <w:numId w:val="1029"/>
+          <w:numId w:val="1035"/>
         </w:numPr>
       </w:pPr>
       <w:r>
         <w:t xml:space="preserve">Prevent muscle loss</w:t>
       </w:r>
     </w:p>
-    <w:bookmarkEnd w:id="85"/>
-    <w:bookmarkStart w:id="86" w:name="nasogastric-ng-tube"/>
+    <w:bookmarkEnd w:id="88"/>
+    <w:bookmarkStart w:id="89" w:name="nasogastric-ng-tube"/>
     <w:p>
       <w:pPr>
         <w:pStyle w:val="Heading2"/>
       </w:pPr>
       <w:r>
-        <w:t xml:space="preserve">33 Nasogastric (NG) Tube</w:t>
+        <w:t xml:space="preserve">36 Nasogastric (NG) Tube</w:t>
       </w:r>
     </w:p>
     <w:p>
@@ -2544,7 +2843,7 @@
         <w:pStyle w:val="Compact"/>
         <w:numPr>
           <w:ilvl w:val="0"/>
-          <w:numId w:val="1030"/>
+          <w:numId w:val="1036"/>
         </w:numPr>
       </w:pPr>
       <w:r>
@@ -2556,7 +2855,7 @@
         <w:pStyle w:val="Compact"/>
         <w:numPr>
           <w:ilvl w:val="0"/>
-          <w:numId w:val="1030"/>
+          <w:numId w:val="1036"/>
         </w:numPr>
       </w:pPr>
       <w:r>
@@ -2576,7 +2875,7 @@
         <w:pStyle w:val="Compact"/>
         <w:numPr>
           <w:ilvl w:val="0"/>
-          <w:numId w:val="1031"/>
+          <w:numId w:val="1037"/>
         </w:numPr>
       </w:pPr>
       <w:r>
@@ -2605,21 +2904,21 @@
         <w:pStyle w:val="Compact"/>
         <w:numPr>
           <w:ilvl w:val="0"/>
-          <w:numId w:val="1031"/>
+          <w:numId w:val="1037"/>
         </w:numPr>
       </w:pPr>
       <w:r>
         <w:t xml:space="preserve">Otherwise, X-ray repeated 2-3 days later</w:t>
       </w:r>
     </w:p>
-    <w:bookmarkEnd w:id="86"/>
-    <w:bookmarkStart w:id="87" w:name="swallowing-evaluation"/>
+    <w:bookmarkEnd w:id="89"/>
+    <w:bookmarkStart w:id="90" w:name="swallowing-evaluation"/>
     <w:p>
       <w:pPr>
         <w:pStyle w:val="Heading2"/>
       </w:pPr>
       <w:r>
-        <w:t xml:space="preserve">34 Swallowing Evaluation</w:t>
+        <w:t xml:space="preserve">37 Swallowing Evaluation</w:t>
       </w:r>
     </w:p>
     <w:p>
@@ -2643,7 +2942,7 @@
         <w:pStyle w:val="Compact"/>
         <w:numPr>
           <w:ilvl w:val="0"/>
-          <w:numId w:val="1032"/>
+          <w:numId w:val="1038"/>
         </w:numPr>
       </w:pPr>
       <w:r>
@@ -2655,7 +2954,7 @@
         <w:pStyle w:val="Compact"/>
         <w:numPr>
           <w:ilvl w:val="0"/>
-          <w:numId w:val="1032"/>
+          <w:numId w:val="1038"/>
         </w:numPr>
       </w:pPr>
       <w:r>
@@ -2667,7 +2966,7 @@
         <w:pStyle w:val="Compact"/>
         <w:numPr>
           <w:ilvl w:val="0"/>
-          <w:numId w:val="1032"/>
+          <w:numId w:val="1038"/>
         </w:numPr>
       </w:pPr>
       <w:r>
@@ -2691,14 +2990,14 @@
         <w:t xml:space="preserve">liquids started by mouth</w:t>
       </w:r>
     </w:p>
-    <w:bookmarkEnd w:id="87"/>
-    <w:bookmarkStart w:id="88" w:name="oral-intake-at-home"/>
+    <w:bookmarkEnd w:id="90"/>
+    <w:bookmarkStart w:id="91" w:name="oral-intake-at-home"/>
     <w:p>
       <w:pPr>
         <w:pStyle w:val="Heading2"/>
       </w:pPr>
       <w:r>
-        <w:t xml:space="preserve">35 Oral Intake at Home</w:t>
+        <w:t xml:space="preserve">38 Oral Intake at Home</w:t>
       </w:r>
     </w:p>
     <w:p>
@@ -2725,7 +3024,7 @@
         <w:pStyle w:val="Compact"/>
         <w:numPr>
           <w:ilvl w:val="0"/>
-          <w:numId w:val="1033"/>
+          <w:numId w:val="1039"/>
         </w:numPr>
       </w:pPr>
       <w:r>
@@ -2737,21 +3036,21 @@
         <w:pStyle w:val="Compact"/>
         <w:numPr>
           <w:ilvl w:val="0"/>
-          <w:numId w:val="1033"/>
+          <w:numId w:val="1039"/>
         </w:numPr>
       </w:pPr>
       <w:r>
         <w:t xml:space="preserve">4 oz per hour if 2oz are tolerated well</w:t>
       </w:r>
     </w:p>
-    <w:bookmarkEnd w:id="88"/>
-    <w:bookmarkStart w:id="89" w:name="discharge"/>
+    <w:bookmarkEnd w:id="91"/>
+    <w:bookmarkStart w:id="92" w:name="discharge"/>
     <w:p>
       <w:pPr>
         <w:pStyle w:val="Heading2"/>
       </w:pPr>
       <w:r>
-        <w:t xml:space="preserve">36 Discharge</w:t>
+        <w:t xml:space="preserve">39 Discharge</w:t>
       </w:r>
     </w:p>
     <w:p>
@@ -2767,7 +3066,7 @@
         <w:pStyle w:val="Compact"/>
         <w:numPr>
           <w:ilvl w:val="0"/>
-          <w:numId w:val="1034"/>
+          <w:numId w:val="1040"/>
         </w:numPr>
       </w:pPr>
       <w:r>
@@ -2779,7 +3078,7 @@
         <w:pStyle w:val="Compact"/>
         <w:numPr>
           <w:ilvl w:val="0"/>
-          <w:numId w:val="1034"/>
+          <w:numId w:val="1040"/>
         </w:numPr>
       </w:pPr>
       <w:r>
@@ -2791,7 +3090,7 @@
         <w:pStyle w:val="Compact"/>
         <w:numPr>
           <w:ilvl w:val="1"/>
-          <w:numId w:val="1035"/>
+          <w:numId w:val="1041"/>
         </w:numPr>
       </w:pPr>
       <w:r>
@@ -2803,7 +3102,7 @@
         <w:pStyle w:val="Compact"/>
         <w:numPr>
           <w:ilvl w:val="1"/>
-          <w:numId w:val="1035"/>
+          <w:numId w:val="1041"/>
         </w:numPr>
       </w:pPr>
       <w:r>
@@ -2815,7 +3114,7 @@
         <w:pStyle w:val="Compact"/>
         <w:numPr>
           <w:ilvl w:val="0"/>
-          <w:numId w:val="1034"/>
+          <w:numId w:val="1040"/>
         </w:numPr>
       </w:pPr>
       <w:r>
@@ -2827,7 +3126,7 @@
         <w:pStyle w:val="Compact"/>
         <w:numPr>
           <w:ilvl w:val="0"/>
-          <w:numId w:val="1034"/>
+          <w:numId w:val="1040"/>
         </w:numPr>
       </w:pPr>
       <w:r>
@@ -2839,21 +3138,21 @@
         <w:pStyle w:val="Compact"/>
         <w:numPr>
           <w:ilvl w:val="0"/>
-          <w:numId w:val="1034"/>
+          <w:numId w:val="1040"/>
         </w:numPr>
       </w:pPr>
       <w:r>
         <w:t xml:space="preserve">Home infusion (tube feeding supplies)</w:t>
       </w:r>
     </w:p>
-    <w:bookmarkEnd w:id="89"/>
-    <w:bookmarkStart w:id="90" w:name="nutrition-after-surgery"/>
+    <w:bookmarkEnd w:id="92"/>
+    <w:bookmarkStart w:id="93" w:name="nutrition-after-surgery"/>
     <w:p>
       <w:pPr>
         <w:pStyle w:val="Heading2"/>
       </w:pPr>
       <w:r>
-        <w:t xml:space="preserve">37 Nutrition after Surgery</w:t>
+        <w:t xml:space="preserve">40 Nutrition after Surgery</w:t>
       </w:r>
     </w:p>
     <w:p>
@@ -2869,7 +3168,7 @@
         <w:pStyle w:val="Compact"/>
         <w:numPr>
           <w:ilvl w:val="0"/>
-          <w:numId w:val="1036"/>
+          <w:numId w:val="1042"/>
         </w:numPr>
       </w:pPr>
       <w:r>
@@ -2881,7 +3180,7 @@
         <w:pStyle w:val="Compact"/>
         <w:numPr>
           <w:ilvl w:val="0"/>
-          <w:numId w:val="1036"/>
+          <w:numId w:val="1042"/>
         </w:numPr>
       </w:pPr>
       <w:r>
@@ -2901,7 +3200,7 @@
         <w:pStyle w:val="Compact"/>
         <w:numPr>
           <w:ilvl w:val="0"/>
-          <w:numId w:val="1037"/>
+          <w:numId w:val="1043"/>
         </w:numPr>
       </w:pPr>
       <w:r>
@@ -2924,14 +3223,14 @@
         <w:t xml:space="preserve">8-12 weeks: Remove feeding tube (in office)</w:t>
       </w:r>
     </w:p>
-    <w:bookmarkEnd w:id="90"/>
-    <w:bookmarkStart w:id="91" w:name="X15701f9deabaab366e08b73bd1ea6f1240694c5"/>
+    <w:bookmarkEnd w:id="93"/>
+    <w:bookmarkStart w:id="94" w:name="X15701f9deabaab366e08b73bd1ea6f1240694c5"/>
     <w:p>
       <w:pPr>
         <w:pStyle w:val="Heading2"/>
       </w:pPr>
       <w:r>
-        <w:t xml:space="preserve">38 Transition from Tube Feeds</w:t>
+        <w:t xml:space="preserve">41 Transition from Tube Feeds</w:t>
       </w:r>
       <w:r>
         <w:t xml:space="preserve"> </w:t>
@@ -2964,7 +3263,7 @@
         <w:pStyle w:val="Compact"/>
         <w:numPr>
           <w:ilvl w:val="0"/>
-          <w:numId w:val="1038"/>
+          <w:numId w:val="1044"/>
         </w:numPr>
       </w:pPr>
       <w:r>
@@ -2976,7 +3275,7 @@
         <w:pStyle w:val="Compact"/>
         <w:numPr>
           <w:ilvl w:val="0"/>
-          <w:numId w:val="1038"/>
+          <w:numId w:val="1044"/>
         </w:numPr>
       </w:pPr>
       <w:r>
@@ -2988,7 +3287,7 @@
         <w:pStyle w:val="Compact"/>
         <w:numPr>
           <w:ilvl w:val="1"/>
-          <w:numId w:val="1039"/>
+          <w:numId w:val="1045"/>
         </w:numPr>
       </w:pPr>
       <w:r>
@@ -3000,7 +3299,7 @@
         <w:pStyle w:val="Compact"/>
         <w:numPr>
           <w:ilvl w:val="0"/>
-          <w:numId w:val="1038"/>
+          <w:numId w:val="1044"/>
         </w:numPr>
       </w:pPr>
       <w:r>
@@ -3037,29 +3336,29 @@
         <w:pStyle w:val="Compact"/>
         <w:numPr>
           <w:ilvl w:val="0"/>
-          <w:numId w:val="1040"/>
+          <w:numId w:val="1046"/>
         </w:numPr>
       </w:pPr>
       <w:r>
         <w:t xml:space="preserve">Three meals + 2-3 high-protein snacks</w:t>
       </w:r>
     </w:p>
-    <w:bookmarkEnd w:id="91"/>
-    <w:bookmarkStart w:id="92" w:name="post-esophagectomy-diet"/>
+    <w:bookmarkEnd w:id="94"/>
+    <w:bookmarkStart w:id="95" w:name="post-esophagectomy-diet"/>
     <w:p>
       <w:pPr>
         <w:pStyle w:val="Heading2"/>
       </w:pPr>
       <w:r>
-        <w:t xml:space="preserve">39 Post-esophagectomy Diet</w:t>
-      </w:r>
-    </w:p>
-    <w:p>
-      <w:pPr>
-        <w:pStyle w:val="Compact"/>
-        <w:numPr>
-          <w:ilvl w:val="0"/>
-          <w:numId w:val="1041"/>
+        <w:t xml:space="preserve">42 Post-esophagectomy Diet</w:t>
+      </w:r>
+    </w:p>
+    <w:p>
+      <w:pPr>
+        <w:pStyle w:val="Compact"/>
+        <w:numPr>
+          <w:ilvl w:val="0"/>
+          <w:numId w:val="1047"/>
         </w:numPr>
       </w:pPr>
       <w:r>
@@ -3071,7 +3370,7 @@
         <w:pStyle w:val="Compact"/>
         <w:numPr>
           <w:ilvl w:val="0"/>
-          <w:numId w:val="1041"/>
+          <w:numId w:val="1047"/>
         </w:numPr>
       </w:pPr>
       <w:r>
@@ -3083,7 +3382,7 @@
         <w:pStyle w:val="Compact"/>
         <w:numPr>
           <w:ilvl w:val="0"/>
-          <w:numId w:val="1041"/>
+          <w:numId w:val="1047"/>
         </w:numPr>
       </w:pPr>
       <w:r>
@@ -3095,7 +3394,7 @@
         <w:pStyle w:val="Compact"/>
         <w:numPr>
           <w:ilvl w:val="0"/>
-          <w:numId w:val="1041"/>
+          <w:numId w:val="1047"/>
         </w:numPr>
       </w:pPr>
       <w:r>
@@ -3107,7 +3406,7 @@
         <w:pStyle w:val="Compact"/>
         <w:numPr>
           <w:ilvl w:val="0"/>
-          <w:numId w:val="1041"/>
+          <w:numId w:val="1047"/>
         </w:numPr>
       </w:pPr>
       <w:r>
@@ -3119,7 +3418,7 @@
         <w:pStyle w:val="Compact"/>
         <w:numPr>
           <w:ilvl w:val="1"/>
-          <w:numId w:val="1042"/>
+          <w:numId w:val="1048"/>
         </w:numPr>
       </w:pPr>
       <w:r>
@@ -3131,7 +3430,7 @@
         <w:pStyle w:val="Compact"/>
         <w:numPr>
           <w:ilvl w:val="1"/>
-          <w:numId w:val="1042"/>
+          <w:numId w:val="1048"/>
         </w:numPr>
       </w:pPr>
       <w:r>
@@ -3143,21 +3442,21 @@
         <w:pStyle w:val="Compact"/>
         <w:numPr>
           <w:ilvl w:val="1"/>
-          <w:numId w:val="1042"/>
+          <w:numId w:val="1048"/>
         </w:numPr>
       </w:pPr>
       <w:r>
         <w:t xml:space="preserve">Avoid eating within 2 hours of bedtime</w:t>
       </w:r>
     </w:p>
-    <w:bookmarkEnd w:id="92"/>
-    <w:bookmarkStart w:id="93" w:name="medicines-at-home---pain"/>
+    <w:bookmarkEnd w:id="95"/>
+    <w:bookmarkStart w:id="96" w:name="medicines-at-home---pain"/>
     <w:p>
       <w:pPr>
         <w:pStyle w:val="Heading2"/>
       </w:pPr>
       <w:r>
-        <w:t xml:space="preserve">40 Medicines at Home - Pain</w:t>
+        <w:t xml:space="preserve">43 Medicines at Home - Pain</w:t>
       </w:r>
     </w:p>
     <w:p>
@@ -3189,7 +3488,7 @@
         <w:pStyle w:val="Compact"/>
         <w:numPr>
           <w:ilvl w:val="0"/>
-          <w:numId w:val="1043"/>
+          <w:numId w:val="1049"/>
         </w:numPr>
       </w:pPr>
       <w:r>
@@ -3201,7 +3500,7 @@
         <w:pStyle w:val="Compact"/>
         <w:numPr>
           <w:ilvl w:val="0"/>
-          <w:numId w:val="1043"/>
+          <w:numId w:val="1049"/>
         </w:numPr>
       </w:pPr>
       <w:r>
@@ -3213,7 +3512,7 @@
         <w:pStyle w:val="Compact"/>
         <w:numPr>
           <w:ilvl w:val="0"/>
-          <w:numId w:val="1043"/>
+          <w:numId w:val="1049"/>
         </w:numPr>
       </w:pPr>
       <w:r>
@@ -3225,21 +3524,21 @@
         <w:pStyle w:val="Compact"/>
         <w:numPr>
           <w:ilvl w:val="0"/>
-          <w:numId w:val="1043"/>
+          <w:numId w:val="1049"/>
         </w:numPr>
       </w:pPr>
       <w:r>
         <w:t xml:space="preserve">NO DRIVING WHILE ON OXYCODONE</w:t>
       </w:r>
     </w:p>
-    <w:bookmarkEnd w:id="93"/>
-    <w:bookmarkStart w:id="94" w:name="non-steroidals-anti-inflammatory-nsaid"/>
+    <w:bookmarkEnd w:id="96"/>
+    <w:bookmarkStart w:id="97" w:name="non-steroidals-anti-inflammatory-nsaid"/>
     <w:p>
       <w:pPr>
         <w:pStyle w:val="Heading2"/>
       </w:pPr>
       <w:r>
-        <w:t xml:space="preserve">41 Non-steroidals Anti Inflammatory (NSAID)</w:t>
+        <w:t xml:space="preserve">44 Non-steroidals Anti Inflammatory (NSAID)</w:t>
       </w:r>
     </w:p>
     <w:p>
@@ -3255,7 +3554,7 @@
         <w:pStyle w:val="Compact"/>
         <w:numPr>
           <w:ilvl w:val="0"/>
-          <w:numId w:val="1044"/>
+          <w:numId w:val="1050"/>
         </w:numPr>
       </w:pPr>
       <w:r>
@@ -3275,21 +3574,21 @@
         <w:pStyle w:val="Compact"/>
         <w:numPr>
           <w:ilvl w:val="0"/>
-          <w:numId w:val="1045"/>
+          <w:numId w:val="1051"/>
         </w:numPr>
       </w:pPr>
       <w:r>
         <w:t xml:space="preserve">(Can cause permanent scarring at the surgery site)</w:t>
       </w:r>
     </w:p>
-    <w:bookmarkEnd w:id="94"/>
-    <w:bookmarkStart w:id="95" w:name="acid-blockers-proton-pump-inhibitors"/>
+    <w:bookmarkEnd w:id="97"/>
+    <w:bookmarkStart w:id="98" w:name="acid-blockers-proton-pump-inhibitors"/>
     <w:p>
       <w:pPr>
         <w:pStyle w:val="Heading2"/>
       </w:pPr>
       <w:r>
-        <w:t xml:space="preserve">42 Acid Blockers = Proton Pump Inhibitors</w:t>
+        <w:t xml:space="preserve">45 Acid Blockers = Proton Pump Inhibitors</w:t>
       </w:r>
     </w:p>
     <w:p>
@@ -3305,7 +3604,7 @@
         <w:pStyle w:val="Compact"/>
         <w:numPr>
           <w:ilvl w:val="0"/>
-          <w:numId w:val="1046"/>
+          <w:numId w:val="1052"/>
         </w:numPr>
       </w:pPr>
       <w:r>
@@ -3317,7 +3616,7 @@
         <w:pStyle w:val="Compact"/>
         <w:numPr>
           <w:ilvl w:val="0"/>
-          <w:numId w:val="1046"/>
+          <w:numId w:val="1052"/>
         </w:numPr>
       </w:pPr>
       <w:r>
@@ -3329,21 +3628,21 @@
         <w:pStyle w:val="Compact"/>
         <w:numPr>
           <w:ilvl w:val="0"/>
-          <w:numId w:val="1046"/>
+          <w:numId w:val="1052"/>
         </w:numPr>
       </w:pPr>
       <w:r>
         <w:t xml:space="preserve">To administer through feeding tube, open capsule and resuspend beads in 60mL (2oz) of water</w:t>
       </w:r>
     </w:p>
-    <w:bookmarkEnd w:id="95"/>
-    <w:bookmarkStart w:id="96" w:name="medicines-at-home"/>
+    <w:bookmarkEnd w:id="98"/>
+    <w:bookmarkStart w:id="99" w:name="medicines-at-home"/>
     <w:p>
       <w:pPr>
         <w:pStyle w:val="Heading2"/>
       </w:pPr>
       <w:r>
-        <w:t xml:space="preserve">43 Medicines at Home</w:t>
+        <w:t xml:space="preserve">46 Medicines at Home</w:t>
       </w:r>
     </w:p>
     <w:p>
@@ -3359,7 +3658,7 @@
         <w:pStyle w:val="Compact"/>
         <w:numPr>
           <w:ilvl w:val="0"/>
-          <w:numId w:val="1047"/>
+          <w:numId w:val="1053"/>
         </w:numPr>
       </w:pPr>
       <w:r>
@@ -3371,7 +3670,7 @@
         <w:pStyle w:val="Compact"/>
         <w:numPr>
           <w:ilvl w:val="0"/>
-          <w:numId w:val="1047"/>
+          <w:numId w:val="1053"/>
         </w:numPr>
       </w:pPr>
       <w:r>
@@ -3391,7 +3690,7 @@
         <w:pStyle w:val="Compact"/>
         <w:numPr>
           <w:ilvl w:val="0"/>
-          <w:numId w:val="1048"/>
+          <w:numId w:val="1054"/>
         </w:numPr>
       </w:pPr>
       <w:r>
@@ -3403,7 +3702,7 @@
         <w:pStyle w:val="Compact"/>
         <w:numPr>
           <w:ilvl w:val="0"/>
-          <w:numId w:val="1048"/>
+          <w:numId w:val="1054"/>
         </w:numPr>
       </w:pPr>
       <w:r>
@@ -3415,29 +3714,29 @@
         <w:pStyle w:val="Compact"/>
         <w:numPr>
           <w:ilvl w:val="0"/>
-          <w:numId w:val="1048"/>
+          <w:numId w:val="1054"/>
         </w:numPr>
       </w:pPr>
       <w:r>
         <w:t xml:space="preserve">Will stop within first three months of surgery</w:t>
       </w:r>
     </w:p>
-    <w:bookmarkEnd w:id="96"/>
-    <w:bookmarkStart w:id="97" w:name="metoprolol-beta-blockers"/>
+    <w:bookmarkEnd w:id="99"/>
+    <w:bookmarkStart w:id="100" w:name="metoprolol-beta-blockers"/>
     <w:p>
       <w:pPr>
         <w:pStyle w:val="Heading2"/>
       </w:pPr>
       <w:r>
-        <w:t xml:space="preserve">44 Metoprolol = Beta Blockers</w:t>
-      </w:r>
-    </w:p>
-    <w:p>
-      <w:pPr>
-        <w:pStyle w:val="Compact"/>
-        <w:numPr>
-          <w:ilvl w:val="0"/>
-          <w:numId w:val="1049"/>
+        <w:t xml:space="preserve">47 Metoprolol = Beta Blockers</w:t>
+      </w:r>
+    </w:p>
+    <w:p>
+      <w:pPr>
+        <w:pStyle w:val="Compact"/>
+        <w:numPr>
+          <w:ilvl w:val="0"/>
+          <w:numId w:val="1055"/>
         </w:numPr>
       </w:pPr>
       <w:r>
@@ -3452,7 +3751,7 @@
         <w:pStyle w:val="Compact"/>
         <w:numPr>
           <w:ilvl w:val="0"/>
-          <w:numId w:val="1049"/>
+          <w:numId w:val="1055"/>
         </w:numPr>
       </w:pPr>
       <w:r>
@@ -3464,7 +3763,7 @@
         <w:pStyle w:val="Compact"/>
         <w:numPr>
           <w:ilvl w:val="0"/>
-          <w:numId w:val="1049"/>
+          <w:numId w:val="1055"/>
         </w:numPr>
       </w:pPr>
       <w:r>
@@ -3493,7 +3792,7 @@
         <w:pStyle w:val="Compact"/>
         <w:numPr>
           <w:ilvl w:val="0"/>
-          <w:numId w:val="1049"/>
+          <w:numId w:val="1055"/>
         </w:numPr>
       </w:pPr>
       <w:r>
@@ -3517,14 +3816,14 @@
         <w:t xml:space="preserve">return to prior dose and drug after surgery</w:t>
       </w:r>
     </w:p>
-    <w:bookmarkEnd w:id="97"/>
-    <w:bookmarkStart w:id="101" w:name="sleeping-at-home"/>
+    <w:bookmarkEnd w:id="100"/>
+    <w:bookmarkStart w:id="104" w:name="sleeping-at-home"/>
     <w:p>
       <w:pPr>
         <w:pStyle w:val="Heading2"/>
       </w:pPr>
       <w:r>
-        <w:t xml:space="preserve">45 Sleeping at Home</w:t>
+        <w:t xml:space="preserve">48 Sleeping at Home</w:t>
       </w:r>
     </w:p>
     <w:p>
@@ -3560,18 +3859,18 @@
           <wp:inline>
             <wp:extent cx="5334000" cy="5334000"/>
             <wp:effectExtent b="0" l="0" r="0" t="0"/>
-            <wp:docPr descr="" title="" id="99" name="Picture"/>
+            <wp:docPr descr="" title="" id="102" name="Picture"/>
             <a:graphic>
               <a:graphicData uri="http://schemas.openxmlformats.org/drawingml/2006/picture">
                 <pic:pic>
                   <pic:nvPicPr>
-                    <pic:cNvPr descr="images/wedge_pillow_comm.jpg" id="100" name="Picture"/>
+                    <pic:cNvPr descr="images/wedge_pillow_comm.jpg" id="103" name="Picture"/>
                     <pic:cNvPicPr>
                       <a:picLocks noChangeArrowheads="1" noChangeAspect="1"/>
                     </pic:cNvPicPr>
                   </pic:nvPicPr>
                   <pic:blipFill>
-                    <a:blip r:embed="rId98"/>
+                    <a:blip r:embed="rId101"/>
                     <a:stretch>
                       <a:fillRect/>
                     </a:stretch>
@@ -3598,14 +3897,14 @@
         </w:drawing>
       </w:r>
     </w:p>
-    <w:bookmarkEnd w:id="101"/>
-    <w:bookmarkStart w:id="102" w:name="postoperative-visit-at-7-10-days"/>
+    <w:bookmarkEnd w:id="104"/>
+    <w:bookmarkStart w:id="105" w:name="postoperative-visit-at-7-10-days"/>
     <w:p>
       <w:pPr>
         <w:pStyle w:val="Heading2"/>
       </w:pPr>
       <w:r>
-        <w:t xml:space="preserve">46 Postoperative Visit at 7-10 Days</w:t>
+        <w:t xml:space="preserve">49 Postoperative Visit at 7-10 Days</w:t>
       </w:r>
     </w:p>
     <w:p>
@@ -3621,7 +3920,7 @@
         <w:pStyle w:val="Compact"/>
         <w:numPr>
           <w:ilvl w:val="0"/>
-          <w:numId w:val="1050"/>
+          <w:numId w:val="1056"/>
         </w:numPr>
       </w:pPr>
       <w:r>
@@ -3641,7 +3940,7 @@
         <w:pStyle w:val="Compact"/>
         <w:numPr>
           <w:ilvl w:val="0"/>
-          <w:numId w:val="1051"/>
+          <w:numId w:val="1057"/>
         </w:numPr>
       </w:pPr>
       <w:r>
@@ -3653,7 +3952,7 @@
         <w:pStyle w:val="Compact"/>
         <w:numPr>
           <w:ilvl w:val="0"/>
-          <w:numId w:val="1051"/>
+          <w:numId w:val="1057"/>
         </w:numPr>
       </w:pPr>
       <w:r>
@@ -3676,14 +3975,14 @@
         <w:t xml:space="preserve">Reduce tube feeds</w:t>
       </w:r>
     </w:p>
-    <w:bookmarkEnd w:id="102"/>
-    <w:bookmarkStart w:id="103" w:name="after-surgery"/>
+    <w:bookmarkEnd w:id="105"/>
+    <w:bookmarkStart w:id="106" w:name="after-surgery"/>
     <w:p>
       <w:pPr>
         <w:pStyle w:val="Heading2"/>
       </w:pPr>
       <w:r>
-        <w:t xml:space="preserve">47 After surgery</w:t>
+        <w:t xml:space="preserve">50 After surgery</w:t>
       </w:r>
     </w:p>
     <w:p>
@@ -3699,7 +3998,7 @@
         <w:pStyle w:val="Compact"/>
         <w:numPr>
           <w:ilvl w:val="0"/>
-          <w:numId w:val="1052"/>
+          <w:numId w:val="1058"/>
         </w:numPr>
       </w:pPr>
       <w:r>
@@ -3711,7 +4010,7 @@
         <w:pStyle w:val="Compact"/>
         <w:numPr>
           <w:ilvl w:val="0"/>
-          <w:numId w:val="1052"/>
+          <w:numId w:val="1058"/>
         </w:numPr>
       </w:pPr>
       <w:r>
@@ -3723,7 +4022,7 @@
         <w:pStyle w:val="Compact"/>
         <w:numPr>
           <w:ilvl w:val="0"/>
-          <w:numId w:val="1052"/>
+          <w:numId w:val="1058"/>
         </w:numPr>
       </w:pPr>
       <w:r>
@@ -3738,14 +4037,14 @@
         <w:t xml:space="preserve">Continue acid blockers for at least 1 year</w:t>
       </w:r>
     </w:p>
-    <w:bookmarkEnd w:id="103"/>
-    <w:bookmarkStart w:id="104" w:name="jejunostomy-removal"/>
+    <w:bookmarkEnd w:id="106"/>
+    <w:bookmarkStart w:id="107" w:name="jejunostomy-removal"/>
     <w:p>
       <w:pPr>
         <w:pStyle w:val="Heading2"/>
       </w:pPr>
       <w:r>
-        <w:t xml:space="preserve">48 Jejunostomy Removal</w:t>
+        <w:t xml:space="preserve">51 Jejunostomy Removal</w:t>
       </w:r>
     </w:p>
     <w:p>
@@ -3772,14 +4071,14 @@
         <w:t xml:space="preserve">May take 30 minutes and some local anesthetic to loosen up the tube for removal.</w:t>
       </w:r>
     </w:p>
-    <w:bookmarkEnd w:id="104"/>
-    <w:bookmarkStart w:id="105" w:name="nutritional-monitoring-after-surgery"/>
+    <w:bookmarkEnd w:id="107"/>
+    <w:bookmarkStart w:id="108" w:name="nutritional-monitoring-after-surgery"/>
     <w:p>
       <w:pPr>
         <w:pStyle w:val="Heading2"/>
       </w:pPr>
       <w:r>
-        <w:t xml:space="preserve">49 Nutritional Monitoring after Surgery</w:t>
+        <w:t xml:space="preserve">52 Nutritional Monitoring after Surgery</w:t>
       </w:r>
     </w:p>
     <w:p>
@@ -3795,7 +4094,7 @@
         <w:pStyle w:val="Compact"/>
         <w:numPr>
           <w:ilvl w:val="0"/>
-          <w:numId w:val="1053"/>
+          <w:numId w:val="1059"/>
         </w:numPr>
       </w:pPr>
       <w:r>
@@ -3807,7 +4106,7 @@
         <w:pStyle w:val="Compact"/>
         <w:numPr>
           <w:ilvl w:val="0"/>
-          <w:numId w:val="1053"/>
+          <w:numId w:val="1059"/>
         </w:numPr>
       </w:pPr>
       <w:r>
@@ -3819,21 +4118,21 @@
         <w:pStyle w:val="Compact"/>
         <w:numPr>
           <w:ilvl w:val="0"/>
-          <w:numId w:val="1053"/>
+          <w:numId w:val="1059"/>
         </w:numPr>
       </w:pPr>
       <w:r>
         <w:t xml:space="preserve">Vitamin D</w:t>
       </w:r>
     </w:p>
-    <w:bookmarkEnd w:id="105"/>
-    <w:bookmarkStart w:id="106" w:name="nutritional-monitoring-after-surgery-1"/>
+    <w:bookmarkEnd w:id="108"/>
+    <w:bookmarkStart w:id="109" w:name="nutritional-monitoring-after-surgery-1"/>
     <w:p>
       <w:pPr>
         <w:pStyle w:val="Heading2"/>
       </w:pPr>
       <w:r>
-        <w:t xml:space="preserve">50 Nutritional Monitoring after Surgery</w:t>
+        <w:t xml:space="preserve">53 Nutritional Monitoring after Surgery</w:t>
       </w:r>
     </w:p>
     <w:p>
@@ -3849,7 +4148,7 @@
         <w:pStyle w:val="Compact"/>
         <w:numPr>
           <w:ilvl w:val="0"/>
-          <w:numId w:val="1054"/>
+          <w:numId w:val="1060"/>
         </w:numPr>
       </w:pPr>
       <w:r>
@@ -3861,7 +4160,7 @@
         <w:pStyle w:val="Compact"/>
         <w:numPr>
           <w:ilvl w:val="0"/>
-          <w:numId w:val="1054"/>
+          <w:numId w:val="1060"/>
         </w:numPr>
       </w:pPr>
       <w:r>
@@ -3873,21 +4172,21 @@
         <w:pStyle w:val="Compact"/>
         <w:numPr>
           <w:ilvl w:val="0"/>
-          <w:numId w:val="1054"/>
+          <w:numId w:val="1060"/>
         </w:numPr>
       </w:pPr>
       <w:r>
         <w:t xml:space="preserve">Vitamin D</w:t>
       </w:r>
     </w:p>
-    <w:bookmarkEnd w:id="106"/>
-    <w:bookmarkStart w:id="107" w:name="nutritional-replacements-after-surgery"/>
+    <w:bookmarkEnd w:id="109"/>
+    <w:bookmarkStart w:id="110" w:name="nutritional-replacements-after-surgery"/>
     <w:p>
       <w:pPr>
         <w:pStyle w:val="Heading2"/>
       </w:pPr>
       <w:r>
-        <w:t xml:space="preserve">51 Nutritional Replacements after Surgery</w:t>
+        <w:t xml:space="preserve">54 Nutritional Replacements after Surgery</w:t>
       </w:r>
     </w:p>
     <w:p>
@@ -3903,7 +4202,7 @@
         <w:pStyle w:val="Compact"/>
         <w:numPr>
           <w:ilvl w:val="0"/>
-          <w:numId w:val="1055"/>
+          <w:numId w:val="1061"/>
         </w:numPr>
       </w:pPr>
       <w:r>
@@ -3915,7 +4214,7 @@
         <w:pStyle w:val="Compact"/>
         <w:numPr>
           <w:ilvl w:val="0"/>
-          <w:numId w:val="1055"/>
+          <w:numId w:val="1061"/>
         </w:numPr>
       </w:pPr>
       <w:r>
@@ -3927,7 +4226,7 @@
         <w:pStyle w:val="Compact"/>
         <w:numPr>
           <w:ilvl w:val="0"/>
-          <w:numId w:val="1055"/>
+          <w:numId w:val="1061"/>
         </w:numPr>
       </w:pPr>
       <w:r>
@@ -3947,7 +4246,7 @@
         <w:pStyle w:val="Compact"/>
         <w:numPr>
           <w:ilvl w:val="0"/>
-          <w:numId w:val="1056"/>
+          <w:numId w:val="1062"/>
         </w:numPr>
       </w:pPr>
       <w:r>
@@ -3959,21 +4258,21 @@
         <w:pStyle w:val="Compact"/>
         <w:numPr>
           <w:ilvl w:val="0"/>
-          <w:numId w:val="1056"/>
+          <w:numId w:val="1062"/>
         </w:numPr>
       </w:pPr>
       <w:r>
         <w:t xml:space="preserve">Repeat testing in 3-6 months</w:t>
       </w:r>
     </w:p>
-    <w:bookmarkEnd w:id="107"/>
-    <w:bookmarkStart w:id="108" w:name="team-members---physicians"/>
+    <w:bookmarkEnd w:id="110"/>
+    <w:bookmarkStart w:id="111" w:name="team-members---physicians"/>
     <w:p>
       <w:pPr>
         <w:pStyle w:val="Heading2"/>
       </w:pPr>
       <w:r>
-        <w:t xml:space="preserve">52 Team Members - Physicians</w:t>
+        <w:t xml:space="preserve">55 Team Members - Physicians</w:t>
       </w:r>
     </w:p>
     <w:p>
@@ -4021,7 +4320,7 @@
         <w:pStyle w:val="Compact"/>
         <w:numPr>
           <w:ilvl w:val="0"/>
-          <w:numId w:val="1057"/>
+          <w:numId w:val="1063"/>
         </w:numPr>
       </w:pPr>
       <w:r>
@@ -4033,33 +4332,33 @@
         <w:pStyle w:val="Compact"/>
         <w:numPr>
           <w:ilvl w:val="0"/>
-          <w:numId w:val="1057"/>
-        </w:numPr>
-      </w:pPr>
-      <w:r>
-        <w:t xml:space="preserve">Jeffrey Hagen MD</w:t>
-      </w:r>
-    </w:p>
-    <w:p>
-      <w:pPr>
-        <w:pStyle w:val="Compact"/>
-        <w:numPr>
-          <w:ilvl w:val="0"/>
-          <w:numId w:val="1057"/>
+          <w:numId w:val="1063"/>
+        </w:numPr>
+      </w:pPr>
+      <w:r>
+        <w:t xml:space="preserve">Kelli Salter MD</w:t>
+      </w:r>
+    </w:p>
+    <w:p>
+      <w:pPr>
+        <w:pStyle w:val="Compact"/>
+        <w:numPr>
+          <w:ilvl w:val="0"/>
+          <w:numId w:val="1063"/>
         </w:numPr>
       </w:pPr>
       <w:r>
         <w:t xml:space="preserve">Michael Roach MD</w:t>
       </w:r>
     </w:p>
-    <w:bookmarkEnd w:id="108"/>
-    <w:bookmarkStart w:id="109" w:name="team-members---support-staff"/>
+    <w:bookmarkEnd w:id="111"/>
+    <w:bookmarkStart w:id="112" w:name="team-members---support-staff"/>
     <w:p>
       <w:pPr>
         <w:pStyle w:val="Heading2"/>
       </w:pPr>
       <w:r>
-        <w:t xml:space="preserve">53 Team Members - Support Staff</w:t>
+        <w:t xml:space="preserve">56 Team Members - Support Staff</w:t>
       </w:r>
     </w:p>
     <w:p>
@@ -4091,7 +4390,7 @@
         <w:pStyle w:val="Compact"/>
         <w:numPr>
           <w:ilvl w:val="0"/>
-          <w:numId w:val="1058"/>
+          <w:numId w:val="1064"/>
         </w:numPr>
       </w:pPr>
       <w:r>
@@ -4103,7 +4402,7 @@
         <w:pStyle w:val="Compact"/>
         <w:numPr>
           <w:ilvl w:val="0"/>
-          <w:numId w:val="1058"/>
+          <w:numId w:val="1064"/>
         </w:numPr>
       </w:pPr>
       <w:r>
@@ -4123,7 +4422,7 @@
         <w:pStyle w:val="Compact"/>
         <w:numPr>
           <w:ilvl w:val="0"/>
-          <w:numId w:val="1059"/>
+          <w:numId w:val="1065"/>
         </w:numPr>
       </w:pPr>
       <w:r>
@@ -4135,7 +4434,7 @@
         <w:pStyle w:val="Compact"/>
         <w:numPr>
           <w:ilvl w:val="0"/>
-          <w:numId w:val="1059"/>
+          <w:numId w:val="1065"/>
         </w:numPr>
       </w:pPr>
       <w:r>
@@ -4150,7 +4449,7 @@
         <w:t xml:space="preserve">Care Coordinator - Karen Julian-Martinez</w:t>
       </w:r>
     </w:p>
-    <w:bookmarkEnd w:id="109"/>
+    <w:bookmarkEnd w:id="112"/>
     <w:sectPr>
       <w:footnotePr>
         <w:numRestart w:val="eachSect"/>
@@ -4542,6 +4841,24 @@
     <w:abstractNumId w:val="991"/>
   </w:num>
   <w:num w:numId="1059">
+    <w:abstractNumId w:val="991"/>
+  </w:num>
+  <w:num w:numId="1060">
+    <w:abstractNumId w:val="991"/>
+  </w:num>
+  <w:num w:numId="1061">
+    <w:abstractNumId w:val="991"/>
+  </w:num>
+  <w:num w:numId="1062">
+    <w:abstractNumId w:val="991"/>
+  </w:num>
+  <w:num w:numId="1063">
+    <w:abstractNumId w:val="991"/>
+  </w:num>
+  <w:num w:numId="1064">
+    <w:abstractNumId w:val="991"/>
+  </w:num>
+  <w:num w:numId="1065">
     <w:abstractNumId w:val="991"/>
   </w:num>
 </w:numbering>

--- a/lci_esophagectomy.docx
+++ b/lci_esophagectomy.docx
@@ -139,6 +139,18 @@
       </w:pPr>
       <w:r>
         <w:t xml:space="preserve">Surgery scheduled after medical evaluation</w:t>
+      </w:r>
+    </w:p>
+    <w:p>
+      <w:pPr>
+        <w:pStyle w:val="Compact"/>
+        <w:numPr>
+          <w:ilvl w:val="0"/>
+          <w:numId w:val="1003"/>
+        </w:numPr>
+      </w:pPr>
+      <w:r>
+        <w:t xml:space="preserve">Aim for surgery within 6 weeks of consultation</w:t>
       </w:r>
     </w:p>
     <w:p>
@@ -226,6 +238,42 @@
         <w:t xml:space="preserve">Medical evaluation</w:t>
       </w:r>
     </w:p>
+    <w:p>
+      <w:pPr>
+        <w:pStyle w:val="Compact"/>
+        <w:numPr>
+          <w:ilvl w:val="0"/>
+          <w:numId w:val="1004"/>
+        </w:numPr>
+      </w:pPr>
+      <w:r>
+        <w:t xml:space="preserve">Timing between end of preoperative therapy and surgery</w:t>
+      </w:r>
+    </w:p>
+    <w:p>
+      <w:pPr>
+        <w:pStyle w:val="Compact"/>
+        <w:numPr>
+          <w:ilvl w:val="1"/>
+          <w:numId w:val="1006"/>
+        </w:numPr>
+      </w:pPr>
+      <w:r>
+        <w:t xml:space="preserve">Chemotherapy + radiation: 6-8 weeks</w:t>
+      </w:r>
+    </w:p>
+    <w:p>
+      <w:pPr>
+        <w:pStyle w:val="Compact"/>
+        <w:numPr>
+          <w:ilvl w:val="1"/>
+          <w:numId w:val="1006"/>
+        </w:numPr>
+      </w:pPr>
+      <w:r>
+        <w:t xml:space="preserve">Chemotherapy: 4-8 weeks</w:t>
+      </w:r>
+    </w:p>
     <w:bookmarkEnd w:id="10"/>
     <w:bookmarkStart w:id="11" w:name="preoperative-visits"/>
     <w:p>
@@ -265,7 +313,7 @@
         <w:pStyle w:val="Compact"/>
         <w:numPr>
           <w:ilvl w:val="0"/>
-          <w:numId w:val="1006"/>
+          <w:numId w:val="1007"/>
         </w:numPr>
       </w:pPr>
       <w:r>
@@ -277,7 +325,7 @@
         <w:pStyle w:val="Compact"/>
         <w:numPr>
           <w:ilvl w:val="0"/>
-          <w:numId w:val="1006"/>
+          <w:numId w:val="1007"/>
         </w:numPr>
       </w:pPr>
       <w:r>
@@ -289,7 +337,7 @@
         <w:pStyle w:val="Compact"/>
         <w:numPr>
           <w:ilvl w:val="0"/>
-          <w:numId w:val="1006"/>
+          <w:numId w:val="1007"/>
         </w:numPr>
       </w:pPr>
       <w:r>
@@ -301,7 +349,7 @@
         <w:pStyle w:val="Compact"/>
         <w:numPr>
           <w:ilvl w:val="0"/>
-          <w:numId w:val="1006"/>
+          <w:numId w:val="1007"/>
         </w:numPr>
       </w:pPr>
       <w:r>
@@ -331,7 +379,7 @@
         <w:pStyle w:val="Compact"/>
         <w:numPr>
           <w:ilvl w:val="0"/>
-          <w:numId w:val="1007"/>
+          <w:numId w:val="1008"/>
         </w:numPr>
       </w:pPr>
       <w:r>
@@ -343,7 +391,7 @@
         <w:pStyle w:val="Compact"/>
         <w:numPr>
           <w:ilvl w:val="0"/>
-          <w:numId w:val="1007"/>
+          <w:numId w:val="1008"/>
         </w:numPr>
       </w:pPr>
       <w:r>
@@ -355,7 +403,7 @@
         <w:pStyle w:val="Compact"/>
         <w:numPr>
           <w:ilvl w:val="0"/>
-          <w:numId w:val="1007"/>
+          <w:numId w:val="1008"/>
         </w:numPr>
       </w:pPr>
       <w:r>
@@ -377,7 +425,7 @@
         <w:pStyle w:val="Compact"/>
         <w:numPr>
           <w:ilvl w:val="0"/>
-          <w:numId w:val="1008"/>
+          <w:numId w:val="1009"/>
         </w:numPr>
       </w:pPr>
       <w:r>
@@ -389,7 +437,7 @@
         <w:pStyle w:val="Compact"/>
         <w:numPr>
           <w:ilvl w:val="0"/>
-          <w:numId w:val="1008"/>
+          <w:numId w:val="1009"/>
         </w:numPr>
       </w:pPr>
       <w:r>
@@ -401,7 +449,7 @@
         <w:pStyle w:val="Compact"/>
         <w:numPr>
           <w:ilvl w:val="0"/>
-          <w:numId w:val="1008"/>
+          <w:numId w:val="1009"/>
         </w:numPr>
       </w:pPr>
       <w:r>
@@ -470,19 +518,19 @@
         <w:pStyle w:val="Compact"/>
         <w:numPr>
           <w:ilvl w:val="0"/>
-          <w:numId w:val="1009"/>
-        </w:numPr>
-      </w:pPr>
-      <w:r>
-        <w:t xml:space="preserve">Removes tumor and lower 1/3 esophagus</w:t>
-      </w:r>
-    </w:p>
-    <w:p>
-      <w:pPr>
-        <w:pStyle w:val="Compact"/>
-        <w:numPr>
-          <w:ilvl w:val="0"/>
-          <w:numId w:val="1009"/>
+          <w:numId w:val="1010"/>
+        </w:numPr>
+      </w:pPr>
+      <w:r>
+        <w:t xml:space="preserve">Removes tumor and lower 1/2 esophagus</w:t>
+      </w:r>
+    </w:p>
+    <w:p>
+      <w:pPr>
+        <w:pStyle w:val="Compact"/>
+        <w:numPr>
+          <w:ilvl w:val="0"/>
+          <w:numId w:val="1010"/>
         </w:numPr>
       </w:pPr>
       <w:r>
@@ -494,7 +542,7 @@
         <w:pStyle w:val="Compact"/>
         <w:numPr>
           <w:ilvl w:val="0"/>
-          <w:numId w:val="1009"/>
+          <w:numId w:val="1010"/>
         </w:numPr>
       </w:pPr>
       <w:r>
@@ -706,7 +754,7 @@
         <w:pStyle w:val="Compact"/>
         <w:numPr>
           <w:ilvl w:val="0"/>
-          <w:numId w:val="1010"/>
+          <w:numId w:val="1011"/>
         </w:numPr>
       </w:pPr>
       <w:r>
@@ -718,7 +766,7 @@
         <w:pStyle w:val="Compact"/>
         <w:numPr>
           <w:ilvl w:val="0"/>
-          <w:numId w:val="1010"/>
+          <w:numId w:val="1011"/>
         </w:numPr>
       </w:pPr>
       <w:r>
@@ -730,7 +778,7 @@
         <w:pStyle w:val="Compact"/>
         <w:numPr>
           <w:ilvl w:val="0"/>
-          <w:numId w:val="1010"/>
+          <w:numId w:val="1011"/>
         </w:numPr>
       </w:pPr>
       <w:r>
@@ -816,7 +864,7 @@
         <w:pStyle w:val="FirstParagraph"/>
       </w:pPr>
       <w:r>
-        <w:t xml:space="preserve">Mininally-invasive approach feasible in 95% of cases</w:t>
+        <w:t xml:space="preserve">Mininally-invasive approach feasible in 98% of cases</w:t>
       </w:r>
     </w:p>
     <w:p>
@@ -824,7 +872,7 @@
         <w:pStyle w:val="BodyText"/>
       </w:pPr>
       <w:r>
-        <w:t xml:space="preserve">In some cases, an open approach is still necessary.</w:t>
+        <w:t xml:space="preserve">In some cases, an open approach is still necessary (2%)</w:t>
       </w:r>
     </w:p>
     <w:p>
@@ -1094,7 +1142,7 @@
         <w:pStyle w:val="Compact"/>
         <w:numPr>
           <w:ilvl w:val="0"/>
-          <w:numId w:val="1011"/>
+          <w:numId w:val="1012"/>
         </w:numPr>
       </w:pPr>
       <w:r>
@@ -1106,7 +1154,7 @@
         <w:pStyle w:val="Compact"/>
         <w:numPr>
           <w:ilvl w:val="0"/>
-          <w:numId w:val="1011"/>
+          <w:numId w:val="1012"/>
         </w:numPr>
       </w:pPr>
       <w:r>
@@ -1201,7 +1249,7 @@
         <w:pStyle w:val="Compact"/>
         <w:numPr>
           <w:ilvl w:val="0"/>
-          <w:numId w:val="1012"/>
+          <w:numId w:val="1013"/>
         </w:numPr>
       </w:pPr>
       <w:r>
@@ -1213,7 +1261,7 @@
         <w:pStyle w:val="Compact"/>
         <w:numPr>
           <w:ilvl w:val="0"/>
-          <w:numId w:val="1012"/>
+          <w:numId w:val="1013"/>
         </w:numPr>
       </w:pPr>
       <w:r>
@@ -1225,7 +1273,7 @@
         <w:pStyle w:val="Compact"/>
         <w:numPr>
           <w:ilvl w:val="0"/>
-          <w:numId w:val="1012"/>
+          <w:numId w:val="1013"/>
         </w:numPr>
       </w:pPr>
       <w:r>
@@ -1302,7 +1350,7 @@
         <w:pStyle w:val="Compact"/>
         <w:numPr>
           <w:ilvl w:val="0"/>
-          <w:numId w:val="1013"/>
+          <w:numId w:val="1014"/>
         </w:numPr>
       </w:pPr>
       <w:r>
@@ -1314,7 +1362,7 @@
         <w:pStyle w:val="Compact"/>
         <w:numPr>
           <w:ilvl w:val="0"/>
-          <w:numId w:val="1013"/>
+          <w:numId w:val="1014"/>
         </w:numPr>
       </w:pPr>
       <w:r>
@@ -1326,7 +1374,7 @@
         <w:pStyle w:val="Compact"/>
         <w:numPr>
           <w:ilvl w:val="0"/>
-          <w:numId w:val="1013"/>
+          <w:numId w:val="1014"/>
         </w:numPr>
       </w:pPr>
       <w:r>
@@ -1403,7 +1451,7 @@
         <w:pStyle w:val="Compact"/>
         <w:numPr>
           <w:ilvl w:val="0"/>
-          <w:numId w:val="1014"/>
+          <w:numId w:val="1015"/>
         </w:numPr>
       </w:pPr>
       <w:r>
@@ -1415,7 +1463,7 @@
         <w:pStyle w:val="Compact"/>
         <w:numPr>
           <w:ilvl w:val="0"/>
-          <w:numId w:val="1014"/>
+          <w:numId w:val="1015"/>
         </w:numPr>
       </w:pPr>
       <w:r>
@@ -1427,7 +1475,7 @@
         <w:pStyle w:val="Compact"/>
         <w:numPr>
           <w:ilvl w:val="0"/>
-          <w:numId w:val="1014"/>
+          <w:numId w:val="1015"/>
         </w:numPr>
       </w:pPr>
       <w:r>
@@ -1495,7 +1543,7 @@
       <w:pPr>
         <w:numPr>
           <w:ilvl w:val="0"/>
-          <w:numId w:val="1015"/>
+          <w:numId w:val="1016"/>
         </w:numPr>
       </w:pPr>
       <w:r>
@@ -1506,7 +1554,7 @@
       <w:pPr>
         <w:numPr>
           <w:ilvl w:val="0"/>
-          <w:numId w:val="1015"/>
+          <w:numId w:val="1016"/>
         </w:numPr>
       </w:pPr>
       <w:r>
@@ -1517,7 +1565,7 @@
       <w:pPr>
         <w:numPr>
           <w:ilvl w:val="0"/>
-          <w:numId w:val="1015"/>
+          <w:numId w:val="1016"/>
         </w:numPr>
       </w:pPr>
       <w:r>
@@ -1594,7 +1642,7 @@
         <w:pStyle w:val="Compact"/>
         <w:numPr>
           <w:ilvl w:val="0"/>
-          <w:numId w:val="1016"/>
+          <w:numId w:val="1017"/>
         </w:numPr>
       </w:pPr>
       <w:r>
@@ -1606,7 +1654,7 @@
         <w:pStyle w:val="Compact"/>
         <w:numPr>
           <w:ilvl w:val="0"/>
-          <w:numId w:val="1016"/>
+          <w:numId w:val="1017"/>
         </w:numPr>
       </w:pPr>
       <w:r>
@@ -1618,7 +1666,7 @@
         <w:pStyle w:val="Compact"/>
         <w:numPr>
           <w:ilvl w:val="0"/>
-          <w:numId w:val="1016"/>
+          <w:numId w:val="1017"/>
         </w:numPr>
       </w:pPr>
       <w:r>
@@ -1638,7 +1686,7 @@
         <w:pStyle w:val="Compact"/>
         <w:numPr>
           <w:ilvl w:val="0"/>
-          <w:numId w:val="1017"/>
+          <w:numId w:val="1018"/>
         </w:numPr>
       </w:pPr>
       <w:r>
@@ -1650,7 +1698,7 @@
         <w:pStyle w:val="Compact"/>
         <w:numPr>
           <w:ilvl w:val="0"/>
-          <w:numId w:val="1017"/>
+          <w:numId w:val="1018"/>
         </w:numPr>
       </w:pPr>
       <w:r>
@@ -1784,7 +1832,7 @@
         <w:pStyle w:val="Compact"/>
         <w:numPr>
           <w:ilvl w:val="0"/>
-          <w:numId w:val="1018"/>
+          <w:numId w:val="1019"/>
         </w:numPr>
       </w:pPr>
       <w:r>
@@ -1796,7 +1844,7 @@
         <w:pStyle w:val="Compact"/>
         <w:numPr>
           <w:ilvl w:val="0"/>
-          <w:numId w:val="1018"/>
+          <w:numId w:val="1019"/>
         </w:numPr>
       </w:pPr>
       <w:r>
@@ -1808,7 +1856,7 @@
         <w:pStyle w:val="Compact"/>
         <w:numPr>
           <w:ilvl w:val="0"/>
-          <w:numId w:val="1018"/>
+          <w:numId w:val="1019"/>
         </w:numPr>
       </w:pPr>
       <w:r>
@@ -1820,7 +1868,7 @@
         <w:pStyle w:val="Compact"/>
         <w:numPr>
           <w:ilvl w:val="0"/>
-          <w:numId w:val="1018"/>
+          <w:numId w:val="1019"/>
         </w:numPr>
       </w:pPr>
       <w:r>
@@ -1832,7 +1880,7 @@
         <w:pStyle w:val="Compact"/>
         <w:numPr>
           <w:ilvl w:val="0"/>
-          <w:numId w:val="1018"/>
+          <w:numId w:val="1019"/>
         </w:numPr>
       </w:pPr>
       <w:r>
@@ -1862,7 +1910,7 @@
         <w:pStyle w:val="Compact"/>
         <w:numPr>
           <w:ilvl w:val="0"/>
-          <w:numId w:val="1019"/>
+          <w:numId w:val="1020"/>
         </w:numPr>
       </w:pPr>
       <w:r>
@@ -1874,7 +1922,7 @@
         <w:pStyle w:val="Compact"/>
         <w:numPr>
           <w:ilvl w:val="0"/>
-          <w:numId w:val="1019"/>
+          <w:numId w:val="1020"/>
         </w:numPr>
       </w:pPr>
       <w:r>
@@ -1886,7 +1934,7 @@
         <w:pStyle w:val="Compact"/>
         <w:numPr>
           <w:ilvl w:val="0"/>
-          <w:numId w:val="1019"/>
+          <w:numId w:val="1020"/>
         </w:numPr>
       </w:pPr>
       <w:r>
@@ -1898,7 +1946,7 @@
         <w:pStyle w:val="Compact"/>
         <w:numPr>
           <w:ilvl w:val="1"/>
-          <w:numId w:val="1020"/>
+          <w:numId w:val="1021"/>
         </w:numPr>
       </w:pPr>
       <w:r>
@@ -1910,7 +1958,7 @@
         <w:pStyle w:val="Compact"/>
         <w:numPr>
           <w:ilvl w:val="1"/>
-          <w:numId w:val="1020"/>
+          <w:numId w:val="1021"/>
         </w:numPr>
       </w:pPr>
       <w:r>
@@ -1922,7 +1970,7 @@
         <w:pStyle w:val="Compact"/>
         <w:numPr>
           <w:ilvl w:val="1"/>
-          <w:numId w:val="1020"/>
+          <w:numId w:val="1021"/>
         </w:numPr>
       </w:pPr>
       <w:r>
@@ -2072,400 +2120,413 @@
       </w:tr>
     </w:tbl>
     <w:bookmarkEnd w:id="76"/>
-    <w:bookmarkStart w:id="77" w:name="day-prior-to-surgery"/>
+    <w:bookmarkStart w:id="77" w:name="epidural-catheter-for-pain-control"/>
     <w:p>
       <w:pPr>
         <w:pStyle w:val="Heading2"/>
       </w:pPr>
       <w:r>
-        <w:t xml:space="preserve">24 Day Prior to Surgery</w:t>
-      </w:r>
-    </w:p>
-    <w:p>
-      <w:pPr>
-        <w:pStyle w:val="Compact"/>
-        <w:numPr>
-          <w:ilvl w:val="0"/>
-          <w:numId w:val="1021"/>
-        </w:numPr>
-      </w:pPr>
-      <w:r>
-        <w:t xml:space="preserve">Clear liquids for 24 hours prior to surgery</w:t>
-      </w:r>
-    </w:p>
-    <w:p>
-      <w:pPr>
-        <w:pStyle w:val="Compact"/>
-        <w:numPr>
-          <w:ilvl w:val="0"/>
-          <w:numId w:val="1021"/>
-        </w:numPr>
-      </w:pPr>
-      <w:r>
-        <w:t xml:space="preserve">Check with Pre-op nurse regarding medicines day prior to surgery</w:t>
-      </w:r>
-    </w:p>
-    <w:p>
-      <w:pPr>
-        <w:pStyle w:val="Compact"/>
-        <w:numPr>
-          <w:ilvl w:val="0"/>
-          <w:numId w:val="1021"/>
-        </w:numPr>
-      </w:pPr>
-      <w:r>
-        <w:t xml:space="preserve">No tube feedings the night before surgery</w:t>
+        <w:t xml:space="preserve">24 Epidural Catheter for Pain Control</w:t>
+      </w:r>
+    </w:p>
+    <w:p>
+      <w:pPr>
+        <w:pStyle w:val="Compact"/>
+        <w:numPr>
+          <w:ilvl w:val="0"/>
+          <w:numId w:val="1022"/>
+        </w:numPr>
+      </w:pPr>
+      <w:r>
+        <w:t xml:space="preserve">Remains in place for 2-5 days</w:t>
+      </w:r>
+    </w:p>
+    <w:p>
+      <w:pPr>
+        <w:pStyle w:val="Compact"/>
+        <w:numPr>
+          <w:ilvl w:val="0"/>
+          <w:numId w:val="1022"/>
+        </w:numPr>
+      </w:pPr>
+      <w:r>
+        <w:t xml:space="preserve">Dosage can be adjusted as needed</w:t>
+      </w:r>
+    </w:p>
+    <w:p>
+      <w:pPr>
+        <w:pStyle w:val="Compact"/>
+        <w:numPr>
+          <w:ilvl w:val="0"/>
+          <w:numId w:val="1022"/>
+        </w:numPr>
+      </w:pPr>
+      <w:r>
+        <w:t xml:space="preserve">Can make it more difficult to urinate</w:t>
+      </w:r>
+    </w:p>
+    <w:p>
+      <w:pPr>
+        <w:pStyle w:val="Compact"/>
+        <w:numPr>
+          <w:ilvl w:val="0"/>
+          <w:numId w:val="1022"/>
+        </w:numPr>
+      </w:pPr>
+      <w:r>
+        <w:t xml:space="preserve">May require foley catheter in bladder</w:t>
+      </w:r>
+    </w:p>
+    <w:p>
+      <w:pPr>
+        <w:pStyle w:val="Compact"/>
+        <w:numPr>
+          <w:ilvl w:val="0"/>
+          <w:numId w:val="1022"/>
+        </w:numPr>
+      </w:pPr>
+      <w:r>
+        <w:t xml:space="preserve">Foley catheter removed after epidural removed</w:t>
       </w:r>
     </w:p>
     <w:bookmarkEnd w:id="77"/>
-    <w:bookmarkStart w:id="78" w:name="day-of-surgery"/>
+    <w:bookmarkStart w:id="78" w:name="intensive-care-unit-icu-2-4-days"/>
     <w:p>
       <w:pPr>
         <w:pStyle w:val="Heading2"/>
       </w:pPr>
       <w:r>
-        <w:t xml:space="preserve">25 Day of Surgery</w:t>
-      </w:r>
-    </w:p>
-    <w:p>
-      <w:pPr>
-        <w:pStyle w:val="Compact"/>
-        <w:numPr>
-          <w:ilvl w:val="0"/>
-          <w:numId w:val="1022"/>
-        </w:numPr>
-      </w:pPr>
-      <w:r>
-        <w:t xml:space="preserve">Arrive at 5am – nothing to eat or drink after midnight.</w:t>
-      </w:r>
-    </w:p>
-    <w:p>
-      <w:pPr>
-        <w:pStyle w:val="Compact"/>
-        <w:numPr>
-          <w:ilvl w:val="0"/>
-          <w:numId w:val="1022"/>
-        </w:numPr>
-      </w:pPr>
-      <w:r>
-        <w:t xml:space="preserve">Medicines OK w/ a sip of water</w:t>
-      </w:r>
-    </w:p>
-    <w:p>
-      <w:pPr>
-        <w:pStyle w:val="Compact"/>
-        <w:numPr>
-          <w:ilvl w:val="0"/>
-          <w:numId w:val="1022"/>
-        </w:numPr>
-      </w:pPr>
-      <w:r>
-        <w:t xml:space="preserve">sip of black coffee but</w:t>
-      </w:r>
-      <w:r>
-        <w:t xml:space="preserve"> </w:t>
-      </w:r>
-      <w:r>
-        <w:rPr>
-          <w:b/>
-          <w:bCs/>
-        </w:rPr>
-        <w:t xml:space="preserve">no cream</w:t>
-      </w:r>
-      <w:r>
-        <w:t xml:space="preserve">.</w:t>
-      </w:r>
-    </w:p>
-    <w:p>
-      <w:pPr>
-        <w:pStyle w:val="Compact"/>
-        <w:numPr>
-          <w:ilvl w:val="0"/>
-          <w:numId w:val="1022"/>
-        </w:numPr>
-      </w:pPr>
-      <w:r>
-        <w:t xml:space="preserve">Surgery will be cancelled if you have cream/milk</w:t>
-      </w:r>
-    </w:p>
-    <w:p>
-      <w:pPr>
-        <w:pStyle w:val="Compact"/>
-        <w:numPr>
-          <w:ilvl w:val="0"/>
-          <w:numId w:val="1022"/>
-        </w:numPr>
-      </w:pPr>
-      <w:r>
-        <w:t xml:space="preserve">Waiting room for family and friends on 5th floor</w:t>
+        <w:t xml:space="preserve">25 Intensive Care Unit (ICU) (2-4 days)</w:t>
+      </w:r>
+    </w:p>
+    <w:p>
+      <w:pPr>
+        <w:pStyle w:val="Compact"/>
+        <w:numPr>
+          <w:ilvl w:val="0"/>
+          <w:numId w:val="1023"/>
+        </w:numPr>
+      </w:pPr>
+      <w:r>
+        <w:t xml:space="preserve">Surgical ICU on 11th floor</w:t>
+      </w:r>
+    </w:p>
+    <w:p>
+      <w:pPr>
+        <w:pStyle w:val="Compact"/>
+        <w:numPr>
+          <w:ilvl w:val="0"/>
+          <w:numId w:val="1023"/>
+        </w:numPr>
+      </w:pPr>
+      <w:r>
+        <w:t xml:space="preserve">NG tube in nose to drain stomach and esophagus</w:t>
+      </w:r>
+    </w:p>
+    <w:p>
+      <w:pPr>
+        <w:pStyle w:val="Compact"/>
+        <w:numPr>
+          <w:ilvl w:val="0"/>
+          <w:numId w:val="1023"/>
+        </w:numPr>
+      </w:pPr>
+      <w:r>
+        <w:t xml:space="preserve">Catheter in bladder</w:t>
+      </w:r>
+    </w:p>
+    <w:p>
+      <w:pPr>
+        <w:pStyle w:val="Compact"/>
+        <w:numPr>
+          <w:ilvl w:val="0"/>
+          <w:numId w:val="1023"/>
+        </w:numPr>
+      </w:pPr>
+      <w:r>
+        <w:t xml:space="preserve">Chest tube right chest</w:t>
+      </w:r>
+    </w:p>
+    <w:p>
+      <w:pPr>
+        <w:pStyle w:val="Compact"/>
+        <w:numPr>
+          <w:ilvl w:val="0"/>
+          <w:numId w:val="1023"/>
+        </w:numPr>
+      </w:pPr>
+      <w:r>
+        <w:t xml:space="preserve">Abdominal drains (usually 2)</w:t>
+      </w:r>
+    </w:p>
+    <w:p>
+      <w:pPr>
+        <w:pStyle w:val="Compact"/>
+        <w:numPr>
+          <w:ilvl w:val="0"/>
+          <w:numId w:val="1023"/>
+        </w:numPr>
+      </w:pPr>
+      <w:r>
+        <w:t xml:space="preserve">Feeding jejunostomy (usually stays in 8 wks)</w:t>
       </w:r>
     </w:p>
     <w:bookmarkEnd w:id="78"/>
-    <w:bookmarkStart w:id="79" w:name="epidural-catheter-for-pain-control"/>
+    <w:bookmarkStart w:id="79" w:name="intensive-care-unit-icu"/>
     <w:p>
       <w:pPr>
         <w:pStyle w:val="Heading2"/>
       </w:pPr>
       <w:r>
-        <w:t xml:space="preserve">26 Epidural Catheter for Pain Control</w:t>
-      </w:r>
-    </w:p>
-    <w:p>
-      <w:pPr>
-        <w:pStyle w:val="Compact"/>
-        <w:numPr>
-          <w:ilvl w:val="0"/>
-          <w:numId w:val="1023"/>
-        </w:numPr>
-      </w:pPr>
-      <w:r>
-        <w:t xml:space="preserve">Remains in place for 2-5 days</w:t>
-      </w:r>
-    </w:p>
-    <w:p>
-      <w:pPr>
-        <w:pStyle w:val="Compact"/>
-        <w:numPr>
-          <w:ilvl w:val="0"/>
-          <w:numId w:val="1023"/>
-        </w:numPr>
-      </w:pPr>
-      <w:r>
-        <w:t xml:space="preserve">Dosage can be adjusted as needed</w:t>
-      </w:r>
-    </w:p>
-    <w:p>
-      <w:pPr>
-        <w:pStyle w:val="Compact"/>
-        <w:numPr>
-          <w:ilvl w:val="0"/>
-          <w:numId w:val="1023"/>
-        </w:numPr>
-      </w:pPr>
-      <w:r>
-        <w:t xml:space="preserve">Can make it more difficult to urinate</w:t>
-      </w:r>
-    </w:p>
-    <w:p>
-      <w:pPr>
-        <w:pStyle w:val="Compact"/>
-        <w:numPr>
-          <w:ilvl w:val="0"/>
-          <w:numId w:val="1023"/>
-        </w:numPr>
-      </w:pPr>
-      <w:r>
-        <w:t xml:space="preserve">May require foley catheter in bladder</w:t>
-      </w:r>
-    </w:p>
-    <w:p>
-      <w:pPr>
-        <w:pStyle w:val="Compact"/>
-        <w:numPr>
-          <w:ilvl w:val="0"/>
-          <w:numId w:val="1023"/>
-        </w:numPr>
-      </w:pPr>
-      <w:r>
-        <w:t xml:space="preserve">Foley catheter removed after epidural removed</w:t>
+        <w:t xml:space="preserve">26 Intensive Care Unit (ICU)</w:t>
+      </w:r>
+    </w:p>
+    <w:p>
+      <w:pPr>
+        <w:pStyle w:val="Compact"/>
+        <w:numPr>
+          <w:ilvl w:val="0"/>
+          <w:numId w:val="1024"/>
+        </w:numPr>
+      </w:pPr>
+      <w:r>
+        <w:t xml:space="preserve">Bladder catheter removed → check that bladder empties properly</w:t>
+      </w:r>
+    </w:p>
+    <w:p>
+      <w:pPr>
+        <w:pStyle w:val="Compact"/>
+        <w:numPr>
+          <w:ilvl w:val="0"/>
+          <w:numId w:val="1024"/>
+        </w:numPr>
+      </w:pPr>
+      <w:r>
+        <w:t xml:space="preserve">Chest tube removed (day 2-4) → follow-up x-ray</w:t>
+      </w:r>
+    </w:p>
+    <w:p>
+      <w:pPr>
+        <w:pStyle w:val="Compact"/>
+        <w:numPr>
+          <w:ilvl w:val="0"/>
+          <w:numId w:val="1024"/>
+        </w:numPr>
+      </w:pPr>
+      <w:r>
+        <w:t xml:space="preserve">Fluid emptied from drains every few hours</w:t>
+      </w:r>
+    </w:p>
+    <w:p>
+      <w:pPr>
+        <w:pStyle w:val="Compact"/>
+        <w:numPr>
+          <w:ilvl w:val="0"/>
+          <w:numId w:val="1024"/>
+        </w:numPr>
+      </w:pPr>
+      <w:r>
+        <w:t xml:space="preserve">Start tube feedings by feeding</w:t>
+      </w:r>
+    </w:p>
+    <w:p>
+      <w:pPr>
+        <w:pStyle w:val="Compact"/>
+        <w:numPr>
+          <w:ilvl w:val="0"/>
+          <w:numId w:val="1024"/>
+        </w:numPr>
+      </w:pPr>
+      <w:r>
+        <w:t xml:space="preserve">Feeding jejunostomy (stays in 8 weeks)</w:t>
       </w:r>
     </w:p>
     <w:bookmarkEnd w:id="79"/>
-    <w:bookmarkStart w:id="80" w:name="intensive-care-unit-icu-2-4-days"/>
+    <w:bookmarkStart w:id="80" w:name="ward---6tower"/>
     <w:p>
       <w:pPr>
         <w:pStyle w:val="Heading2"/>
       </w:pPr>
       <w:r>
-        <w:t xml:space="preserve">27 Intensive Care Unit (ICU) (2-4 days)</w:t>
-      </w:r>
-    </w:p>
-    <w:p>
-      <w:pPr>
-        <w:pStyle w:val="Compact"/>
-        <w:numPr>
-          <w:ilvl w:val="0"/>
-          <w:numId w:val="1024"/>
-        </w:numPr>
-      </w:pPr>
-      <w:r>
-        <w:t xml:space="preserve">Surgical ICU on 11th floor</w:t>
-      </w:r>
-    </w:p>
-    <w:p>
-      <w:pPr>
-        <w:pStyle w:val="Compact"/>
-        <w:numPr>
-          <w:ilvl w:val="0"/>
-          <w:numId w:val="1024"/>
-        </w:numPr>
-      </w:pPr>
-      <w:r>
-        <w:t xml:space="preserve">NG tube in nose to drain stomach and esophagus</w:t>
-      </w:r>
-    </w:p>
-    <w:p>
-      <w:pPr>
-        <w:pStyle w:val="Compact"/>
-        <w:numPr>
-          <w:ilvl w:val="0"/>
-          <w:numId w:val="1024"/>
-        </w:numPr>
-      </w:pPr>
-      <w:r>
-        <w:t xml:space="preserve">Catheter in bladder</w:t>
-      </w:r>
-    </w:p>
-    <w:p>
-      <w:pPr>
-        <w:pStyle w:val="Compact"/>
-        <w:numPr>
-          <w:ilvl w:val="0"/>
-          <w:numId w:val="1024"/>
-        </w:numPr>
-      </w:pPr>
-      <w:r>
-        <w:t xml:space="preserve">Chest tube right chest</w:t>
-      </w:r>
-    </w:p>
-    <w:p>
-      <w:pPr>
-        <w:pStyle w:val="Compact"/>
-        <w:numPr>
-          <w:ilvl w:val="0"/>
-          <w:numId w:val="1024"/>
-        </w:numPr>
-      </w:pPr>
-      <w:r>
-        <w:t xml:space="preserve">Abdominal drains (usually 2)</w:t>
-      </w:r>
-    </w:p>
-    <w:p>
-      <w:pPr>
-        <w:pStyle w:val="Compact"/>
-        <w:numPr>
-          <w:ilvl w:val="0"/>
-          <w:numId w:val="1024"/>
-        </w:numPr>
-      </w:pPr>
-      <w:r>
-        <w:t xml:space="preserve">Feeding jejunostomy (usually stays in 8 wks)</w:t>
+        <w:t xml:space="preserve">27 Ward - 6Tower</w:t>
+      </w:r>
+    </w:p>
+    <w:p>
+      <w:pPr>
+        <w:pStyle w:val="Compact"/>
+        <w:numPr>
+          <w:ilvl w:val="0"/>
+          <w:numId w:val="1025"/>
+        </w:numPr>
+      </w:pPr>
+      <w:r>
+        <w:t xml:space="preserve">Jejunostomy feeds started</w:t>
+      </w:r>
+    </w:p>
+    <w:p>
+      <w:pPr>
+        <w:pStyle w:val="Compact"/>
+        <w:numPr>
+          <w:ilvl w:val="0"/>
+          <w:numId w:val="1025"/>
+        </w:numPr>
+      </w:pPr>
+      <w:r>
+        <w:t xml:space="preserve">Up in a chair most of the day</w:t>
+      </w:r>
+    </w:p>
+    <w:p>
+      <w:pPr>
+        <w:pStyle w:val="Compact"/>
+        <w:numPr>
+          <w:ilvl w:val="0"/>
+          <w:numId w:val="1025"/>
+        </w:numPr>
+      </w:pPr>
+      <w:r>
+        <w:t xml:space="preserve">Walking in the halls</w:t>
+      </w:r>
+    </w:p>
+    <w:p>
+      <w:pPr>
+        <w:pStyle w:val="Compact"/>
+        <w:numPr>
+          <w:ilvl w:val="1"/>
+          <w:numId w:val="1026"/>
+        </w:numPr>
+      </w:pPr>
+      <w:r>
+        <w:t xml:space="preserve">Start with assistance</w:t>
+      </w:r>
+    </w:p>
+    <w:p>
+      <w:pPr>
+        <w:pStyle w:val="Compact"/>
+        <w:numPr>
+          <w:ilvl w:val="1"/>
+          <w:numId w:val="1026"/>
+        </w:numPr>
+      </w:pPr>
+      <w:r>
+        <w:t xml:space="preserve">Improves lung function</w:t>
+      </w:r>
+    </w:p>
+    <w:p>
+      <w:pPr>
+        <w:pStyle w:val="Compact"/>
+        <w:numPr>
+          <w:ilvl w:val="1"/>
+          <w:numId w:val="1026"/>
+        </w:numPr>
+      </w:pPr>
+      <w:r>
+        <w:t xml:space="preserve">Prevents loss of muscle strength</w:t>
       </w:r>
     </w:p>
     <w:bookmarkEnd w:id="80"/>
-    <w:bookmarkStart w:id="81" w:name="intensive-care-unit-icu"/>
+    <w:bookmarkStart w:id="81" w:name="jejunostomy-feeds"/>
     <w:p>
       <w:pPr>
         <w:pStyle w:val="Heading2"/>
       </w:pPr>
       <w:r>
-        <w:t xml:space="preserve">28 Intensive Care Unit (ICU)</w:t>
-      </w:r>
-    </w:p>
-    <w:p>
-      <w:pPr>
-        <w:pStyle w:val="Compact"/>
-        <w:numPr>
-          <w:ilvl w:val="0"/>
-          <w:numId w:val="1025"/>
-        </w:numPr>
-      </w:pPr>
-      <w:r>
-        <w:t xml:space="preserve">Bladder catheter removed → check that bladder empties properly</w:t>
-      </w:r>
-    </w:p>
-    <w:p>
-      <w:pPr>
-        <w:pStyle w:val="Compact"/>
-        <w:numPr>
-          <w:ilvl w:val="0"/>
-          <w:numId w:val="1025"/>
-        </w:numPr>
-      </w:pPr>
-      <w:r>
-        <w:t xml:space="preserve">Chest tube removed (day 2-4) → follow-up x-ray</w:t>
-      </w:r>
-    </w:p>
-    <w:p>
-      <w:pPr>
-        <w:pStyle w:val="Compact"/>
-        <w:numPr>
-          <w:ilvl w:val="0"/>
-          <w:numId w:val="1025"/>
-        </w:numPr>
-      </w:pPr>
-      <w:r>
-        <w:t xml:space="preserve">Fluid emptied from drains every few hours</w:t>
-      </w:r>
-    </w:p>
-    <w:p>
-      <w:pPr>
-        <w:pStyle w:val="Compact"/>
-        <w:numPr>
-          <w:ilvl w:val="0"/>
-          <w:numId w:val="1025"/>
-        </w:numPr>
-      </w:pPr>
-      <w:r>
-        <w:t xml:space="preserve">Start tube feedings by feeding</w:t>
-      </w:r>
-    </w:p>
-    <w:p>
-      <w:pPr>
-        <w:pStyle w:val="Compact"/>
-        <w:numPr>
-          <w:ilvl w:val="0"/>
-          <w:numId w:val="1025"/>
-        </w:numPr>
-      </w:pPr>
-      <w:r>
-        <w:t xml:space="preserve">Feeding jejunostomy (stays in 8 weeks)</w:t>
+        <w:t xml:space="preserve">28 Jejunostomy Feeds</w:t>
+      </w:r>
+    </w:p>
+    <w:p>
+      <w:pPr>
+        <w:pStyle w:val="FirstParagraph"/>
+      </w:pPr>
+      <w:r>
+        <w:t xml:space="preserve">Jejunostomy tube feeds</w:t>
+      </w:r>
+    </w:p>
+    <w:p>
+      <w:pPr>
+        <w:pStyle w:val="Compact"/>
+        <w:numPr>
+          <w:ilvl w:val="0"/>
+          <w:numId w:val="1027"/>
+        </w:numPr>
+      </w:pPr>
+      <w:r>
+        <w:t xml:space="preserve">Start continuous (24 hours)</w:t>
+      </w:r>
+    </w:p>
+    <w:p>
+      <w:pPr>
+        <w:pStyle w:val="Compact"/>
+        <w:numPr>
+          <w:ilvl w:val="0"/>
+          <w:numId w:val="1027"/>
+        </w:numPr>
+      </w:pPr>
+      <w:r>
+        <w:t xml:space="preserve">Convert to night-time only (16 hours)</w:t>
+      </w:r>
+    </w:p>
+    <w:p>
+      <w:pPr>
+        <w:pStyle w:val="FirstParagraph"/>
+      </w:pPr>
+      <w:r>
+        <w:t xml:space="preserve">Water administered through feeding tube</w:t>
+      </w:r>
+    </w:p>
+    <w:p>
+      <w:pPr>
+        <w:pStyle w:val="Compact"/>
+        <w:numPr>
+          <w:ilvl w:val="0"/>
+          <w:numId w:val="1028"/>
+        </w:numPr>
+      </w:pPr>
+      <w:r>
+        <w:t xml:space="preserve">Usually 8oz 4 times/day</w:t>
+      </w:r>
+    </w:p>
+    <w:p>
+      <w:pPr>
+        <w:pStyle w:val="Compact"/>
+        <w:numPr>
+          <w:ilvl w:val="0"/>
+          <w:numId w:val="1028"/>
+        </w:numPr>
+      </w:pPr>
+      <w:r>
+        <w:t xml:space="preserve">Important to prevent dehydration</w:t>
       </w:r>
     </w:p>
     <w:bookmarkEnd w:id="81"/>
-    <w:bookmarkStart w:id="82" w:name="ward---6tower"/>
+    <w:bookmarkStart w:id="82" w:name="jejunostomy-tube"/>
     <w:p>
       <w:pPr>
         <w:pStyle w:val="Heading2"/>
       </w:pPr>
       <w:r>
-        <w:t xml:space="preserve">29 Ward - 6Tower</w:t>
-      </w:r>
-    </w:p>
-    <w:p>
-      <w:pPr>
-        <w:pStyle w:val="Compact"/>
-        <w:numPr>
-          <w:ilvl w:val="0"/>
-          <w:numId w:val="1026"/>
-        </w:numPr>
-      </w:pPr>
-      <w:r>
-        <w:t xml:space="preserve">Jejunostomy feeds started</w:t>
-      </w:r>
-    </w:p>
-    <w:p>
-      <w:pPr>
-        <w:pStyle w:val="Compact"/>
-        <w:numPr>
-          <w:ilvl w:val="0"/>
-          <w:numId w:val="1026"/>
-        </w:numPr>
-      </w:pPr>
-      <w:r>
-        <w:t xml:space="preserve">Up in a chair most of the day</w:t>
-      </w:r>
-    </w:p>
-    <w:p>
-      <w:pPr>
-        <w:pStyle w:val="Compact"/>
-        <w:numPr>
-          <w:ilvl w:val="0"/>
-          <w:numId w:val="1026"/>
-        </w:numPr>
-      </w:pPr>
-      <w:r>
-        <w:t xml:space="preserve">Walking in the halls</w:t>
+        <w:t xml:space="preserve">29 Jejunostomy Tube</w:t>
+      </w:r>
+    </w:p>
+    <w:bookmarkEnd w:id="82"/>
+    <w:bookmarkStart w:id="83" w:name="jejunostomy-typical-regimen"/>
+    <w:p>
+      <w:pPr>
+        <w:pStyle w:val="Heading2"/>
+      </w:pPr>
+      <w:r>
+        <w:t xml:space="preserve">30 Jejunostomy Typical Regimen</w:t>
+      </w:r>
+    </w:p>
+    <w:p>
+      <w:pPr>
+        <w:pStyle w:val="Compact"/>
+        <w:numPr>
+          <w:ilvl w:val="0"/>
+          <w:numId w:val="1029"/>
+        </w:numPr>
+      </w:pPr>
+      <w:r>
+        <w:t xml:space="preserve">Jejunostomy tube feeds for 16 hours (6pm-10am)</w:t>
       </w:r>
     </w:p>
     <w:p>
@@ -2473,11 +2534,11 @@
         <w:pStyle w:val="Compact"/>
         <w:numPr>
           <w:ilvl w:val="1"/>
-          <w:numId w:val="1027"/>
-        </w:numPr>
-      </w:pPr>
-      <w:r>
-        <w:t xml:space="preserve">Start with assistance</w:t>
+          <w:numId w:val="1030"/>
+        </w:numPr>
+      </w:pPr>
+      <w:r>
+        <w:t xml:space="preserve">Men: 75mL/hour x 16 hours = 5 cartons</w:t>
       </w:r>
     </w:p>
     <w:p>
@@ -2485,11 +2546,173 @@
         <w:pStyle w:val="Compact"/>
         <w:numPr>
           <w:ilvl w:val="1"/>
-          <w:numId w:val="1027"/>
-        </w:numPr>
-      </w:pPr>
-      <w:r>
-        <w:t xml:space="preserve">Improves lung function</w:t>
+          <w:numId w:val="1030"/>
+        </w:numPr>
+      </w:pPr>
+      <w:r>
+        <w:t xml:space="preserve">Women: 60mL/hour x 16 hours = 4 cartons</w:t>
+      </w:r>
+    </w:p>
+    <w:p>
+      <w:pPr>
+        <w:pStyle w:val="Compact"/>
+        <w:numPr>
+          <w:ilvl w:val="0"/>
+          <w:numId w:val="1029"/>
+        </w:numPr>
+      </w:pPr>
+      <w:r>
+        <w:t xml:space="preserve">Water 240ml (8oz) via syringe 4x/day</w:t>
+      </w:r>
+    </w:p>
+    <w:p>
+      <w:pPr>
+        <w:pStyle w:val="FirstParagraph"/>
+      </w:pPr>
+      <w:r>
+        <w:t xml:space="preserve">Hospital nurses will teach use of the feeding tube</w:t>
+      </w:r>
+    </w:p>
+    <w:bookmarkEnd w:id="83"/>
+    <w:bookmarkStart w:id="84" w:name="jejunostomy-feeds-with-diabetes"/>
+    <w:p>
+      <w:pPr>
+        <w:pStyle w:val="Heading2"/>
+      </w:pPr>
+      <w:r>
+        <w:t xml:space="preserve">31 Jejunostomy Feeds with Diabetes</w:t>
+      </w:r>
+    </w:p>
+    <w:p>
+      <w:pPr>
+        <w:pStyle w:val="FirstParagraph"/>
+      </w:pPr>
+      <w:r>
+        <w:t xml:space="preserve">Jejunostomy feedings elevate blood sugars</w:t>
+      </w:r>
+    </w:p>
+    <w:p>
+      <w:pPr>
+        <w:pStyle w:val="Compact"/>
+        <w:numPr>
+          <w:ilvl w:val="0"/>
+          <w:numId w:val="1031"/>
+        </w:numPr>
+      </w:pPr>
+      <w:r>
+        <w:t xml:space="preserve">Insulin may be required along with feeds</w:t>
+      </w:r>
+    </w:p>
+    <w:p>
+      <w:pPr>
+        <w:pStyle w:val="FirstParagraph"/>
+      </w:pPr>
+      <w:r>
+        <w:t xml:space="preserve">Typical Pattern for tube feeds</w:t>
+      </w:r>
+    </w:p>
+    <w:p>
+      <w:pPr>
+        <w:pStyle w:val="Compact"/>
+        <w:numPr>
+          <w:ilvl w:val="0"/>
+          <w:numId w:val="1032"/>
+        </w:numPr>
+      </w:pPr>
+      <w:r>
+        <w:t xml:space="preserve">Feeds run via pump from 6pm to 10am</w:t>
+      </w:r>
+    </w:p>
+    <w:p>
+      <w:pPr>
+        <w:pStyle w:val="Compact"/>
+        <w:numPr>
+          <w:ilvl w:val="0"/>
+          <w:numId w:val="1032"/>
+        </w:numPr>
+      </w:pPr>
+      <w:r>
+        <w:t xml:space="preserve">Insulin at 6pm (70/30 insulin)</w:t>
+      </w:r>
+    </w:p>
+    <w:p>
+      <w:pPr>
+        <w:pStyle w:val="Compact"/>
+        <w:numPr>
+          <w:ilvl w:val="0"/>
+          <w:numId w:val="1032"/>
+        </w:numPr>
+      </w:pPr>
+      <w:r>
+        <w:t xml:space="preserve">Insulin at Midnight (70/30 insulin)</w:t>
+      </w:r>
+    </w:p>
+    <w:p>
+      <w:pPr>
+        <w:pStyle w:val="Compact"/>
+        <w:numPr>
+          <w:ilvl w:val="0"/>
+          <w:numId w:val="1032"/>
+        </w:numPr>
+      </w:pPr>
+      <w:r>
+        <w:t xml:space="preserve">No insulin if tube feedings are not run</w:t>
+      </w:r>
+    </w:p>
+    <w:bookmarkEnd w:id="84"/>
+    <w:bookmarkStart w:id="85" w:name="jejunostomy-video"/>
+    <w:p>
+      <w:pPr>
+        <w:pStyle w:val="Heading2"/>
+      </w:pPr>
+      <w:r>
+        <w:t xml:space="preserve">32 Jejunostomy Video</w:t>
+      </w:r>
+    </w:p>
+    <w:bookmarkEnd w:id="85"/>
+    <w:bookmarkStart w:id="86" w:name="activity-after-surgery"/>
+    <w:p>
+      <w:pPr>
+        <w:pStyle w:val="Heading2"/>
+      </w:pPr>
+      <w:r>
+        <w:t xml:space="preserve">33 Activity after Surgery</w:t>
+      </w:r>
+    </w:p>
+    <w:p>
+      <w:pPr>
+        <w:pStyle w:val="Compact"/>
+        <w:numPr>
+          <w:ilvl w:val="0"/>
+          <w:numId w:val="1033"/>
+        </w:numPr>
+      </w:pPr>
+      <w:r>
+        <w:t xml:space="preserve">Up in chair most of the day</w:t>
+      </w:r>
+    </w:p>
+    <w:p>
+      <w:pPr>
+        <w:pStyle w:val="Compact"/>
+        <w:numPr>
+          <w:ilvl w:val="0"/>
+          <w:numId w:val="1033"/>
+        </w:numPr>
+      </w:pPr>
+      <w:r>
+        <w:t xml:space="preserve">Walking with help from nurse/Physical Therapist</w:t>
+      </w:r>
+    </w:p>
+    <w:p>
+      <w:pPr>
+        <w:pStyle w:val="Compact"/>
+        <w:numPr>
+          <w:ilvl w:val="0"/>
+          <w:numId w:val="1033"/>
+        </w:numPr>
+      </w:pPr>
+      <w:r>
+        <w:t xml:space="preserve">Goals:</w:t>
       </w:r>
     </w:p>
     <w:p>
@@ -2497,345 +2720,73 @@
         <w:pStyle w:val="Compact"/>
         <w:numPr>
           <w:ilvl w:val="1"/>
-          <w:numId w:val="1027"/>
-        </w:numPr>
-      </w:pPr>
-      <w:r>
-        <w:t xml:space="preserve">Prevents loss of muscle strength</w:t>
-      </w:r>
-    </w:p>
-    <w:bookmarkEnd w:id="82"/>
-    <w:bookmarkStart w:id="83" w:name="jejunostomy-feeds"/>
+          <w:numId w:val="1034"/>
+        </w:numPr>
+      </w:pPr>
+      <w:r>
+        <w:t xml:space="preserve">Improve lung function</w:t>
+      </w:r>
+    </w:p>
+    <w:p>
+      <w:pPr>
+        <w:pStyle w:val="Compact"/>
+        <w:numPr>
+          <w:ilvl w:val="1"/>
+          <w:numId w:val="1034"/>
+        </w:numPr>
+      </w:pPr>
+      <w:r>
+        <w:t xml:space="preserve">Prevent muscle loss</w:t>
+      </w:r>
+    </w:p>
+    <w:bookmarkEnd w:id="86"/>
+    <w:bookmarkStart w:id="87" w:name="nasogastric-ng-tube"/>
     <w:p>
       <w:pPr>
         <w:pStyle w:val="Heading2"/>
       </w:pPr>
       <w:r>
-        <w:t xml:space="preserve">30 Jejunostomy Feeds</w:t>
-      </w:r>
-    </w:p>
-    <w:p>
-      <w:pPr>
-        <w:pStyle w:val="FirstParagraph"/>
-      </w:pPr>
-      <w:r>
-        <w:t xml:space="preserve">Jejunostomy tube feeds</w:t>
-      </w:r>
-    </w:p>
-    <w:p>
-      <w:pPr>
-        <w:pStyle w:val="Compact"/>
-        <w:numPr>
-          <w:ilvl w:val="0"/>
-          <w:numId w:val="1028"/>
-        </w:numPr>
-      </w:pPr>
-      <w:r>
-        <w:t xml:space="preserve">Start continuous (24 hours)</w:t>
-      </w:r>
-    </w:p>
-    <w:p>
-      <w:pPr>
-        <w:pStyle w:val="Compact"/>
-        <w:numPr>
-          <w:ilvl w:val="0"/>
-          <w:numId w:val="1028"/>
-        </w:numPr>
-      </w:pPr>
-      <w:r>
-        <w:t xml:space="preserve">Convert to night-time only (16 hours)</w:t>
-      </w:r>
-    </w:p>
-    <w:p>
-      <w:pPr>
-        <w:pStyle w:val="FirstParagraph"/>
-      </w:pPr>
-      <w:r>
-        <w:t xml:space="preserve">Water administered through feeding tube</w:t>
-      </w:r>
-    </w:p>
-    <w:p>
-      <w:pPr>
-        <w:pStyle w:val="Compact"/>
-        <w:numPr>
-          <w:ilvl w:val="0"/>
-          <w:numId w:val="1029"/>
-        </w:numPr>
-      </w:pPr>
-      <w:r>
-        <w:t xml:space="preserve">Usually 8oz 4 times/day</w:t>
-      </w:r>
-    </w:p>
-    <w:p>
-      <w:pPr>
-        <w:pStyle w:val="Compact"/>
-        <w:numPr>
-          <w:ilvl w:val="0"/>
-          <w:numId w:val="1029"/>
-        </w:numPr>
-      </w:pPr>
-      <w:r>
-        <w:t xml:space="preserve">Important to prevent dehydration</w:t>
-      </w:r>
-    </w:p>
-    <w:bookmarkEnd w:id="83"/>
-    <w:bookmarkStart w:id="84" w:name="jejunostomy-tube"/>
-    <w:p>
-      <w:pPr>
-        <w:pStyle w:val="Heading2"/>
-      </w:pPr>
-      <w:r>
-        <w:t xml:space="preserve">31 Jejunostomy Tube</w:t>
-      </w:r>
-    </w:p>
-    <w:bookmarkEnd w:id="84"/>
-    <w:bookmarkStart w:id="85" w:name="jejunostomy-typical-regimen"/>
-    <w:p>
-      <w:pPr>
-        <w:pStyle w:val="Heading2"/>
-      </w:pPr>
-      <w:r>
-        <w:t xml:space="preserve">32 Jejunostomy Typical Regimen</w:t>
-      </w:r>
-    </w:p>
-    <w:p>
-      <w:pPr>
-        <w:pStyle w:val="Compact"/>
-        <w:numPr>
-          <w:ilvl w:val="0"/>
-          <w:numId w:val="1030"/>
-        </w:numPr>
-      </w:pPr>
-      <w:r>
-        <w:t xml:space="preserve">Jejunostomy tube feeds for 16 hours (6pm-10am)</w:t>
-      </w:r>
-    </w:p>
-    <w:p>
-      <w:pPr>
-        <w:pStyle w:val="Compact"/>
-        <w:numPr>
-          <w:ilvl w:val="1"/>
-          <w:numId w:val="1031"/>
-        </w:numPr>
-      </w:pPr>
-      <w:r>
-        <w:t xml:space="preserve">Men: 75mL/hour x 16 hours = 5 cartons</w:t>
-      </w:r>
-    </w:p>
-    <w:p>
-      <w:pPr>
-        <w:pStyle w:val="Compact"/>
-        <w:numPr>
-          <w:ilvl w:val="1"/>
-          <w:numId w:val="1031"/>
-        </w:numPr>
-      </w:pPr>
-      <w:r>
-        <w:t xml:space="preserve">Women: 60mL/hour x 16 hours = 4 cartons</w:t>
-      </w:r>
-    </w:p>
-    <w:p>
-      <w:pPr>
-        <w:pStyle w:val="Compact"/>
-        <w:numPr>
-          <w:ilvl w:val="0"/>
-          <w:numId w:val="1030"/>
-        </w:numPr>
-      </w:pPr>
-      <w:r>
-        <w:t xml:space="preserve">Water 240ml (8oz) via syringe 4x/day</w:t>
-      </w:r>
-    </w:p>
-    <w:p>
-      <w:pPr>
-        <w:pStyle w:val="FirstParagraph"/>
-      </w:pPr>
-      <w:r>
-        <w:t xml:space="preserve">Hospital nurses will teach use of the feeding tube</w:t>
-      </w:r>
-    </w:p>
-    <w:bookmarkEnd w:id="85"/>
-    <w:bookmarkStart w:id="86" w:name="jejunostomy-feeds-with-diabetes"/>
-    <w:p>
-      <w:pPr>
-        <w:pStyle w:val="Heading2"/>
-      </w:pPr>
-      <w:r>
-        <w:t xml:space="preserve">33 Jejunostomy Feeds with Diabetes</w:t>
-      </w:r>
-    </w:p>
-    <w:p>
-      <w:pPr>
-        <w:pStyle w:val="FirstParagraph"/>
-      </w:pPr>
-      <w:r>
-        <w:t xml:space="preserve">Jejunostomy feedings elevate blood sugars</w:t>
-      </w:r>
-    </w:p>
-    <w:p>
-      <w:pPr>
-        <w:pStyle w:val="Compact"/>
-        <w:numPr>
-          <w:ilvl w:val="0"/>
-          <w:numId w:val="1032"/>
-        </w:numPr>
-      </w:pPr>
-      <w:r>
-        <w:t xml:space="preserve">Insulin may be required along with feeds</w:t>
-      </w:r>
-    </w:p>
-    <w:p>
-      <w:pPr>
-        <w:pStyle w:val="FirstParagraph"/>
-      </w:pPr>
-      <w:r>
-        <w:t xml:space="preserve">Typical Pattern for tube feeds</w:t>
-      </w:r>
-    </w:p>
-    <w:p>
-      <w:pPr>
-        <w:pStyle w:val="Compact"/>
-        <w:numPr>
-          <w:ilvl w:val="0"/>
-          <w:numId w:val="1033"/>
-        </w:numPr>
-      </w:pPr>
-      <w:r>
-        <w:t xml:space="preserve">Feeds run via pump from 6pm to 10am</w:t>
-      </w:r>
-    </w:p>
-    <w:p>
-      <w:pPr>
-        <w:pStyle w:val="Compact"/>
-        <w:numPr>
-          <w:ilvl w:val="0"/>
-          <w:numId w:val="1033"/>
-        </w:numPr>
-      </w:pPr>
-      <w:r>
-        <w:t xml:space="preserve">Insulin at 6pm (70/30 insulin)</w:t>
-      </w:r>
-    </w:p>
-    <w:p>
-      <w:pPr>
-        <w:pStyle w:val="Compact"/>
-        <w:numPr>
-          <w:ilvl w:val="0"/>
-          <w:numId w:val="1033"/>
-        </w:numPr>
-      </w:pPr>
-      <w:r>
-        <w:t xml:space="preserve">Insulin at Midnight (70/30 insulin)</w:t>
-      </w:r>
-    </w:p>
-    <w:p>
-      <w:pPr>
-        <w:pStyle w:val="Compact"/>
-        <w:numPr>
-          <w:ilvl w:val="0"/>
-          <w:numId w:val="1033"/>
-        </w:numPr>
-      </w:pPr>
-      <w:r>
-        <w:t xml:space="preserve">No insulin if tube feedings are not run</w:t>
-      </w:r>
-    </w:p>
-    <w:bookmarkEnd w:id="86"/>
-    <w:bookmarkStart w:id="87" w:name="jejunostomy-video"/>
-    <w:p>
-      <w:pPr>
-        <w:pStyle w:val="Heading2"/>
-      </w:pPr>
-      <w:r>
-        <w:t xml:space="preserve">34 Jejunostomy Video</w:t>
-      </w:r>
-    </w:p>
-    <w:bookmarkEnd w:id="87"/>
-    <w:bookmarkStart w:id="88" w:name="activity-after-surgery"/>
-    <w:p>
-      <w:pPr>
-        <w:pStyle w:val="Heading2"/>
-      </w:pPr>
-      <w:r>
-        <w:t xml:space="preserve">35 Activity after Surgery</w:t>
-      </w:r>
-    </w:p>
-    <w:p>
-      <w:pPr>
-        <w:pStyle w:val="Compact"/>
-        <w:numPr>
-          <w:ilvl w:val="0"/>
-          <w:numId w:val="1034"/>
-        </w:numPr>
-      </w:pPr>
-      <w:r>
-        <w:t xml:space="preserve">Up in chair most of the day</w:t>
-      </w:r>
-    </w:p>
-    <w:p>
-      <w:pPr>
-        <w:pStyle w:val="Compact"/>
-        <w:numPr>
-          <w:ilvl w:val="0"/>
-          <w:numId w:val="1034"/>
-        </w:numPr>
-      </w:pPr>
-      <w:r>
-        <w:t xml:space="preserve">Walking with help from nurse/Physical Therapist</w:t>
-      </w:r>
-    </w:p>
-    <w:p>
-      <w:pPr>
-        <w:pStyle w:val="Compact"/>
-        <w:numPr>
-          <w:ilvl w:val="0"/>
-          <w:numId w:val="1034"/>
-        </w:numPr>
-      </w:pPr>
-      <w:r>
-        <w:t xml:space="preserve">Goals:</w:t>
-      </w:r>
-    </w:p>
-    <w:p>
-      <w:pPr>
-        <w:pStyle w:val="Compact"/>
-        <w:numPr>
-          <w:ilvl w:val="1"/>
+        <w:t xml:space="preserve">34 Nasogastric (NG) Tube</w:t>
+      </w:r>
+    </w:p>
+    <w:p>
+      <w:pPr>
+        <w:pStyle w:val="FirstParagraph"/>
+      </w:pPr>
+      <w:r>
+        <w:t xml:space="preserve">Tube passed through nose into stomach</w:t>
+      </w:r>
+    </w:p>
+    <w:p>
+      <w:pPr>
+        <w:pStyle w:val="Compact"/>
+        <w:numPr>
+          <w:ilvl w:val="0"/>
           <w:numId w:val="1035"/>
         </w:numPr>
       </w:pPr>
       <w:r>
-        <w:t xml:space="preserve">Improve lung function</w:t>
-      </w:r>
-    </w:p>
-    <w:p>
-      <w:pPr>
-        <w:pStyle w:val="Compact"/>
-        <w:numPr>
-          <w:ilvl w:val="1"/>
+        <w:t xml:space="preserve">Drains fluid from stomach</w:t>
+      </w:r>
+    </w:p>
+    <w:p>
+      <w:pPr>
+        <w:pStyle w:val="Compact"/>
+        <w:numPr>
+          <w:ilvl w:val="0"/>
           <w:numId w:val="1035"/>
         </w:numPr>
       </w:pPr>
       <w:r>
-        <w:t xml:space="preserve">Prevent muscle loss</w:t>
-      </w:r>
-    </w:p>
-    <w:bookmarkEnd w:id="88"/>
-    <w:bookmarkStart w:id="89" w:name="nasogastric-ng-tube"/>
-    <w:p>
-      <w:pPr>
-        <w:pStyle w:val="Heading2"/>
-      </w:pPr>
-      <w:r>
-        <w:t xml:space="preserve">36 Nasogastric (NG) Tube</w:t>
-      </w:r>
-    </w:p>
-    <w:p>
-      <w:pPr>
-        <w:pStyle w:val="FirstParagraph"/>
-      </w:pPr>
-      <w:r>
-        <w:t xml:space="preserve">Tube passed through nose into stomach</w:t>
+        <w:t xml:space="preserve">Prevents vomiting</w:t>
+      </w:r>
+    </w:p>
+    <w:p>
+      <w:pPr>
+        <w:pStyle w:val="FirstParagraph"/>
+      </w:pPr>
+      <w:r>
+        <w:t xml:space="preserve">Upper GI X-ray on 2nd or 3rd day after surgery</w:t>
       </w:r>
     </w:p>
     <w:p>
@@ -2844,38 +2795,6 @@
         <w:numPr>
           <w:ilvl w:val="0"/>
           <w:numId w:val="1036"/>
-        </w:numPr>
-      </w:pPr>
-      <w:r>
-        <w:t xml:space="preserve">Drains fluid from stomach</w:t>
-      </w:r>
-    </w:p>
-    <w:p>
-      <w:pPr>
-        <w:pStyle w:val="Compact"/>
-        <w:numPr>
-          <w:ilvl w:val="0"/>
-          <w:numId w:val="1036"/>
-        </w:numPr>
-      </w:pPr>
-      <w:r>
-        <w:t xml:space="preserve">Prevents vomiting</w:t>
-      </w:r>
-    </w:p>
-    <w:p>
-      <w:pPr>
-        <w:pStyle w:val="FirstParagraph"/>
-      </w:pPr>
-      <w:r>
-        <w:t xml:space="preserve">Upper GI X-ray on 2nd or 3rd day after surgery</w:t>
-      </w:r>
-    </w:p>
-    <w:p>
-      <w:pPr>
-        <w:pStyle w:val="Compact"/>
-        <w:numPr>
-          <w:ilvl w:val="0"/>
-          <w:numId w:val="1037"/>
         </w:numPr>
       </w:pPr>
       <w:r>
@@ -2904,48 +2823,48 @@
         <w:pStyle w:val="Compact"/>
         <w:numPr>
           <w:ilvl w:val="0"/>
+          <w:numId w:val="1036"/>
+        </w:numPr>
+      </w:pPr>
+      <w:r>
+        <w:t xml:space="preserve">Otherwise, X-ray repeated 2-3 days later</w:t>
+      </w:r>
+    </w:p>
+    <w:bookmarkEnd w:id="87"/>
+    <w:bookmarkStart w:id="88" w:name="swallowing-evaluation"/>
+    <w:p>
+      <w:pPr>
+        <w:pStyle w:val="Heading2"/>
+      </w:pPr>
+      <w:r>
+        <w:t xml:space="preserve">35 Swallowing Evaluation</w:t>
+      </w:r>
+    </w:p>
+    <w:p>
+      <w:pPr>
+        <w:pStyle w:val="FirstParagraph"/>
+      </w:pPr>
+      <w:r>
+        <w:t xml:space="preserve">Once NG tube has been removed:</w:t>
+      </w:r>
+    </w:p>
+    <w:p>
+      <w:pPr>
+        <w:pStyle w:val="BodyText"/>
+      </w:pPr>
+      <w:r>
+        <w:t xml:space="preserve">Modified barium swallow in radiology</w:t>
+      </w:r>
+    </w:p>
+    <w:p>
+      <w:pPr>
+        <w:pStyle w:val="Compact"/>
+        <w:numPr>
+          <w:ilvl w:val="0"/>
           <w:numId w:val="1037"/>
         </w:numPr>
       </w:pPr>
       <w:r>
-        <w:t xml:space="preserve">Otherwise, X-ray repeated 2-3 days later</w:t>
-      </w:r>
-    </w:p>
-    <w:bookmarkEnd w:id="89"/>
-    <w:bookmarkStart w:id="90" w:name="swallowing-evaluation"/>
-    <w:p>
-      <w:pPr>
-        <w:pStyle w:val="Heading2"/>
-      </w:pPr>
-      <w:r>
-        <w:t xml:space="preserve">37 Swallowing Evaluation</w:t>
-      </w:r>
-    </w:p>
-    <w:p>
-      <w:pPr>
-        <w:pStyle w:val="FirstParagraph"/>
-      </w:pPr>
-      <w:r>
-        <w:t xml:space="preserve">Once NG tube has been removed:</w:t>
-      </w:r>
-    </w:p>
-    <w:p>
-      <w:pPr>
-        <w:pStyle w:val="BodyText"/>
-      </w:pPr>
-      <w:r>
-        <w:t xml:space="preserve">Modified barium swallow in radiology</w:t>
-      </w:r>
-    </w:p>
-    <w:p>
-      <w:pPr>
-        <w:pStyle w:val="Compact"/>
-        <w:numPr>
-          <w:ilvl w:val="0"/>
-          <w:numId w:val="1038"/>
-        </w:numPr>
-      </w:pPr>
-      <w:r>
         <w:t xml:space="preserve">Drink a white chalky liquid (barium)</w:t>
       </w:r>
     </w:p>
@@ -2954,7 +2873,7 @@
         <w:pStyle w:val="Compact"/>
         <w:numPr>
           <w:ilvl w:val="0"/>
-          <w:numId w:val="1038"/>
+          <w:numId w:val="1037"/>
         </w:numPr>
       </w:pPr>
       <w:r>
@@ -2966,11 +2885,11 @@
         <w:pStyle w:val="Compact"/>
         <w:numPr>
           <w:ilvl w:val="0"/>
-          <w:numId w:val="1038"/>
-        </w:numPr>
-      </w:pPr>
-      <w:r>
-        <w:t xml:space="preserve">70% of patients</w:t>
+          <w:numId w:val="1037"/>
+        </w:numPr>
+      </w:pPr>
+      <w:r>
+        <w:t xml:space="preserve">80% of patients</w:t>
       </w:r>
       <w:r>
         <w:t xml:space="preserve"> </w:t>
@@ -2990,6 +2909,100 @@
         <w:t xml:space="preserve">liquids started by mouth</w:t>
       </w:r>
     </w:p>
+    <w:bookmarkEnd w:id="88"/>
+    <w:bookmarkStart w:id="89" w:name="jejunostomy-tube-1"/>
+    <w:p>
+      <w:pPr>
+        <w:pStyle w:val="Heading2"/>
+      </w:pPr>
+      <w:r>
+        <w:t xml:space="preserve">36 Jejunostomy tube</w:t>
+      </w:r>
+    </w:p>
+    <w:p>
+      <w:pPr>
+        <w:pStyle w:val="FirstParagraph"/>
+      </w:pPr>
+      <w:r>
+        <w:t xml:space="preserve">Jejunostomy tube bypasses the stomach and injects tube feeding formula directly in to the small intestine (jejunum)</w:t>
+      </w:r>
+    </w:p>
+    <w:p>
+      <w:pPr>
+        <w:pStyle w:val="BodyText"/>
+      </w:pPr>
+      <w:r>
+        <w:t xml:space="preserve">Pump administers the feedings slowly over hours</w:t>
+      </w:r>
+    </w:p>
+    <w:bookmarkEnd w:id="89"/>
+    <w:bookmarkStart w:id="90" w:name="jejunostomy-feeding"/>
+    <w:p>
+      <w:pPr>
+        <w:pStyle w:val="Heading2"/>
+      </w:pPr>
+      <w:r>
+        <w:t xml:space="preserve">37 Jejunostomy feeding</w:t>
+      </w:r>
+    </w:p>
+    <w:p>
+      <w:pPr>
+        <w:pStyle w:val="Compact"/>
+        <w:numPr>
+          <w:ilvl w:val="0"/>
+          <w:numId w:val="1038"/>
+        </w:numPr>
+      </w:pPr>
+      <w:r>
+        <w:t xml:space="preserve">Start with continuous feeds (24 hours/day)</w:t>
+      </w:r>
+    </w:p>
+    <w:p>
+      <w:pPr>
+        <w:pStyle w:val="Compact"/>
+        <w:numPr>
+          <w:ilvl w:val="0"/>
+          <w:numId w:val="1038"/>
+        </w:numPr>
+      </w:pPr>
+      <w:r>
+        <w:t xml:space="preserve">Convert to nocturnal (night-time): 6pm to 10pm</w:t>
+      </w:r>
+    </w:p>
+    <w:p>
+      <w:pPr>
+        <w:pStyle w:val="FirstParagraph"/>
+      </w:pPr>
+      <w:r>
+        <w:t xml:space="preserve">The feeding bag holds only 4 cartons of feeds</w:t>
+      </w:r>
+      <w:r>
+        <w:t xml:space="preserve"> </w:t>
+      </w:r>
+      <w:r>
+        <w:t xml:space="preserve">- May need to “top off’ bag after a few hours</w:t>
+      </w:r>
+    </w:p>
+    <w:p>
+      <w:pPr>
+        <w:pStyle w:val="BodyText"/>
+      </w:pPr>
+      <w:r>
+        <w:t xml:space="preserve">Water through the tube</w:t>
+      </w:r>
+      <w:r>
+        <w:t xml:space="preserve"> </w:t>
+      </w:r>
+      <w:r>
+        <w:t xml:space="preserve">- Important to prevent dehydration</w:t>
+      </w:r>
+      <w:r>
+        <w:t xml:space="preserve"> </w:t>
+      </w:r>
+      <w:r>
+        <w:t xml:space="preserve">- 250mL (8 oz) 4 times per day</w:t>
+      </w:r>
+    </w:p>
     <w:bookmarkEnd w:id="90"/>
     <w:bookmarkStart w:id="91" w:name="oral-intake-at-home"/>
     <w:p>
@@ -3044,21 +3057,63 @@
       </w:r>
     </w:p>
     <w:bookmarkEnd w:id="91"/>
-    <w:bookmarkStart w:id="92" w:name="discharge"/>
+    <w:bookmarkStart w:id="92" w:name="drains-and-tubes"/>
     <w:p>
       <w:pPr>
         <w:pStyle w:val="Heading2"/>
       </w:pPr>
       <w:r>
-        <w:t xml:space="preserve">39 Discharge</w:t>
-      </w:r>
-    </w:p>
-    <w:p>
-      <w:pPr>
-        <w:pStyle w:val="FirstParagraph"/>
-      </w:pPr>
-      <w:r>
-        <w:t xml:space="preserve">Goal: ready to leave day #6/7 after surgery</w:t>
+        <w:t xml:space="preserve">39 Drains and Tubes</w:t>
+      </w:r>
+    </w:p>
+    <w:p>
+      <w:pPr>
+        <w:pStyle w:val="FirstParagraph"/>
+      </w:pPr>
+      <w:r>
+        <w:t xml:space="preserve">Chest Tube (right side): Removed 4-6 days after surgery (depending upon output)</w:t>
+      </w:r>
+      <w:r>
+        <w:t xml:space="preserve"> </w:t>
+      </w:r>
+      <w:r>
+        <w:t xml:space="preserve">Abdomiaal drains: Removed 4-7 days after surgery</w:t>
+      </w:r>
+      <w:r>
+        <w:t xml:space="preserve"> </w:t>
+      </w:r>
+      <w:r>
+        <w:t xml:space="preserve">Discharge with 1 abdominal drain in 10% of cases</w:t>
+      </w:r>
+      <w:r>
+        <w:t xml:space="preserve"> </w:t>
+      </w:r>
+      <w:r>
+        <w:t xml:space="preserve">Epidural catheter: Removed 4-5 days after surgery</w:t>
+      </w:r>
+      <w:r>
+        <w:t xml:space="preserve"> </w:t>
+      </w:r>
+      <w:r>
+        <w:t xml:space="preserve">Bladder catheter: Removed after epicura catheter removed</w:t>
+      </w:r>
+    </w:p>
+    <w:bookmarkEnd w:id="92"/>
+    <w:bookmarkStart w:id="93" w:name="discharge"/>
+    <w:p>
+      <w:pPr>
+        <w:pStyle w:val="Heading2"/>
+      </w:pPr>
+      <w:r>
+        <w:t xml:space="preserve">40 Discharge</w:t>
+      </w:r>
+    </w:p>
+    <w:p>
+      <w:pPr>
+        <w:pStyle w:val="FirstParagraph"/>
+      </w:pPr>
+      <w:r>
+        <w:t xml:space="preserve">Goal: ready to leave day #7 after surgery</w:t>
       </w:r>
     </w:p>
     <w:p>
@@ -3082,7 +3137,7 @@
         </w:numPr>
       </w:pPr>
       <w:r>
-        <w:t xml:space="preserve">Nutrition by mouth (70% of patients)</w:t>
+        <w:t xml:space="preserve">Nutrition by mouth (90% of patients)</w:t>
       </w:r>
     </w:p>
     <w:p>
@@ -3094,19 +3149,7 @@
         </w:numPr>
       </w:pPr>
       <w:r>
-        <w:t xml:space="preserve">1 oz of water per hour by mouth OR</w:t>
-      </w:r>
-    </w:p>
-    <w:p>
-      <w:pPr>
-        <w:pStyle w:val="Compact"/>
-        <w:numPr>
-          <w:ilvl w:val="1"/>
-          <w:numId w:val="1041"/>
-        </w:numPr>
-      </w:pPr>
-      <w:r>
-        <w:t xml:space="preserve">Protein shakes 4oz every 2 hours</w:t>
+        <w:t xml:space="preserve">Protein shakes or water 4oz every 2 hours</w:t>
       </w:r>
     </w:p>
     <w:p>
@@ -3145,14 +3188,14 @@
         <w:t xml:space="preserve">Home infusion (tube feeding supplies)</w:t>
       </w:r>
     </w:p>
-    <w:bookmarkEnd w:id="92"/>
-    <w:bookmarkStart w:id="93" w:name="nutrition-after-surgery"/>
+    <w:bookmarkEnd w:id="93"/>
+    <w:bookmarkStart w:id="94" w:name="nutrition-after-surgery"/>
     <w:p>
       <w:pPr>
         <w:pStyle w:val="Heading2"/>
       </w:pPr>
       <w:r>
-        <w:t xml:space="preserve">40 Nutrition after Surgery</w:t>
+        <w:t xml:space="preserve">41 Nutrition after Surgery</w:t>
       </w:r>
     </w:p>
     <w:p>
@@ -3223,14 +3266,14 @@
         <w:t xml:space="preserve">8-12 weeks: Remove feeding tube (in office)</w:t>
       </w:r>
     </w:p>
-    <w:bookmarkEnd w:id="93"/>
-    <w:bookmarkStart w:id="94" w:name="X15701f9deabaab366e08b73bd1ea6f1240694c5"/>
+    <w:bookmarkEnd w:id="94"/>
+    <w:bookmarkStart w:id="95" w:name="X15701f9deabaab366e08b73bd1ea6f1240694c5"/>
     <w:p>
       <w:pPr>
         <w:pStyle w:val="Heading2"/>
       </w:pPr>
       <w:r>
-        <w:t xml:space="preserve">41 Transition from Tube Feeds</w:t>
+        <w:t xml:space="preserve">42 Transition from Tube Feeds</w:t>
       </w:r>
       <w:r>
         <w:t xml:space="preserve"> </w:t>
@@ -3343,14 +3386,14 @@
         <w:t xml:space="preserve">Three meals + 2-3 high-protein snacks</w:t>
       </w:r>
     </w:p>
-    <w:bookmarkEnd w:id="94"/>
-    <w:bookmarkStart w:id="95" w:name="post-esophagectomy-diet"/>
+    <w:bookmarkEnd w:id="95"/>
+    <w:bookmarkStart w:id="96" w:name="post-esophagectomy-diet"/>
     <w:p>
       <w:pPr>
         <w:pStyle w:val="Heading2"/>
       </w:pPr>
       <w:r>
-        <w:t xml:space="preserve">42 Post-esophagectomy Diet</w:t>
+        <w:t xml:space="preserve">43 Post-esophagectomy Diet</w:t>
       </w:r>
     </w:p>
     <w:p>
@@ -3449,14 +3492,14 @@
         <w:t xml:space="preserve">Avoid eating within 2 hours of bedtime</w:t>
       </w:r>
     </w:p>
-    <w:bookmarkEnd w:id="95"/>
-    <w:bookmarkStart w:id="96" w:name="medicines-at-home---pain"/>
+    <w:bookmarkEnd w:id="96"/>
+    <w:bookmarkStart w:id="97" w:name="medicines-at-home---pain"/>
     <w:p>
       <w:pPr>
         <w:pStyle w:val="Heading2"/>
       </w:pPr>
       <w:r>
-        <w:t xml:space="preserve">43 Medicines at Home - Pain</w:t>
+        <w:t xml:space="preserve">44 Medicines at Home - Pain</w:t>
       </w:r>
     </w:p>
     <w:p>
@@ -3531,14 +3574,14 @@
         <w:t xml:space="preserve">NO DRIVING WHILE ON OXYCODONE</w:t>
       </w:r>
     </w:p>
-    <w:bookmarkEnd w:id="96"/>
-    <w:bookmarkStart w:id="97" w:name="non-steroidals-anti-inflammatory-nsaid"/>
+    <w:bookmarkEnd w:id="97"/>
+    <w:bookmarkStart w:id="98" w:name="non-steroidals-anti-inflammatory-nsaid"/>
     <w:p>
       <w:pPr>
         <w:pStyle w:val="Heading2"/>
       </w:pPr>
       <w:r>
-        <w:t xml:space="preserve">44 Non-steroidals Anti Inflammatory (NSAID)</w:t>
+        <w:t xml:space="preserve">45 Non-steroidals Anti Inflammatory (NSAID)</w:t>
       </w:r>
     </w:p>
     <w:p>
@@ -3581,14 +3624,14 @@
         <w:t xml:space="preserve">(Can cause permanent scarring at the surgery site)</w:t>
       </w:r>
     </w:p>
-    <w:bookmarkEnd w:id="97"/>
-    <w:bookmarkStart w:id="98" w:name="acid-blockers-proton-pump-inhibitors"/>
+    <w:bookmarkEnd w:id="98"/>
+    <w:bookmarkStart w:id="99" w:name="acid-blockers-proton-pump-inhibitors"/>
     <w:p>
       <w:pPr>
         <w:pStyle w:val="Heading2"/>
       </w:pPr>
       <w:r>
-        <w:t xml:space="preserve">45 Acid Blockers = Proton Pump Inhibitors</w:t>
+        <w:t xml:space="preserve">46 Acid Blockers = Proton Pump Inhibitors</w:t>
       </w:r>
     </w:p>
     <w:p>
@@ -3635,14 +3678,14 @@
         <w:t xml:space="preserve">To administer through feeding tube, open capsule and resuspend beads in 60mL (2oz) of water</w:t>
       </w:r>
     </w:p>
-    <w:bookmarkEnd w:id="98"/>
-    <w:bookmarkStart w:id="99" w:name="medicines-at-home"/>
+    <w:bookmarkEnd w:id="99"/>
+    <w:bookmarkStart w:id="100" w:name="medicines-at-home"/>
     <w:p>
       <w:pPr>
         <w:pStyle w:val="Heading2"/>
       </w:pPr>
       <w:r>
-        <w:t xml:space="preserve">46 Medicines at Home</w:t>
+        <w:t xml:space="preserve">47 Medicines at Home</w:t>
       </w:r>
     </w:p>
     <w:p>
@@ -3721,14 +3764,14 @@
         <w:t xml:space="preserve">Will stop within first three months of surgery</w:t>
       </w:r>
     </w:p>
-    <w:bookmarkEnd w:id="99"/>
-    <w:bookmarkStart w:id="100" w:name="metoprolol-beta-blockers"/>
+    <w:bookmarkEnd w:id="100"/>
+    <w:bookmarkStart w:id="101" w:name="metoprolol-beta-blockers"/>
     <w:p>
       <w:pPr>
         <w:pStyle w:val="Heading2"/>
       </w:pPr>
       <w:r>
-        <w:t xml:space="preserve">47 Metoprolol = Beta Blockers</w:t>
+        <w:t xml:space="preserve">48 Metoprolol = Beta Blockers</w:t>
       </w:r>
     </w:p>
     <w:p>
@@ -3816,14 +3859,14 @@
         <w:t xml:space="preserve">return to prior dose and drug after surgery</w:t>
       </w:r>
     </w:p>
-    <w:bookmarkEnd w:id="100"/>
-    <w:bookmarkStart w:id="104" w:name="sleeping-at-home"/>
+    <w:bookmarkEnd w:id="101"/>
+    <w:bookmarkStart w:id="105" w:name="sleeping-at-home"/>
     <w:p>
       <w:pPr>
         <w:pStyle w:val="Heading2"/>
       </w:pPr>
       <w:r>
-        <w:t xml:space="preserve">48 Sleeping at Home</w:t>
+        <w:t xml:space="preserve">49 Sleeping at Home</w:t>
       </w:r>
     </w:p>
     <w:p>
@@ -3859,18 +3902,18 @@
           <wp:inline>
             <wp:extent cx="5334000" cy="5334000"/>
             <wp:effectExtent b="0" l="0" r="0" t="0"/>
-            <wp:docPr descr="" title="" id="102" name="Picture"/>
+            <wp:docPr descr="" title="" id="103" name="Picture"/>
             <a:graphic>
               <a:graphicData uri="http://schemas.openxmlformats.org/drawingml/2006/picture">
                 <pic:pic>
                   <pic:nvPicPr>
-                    <pic:cNvPr descr="images/wedge_pillow_comm.jpg" id="103" name="Picture"/>
+                    <pic:cNvPr descr="images/wedge_pillow_comm.jpg" id="104" name="Picture"/>
                     <pic:cNvPicPr>
                       <a:picLocks noChangeArrowheads="1" noChangeAspect="1"/>
                     </pic:cNvPicPr>
                   </pic:nvPicPr>
                   <pic:blipFill>
-                    <a:blip r:embed="rId101"/>
+                    <a:blip r:embed="rId102"/>
                     <a:stretch>
                       <a:fillRect/>
                     </a:stretch>
@@ -3897,19 +3940,31 @@
         </w:drawing>
       </w:r>
     </w:p>
-    <w:bookmarkEnd w:id="104"/>
-    <w:bookmarkStart w:id="105" w:name="postoperative-visit-at-7-10-days"/>
+    <w:bookmarkEnd w:id="105"/>
+    <w:bookmarkStart w:id="106" w:name="X35611bb316b2613f9071605f3026a0a23a88bbf"/>
     <w:p>
       <w:pPr>
         <w:pStyle w:val="Heading2"/>
       </w:pPr>
       <w:r>
-        <w:t xml:space="preserve">49 Postoperative Visit at 7-10 Days</w:t>
-      </w:r>
-    </w:p>
-    <w:p>
-      <w:pPr>
-        <w:pStyle w:val="FirstParagraph"/>
+        <w:t xml:space="preserve">50 Follow Up Clinic Visit 7-10 days after Discharge</w:t>
+      </w:r>
+    </w:p>
+    <w:p>
+      <w:pPr>
+        <w:pStyle w:val="FirstParagraph"/>
+      </w:pPr>
+      <w:r>
+        <w:t xml:space="preserve">In-person clinic visit with Dr Salo or Kate Duncan</w:t>
+      </w:r>
+    </w:p>
+    <w:p>
+      <w:pPr>
+        <w:pStyle w:val="Compact"/>
+        <w:numPr>
+          <w:ilvl w:val="0"/>
+          <w:numId w:val="1056"/>
+        </w:numPr>
       </w:pPr>
       <w:r>
         <w:t xml:space="preserve">Check surgical site</w:t>
@@ -3929,10 +3984,22 @@
     </w:p>
     <w:p>
       <w:pPr>
-        <w:pStyle w:val="FirstParagraph"/>
-      </w:pPr>
-      <w:r>
-        <w:t xml:space="preserve">Adjust medicines as needed</w:t>
+        <w:pStyle w:val="Compact"/>
+        <w:numPr>
+          <w:ilvl w:val="0"/>
+          <w:numId w:val="1056"/>
+        </w:numPr>
+      </w:pPr>
+      <w:r>
+        <w:t xml:space="preserve">Remove abdominal drains (if needed)</w:t>
+      </w:r>
+    </w:p>
+    <w:p>
+      <w:pPr>
+        <w:pStyle w:val="FirstParagraph"/>
+      </w:pPr>
+      <w:r>
+        <w:t xml:space="preserve">Meet with dietitian:</w:t>
       </w:r>
     </w:p>
     <w:p>
@@ -3944,7 +4011,7 @@
         </w:numPr>
       </w:pPr>
       <w:r>
-        <w:t xml:space="preserve">Insulin (for diabetic patients on insulin)</w:t>
+        <w:t xml:space="preserve">Reduce tube feeds</w:t>
       </w:r>
     </w:p>
     <w:p>
@@ -3956,15 +4023,69 @@
         </w:numPr>
       </w:pPr>
       <w:r>
-        <w:t xml:space="preserve">Reduce beta blocker medicines</w:t>
-      </w:r>
-    </w:p>
-    <w:p>
-      <w:pPr>
-        <w:pStyle w:val="FirstParagraph"/>
-      </w:pPr>
-      <w:r>
-        <w:t xml:space="preserve">Advance diet</w:t>
+        <w:t xml:space="preserve">Advance diet by mouth</w:t>
+      </w:r>
+    </w:p>
+    <w:bookmarkEnd w:id="106"/>
+    <w:bookmarkStart w:id="107" w:name="adjust-medicines-after-surgery"/>
+    <w:p>
+      <w:pPr>
+        <w:pStyle w:val="Heading2"/>
+      </w:pPr>
+      <w:r>
+        <w:t xml:space="preserve">51 Adjust Medicines after Surgery</w:t>
+      </w:r>
+    </w:p>
+    <w:p>
+      <w:pPr>
+        <w:pStyle w:val="FirstParagraph"/>
+      </w:pPr>
+      <w:r>
+        <w:t xml:space="preserve">Reglan: Discontinue 6 weeks after surgery</w:t>
+      </w:r>
+      <w:r>
+        <w:t xml:space="preserve"> </w:t>
+      </w:r>
+      <w:r>
+        <w:t xml:space="preserve">Remeron: Discontinue 12 weeks after surgery</w:t>
+      </w:r>
+      <w:r>
+        <w:t xml:space="preserve"> </w:t>
+      </w:r>
+      <w:r>
+        <w:t xml:space="preserve">Pain Medicines:</w:t>
+      </w:r>
+    </w:p>
+    <w:p>
+      <w:pPr>
+        <w:pStyle w:val="Compact"/>
+        <w:numPr>
+          <w:ilvl w:val="0"/>
+          <w:numId w:val="1058"/>
+        </w:numPr>
+      </w:pPr>
+      <w:r>
+        <w:t xml:space="preserve">Wean oxycodone within 6 weeks of surgery</w:t>
+      </w:r>
+    </w:p>
+    <w:p>
+      <w:pPr>
+        <w:pStyle w:val="Compact"/>
+        <w:numPr>
+          <w:ilvl w:val="0"/>
+          <w:numId w:val="1058"/>
+        </w:numPr>
+      </w:pPr>
+      <w:r>
+        <w:t xml:space="preserve">Discontinue gabapentin and acetaminophen (Tylenol) within 8 weeks</w:t>
+      </w:r>
+    </w:p>
+    <w:p>
+      <w:pPr>
+        <w:pStyle w:val="FirstParagraph"/>
+      </w:pPr>
+      <w:r>
+        <w:t xml:space="preserve">Continue acid blockers (PPI) for at least 1 year</w:t>
       </w:r>
     </w:p>
     <w:p>
@@ -3972,87 +4093,270 @@
         <w:pStyle w:val="BodyText"/>
       </w:pPr>
       <w:r>
-        <w:t xml:space="preserve">Reduce tube feeds</w:t>
-      </w:r>
-    </w:p>
-    <w:bookmarkEnd w:id="105"/>
-    <w:bookmarkStart w:id="106" w:name="after-surgery"/>
+        <w:t xml:space="preserve">Reduce metoprolol to once/day for 7 dayus</w:t>
+      </w:r>
+      <w:r>
+        <w:t xml:space="preserve"> </w:t>
+      </w:r>
+      <m:oMath>
+        <m:r>
+          <m:rPr>
+            <m:sty m:val="p"/>
+          </m:rPr>
+          <m:t>→</m:t>
+        </m:r>
+      </m:oMath>
+      <w:r>
+        <w:t xml:space="preserve"> </w:t>
+      </w:r>
+      <w:r>
+        <w:t xml:space="preserve">discontinue</w:t>
+      </w:r>
+    </w:p>
+    <w:bookmarkEnd w:id="107"/>
+    <w:bookmarkStart w:id="108" w:name="jejunostomy-removal"/>
     <w:p>
       <w:pPr>
         <w:pStyle w:val="Heading2"/>
       </w:pPr>
       <w:r>
-        <w:t xml:space="preserve">50 After surgery</w:t>
-      </w:r>
-    </w:p>
-    <w:p>
-      <w:pPr>
-        <w:pStyle w:val="FirstParagraph"/>
-      </w:pPr>
-      <w:r>
-        <w:t xml:space="preserve">Wean off medicines added after surgery</w:t>
-      </w:r>
-    </w:p>
-    <w:p>
-      <w:pPr>
-        <w:pStyle w:val="Compact"/>
-        <w:numPr>
-          <w:ilvl w:val="0"/>
-          <w:numId w:val="1058"/>
-        </w:numPr>
-      </w:pPr>
-      <w:r>
-        <w:t xml:space="preserve">Pain medicines</w:t>
-      </w:r>
-    </w:p>
-    <w:p>
-      <w:pPr>
-        <w:pStyle w:val="Compact"/>
-        <w:numPr>
-          <w:ilvl w:val="0"/>
-          <w:numId w:val="1058"/>
-        </w:numPr>
-      </w:pPr>
-      <w:r>
-        <w:t xml:space="preserve">Beta-blockers</w:t>
-      </w:r>
-    </w:p>
-    <w:p>
-      <w:pPr>
-        <w:pStyle w:val="Compact"/>
-        <w:numPr>
-          <w:ilvl w:val="0"/>
-          <w:numId w:val="1058"/>
-        </w:numPr>
-      </w:pPr>
-      <w:r>
-        <w:t xml:space="preserve">Reglan and Remeron</w:t>
-      </w:r>
-    </w:p>
-    <w:p>
-      <w:pPr>
-        <w:pStyle w:val="FirstParagraph"/>
-      </w:pPr>
-      <w:r>
-        <w:t xml:space="preserve">Continue acid blockers for at least 1 year</w:t>
-      </w:r>
-    </w:p>
-    <w:bookmarkEnd w:id="106"/>
-    <w:bookmarkStart w:id="107" w:name="jejunostomy-removal"/>
+        <w:t xml:space="preserve">52 Jejunostomy Removal</w:t>
+      </w:r>
+    </w:p>
+    <w:p>
+      <w:pPr>
+        <w:pStyle w:val="FirstParagraph"/>
+      </w:pPr>
+      <w:r>
+        <w:t xml:space="preserve">Jejunostomy tube is removed in the office once you can take in enough nutrients by mouth</w:t>
+      </w:r>
+    </w:p>
+    <w:p>
+      <w:pPr>
+        <w:pStyle w:val="BodyText"/>
+      </w:pPr>
+      <w:r>
+        <w:t xml:space="preserve">Removal usually around 8 weeks after surgery</w:t>
+      </w:r>
+    </w:p>
+    <w:p>
+      <w:pPr>
+        <w:pStyle w:val="BodyText"/>
+      </w:pPr>
+      <w:r>
+        <w:t xml:space="preserve">May take 5 minutes and some local anesthetic to loosen up the tube for removal.</w:t>
+      </w:r>
+    </w:p>
+    <w:bookmarkEnd w:id="108"/>
+    <w:bookmarkStart w:id="109" w:name="nutritional-monitoring-after-surgery"/>
     <w:p>
       <w:pPr>
         <w:pStyle w:val="Heading2"/>
       </w:pPr>
       <w:r>
-        <w:t xml:space="preserve">51 Jejunostomy Removal</w:t>
-      </w:r>
-    </w:p>
-    <w:p>
-      <w:pPr>
-        <w:pStyle w:val="FirstParagraph"/>
-      </w:pPr>
-      <w:r>
-        <w:t xml:space="preserve">Jejunostomy tube is removed in the office once you can take in enough nutrients by mouth</w:t>
+        <w:t xml:space="preserve">53 Nutritional Monitoring after Surgery</w:t>
+      </w:r>
+    </w:p>
+    <w:p>
+      <w:pPr>
+        <w:pStyle w:val="FirstParagraph"/>
+      </w:pPr>
+      <w:r>
+        <w:t xml:space="preserve">You may have difficulty absorbing some nutrients:</w:t>
+      </w:r>
+    </w:p>
+    <w:p>
+      <w:pPr>
+        <w:pStyle w:val="Compact"/>
+        <w:numPr>
+          <w:ilvl w:val="0"/>
+          <w:numId w:val="1059"/>
+        </w:numPr>
+      </w:pPr>
+      <w:r>
+        <w:t xml:space="preserve">Iron</w:t>
+      </w:r>
+    </w:p>
+    <w:p>
+      <w:pPr>
+        <w:pStyle w:val="Compact"/>
+        <w:numPr>
+          <w:ilvl w:val="0"/>
+          <w:numId w:val="1059"/>
+        </w:numPr>
+      </w:pPr>
+      <w:r>
+        <w:t xml:space="preserve">Vitamin B12</w:t>
+      </w:r>
+    </w:p>
+    <w:p>
+      <w:pPr>
+        <w:pStyle w:val="Compact"/>
+        <w:numPr>
+          <w:ilvl w:val="0"/>
+          <w:numId w:val="1059"/>
+        </w:numPr>
+      </w:pPr>
+      <w:r>
+        <w:t xml:space="preserve">Vitamin D</w:t>
+      </w:r>
+    </w:p>
+    <w:bookmarkEnd w:id="109"/>
+    <w:bookmarkStart w:id="110" w:name="nutritional-monitoring-after-surgery-1"/>
+    <w:p>
+      <w:pPr>
+        <w:pStyle w:val="Heading2"/>
+      </w:pPr>
+      <w:r>
+        <w:t xml:space="preserve">54 Nutritional Monitoring after Surgery</w:t>
+      </w:r>
+    </w:p>
+    <w:p>
+      <w:pPr>
+        <w:pStyle w:val="FirstParagraph"/>
+      </w:pPr>
+      <w:r>
+        <w:t xml:space="preserve">About 3 months after the jejunostomy tube is removed, we will check blood levels:</w:t>
+      </w:r>
+    </w:p>
+    <w:p>
+      <w:pPr>
+        <w:pStyle w:val="Compact"/>
+        <w:numPr>
+          <w:ilvl w:val="0"/>
+          <w:numId w:val="1060"/>
+        </w:numPr>
+      </w:pPr>
+      <w:r>
+        <w:t xml:space="preserve">Iron (ferritin)</w:t>
+      </w:r>
+    </w:p>
+    <w:p>
+      <w:pPr>
+        <w:pStyle w:val="Compact"/>
+        <w:numPr>
+          <w:ilvl w:val="0"/>
+          <w:numId w:val="1060"/>
+        </w:numPr>
+      </w:pPr>
+      <w:r>
+        <w:t xml:space="preserve">Vitamin B12</w:t>
+      </w:r>
+    </w:p>
+    <w:p>
+      <w:pPr>
+        <w:pStyle w:val="Compact"/>
+        <w:numPr>
+          <w:ilvl w:val="0"/>
+          <w:numId w:val="1060"/>
+        </w:numPr>
+      </w:pPr>
+      <w:r>
+        <w:t xml:space="preserve">Vitamin D</w:t>
+      </w:r>
+    </w:p>
+    <w:bookmarkEnd w:id="110"/>
+    <w:bookmarkStart w:id="111" w:name="nutritional-replacements-after-surgery"/>
+    <w:p>
+      <w:pPr>
+        <w:pStyle w:val="Heading2"/>
+      </w:pPr>
+      <w:r>
+        <w:t xml:space="preserve">55 Nutritional Replacements after Surgery</w:t>
+      </w:r>
+    </w:p>
+    <w:p>
+      <w:pPr>
+        <w:pStyle w:val="FirstParagraph"/>
+      </w:pPr>
+      <w:r>
+        <w:t xml:space="preserve">Vitamin or iron replacements can be ordered by:</w:t>
+      </w:r>
+    </w:p>
+    <w:p>
+      <w:pPr>
+        <w:pStyle w:val="Compact"/>
+        <w:numPr>
+          <w:ilvl w:val="0"/>
+          <w:numId w:val="1061"/>
+        </w:numPr>
+      </w:pPr>
+      <w:r>
+        <w:t xml:space="preserve">Primary Care Provider (PCP)</w:t>
+      </w:r>
+    </w:p>
+    <w:p>
+      <w:pPr>
+        <w:pStyle w:val="Compact"/>
+        <w:numPr>
+          <w:ilvl w:val="0"/>
+          <w:numId w:val="1061"/>
+        </w:numPr>
+      </w:pPr>
+      <w:r>
+        <w:t xml:space="preserve">Medical Oncologist</w:t>
+      </w:r>
+    </w:p>
+    <w:p>
+      <w:pPr>
+        <w:pStyle w:val="Compact"/>
+        <w:numPr>
+          <w:ilvl w:val="0"/>
+          <w:numId w:val="1061"/>
+        </w:numPr>
+      </w:pPr>
+      <w:r>
+        <w:t xml:space="preserve">Surgeon</w:t>
+      </w:r>
+    </w:p>
+    <w:p>
+      <w:pPr>
+        <w:pStyle w:val="FirstParagraph"/>
+      </w:pPr>
+      <w:r>
+        <w:t xml:space="preserve">If levels are low</w:t>
+      </w:r>
+    </w:p>
+    <w:p>
+      <w:pPr>
+        <w:pStyle w:val="Compact"/>
+        <w:numPr>
+          <w:ilvl w:val="0"/>
+          <w:numId w:val="1062"/>
+        </w:numPr>
+      </w:pPr>
+      <w:r>
+        <w:t xml:space="preserve">Replacement</w:t>
+      </w:r>
+    </w:p>
+    <w:p>
+      <w:pPr>
+        <w:pStyle w:val="Compact"/>
+        <w:numPr>
+          <w:ilvl w:val="0"/>
+          <w:numId w:val="1062"/>
+        </w:numPr>
+      </w:pPr>
+      <w:r>
+        <w:t xml:space="preserve">Repeat testing in 3-6 months</w:t>
+      </w:r>
+    </w:p>
+    <w:bookmarkEnd w:id="111"/>
+    <w:bookmarkStart w:id="112" w:name="team-members---physicians"/>
+    <w:p>
+      <w:pPr>
+        <w:pStyle w:val="Heading2"/>
+      </w:pPr>
+      <w:r>
+        <w:t xml:space="preserve">56 Team Members - Physicians</w:t>
+      </w:r>
+    </w:p>
+    <w:p>
+      <w:pPr>
+        <w:pStyle w:val="FirstParagraph"/>
+      </w:pPr>
+      <w:r>
+        <w:t xml:space="preserve">Primary Care Provider</w:t>
       </w:r>
     </w:p>
     <w:p>
@@ -4060,7 +4364,7 @@
         <w:pStyle w:val="BodyText"/>
       </w:pPr>
       <w:r>
-        <w:t xml:space="preserve">Removal usually around 8 weeks after surgery</w:t>
+        <w:t xml:space="preserve">Gastroenterologist</w:t>
       </w:r>
     </w:p>
     <w:p>
@@ -4068,219 +4372,77 @@
         <w:pStyle w:val="BodyText"/>
       </w:pPr>
       <w:r>
-        <w:t xml:space="preserve">May take 30 minutes and some local anesthetic to loosen up the tube for removal.</w:t>
-      </w:r>
-    </w:p>
-    <w:bookmarkEnd w:id="107"/>
-    <w:bookmarkStart w:id="108" w:name="nutritional-monitoring-after-surgery"/>
+        <w:t xml:space="preserve">Medical Oncologist (chemotherapy)</w:t>
+      </w:r>
+    </w:p>
+    <w:p>
+      <w:pPr>
+        <w:pStyle w:val="BodyText"/>
+      </w:pPr>
+      <w:r>
+        <w:t xml:space="preserve">Radiation Oncologist (radiation)</w:t>
+      </w:r>
+    </w:p>
+    <w:p>
+      <w:pPr>
+        <w:pStyle w:val="BodyText"/>
+      </w:pPr>
+      <w:r>
+        <w:t xml:space="preserve">Surgeons</w:t>
+      </w:r>
+    </w:p>
+    <w:p>
+      <w:pPr>
+        <w:pStyle w:val="Compact"/>
+        <w:numPr>
+          <w:ilvl w:val="0"/>
+          <w:numId w:val="1063"/>
+        </w:numPr>
+      </w:pPr>
+      <w:r>
+        <w:t xml:space="preserve">Jonathan Salo MD</w:t>
+      </w:r>
+    </w:p>
+    <w:p>
+      <w:pPr>
+        <w:pStyle w:val="Compact"/>
+        <w:numPr>
+          <w:ilvl w:val="0"/>
+          <w:numId w:val="1063"/>
+        </w:numPr>
+      </w:pPr>
+      <w:r>
+        <w:t xml:space="preserve">Kelli Salter MD</w:t>
+      </w:r>
+    </w:p>
+    <w:p>
+      <w:pPr>
+        <w:pStyle w:val="Compact"/>
+        <w:numPr>
+          <w:ilvl w:val="0"/>
+          <w:numId w:val="1063"/>
+        </w:numPr>
+      </w:pPr>
+      <w:r>
+        <w:t xml:space="preserve">Michael Roach MD</w:t>
+      </w:r>
+    </w:p>
+    <w:bookmarkEnd w:id="112"/>
+    <w:bookmarkStart w:id="113" w:name="team-members---support-staff"/>
     <w:p>
       <w:pPr>
         <w:pStyle w:val="Heading2"/>
       </w:pPr>
       <w:r>
-        <w:t xml:space="preserve">52 Nutritional Monitoring after Surgery</w:t>
-      </w:r>
-    </w:p>
-    <w:p>
-      <w:pPr>
-        <w:pStyle w:val="FirstParagraph"/>
-      </w:pPr>
-      <w:r>
-        <w:t xml:space="preserve">You may have difficulty absorbing some nutrients:</w:t>
-      </w:r>
-    </w:p>
-    <w:p>
-      <w:pPr>
-        <w:pStyle w:val="Compact"/>
-        <w:numPr>
-          <w:ilvl w:val="0"/>
-          <w:numId w:val="1059"/>
-        </w:numPr>
-      </w:pPr>
-      <w:r>
-        <w:t xml:space="preserve">Iron</w:t>
-      </w:r>
-    </w:p>
-    <w:p>
-      <w:pPr>
-        <w:pStyle w:val="Compact"/>
-        <w:numPr>
-          <w:ilvl w:val="0"/>
-          <w:numId w:val="1059"/>
-        </w:numPr>
-      </w:pPr>
-      <w:r>
-        <w:t xml:space="preserve">Vitamin B12</w:t>
-      </w:r>
-    </w:p>
-    <w:p>
-      <w:pPr>
-        <w:pStyle w:val="Compact"/>
-        <w:numPr>
-          <w:ilvl w:val="0"/>
-          <w:numId w:val="1059"/>
-        </w:numPr>
-      </w:pPr>
-      <w:r>
-        <w:t xml:space="preserve">Vitamin D</w:t>
-      </w:r>
-    </w:p>
-    <w:bookmarkEnd w:id="108"/>
-    <w:bookmarkStart w:id="109" w:name="nutritional-monitoring-after-surgery-1"/>
-    <w:p>
-      <w:pPr>
-        <w:pStyle w:val="Heading2"/>
-      </w:pPr>
-      <w:r>
-        <w:t xml:space="preserve">53 Nutritional Monitoring after Surgery</w:t>
-      </w:r>
-    </w:p>
-    <w:p>
-      <w:pPr>
-        <w:pStyle w:val="FirstParagraph"/>
-      </w:pPr>
-      <w:r>
-        <w:t xml:space="preserve">About 3 months after the jejunostomy tube is removed, we will check blood levels:</w:t>
-      </w:r>
-    </w:p>
-    <w:p>
-      <w:pPr>
-        <w:pStyle w:val="Compact"/>
-        <w:numPr>
-          <w:ilvl w:val="0"/>
-          <w:numId w:val="1060"/>
-        </w:numPr>
-      </w:pPr>
-      <w:r>
-        <w:t xml:space="preserve">Iron (ferritin)</w:t>
-      </w:r>
-    </w:p>
-    <w:p>
-      <w:pPr>
-        <w:pStyle w:val="Compact"/>
-        <w:numPr>
-          <w:ilvl w:val="0"/>
-          <w:numId w:val="1060"/>
-        </w:numPr>
-      </w:pPr>
-      <w:r>
-        <w:t xml:space="preserve">Vitamin B12</w:t>
-      </w:r>
-    </w:p>
-    <w:p>
-      <w:pPr>
-        <w:pStyle w:val="Compact"/>
-        <w:numPr>
-          <w:ilvl w:val="0"/>
-          <w:numId w:val="1060"/>
-        </w:numPr>
-      </w:pPr>
-      <w:r>
-        <w:t xml:space="preserve">Vitamin D</w:t>
-      </w:r>
-    </w:p>
-    <w:bookmarkEnd w:id="109"/>
-    <w:bookmarkStart w:id="110" w:name="nutritional-replacements-after-surgery"/>
-    <w:p>
-      <w:pPr>
-        <w:pStyle w:val="Heading2"/>
-      </w:pPr>
-      <w:r>
-        <w:t xml:space="preserve">54 Nutritional Replacements after Surgery</w:t>
-      </w:r>
-    </w:p>
-    <w:p>
-      <w:pPr>
-        <w:pStyle w:val="FirstParagraph"/>
-      </w:pPr>
-      <w:r>
-        <w:t xml:space="preserve">Vitamin or iron replacements can be ordered by:</w:t>
-      </w:r>
-    </w:p>
-    <w:p>
-      <w:pPr>
-        <w:pStyle w:val="Compact"/>
-        <w:numPr>
-          <w:ilvl w:val="0"/>
-          <w:numId w:val="1061"/>
-        </w:numPr>
-      </w:pPr>
-      <w:r>
-        <w:t xml:space="preserve">Primary Care Provider (PCP)</w:t>
-      </w:r>
-    </w:p>
-    <w:p>
-      <w:pPr>
-        <w:pStyle w:val="Compact"/>
-        <w:numPr>
-          <w:ilvl w:val="0"/>
-          <w:numId w:val="1061"/>
-        </w:numPr>
-      </w:pPr>
-      <w:r>
-        <w:t xml:space="preserve">Medical Oncologist</w:t>
-      </w:r>
-    </w:p>
-    <w:p>
-      <w:pPr>
-        <w:pStyle w:val="Compact"/>
-        <w:numPr>
-          <w:ilvl w:val="0"/>
-          <w:numId w:val="1061"/>
-        </w:numPr>
-      </w:pPr>
-      <w:r>
-        <w:t xml:space="preserve">Surgeon</w:t>
-      </w:r>
-    </w:p>
-    <w:p>
-      <w:pPr>
-        <w:pStyle w:val="FirstParagraph"/>
-      </w:pPr>
-      <w:r>
-        <w:t xml:space="preserve">If levels are low</w:t>
-      </w:r>
-    </w:p>
-    <w:p>
-      <w:pPr>
-        <w:pStyle w:val="Compact"/>
-        <w:numPr>
-          <w:ilvl w:val="0"/>
-          <w:numId w:val="1062"/>
-        </w:numPr>
-      </w:pPr>
-      <w:r>
-        <w:t xml:space="preserve">Replacement</w:t>
-      </w:r>
-    </w:p>
-    <w:p>
-      <w:pPr>
-        <w:pStyle w:val="Compact"/>
-        <w:numPr>
-          <w:ilvl w:val="0"/>
-          <w:numId w:val="1062"/>
-        </w:numPr>
-      </w:pPr>
-      <w:r>
-        <w:t xml:space="preserve">Repeat testing in 3-6 months</w:t>
-      </w:r>
-    </w:p>
-    <w:bookmarkEnd w:id="110"/>
-    <w:bookmarkStart w:id="111" w:name="team-members---physicians"/>
-    <w:p>
-      <w:pPr>
-        <w:pStyle w:val="Heading2"/>
-      </w:pPr>
-      <w:r>
-        <w:t xml:space="preserve">55 Team Members - Physicians</w:t>
-      </w:r>
-    </w:p>
-    <w:p>
-      <w:pPr>
-        <w:pStyle w:val="FirstParagraph"/>
-      </w:pPr>
-      <w:r>
-        <w:t xml:space="preserve">Primary Care Provider</w:t>
+        <w:t xml:space="preserve">57 Team Members - Support Staff</w:t>
+      </w:r>
+    </w:p>
+    <w:p>
+      <w:pPr>
+        <w:pStyle w:val="FirstParagraph"/>
+      </w:pPr>
+      <w:r>
+        <w:t xml:space="preserve">Physician Assistant - Kate Duncan PA-C</w:t>
       </w:r>
     </w:p>
     <w:p>
@@ -4288,7 +4450,7 @@
         <w:pStyle w:val="BodyText"/>
       </w:pPr>
       <w:r>
-        <w:t xml:space="preserve">Gastroenterologist</w:t>
+        <w:t xml:space="preserve">Dietitian - Liz Koch</w:t>
       </w:r>
     </w:p>
     <w:p>
@@ -4296,7 +4458,39 @@
         <w:pStyle w:val="BodyText"/>
       </w:pPr>
       <w:r>
-        <w:t xml:space="preserve">Medical Oncologist (chemotherapy)</w:t>
+        <w:t xml:space="preserve">Nurses</w:t>
+      </w:r>
+    </w:p>
+    <w:p>
+      <w:pPr>
+        <w:pStyle w:val="Compact"/>
+        <w:numPr>
+          <w:ilvl w:val="0"/>
+          <w:numId w:val="1064"/>
+        </w:numPr>
+      </w:pPr>
+      <w:r>
+        <w:t xml:space="preserve">Matthew Carpenter RN</w:t>
+      </w:r>
+    </w:p>
+    <w:p>
+      <w:pPr>
+        <w:pStyle w:val="Compact"/>
+        <w:numPr>
+          <w:ilvl w:val="0"/>
+          <w:numId w:val="1064"/>
+        </w:numPr>
+      </w:pPr>
+      <w:r>
+        <w:t xml:space="preserve">Brandon Galloway LPN</w:t>
+      </w:r>
+    </w:p>
+    <w:p>
+      <w:pPr>
+        <w:pStyle w:val="FirstParagraph"/>
+      </w:pPr>
+      <w:r>
+        <w:t xml:space="preserve">Navigators: Laura Swift RN &amp; Lorna Espinal RN</w:t>
       </w:r>
     </w:p>
     <w:p>
@@ -4304,152 +4498,10 @@
         <w:pStyle w:val="BodyText"/>
       </w:pPr>
       <w:r>
-        <w:t xml:space="preserve">Radiation Oncologist (radiation)</w:t>
-      </w:r>
-    </w:p>
-    <w:p>
-      <w:pPr>
-        <w:pStyle w:val="BodyText"/>
-      </w:pPr>
-      <w:r>
-        <w:t xml:space="preserve">Surgeons</w:t>
-      </w:r>
-    </w:p>
-    <w:p>
-      <w:pPr>
-        <w:pStyle w:val="Compact"/>
-        <w:numPr>
-          <w:ilvl w:val="0"/>
-          <w:numId w:val="1063"/>
-        </w:numPr>
-      </w:pPr>
-      <w:r>
-        <w:t xml:space="preserve">Jonathan Salo MD</w:t>
-      </w:r>
-    </w:p>
-    <w:p>
-      <w:pPr>
-        <w:pStyle w:val="Compact"/>
-        <w:numPr>
-          <w:ilvl w:val="0"/>
-          <w:numId w:val="1063"/>
-        </w:numPr>
-      </w:pPr>
-      <w:r>
-        <w:t xml:space="preserve">Kelli Salter MD</w:t>
-      </w:r>
-    </w:p>
-    <w:p>
-      <w:pPr>
-        <w:pStyle w:val="Compact"/>
-        <w:numPr>
-          <w:ilvl w:val="0"/>
-          <w:numId w:val="1063"/>
-        </w:numPr>
-      </w:pPr>
-      <w:r>
-        <w:t xml:space="preserve">Michael Roach MD</w:t>
-      </w:r>
-    </w:p>
-    <w:bookmarkEnd w:id="111"/>
-    <w:bookmarkStart w:id="112" w:name="team-members---support-staff"/>
-    <w:p>
-      <w:pPr>
-        <w:pStyle w:val="Heading2"/>
-      </w:pPr>
-      <w:r>
-        <w:t xml:space="preserve">56 Team Members - Support Staff</w:t>
-      </w:r>
-    </w:p>
-    <w:p>
-      <w:pPr>
-        <w:pStyle w:val="FirstParagraph"/>
-      </w:pPr>
-      <w:r>
-        <w:t xml:space="preserve">Physician Assistant - Kate Duncan PA-C</w:t>
-      </w:r>
-    </w:p>
-    <w:p>
-      <w:pPr>
-        <w:pStyle w:val="BodyText"/>
-      </w:pPr>
-      <w:r>
-        <w:t xml:space="preserve">Dietitian - Liz Koch</w:t>
-      </w:r>
-    </w:p>
-    <w:p>
-      <w:pPr>
-        <w:pStyle w:val="BodyText"/>
-      </w:pPr>
-      <w:r>
-        <w:t xml:space="preserve">Nurses</w:t>
-      </w:r>
-    </w:p>
-    <w:p>
-      <w:pPr>
-        <w:pStyle w:val="Compact"/>
-        <w:numPr>
-          <w:ilvl w:val="0"/>
-          <w:numId w:val="1064"/>
-        </w:numPr>
-      </w:pPr>
-      <w:r>
-        <w:t xml:space="preserve">Matthew Carpenter RN</w:t>
-      </w:r>
-    </w:p>
-    <w:p>
-      <w:pPr>
-        <w:pStyle w:val="Compact"/>
-        <w:numPr>
-          <w:ilvl w:val="0"/>
-          <w:numId w:val="1064"/>
-        </w:numPr>
-      </w:pPr>
-      <w:r>
-        <w:t xml:space="preserve">Brandon Galloway LPN</w:t>
-      </w:r>
-    </w:p>
-    <w:p>
-      <w:pPr>
-        <w:pStyle w:val="FirstParagraph"/>
-      </w:pPr>
-      <w:r>
-        <w:t xml:space="preserve">Navigators</w:t>
-      </w:r>
-    </w:p>
-    <w:p>
-      <w:pPr>
-        <w:pStyle w:val="Compact"/>
-        <w:numPr>
-          <w:ilvl w:val="0"/>
-          <w:numId w:val="1065"/>
-        </w:numPr>
-      </w:pPr>
-      <w:r>
-        <w:t xml:space="preserve">Laura Swift</w:t>
-      </w:r>
-    </w:p>
-    <w:p>
-      <w:pPr>
-        <w:pStyle w:val="Compact"/>
-        <w:numPr>
-          <w:ilvl w:val="0"/>
-          <w:numId w:val="1065"/>
-        </w:numPr>
-      </w:pPr>
-      <w:r>
-        <w:t xml:space="preserve">Lorna Espinal</w:t>
-      </w:r>
-    </w:p>
-    <w:p>
-      <w:pPr>
-        <w:pStyle w:val="FirstParagraph"/>
-      </w:pPr>
-      <w:r>
         <w:t xml:space="preserve">Care Coordinator - Karen Julian-Martinez</w:t>
       </w:r>
     </w:p>
-    <w:bookmarkEnd w:id="112"/>
+    <w:bookmarkEnd w:id="113"/>
     <w:sectPr>
       <w:footnotePr>
         <w:numRestart w:val="eachSect"/>
@@ -4856,9 +4908,6 @@
     <w:abstractNumId w:val="991"/>
   </w:num>
   <w:num w:numId="1064">
-    <w:abstractNumId w:val="991"/>
-  </w:num>
-  <w:num w:numId="1065">
     <w:abstractNumId w:val="991"/>
   </w:num>
 </w:numbering>

--- a/lci_esophagectomy.docx
+++ b/lci_esophagectomy.docx
@@ -4114,13 +4114,113 @@
       </w:r>
     </w:p>
     <w:bookmarkEnd w:id="107"/>
-    <w:bookmarkStart w:id="108" w:name="jejunostomy-removal"/>
+    <w:bookmarkStart w:id="108" w:name="second-follow-up-visit"/>
     <w:p>
       <w:pPr>
         <w:pStyle w:val="Heading2"/>
       </w:pPr>
       <w:r>
-        <w:t xml:space="preserve">52 Jejunostomy Removal</w:t>
+        <w:t xml:space="preserve">52 Second Follow Up Visit</w:t>
+      </w:r>
+    </w:p>
+    <w:p>
+      <w:pPr>
+        <w:pStyle w:val="FirstParagraph"/>
+      </w:pPr>
+      <w:r>
+        <w:t xml:space="preserve">4-5 weeks after first post-operative visit</w:t>
+      </w:r>
+    </w:p>
+    <w:p>
+      <w:pPr>
+        <w:pStyle w:val="Compact"/>
+        <w:numPr>
+          <w:ilvl w:val="0"/>
+          <w:numId w:val="1059"/>
+        </w:numPr>
+      </w:pPr>
+      <w:r>
+        <w:t xml:space="preserve">Discuss diet</w:t>
+      </w:r>
+    </w:p>
+    <w:p>
+      <w:pPr>
+        <w:pStyle w:val="Compact"/>
+        <w:numPr>
+          <w:ilvl w:val="0"/>
+          <w:numId w:val="1059"/>
+        </w:numPr>
+      </w:pPr>
+      <w:r>
+        <w:t xml:space="preserve">Discuss medicines</w:t>
+      </w:r>
+    </w:p>
+    <w:p>
+      <w:pPr>
+        <w:pStyle w:val="Compact"/>
+        <w:numPr>
+          <w:ilvl w:val="0"/>
+          <w:numId w:val="1059"/>
+        </w:numPr>
+      </w:pPr>
+      <w:r>
+        <w:t xml:space="preserve">Plan for jejunostomy removal</w:t>
+      </w:r>
+    </w:p>
+    <w:p>
+      <w:pPr>
+        <w:pStyle w:val="Compact"/>
+        <w:numPr>
+          <w:ilvl w:val="0"/>
+          <w:numId w:val="1059"/>
+        </w:numPr>
+      </w:pPr>
+      <w:r>
+        <w:t xml:space="preserve">Evaluate readiness for chemotherapy after surgery (usually 6 weeks)</w:t>
+      </w:r>
+    </w:p>
+    <w:bookmarkEnd w:id="108"/>
+    <w:bookmarkStart w:id="109" w:name="eating-after-surgery"/>
+    <w:p>
+      <w:pPr>
+        <w:pStyle w:val="Heading2"/>
+      </w:pPr>
+      <w:r>
+        <w:t xml:space="preserve">53 Eating after Surgery</w:t>
+      </w:r>
+    </w:p>
+    <w:p>
+      <w:pPr>
+        <w:pStyle w:val="FirstParagraph"/>
+      </w:pPr>
+      <w:r>
+        <w:t xml:space="preserve">First Postoperative Visit: Start soft foods (Phase I diet)</w:t>
+      </w:r>
+    </w:p>
+    <w:p>
+      <w:pPr>
+        <w:pStyle w:val="BodyText"/>
+      </w:pPr>
+      <w:r>
+        <w:t xml:space="preserve">Weekly virtual visits with dietitian</w:t>
+      </w:r>
+    </w:p>
+    <w:p>
+      <w:pPr>
+        <w:pStyle w:val="BodyText"/>
+      </w:pPr>
+      <w:r>
+        <w:t xml:space="preserve">Jejunostomy removal generally at 8 weeks after surgery</w:t>
+      </w:r>
+    </w:p>
+    <w:bookmarkEnd w:id="109"/>
+    <w:bookmarkStart w:id="110" w:name="jejunostomy-removal"/>
+    <w:p>
+      <w:pPr>
+        <w:pStyle w:val="Heading2"/>
+      </w:pPr>
+      <w:r>
+        <w:t xml:space="preserve">54 Jejunostomy Removal</w:t>
       </w:r>
     </w:p>
     <w:p>
@@ -4136,7 +4236,7 @@
         <w:pStyle w:val="BodyText"/>
       </w:pPr>
       <w:r>
-        <w:t xml:space="preserve">Removal usually around 8 weeks after surgery</w:t>
+        <w:t xml:space="preserve">Removal usually around 8 weeks after surgery (may be longer if chemotherapy planned after surgery)</w:t>
       </w:r>
     </w:p>
     <w:p>
@@ -4144,17 +4244,17 @@
         <w:pStyle w:val="BodyText"/>
       </w:pPr>
       <w:r>
-        <w:t xml:space="preserve">May take 5 minutes and some local anesthetic to loosen up the tube for removal.</w:t>
-      </w:r>
-    </w:p>
-    <w:bookmarkEnd w:id="108"/>
-    <w:bookmarkStart w:id="109" w:name="nutritional-monitoring-after-surgery"/>
+        <w:t xml:space="preserve">May take 30 minutes and some local anesthetic to loosen up the tube for removal.</w:t>
+      </w:r>
+    </w:p>
+    <w:bookmarkEnd w:id="110"/>
+    <w:bookmarkStart w:id="111" w:name="nutritional-monitoring-after-surgery"/>
     <w:p>
       <w:pPr>
         <w:pStyle w:val="Heading2"/>
       </w:pPr>
       <w:r>
-        <w:t xml:space="preserve">53 Nutritional Monitoring after Surgery</w:t>
+        <w:t xml:space="preserve">55 Nutritional Monitoring after Surgery</w:t>
       </w:r>
     </w:p>
     <w:p>
@@ -4170,7 +4270,7 @@
         <w:pStyle w:val="Compact"/>
         <w:numPr>
           <w:ilvl w:val="0"/>
-          <w:numId w:val="1059"/>
+          <w:numId w:val="1060"/>
         </w:numPr>
       </w:pPr>
       <w:r>
@@ -4182,7 +4282,7 @@
         <w:pStyle w:val="Compact"/>
         <w:numPr>
           <w:ilvl w:val="0"/>
-          <w:numId w:val="1059"/>
+          <w:numId w:val="1060"/>
         </w:numPr>
       </w:pPr>
       <w:r>
@@ -4194,21 +4294,21 @@
         <w:pStyle w:val="Compact"/>
         <w:numPr>
           <w:ilvl w:val="0"/>
-          <w:numId w:val="1059"/>
+          <w:numId w:val="1060"/>
         </w:numPr>
       </w:pPr>
       <w:r>
         <w:t xml:space="preserve">Vitamin D</w:t>
       </w:r>
     </w:p>
-    <w:bookmarkEnd w:id="109"/>
-    <w:bookmarkStart w:id="110" w:name="nutritional-monitoring-after-surgery-1"/>
+    <w:bookmarkEnd w:id="111"/>
+    <w:bookmarkStart w:id="112" w:name="nutritional-monitoring-after-surgery-1"/>
     <w:p>
       <w:pPr>
         <w:pStyle w:val="Heading2"/>
       </w:pPr>
       <w:r>
-        <w:t xml:space="preserve">54 Nutritional Monitoring after Surgery</w:t>
+        <w:t xml:space="preserve">56 Nutritional Monitoring after Surgery</w:t>
       </w:r>
     </w:p>
     <w:p>
@@ -4224,7 +4324,7 @@
         <w:pStyle w:val="Compact"/>
         <w:numPr>
           <w:ilvl w:val="0"/>
-          <w:numId w:val="1060"/>
+          <w:numId w:val="1061"/>
         </w:numPr>
       </w:pPr>
       <w:r>
@@ -4236,7 +4336,7 @@
         <w:pStyle w:val="Compact"/>
         <w:numPr>
           <w:ilvl w:val="0"/>
-          <w:numId w:val="1060"/>
+          <w:numId w:val="1061"/>
         </w:numPr>
       </w:pPr>
       <w:r>
@@ -4248,21 +4348,21 @@
         <w:pStyle w:val="Compact"/>
         <w:numPr>
           <w:ilvl w:val="0"/>
-          <w:numId w:val="1060"/>
+          <w:numId w:val="1061"/>
         </w:numPr>
       </w:pPr>
       <w:r>
         <w:t xml:space="preserve">Vitamin D</w:t>
       </w:r>
     </w:p>
-    <w:bookmarkEnd w:id="110"/>
-    <w:bookmarkStart w:id="111" w:name="nutritional-replacements-after-surgery"/>
+    <w:bookmarkEnd w:id="112"/>
+    <w:bookmarkStart w:id="113" w:name="nutritional-replacements-after-surgery"/>
     <w:p>
       <w:pPr>
         <w:pStyle w:val="Heading2"/>
       </w:pPr>
       <w:r>
-        <w:t xml:space="preserve">55 Nutritional Replacements after Surgery</w:t>
+        <w:t xml:space="preserve">57 Nutritional Replacements after Surgery</w:t>
       </w:r>
     </w:p>
     <w:p>
@@ -4278,7 +4378,7 @@
         <w:pStyle w:val="Compact"/>
         <w:numPr>
           <w:ilvl w:val="0"/>
-          <w:numId w:val="1061"/>
+          <w:numId w:val="1062"/>
         </w:numPr>
       </w:pPr>
       <w:r>
@@ -4290,7 +4390,7 @@
         <w:pStyle w:val="Compact"/>
         <w:numPr>
           <w:ilvl w:val="0"/>
-          <w:numId w:val="1061"/>
+          <w:numId w:val="1062"/>
         </w:numPr>
       </w:pPr>
       <w:r>
@@ -4302,7 +4402,7 @@
         <w:pStyle w:val="Compact"/>
         <w:numPr>
           <w:ilvl w:val="0"/>
-          <w:numId w:val="1061"/>
+          <w:numId w:val="1062"/>
         </w:numPr>
       </w:pPr>
       <w:r>
@@ -4322,7 +4422,7 @@
         <w:pStyle w:val="Compact"/>
         <w:numPr>
           <w:ilvl w:val="0"/>
-          <w:numId w:val="1062"/>
+          <w:numId w:val="1063"/>
         </w:numPr>
       </w:pPr>
       <w:r>
@@ -4334,21 +4434,21 @@
         <w:pStyle w:val="Compact"/>
         <w:numPr>
           <w:ilvl w:val="0"/>
-          <w:numId w:val="1062"/>
+          <w:numId w:val="1063"/>
         </w:numPr>
       </w:pPr>
       <w:r>
         <w:t xml:space="preserve">Repeat testing in 3-6 months</w:t>
       </w:r>
     </w:p>
-    <w:bookmarkEnd w:id="111"/>
-    <w:bookmarkStart w:id="112" w:name="team-members---physicians"/>
+    <w:bookmarkEnd w:id="113"/>
+    <w:bookmarkStart w:id="114" w:name="team-members---physicians"/>
     <w:p>
       <w:pPr>
         <w:pStyle w:val="Heading2"/>
       </w:pPr>
       <w:r>
-        <w:t xml:space="preserve">56 Team Members - Physicians</w:t>
+        <w:t xml:space="preserve">58 Team Members - Physicians</w:t>
       </w:r>
     </w:p>
     <w:p>
@@ -4396,7 +4496,7 @@
         <w:pStyle w:val="Compact"/>
         <w:numPr>
           <w:ilvl w:val="0"/>
-          <w:numId w:val="1063"/>
+          <w:numId w:val="1064"/>
         </w:numPr>
       </w:pPr>
       <w:r>
@@ -4408,7 +4508,7 @@
         <w:pStyle w:val="Compact"/>
         <w:numPr>
           <w:ilvl w:val="0"/>
-          <w:numId w:val="1063"/>
+          <w:numId w:val="1064"/>
         </w:numPr>
       </w:pPr>
       <w:r>
@@ -4420,21 +4520,21 @@
         <w:pStyle w:val="Compact"/>
         <w:numPr>
           <w:ilvl w:val="0"/>
-          <w:numId w:val="1063"/>
+          <w:numId w:val="1064"/>
         </w:numPr>
       </w:pPr>
       <w:r>
         <w:t xml:space="preserve">Michael Roach MD</w:t>
       </w:r>
     </w:p>
-    <w:bookmarkEnd w:id="112"/>
-    <w:bookmarkStart w:id="113" w:name="team-members---support-staff"/>
+    <w:bookmarkEnd w:id="114"/>
+    <w:bookmarkStart w:id="115" w:name="team-members---support-staff"/>
     <w:p>
       <w:pPr>
         <w:pStyle w:val="Heading2"/>
       </w:pPr>
       <w:r>
-        <w:t xml:space="preserve">57 Team Members - Support Staff</w:t>
+        <w:t xml:space="preserve">59 Team Members - Support Staff</w:t>
       </w:r>
     </w:p>
     <w:p>
@@ -4466,7 +4566,7 @@
         <w:pStyle w:val="Compact"/>
         <w:numPr>
           <w:ilvl w:val="0"/>
-          <w:numId w:val="1064"/>
+          <w:numId w:val="1065"/>
         </w:numPr>
       </w:pPr>
       <w:r>
@@ -4478,7 +4578,7 @@
         <w:pStyle w:val="Compact"/>
         <w:numPr>
           <w:ilvl w:val="0"/>
-          <w:numId w:val="1064"/>
+          <w:numId w:val="1065"/>
         </w:numPr>
       </w:pPr>
       <w:r>
@@ -4501,7 +4601,7 @@
         <w:t xml:space="preserve">Care Coordinator - Karen Julian-Martinez</w:t>
       </w:r>
     </w:p>
-    <w:bookmarkEnd w:id="113"/>
+    <w:bookmarkEnd w:id="115"/>
     <w:sectPr>
       <w:footnotePr>
         <w:numRestart w:val="eachSect"/>
@@ -4908,6 +5008,9 @@
     <w:abstractNumId w:val="991"/>
   </w:num>
   <w:num w:numId="1064">
+    <w:abstractNumId w:val="991"/>
+  </w:num>
+  <w:num w:numId="1065">
     <w:abstractNumId w:val="991"/>
   </w:num>
 </w:numbering>

--- a/lci_esophagectomy.docx
+++ b/lci_esophagectomy.docx
@@ -740,13 +740,13 @@
       </w:r>
     </w:p>
     <w:bookmarkEnd w:id="28"/>
-    <w:bookmarkStart w:id="32" w:name="minimally-invasive-ivor-lewis"/>
+    <w:bookmarkStart w:id="32" w:name="X81382ef4ca7932abee32956f0984a2bf68ad151"/>
     <w:p>
       <w:pPr>
         <w:pStyle w:val="Heading2"/>
       </w:pPr>
       <w:r>
-        <w:t xml:space="preserve">9 Minimally-invasive Ivor Lewis</w:t>
+        <w:t xml:space="preserve">9 Minimally-invasive Ivor Lewis Esophagectomy</w:t>
       </w:r>
     </w:p>
     <w:p>
@@ -850,46 +850,83 @@
       </w:r>
     </w:p>
     <w:bookmarkEnd w:id="32"/>
-    <w:bookmarkStart w:id="36" w:name="open-ivor-lewis"/>
+    <w:bookmarkStart w:id="36" w:name="X75dbf077c0c9d51f7e6696f0ae5f82085c4ee39"/>
     <w:p>
       <w:pPr>
         <w:pStyle w:val="Heading2"/>
       </w:pPr>
       <w:r>
-        <w:t xml:space="preserve">10 Open Ivor Lewis</w:t>
-      </w:r>
-    </w:p>
-    <w:p>
-      <w:pPr>
-        <w:pStyle w:val="FirstParagraph"/>
-      </w:pPr>
-      <w:r>
-        <w:t xml:space="preserve">Mininally-invasive approach feasible in 98% of cases</w:t>
-      </w:r>
-    </w:p>
-    <w:p>
-      <w:pPr>
-        <w:pStyle w:val="BodyText"/>
-      </w:pPr>
-      <w:r>
-        <w:t xml:space="preserve">In some cases, an open approach is still necessary (2%)</w:t>
-      </w:r>
-    </w:p>
-    <w:p>
-      <w:pPr>
-        <w:pStyle w:val="BodyText"/>
+        <w:t xml:space="preserve">10 Minimally-invasive Ivor Lewis Esophagectomy</w:t>
+      </w:r>
+    </w:p>
+    <w:p>
+      <w:pPr>
+        <w:pStyle w:val="Compact"/>
+        <w:numPr>
+          <w:ilvl w:val="0"/>
+          <w:numId w:val="1012"/>
+        </w:numPr>
+      </w:pPr>
+      <w:r>
+        <w:t xml:space="preserve">Small incisions abdomen and chest</w:t>
+      </w:r>
+    </w:p>
+    <w:p>
+      <w:pPr>
+        <w:pStyle w:val="Compact"/>
+        <w:numPr>
+          <w:ilvl w:val="0"/>
+          <w:numId w:val="1012"/>
+        </w:numPr>
+      </w:pPr>
+      <w:r>
+        <w:t xml:space="preserve">Surgical telescope and instruments</w:t>
+      </w:r>
+    </w:p>
+    <w:p>
+      <w:pPr>
+        <w:pStyle w:val="Compact"/>
+        <w:numPr>
+          <w:ilvl w:val="0"/>
+          <w:numId w:val="1012"/>
+        </w:numPr>
+      </w:pPr>
+      <w:r>
+        <w:t xml:space="preserve">Smaller incisions</w:t>
+      </w:r>
+      <w:r>
+        <w:t xml:space="preserve"> </w:t>
+      </w:r>
+      <m:oMath>
+        <m:r>
+          <m:rPr>
+            <m:sty m:val="p"/>
+          </m:rPr>
+          <m:t>→</m:t>
+        </m:r>
+      </m:oMath>
+      <w:r>
+        <w:t xml:space="preserve"> </w:t>
+      </w:r>
+      <w:r>
+        <w:t xml:space="preserve">faster recovery and less discomfort</w:t>
+      </w:r>
+    </w:p>
+    <w:p>
+      <w:pPr>
+        <w:pStyle w:val="FirstParagraph"/>
       </w:pPr>
       <w:r>
         <w:drawing>
           <wp:inline>
-            <wp:extent cx="5334000" cy="5481674"/>
+            <wp:extent cx="2408607" cy="2475067"/>
             <wp:effectExtent b="0" l="0" r="0" t="0"/>
             <wp:docPr descr="" title="" id="34" name="Picture"/>
             <a:graphic>
               <a:graphicData uri="http://schemas.openxmlformats.org/drawingml/2006/picture">
                 <pic:pic>
                   <pic:nvPicPr>
-                    <pic:cNvPr descr="images/IvorLewisArtboard.png" id="35" name="Picture"/>
+                    <pic:cNvPr descr="images/RaMIE_incisions.png" id="35" name="Picture"/>
                     <pic:cNvPicPr>
                       <a:picLocks noChangeArrowheads="1" noChangeAspect="1"/>
                     </pic:cNvPicPr>
@@ -903,7 +940,7 @@
                   <pic:spPr bwMode="auto">
                     <a:xfrm>
                       <a:off x="0" y="0"/>
-                      <a:ext cx="5334000" cy="5481674"/>
+                      <a:ext cx="2408607" cy="2475067"/>
                     </a:xfrm>
                     <a:prstGeom prst="rect">
                       <a:avLst/>
@@ -923,21 +960,21 @@
       </w:r>
     </w:p>
     <w:bookmarkEnd w:id="36"/>
-    <w:bookmarkStart w:id="40" w:name="total-esophagectomy"/>
+    <w:bookmarkStart w:id="40" w:name="open-ivor-lewis"/>
     <w:p>
       <w:pPr>
         <w:pStyle w:val="Heading2"/>
       </w:pPr>
       <w:r>
-        <w:t xml:space="preserve">11 Total Esophagectomy</w:t>
-      </w:r>
-    </w:p>
-    <w:p>
-      <w:pPr>
-        <w:pStyle w:val="FirstParagraph"/>
-      </w:pPr>
-      <w:r>
-        <w:t xml:space="preserve">For patients with tumors in the upper esophagus, we need to remove more of the esophagus</w:t>
+        <w:t xml:space="preserve">11 Open Ivor Lewis</w:t>
+      </w:r>
+    </w:p>
+    <w:p>
+      <w:pPr>
+        <w:pStyle w:val="FirstParagraph"/>
+      </w:pPr>
+      <w:r>
+        <w:t xml:space="preserve">Mininally-invasive approach feasible in 98% of cases</w:t>
       </w:r>
     </w:p>
     <w:p>
@@ -945,7 +982,7 @@
         <w:pStyle w:val="BodyText"/>
       </w:pPr>
       <w:r>
-        <w:t xml:space="preserve">We need to remove the whole esophagus, including the portion in the neck</w:t>
+        <w:t xml:space="preserve">In some cases, an open approach is still necessary (2%)</w:t>
       </w:r>
     </w:p>
     <w:p>
@@ -962,7 +999,7 @@
               <a:graphicData uri="http://schemas.openxmlformats.org/drawingml/2006/picture">
                 <pic:pic>
                   <pic:nvPicPr>
-                    <pic:cNvPr descr="images/Eso_ProxTumorArtboard.png" id="39" name="Picture"/>
+                    <pic:cNvPr descr="images/IvorLewisArtboard.png" id="39" name="Picture"/>
                     <pic:cNvPicPr>
                       <a:picLocks noChangeArrowheads="1" noChangeAspect="1"/>
                     </pic:cNvPicPr>
@@ -996,18 +1033,34 @@
       </w:r>
     </w:p>
     <w:bookmarkEnd w:id="40"/>
-    <w:bookmarkStart w:id="47" w:name="mckeown-esophagectomy"/>
+    <w:bookmarkStart w:id="44" w:name="total-esophagectomy"/>
     <w:p>
       <w:pPr>
         <w:pStyle w:val="Heading2"/>
       </w:pPr>
       <w:r>
-        <w:t xml:space="preserve">12 McKeown Esophagectomy</w:t>
-      </w:r>
-    </w:p>
-    <w:p>
-      <w:pPr>
-        <w:pStyle w:val="FirstParagraph"/>
+        <w:t xml:space="preserve">12 Total Esophagectomy</w:t>
+      </w:r>
+    </w:p>
+    <w:p>
+      <w:pPr>
+        <w:pStyle w:val="FirstParagraph"/>
+      </w:pPr>
+      <w:r>
+        <w:t xml:space="preserve">For patients with tumors in the upper esophagus, we need to remove more of the esophagus</w:t>
+      </w:r>
+    </w:p>
+    <w:p>
+      <w:pPr>
+        <w:pStyle w:val="BodyText"/>
+      </w:pPr>
+      <w:r>
+        <w:t xml:space="preserve">We need to remove the whole esophagus, including the portion in the neck</w:t>
+      </w:r>
+    </w:p>
+    <w:p>
+      <w:pPr>
+        <w:pStyle w:val="BodyText"/>
       </w:pPr>
       <w:r>
         <w:drawing>
@@ -1019,7 +1072,7 @@
               <a:graphicData uri="http://schemas.openxmlformats.org/drawingml/2006/picture">
                 <pic:pic>
                   <pic:nvPicPr>
-                    <pic:cNvPr descr="images/Eso_ResectionTotalArtboard.png" id="43" name="Picture"/>
+                    <pic:cNvPr descr="images/Eso_ProxTumorArtboard.png" id="43" name="Picture"/>
                     <pic:cNvPicPr>
                       <a:picLocks noChangeArrowheads="1" noChangeAspect="1"/>
                     </pic:cNvPicPr>
@@ -1051,34 +1104,38 @@
           </wp:inline>
         </w:drawing>
       </w:r>
-      <w:r>
-        <w:t xml:space="preserve"> </w:t>
-      </w:r>
-      <w:r>
-        <w:t xml:space="preserve">All of esophagus removed</w:t>
-      </w:r>
-    </w:p>
-    <w:p>
-      <w:pPr>
-        <w:pStyle w:val="BodyText"/>
+    </w:p>
+    <w:bookmarkEnd w:id="44"/>
+    <w:bookmarkStart w:id="51" w:name="mckeown-esophagectomy"/>
+    <w:p>
+      <w:pPr>
+        <w:pStyle w:val="Heading2"/>
+      </w:pPr>
+      <w:r>
+        <w:t xml:space="preserve">13 McKeown Esophagectomy</w:t>
+      </w:r>
+    </w:p>
+    <w:p>
+      <w:pPr>
+        <w:pStyle w:val="FirstParagraph"/>
       </w:pPr>
       <w:r>
         <w:drawing>
           <wp:inline>
             <wp:extent cx="5334000" cy="5481674"/>
             <wp:effectExtent b="0" l="0" r="0" t="0"/>
-            <wp:docPr descr="" title="" id="45" name="Picture"/>
+            <wp:docPr descr="" title="" id="46" name="Picture"/>
             <a:graphic>
               <a:graphicData uri="http://schemas.openxmlformats.org/drawingml/2006/picture">
                 <pic:pic>
                   <pic:nvPicPr>
-                    <pic:cNvPr descr="images/Eso_MIE_McKeownArtboard.png" id="46" name="Picture"/>
+                    <pic:cNvPr descr="images/Eso_ResectionTotalArtboard.png" id="47" name="Picture"/>
                     <pic:cNvPicPr>
                       <a:picLocks noChangeArrowheads="1" noChangeAspect="1"/>
                     </pic:cNvPicPr>
                   </pic:nvPicPr>
                   <pic:blipFill>
-                    <a:blip r:embed="rId44"/>
+                    <a:blip r:embed="rId45"/>
                     <a:stretch>
                       <a:fillRect/>
                     </a:stretch>
@@ -1108,75 +1165,7 @@
         <w:t xml:space="preserve"> </w:t>
       </w:r>
       <w:r>
-        <w:t xml:space="preserve">Connection made in the neck</w:t>
-      </w:r>
-    </w:p>
-    <w:bookmarkEnd w:id="47"/>
-    <w:bookmarkStart w:id="48" w:name="risks-of-esophagectomy"/>
-    <w:p>
-      <w:pPr>
-        <w:pStyle w:val="Heading2"/>
-      </w:pPr>
-      <w:r>
-        <w:t xml:space="preserve">13 Risks of Esophagectomy</w:t>
-      </w:r>
-    </w:p>
-    <w:p>
-      <w:pPr>
-        <w:pStyle w:val="FirstParagraph"/>
-      </w:pPr>
-      <w:r>
-        <w:t xml:space="preserve">Esophagectomy is a complex operation, with a real risk of complications.</w:t>
-      </w:r>
-    </w:p>
-    <w:p>
-      <w:pPr>
-        <w:pStyle w:val="BodyText"/>
-      </w:pPr>
-      <w:r>
-        <w:t xml:space="preserve">Two significant complications:</w:t>
-      </w:r>
-    </w:p>
-    <w:p>
-      <w:pPr>
-        <w:pStyle w:val="Compact"/>
-        <w:numPr>
-          <w:ilvl w:val="0"/>
-          <w:numId w:val="1012"/>
-        </w:numPr>
-      </w:pPr>
-      <w:r>
-        <w:t xml:space="preserve">Anastomotic leak</w:t>
-      </w:r>
-    </w:p>
-    <w:p>
-      <w:pPr>
-        <w:pStyle w:val="Compact"/>
-        <w:numPr>
-          <w:ilvl w:val="0"/>
-          <w:numId w:val="1012"/>
-        </w:numPr>
-      </w:pPr>
-      <w:r>
-        <w:t xml:space="preserve">Pneumonia</w:t>
-      </w:r>
-    </w:p>
-    <w:bookmarkEnd w:id="48"/>
-    <w:bookmarkStart w:id="51" w:name="anastomotic-leak"/>
-    <w:p>
-      <w:pPr>
-        <w:pStyle w:val="Heading2"/>
-      </w:pPr>
-      <w:r>
-        <w:t xml:space="preserve">14 Anastomotic Leak</w:t>
-      </w:r>
-    </w:p>
-    <w:p>
-      <w:pPr>
-        <w:pStyle w:val="FirstParagraph"/>
-      </w:pPr>
-      <w:r>
-        <w:t xml:space="preserve">The anastomosis is surgical connection between the esophagus and the stomach.</w:t>
+        <w:t xml:space="preserve">All of esophagus removed</w:t>
       </w:r>
     </w:p>
     <w:p>
@@ -1186,14 +1175,135 @@
       <w:r>
         <w:drawing>
           <wp:inline>
-            <wp:extent cx="5334000" cy="5478622"/>
+            <wp:extent cx="5334000" cy="5481674"/>
             <wp:effectExtent b="0" l="0" r="0" t="0"/>
             <wp:docPr descr="" title="" id="49" name="Picture"/>
             <a:graphic>
               <a:graphicData uri="http://schemas.openxmlformats.org/drawingml/2006/picture">
                 <pic:pic>
                   <pic:nvPicPr>
-                    <pic:cNvPr descr="images/Eso_IvorLewis_Anastomosis.png" id="50" name="Picture"/>
+                    <pic:cNvPr descr="images/Eso_MIE_McKeownArtboard.png" id="50" name="Picture"/>
+                    <pic:cNvPicPr>
+                      <a:picLocks noChangeArrowheads="1" noChangeAspect="1"/>
+                    </pic:cNvPicPr>
+                  </pic:nvPicPr>
+                  <pic:blipFill>
+                    <a:blip r:embed="rId48"/>
+                    <a:stretch>
+                      <a:fillRect/>
+                    </a:stretch>
+                  </pic:blipFill>
+                  <pic:spPr bwMode="auto">
+                    <a:xfrm>
+                      <a:off x="0" y="0"/>
+                      <a:ext cx="5334000" cy="5481674"/>
+                    </a:xfrm>
+                    <a:prstGeom prst="rect">
+                      <a:avLst/>
+                    </a:prstGeom>
+                    <a:noFill/>
+                    <a:ln w="9525">
+                      <a:noFill/>
+                      <a:headEnd/>
+                      <a:tailEnd/>
+                    </a:ln>
+                  </pic:spPr>
+                </pic:pic>
+              </a:graphicData>
+            </a:graphic>
+          </wp:inline>
+        </w:drawing>
+      </w:r>
+      <w:r>
+        <w:t xml:space="preserve"> </w:t>
+      </w:r>
+      <w:r>
+        <w:t xml:space="preserve">Connection made in the neck</w:t>
+      </w:r>
+    </w:p>
+    <w:bookmarkEnd w:id="51"/>
+    <w:bookmarkStart w:id="52" w:name="risks-of-esophagectomy"/>
+    <w:p>
+      <w:pPr>
+        <w:pStyle w:val="Heading2"/>
+      </w:pPr>
+      <w:r>
+        <w:t xml:space="preserve">14 Risks of Esophagectomy</w:t>
+      </w:r>
+    </w:p>
+    <w:p>
+      <w:pPr>
+        <w:pStyle w:val="FirstParagraph"/>
+      </w:pPr>
+      <w:r>
+        <w:t xml:space="preserve">Esophagectomy is a complex operation, with a real risk of complications.</w:t>
+      </w:r>
+    </w:p>
+    <w:p>
+      <w:pPr>
+        <w:pStyle w:val="BodyText"/>
+      </w:pPr>
+      <w:r>
+        <w:t xml:space="preserve">Two significant complications:</w:t>
+      </w:r>
+    </w:p>
+    <w:p>
+      <w:pPr>
+        <w:pStyle w:val="Compact"/>
+        <w:numPr>
+          <w:ilvl w:val="0"/>
+          <w:numId w:val="1013"/>
+        </w:numPr>
+      </w:pPr>
+      <w:r>
+        <w:t xml:space="preserve">Anastomotic leak</w:t>
+      </w:r>
+    </w:p>
+    <w:p>
+      <w:pPr>
+        <w:pStyle w:val="Compact"/>
+        <w:numPr>
+          <w:ilvl w:val="0"/>
+          <w:numId w:val="1013"/>
+        </w:numPr>
+      </w:pPr>
+      <w:r>
+        <w:t xml:space="preserve">Pneumonia</w:t>
+      </w:r>
+    </w:p>
+    <w:bookmarkEnd w:id="52"/>
+    <w:bookmarkStart w:id="55" w:name="anastomotic-leak"/>
+    <w:p>
+      <w:pPr>
+        <w:pStyle w:val="Heading2"/>
+      </w:pPr>
+      <w:r>
+        <w:t xml:space="preserve">15 Anastomotic Leak</w:t>
+      </w:r>
+    </w:p>
+    <w:p>
+      <w:pPr>
+        <w:pStyle w:val="FirstParagraph"/>
+      </w:pPr>
+      <w:r>
+        <w:t xml:space="preserve">The anastomosis is surgical connection between the esophagus and the stomach.</w:t>
+      </w:r>
+    </w:p>
+    <w:p>
+      <w:pPr>
+        <w:pStyle w:val="BodyText"/>
+      </w:pPr>
+      <w:r>
+        <w:drawing>
+          <wp:inline>
+            <wp:extent cx="5334000" cy="5478622"/>
+            <wp:effectExtent b="0" l="0" r="0" t="0"/>
+            <wp:docPr descr="" title="" id="53" name="Picture"/>
+            <a:graphic>
+              <a:graphicData uri="http://schemas.openxmlformats.org/drawingml/2006/picture">
+                <pic:pic>
+                  <pic:nvPicPr>
+                    <pic:cNvPr descr="images/Eso_IvorLewis_Anastomosis.png" id="54" name="Picture"/>
                     <pic:cNvPicPr>
                       <a:picLocks noChangeArrowheads="1" noChangeAspect="1"/>
                     </pic:cNvPicPr>
@@ -1226,14 +1336,14 @@
         </w:drawing>
       </w:r>
     </w:p>
-    <w:bookmarkEnd w:id="51"/>
-    <w:bookmarkStart w:id="55" w:name="anastomotic-leak-1"/>
+    <w:bookmarkEnd w:id="55"/>
+    <w:bookmarkStart w:id="59" w:name="anastomotic-leak-1"/>
     <w:p>
       <w:pPr>
         <w:pStyle w:val="Heading2"/>
       </w:pPr>
       <w:r>
-        <w:t xml:space="preserve">15 Anastomotic Leak</w:t>
+        <w:t xml:space="preserve">16 Anastomotic Leak</w:t>
       </w:r>
     </w:p>
     <w:p>
@@ -1249,7 +1359,7 @@
         <w:pStyle w:val="Compact"/>
         <w:numPr>
           <w:ilvl w:val="0"/>
-          <w:numId w:val="1013"/>
+          <w:numId w:val="1014"/>
         </w:numPr>
       </w:pPr>
       <w:r>
@@ -1261,7 +1371,7 @@
         <w:pStyle w:val="Compact"/>
         <w:numPr>
           <w:ilvl w:val="0"/>
-          <w:numId w:val="1013"/>
+          <w:numId w:val="1014"/>
         </w:numPr>
       </w:pPr>
       <w:r>
@@ -1273,7 +1383,7 @@
         <w:pStyle w:val="Compact"/>
         <w:numPr>
           <w:ilvl w:val="0"/>
-          <w:numId w:val="1013"/>
+          <w:numId w:val="1014"/>
         </w:numPr>
       </w:pPr>
       <w:r>
@@ -1289,18 +1399,18 @@
           <wp:inline>
             <wp:extent cx="5334000" cy="5478622"/>
             <wp:effectExtent b="0" l="0" r="0" t="0"/>
-            <wp:docPr descr="" title="" id="53" name="Picture"/>
+            <wp:docPr descr="" title="" id="57" name="Picture"/>
             <a:graphic>
               <a:graphicData uri="http://schemas.openxmlformats.org/drawingml/2006/picture">
                 <pic:pic>
                   <pic:nvPicPr>
-                    <pic:cNvPr descr="images/Eso_IvorLewis_Leak.png" id="54" name="Picture"/>
+                    <pic:cNvPr descr="images/Eso_IvorLewis_Leak.png" id="58" name="Picture"/>
                     <pic:cNvPicPr>
                       <a:picLocks noChangeArrowheads="1" noChangeAspect="1"/>
                     </pic:cNvPicPr>
                   </pic:nvPicPr>
                   <pic:blipFill>
-                    <a:blip r:embed="rId52"/>
+                    <a:blip r:embed="rId56"/>
                     <a:stretch>
                       <a:fillRect/>
                     </a:stretch>
@@ -1327,14 +1437,14 @@
         </w:drawing>
       </w:r>
     </w:p>
-    <w:bookmarkEnd w:id="55"/>
-    <w:bookmarkStart w:id="58" w:name="anastomotic-leak-2"/>
+    <w:bookmarkEnd w:id="59"/>
+    <w:bookmarkStart w:id="62" w:name="anastomotic-leak-2"/>
     <w:p>
       <w:pPr>
         <w:pStyle w:val="Heading2"/>
       </w:pPr>
       <w:r>
-        <w:t xml:space="preserve">16 Anastomotic Leak</w:t>
+        <w:t xml:space="preserve">17 Anastomotic Leak</w:t>
       </w:r>
     </w:p>
     <w:p>
@@ -1350,7 +1460,7 @@
         <w:pStyle w:val="Compact"/>
         <w:numPr>
           <w:ilvl w:val="0"/>
-          <w:numId w:val="1014"/>
+          <w:numId w:val="1015"/>
         </w:numPr>
       </w:pPr>
       <w:r>
@@ -1362,7 +1472,7 @@
         <w:pStyle w:val="Compact"/>
         <w:numPr>
           <w:ilvl w:val="0"/>
-          <w:numId w:val="1014"/>
+          <w:numId w:val="1015"/>
         </w:numPr>
       </w:pPr>
       <w:r>
@@ -1374,7 +1484,7 @@
         <w:pStyle w:val="Compact"/>
         <w:numPr>
           <w:ilvl w:val="0"/>
-          <w:numId w:val="1014"/>
+          <w:numId w:val="1015"/>
         </w:numPr>
       </w:pPr>
       <w:r>
@@ -1390,18 +1500,18 @@
           <wp:inline>
             <wp:extent cx="5334000" cy="5478622"/>
             <wp:effectExtent b="0" l="0" r="0" t="0"/>
-            <wp:docPr descr="" title="" id="56" name="Picture"/>
+            <wp:docPr descr="" title="" id="60" name="Picture"/>
             <a:graphic>
               <a:graphicData uri="http://schemas.openxmlformats.org/drawingml/2006/picture">
                 <pic:pic>
                   <pic:nvPicPr>
-                    <pic:cNvPr descr="images/Eso_IvorLewis_Leak.png" id="57" name="Picture"/>
+                    <pic:cNvPr descr="images/Eso_IvorLewis_Leak.png" id="61" name="Picture"/>
                     <pic:cNvPicPr>
                       <a:picLocks noChangeArrowheads="1" noChangeAspect="1"/>
                     </pic:cNvPicPr>
                   </pic:nvPicPr>
                   <pic:blipFill>
-                    <a:blip r:embed="rId52"/>
+                    <a:blip r:embed="rId56"/>
                     <a:stretch>
                       <a:fillRect/>
                     </a:stretch>
@@ -1428,14 +1538,14 @@
         </w:drawing>
       </w:r>
     </w:p>
-    <w:bookmarkEnd w:id="58"/>
-    <w:bookmarkStart w:id="61" w:name="anastomotic-leak-3"/>
+    <w:bookmarkEnd w:id="62"/>
+    <w:bookmarkStart w:id="65" w:name="anastomotic-leak-3"/>
     <w:p>
       <w:pPr>
         <w:pStyle w:val="Heading2"/>
       </w:pPr>
       <w:r>
-        <w:t xml:space="preserve">17 Anastomotic Leak</w:t>
+        <w:t xml:space="preserve">18 Anastomotic Leak</w:t>
       </w:r>
     </w:p>
     <w:p>
@@ -1451,7 +1561,7 @@
         <w:pStyle w:val="Compact"/>
         <w:numPr>
           <w:ilvl w:val="0"/>
-          <w:numId w:val="1015"/>
+          <w:numId w:val="1016"/>
         </w:numPr>
       </w:pPr>
       <w:r>
@@ -1463,7 +1573,7 @@
         <w:pStyle w:val="Compact"/>
         <w:numPr>
           <w:ilvl w:val="0"/>
-          <w:numId w:val="1015"/>
+          <w:numId w:val="1016"/>
         </w:numPr>
       </w:pPr>
       <w:r>
@@ -1475,7 +1585,7 @@
         <w:pStyle w:val="Compact"/>
         <w:numPr>
           <w:ilvl w:val="0"/>
-          <w:numId w:val="1015"/>
+          <w:numId w:val="1016"/>
         </w:numPr>
       </w:pPr>
       <w:r>
@@ -1491,18 +1601,18 @@
           <wp:inline>
             <wp:extent cx="5334000" cy="5478622"/>
             <wp:effectExtent b="0" l="0" r="0" t="0"/>
-            <wp:docPr descr="" title="" id="59" name="Picture"/>
+            <wp:docPr descr="" title="" id="63" name="Picture"/>
             <a:graphic>
               <a:graphicData uri="http://schemas.openxmlformats.org/drawingml/2006/picture">
                 <pic:pic>
                   <pic:nvPicPr>
-                    <pic:cNvPr descr="images/Eso_IvorLewis_Leak.png" id="60" name="Picture"/>
+                    <pic:cNvPr descr="images/Eso_IvorLewis_Leak.png" id="64" name="Picture"/>
                     <pic:cNvPicPr>
                       <a:picLocks noChangeArrowheads="1" noChangeAspect="1"/>
                     </pic:cNvPicPr>
                   </pic:nvPicPr>
                   <pic:blipFill>
-                    <a:blip r:embed="rId52"/>
+                    <a:blip r:embed="rId56"/>
                     <a:stretch>
                       <a:fillRect/>
                     </a:stretch>
@@ -1529,21 +1639,21 @@
         </w:drawing>
       </w:r>
     </w:p>
-    <w:bookmarkEnd w:id="61"/>
-    <w:bookmarkStart w:id="65" w:name="pneumonia"/>
+    <w:bookmarkEnd w:id="65"/>
+    <w:bookmarkStart w:id="69" w:name="pneumonia"/>
     <w:p>
       <w:pPr>
         <w:pStyle w:val="Heading2"/>
       </w:pPr>
       <w:r>
-        <w:t xml:space="preserve">18 Pneumonia</w:t>
-      </w:r>
-    </w:p>
-    <w:p>
-      <w:pPr>
-        <w:numPr>
-          <w:ilvl w:val="0"/>
-          <w:numId w:val="1016"/>
+        <w:t xml:space="preserve">19 Pneumonia</w:t>
+      </w:r>
+    </w:p>
+    <w:p>
+      <w:pPr>
+        <w:numPr>
+          <w:ilvl w:val="0"/>
+          <w:numId w:val="1017"/>
         </w:numPr>
       </w:pPr>
       <w:r>
@@ -1554,7 +1664,7 @@
       <w:pPr>
         <w:numPr>
           <w:ilvl w:val="0"/>
-          <w:numId w:val="1016"/>
+          <w:numId w:val="1017"/>
         </w:numPr>
       </w:pPr>
       <w:r>
@@ -1565,7 +1675,7 @@
       <w:pPr>
         <w:numPr>
           <w:ilvl w:val="0"/>
-          <w:numId w:val="1016"/>
+          <w:numId w:val="1017"/>
         </w:numPr>
       </w:pPr>
       <w:r>
@@ -1581,18 +1691,18 @@
           <wp:inline>
             <wp:extent cx="5334000" cy="5481674"/>
             <wp:effectExtent b="0" l="0" r="0" t="0"/>
-            <wp:docPr descr="" title="" id="63" name="Picture"/>
+            <wp:docPr descr="" title="" id="67" name="Picture"/>
             <a:graphic>
               <a:graphicData uri="http://schemas.openxmlformats.org/drawingml/2006/picture">
                 <pic:pic>
                   <pic:nvPicPr>
-                    <pic:cNvPr descr="images/Eso_LungsArtboard.png" id="64" name="Picture"/>
+                    <pic:cNvPr descr="images/Eso_LungsArtboard.png" id="68" name="Picture"/>
                     <pic:cNvPicPr>
                       <a:picLocks noChangeArrowheads="1" noChangeAspect="1"/>
                     </pic:cNvPicPr>
                   </pic:nvPicPr>
                   <pic:blipFill>
-                    <a:blip r:embed="rId62"/>
+                    <a:blip r:embed="rId66"/>
                     <a:stretch>
                       <a:fillRect/>
                     </a:stretch>
@@ -1619,14 +1729,14 @@
         </w:drawing>
       </w:r>
     </w:p>
-    <w:bookmarkEnd w:id="65"/>
-    <w:bookmarkStart w:id="66" w:name="preventing-pneumonia"/>
+    <w:bookmarkEnd w:id="69"/>
+    <w:bookmarkStart w:id="70" w:name="preventing-pneumonia"/>
     <w:p>
       <w:pPr>
         <w:pStyle w:val="Heading2"/>
       </w:pPr>
       <w:r>
-        <w:t xml:space="preserve">19 Preventing Pneumonia</w:t>
+        <w:t xml:space="preserve">20 Preventing Pneumonia</w:t>
       </w:r>
     </w:p>
     <w:p>
@@ -1642,7 +1752,7 @@
         <w:pStyle w:val="Compact"/>
         <w:numPr>
           <w:ilvl w:val="0"/>
-          <w:numId w:val="1017"/>
+          <w:numId w:val="1018"/>
         </w:numPr>
       </w:pPr>
       <w:r>
@@ -1654,7 +1764,7 @@
         <w:pStyle w:val="Compact"/>
         <w:numPr>
           <w:ilvl w:val="0"/>
-          <w:numId w:val="1017"/>
+          <w:numId w:val="1018"/>
         </w:numPr>
       </w:pPr>
       <w:r>
@@ -1666,7 +1776,7 @@
         <w:pStyle w:val="Compact"/>
         <w:numPr>
           <w:ilvl w:val="0"/>
-          <w:numId w:val="1017"/>
+          <w:numId w:val="1018"/>
         </w:numPr>
       </w:pPr>
       <w:r>
@@ -1686,7 +1796,7 @@
         <w:pStyle w:val="Compact"/>
         <w:numPr>
           <w:ilvl w:val="0"/>
-          <w:numId w:val="1018"/>
+          <w:numId w:val="1019"/>
         </w:numPr>
       </w:pPr>
       <w:r>
@@ -1698,21 +1808,21 @@
         <w:pStyle w:val="Compact"/>
         <w:numPr>
           <w:ilvl w:val="0"/>
-          <w:numId w:val="1018"/>
+          <w:numId w:val="1019"/>
         </w:numPr>
       </w:pPr>
       <w:r>
         <w:t xml:space="preserve">Walking in the halls as soon as possible</w:t>
       </w:r>
     </w:p>
-    <w:bookmarkEnd w:id="66"/>
-    <w:bookmarkStart w:id="73" w:name="minimally-invasive-esophagectomy"/>
+    <w:bookmarkEnd w:id="70"/>
+    <w:bookmarkStart w:id="77" w:name="minimally-invasive-esophagectomy"/>
     <w:p>
       <w:pPr>
         <w:pStyle w:val="Heading2"/>
       </w:pPr>
       <w:r>
-        <w:t xml:space="preserve">20 Minimally-invasive Esophagectomy</w:t>
+        <w:t xml:space="preserve">21 Minimally-invasive Esophagectomy</w:t>
       </w:r>
     </w:p>
     <w:p>
@@ -1724,18 +1834,18 @@
           <wp:inline>
             <wp:extent cx="5334000" cy="4000500"/>
             <wp:effectExtent b="0" l="0" r="0" t="0"/>
-            <wp:docPr descr="" title="" id="68" name="Picture"/>
+            <wp:docPr descr="" title="" id="72" name="Picture"/>
             <a:graphic>
               <a:graphicData uri="http://schemas.openxmlformats.org/drawingml/2006/picture">
                 <pic:pic>
                   <pic:nvPicPr>
-                    <pic:cNvPr descr="images/mie_abd.png" id="69" name="Picture"/>
+                    <pic:cNvPr descr="images/mie_abd.png" id="73" name="Picture"/>
                     <pic:cNvPicPr>
                       <a:picLocks noChangeArrowheads="1" noChangeAspect="1"/>
                     </pic:cNvPicPr>
                   </pic:nvPicPr>
                   <pic:blipFill>
-                    <a:blip r:embed="rId67"/>
+                    <a:blip r:embed="rId71"/>
                     <a:stretch>
                       <a:fillRect/>
                     </a:stretch>
@@ -1771,18 +1881,18 @@
           <wp:inline>
             <wp:extent cx="5334000" cy="4000500"/>
             <wp:effectExtent b="0" l="0" r="0" t="0"/>
-            <wp:docPr descr="" title="" id="71" name="Picture"/>
+            <wp:docPr descr="" title="" id="75" name="Picture"/>
             <a:graphic>
               <a:graphicData uri="http://schemas.openxmlformats.org/drawingml/2006/picture">
                 <pic:pic>
                   <pic:nvPicPr>
-                    <pic:cNvPr descr="images/mie_chest.png" id="72" name="Picture"/>
+                    <pic:cNvPr descr="images/mie_chest.png" id="76" name="Picture"/>
                     <pic:cNvPicPr>
                       <a:picLocks noChangeArrowheads="1" noChangeAspect="1"/>
                     </pic:cNvPicPr>
                   </pic:nvPicPr>
                   <pic:blipFill>
-                    <a:blip r:embed="rId70"/>
+                    <a:blip r:embed="rId74"/>
                     <a:stretch>
                       <a:fillRect/>
                     </a:stretch>
@@ -1809,14 +1919,14 @@
         </w:drawing>
       </w:r>
     </w:p>
-    <w:bookmarkEnd w:id="73"/>
-    <w:bookmarkStart w:id="74" w:name="risks-of-surgery"/>
+    <w:bookmarkEnd w:id="77"/>
+    <w:bookmarkStart w:id="78" w:name="risks-of-surgery"/>
     <w:p>
       <w:pPr>
         <w:pStyle w:val="Heading2"/>
       </w:pPr>
       <w:r>
-        <w:t xml:space="preserve">21 Risks of Surgery</w:t>
+        <w:t xml:space="preserve">22 Risks of Surgery</w:t>
       </w:r>
     </w:p>
     <w:p>
@@ -1832,7 +1942,7 @@
         <w:pStyle w:val="Compact"/>
         <w:numPr>
           <w:ilvl w:val="0"/>
-          <w:numId w:val="1019"/>
+          <w:numId w:val="1020"/>
         </w:numPr>
       </w:pPr>
       <w:r>
@@ -1844,7 +1954,7 @@
         <w:pStyle w:val="Compact"/>
         <w:numPr>
           <w:ilvl w:val="0"/>
-          <w:numId w:val="1019"/>
+          <w:numId w:val="1020"/>
         </w:numPr>
       </w:pPr>
       <w:r>
@@ -1856,7 +1966,7 @@
         <w:pStyle w:val="Compact"/>
         <w:numPr>
           <w:ilvl w:val="0"/>
-          <w:numId w:val="1019"/>
+          <w:numId w:val="1020"/>
         </w:numPr>
       </w:pPr>
       <w:r>
@@ -1868,7 +1978,7 @@
         <w:pStyle w:val="Compact"/>
         <w:numPr>
           <w:ilvl w:val="0"/>
-          <w:numId w:val="1019"/>
+          <w:numId w:val="1020"/>
         </w:numPr>
       </w:pPr>
       <w:r>
@@ -1880,21 +1990,21 @@
         <w:pStyle w:val="Compact"/>
         <w:numPr>
           <w:ilvl w:val="0"/>
-          <w:numId w:val="1019"/>
+          <w:numId w:val="1020"/>
         </w:numPr>
       </w:pPr>
       <w:r>
         <w:t xml:space="preserve">Pulmonary embolism (2%)</w:t>
       </w:r>
     </w:p>
-    <w:bookmarkEnd w:id="74"/>
-    <w:bookmarkStart w:id="75" w:name="risks-of-surgery-1"/>
+    <w:bookmarkEnd w:id="78"/>
+    <w:bookmarkStart w:id="79" w:name="risks-of-surgery-1"/>
     <w:p>
       <w:pPr>
         <w:pStyle w:val="Heading2"/>
       </w:pPr>
       <w:r>
-        <w:t xml:space="preserve">22 Risks of Surgery</w:t>
+        <w:t xml:space="preserve">23 Risks of Surgery</w:t>
       </w:r>
     </w:p>
     <w:p>
@@ -1910,7 +2020,7 @@
         <w:pStyle w:val="Compact"/>
         <w:numPr>
           <w:ilvl w:val="0"/>
-          <w:numId w:val="1020"/>
+          <w:numId w:val="1021"/>
         </w:numPr>
       </w:pPr>
       <w:r>
@@ -1922,7 +2032,7 @@
         <w:pStyle w:val="Compact"/>
         <w:numPr>
           <w:ilvl w:val="0"/>
-          <w:numId w:val="1020"/>
+          <w:numId w:val="1021"/>
         </w:numPr>
       </w:pPr>
       <w:r>
@@ -1934,7 +2044,7 @@
         <w:pStyle w:val="Compact"/>
         <w:numPr>
           <w:ilvl w:val="0"/>
-          <w:numId w:val="1020"/>
+          <w:numId w:val="1021"/>
         </w:numPr>
       </w:pPr>
       <w:r>
@@ -1946,7 +2056,7 @@
         <w:pStyle w:val="Compact"/>
         <w:numPr>
           <w:ilvl w:val="1"/>
-          <w:numId w:val="1021"/>
+          <w:numId w:val="1022"/>
         </w:numPr>
       </w:pPr>
       <w:r>
@@ -1958,7 +2068,7 @@
         <w:pStyle w:val="Compact"/>
         <w:numPr>
           <w:ilvl w:val="1"/>
-          <w:numId w:val="1021"/>
+          <w:numId w:val="1022"/>
         </w:numPr>
       </w:pPr>
       <w:r>
@@ -1970,21 +2080,21 @@
         <w:pStyle w:val="Compact"/>
         <w:numPr>
           <w:ilvl w:val="1"/>
-          <w:numId w:val="1021"/>
+          <w:numId w:val="1022"/>
         </w:numPr>
       </w:pPr>
       <w:r>
         <w:t xml:space="preserve">High risk = 30%</w:t>
       </w:r>
     </w:p>
-    <w:bookmarkEnd w:id="75"/>
-    <w:bookmarkStart w:id="76" w:name="risks-of-surgery-2"/>
+    <w:bookmarkEnd w:id="79"/>
+    <w:bookmarkStart w:id="80" w:name="risks-of-surgery-2"/>
     <w:p>
       <w:pPr>
         <w:pStyle w:val="Heading2"/>
       </w:pPr>
       <w:r>
-        <w:t xml:space="preserve">23 Risks of Surgery</w:t>
+        <w:t xml:space="preserve">24 Risks of Surgery</w:t>
       </w:r>
     </w:p>
     <w:p>
@@ -2119,22 +2229,22 @@
         </w:tc>
       </w:tr>
     </w:tbl>
-    <w:bookmarkEnd w:id="76"/>
-    <w:bookmarkStart w:id="77" w:name="epidural-catheter-for-pain-control"/>
+    <w:bookmarkEnd w:id="80"/>
+    <w:bookmarkStart w:id="81" w:name="epidural-catheter-for-pain-control"/>
     <w:p>
       <w:pPr>
         <w:pStyle w:val="Heading2"/>
       </w:pPr>
       <w:r>
-        <w:t xml:space="preserve">24 Epidural Catheter for Pain Control</w:t>
-      </w:r>
-    </w:p>
-    <w:p>
-      <w:pPr>
-        <w:pStyle w:val="Compact"/>
-        <w:numPr>
-          <w:ilvl w:val="0"/>
-          <w:numId w:val="1022"/>
+        <w:t xml:space="preserve">25 Epidural Catheter for Pain Control</w:t>
+      </w:r>
+    </w:p>
+    <w:p>
+      <w:pPr>
+        <w:pStyle w:val="Compact"/>
+        <w:numPr>
+          <w:ilvl w:val="0"/>
+          <w:numId w:val="1023"/>
         </w:numPr>
       </w:pPr>
       <w:r>
@@ -2146,7 +2256,7 @@
         <w:pStyle w:val="Compact"/>
         <w:numPr>
           <w:ilvl w:val="0"/>
-          <w:numId w:val="1022"/>
+          <w:numId w:val="1023"/>
         </w:numPr>
       </w:pPr>
       <w:r>
@@ -2158,7 +2268,7 @@
         <w:pStyle w:val="Compact"/>
         <w:numPr>
           <w:ilvl w:val="0"/>
-          <w:numId w:val="1022"/>
+          <w:numId w:val="1023"/>
         </w:numPr>
       </w:pPr>
       <w:r>
@@ -2170,7 +2280,7 @@
         <w:pStyle w:val="Compact"/>
         <w:numPr>
           <w:ilvl w:val="0"/>
-          <w:numId w:val="1022"/>
+          <w:numId w:val="1023"/>
         </w:numPr>
       </w:pPr>
       <w:r>
@@ -2182,29 +2292,167 @@
         <w:pStyle w:val="Compact"/>
         <w:numPr>
           <w:ilvl w:val="0"/>
-          <w:numId w:val="1022"/>
+          <w:numId w:val="1023"/>
         </w:numPr>
       </w:pPr>
       <w:r>
         <w:t xml:space="preserve">Foley catheter removed after epidural removed</w:t>
       </w:r>
     </w:p>
-    <w:bookmarkEnd w:id="77"/>
-    <w:bookmarkStart w:id="78" w:name="intensive-care-unit-icu-2-4-days"/>
+    <w:bookmarkEnd w:id="81"/>
+    <w:bookmarkStart w:id="85" w:name="jejunostomy-feeding-tube"/>
     <w:p>
       <w:pPr>
         <w:pStyle w:val="Heading2"/>
       </w:pPr>
       <w:r>
-        <w:t xml:space="preserve">25 Intensive Care Unit (ICU) (2-4 days)</w:t>
-      </w:r>
-    </w:p>
-    <w:p>
-      <w:pPr>
-        <w:pStyle w:val="Compact"/>
-        <w:numPr>
-          <w:ilvl w:val="0"/>
-          <w:numId w:val="1023"/>
+        <w:t xml:space="preserve">26 Jejunostomy Feeding Tube</w:t>
+      </w:r>
+    </w:p>
+    <w:p>
+      <w:pPr>
+        <w:pStyle w:val="FirstParagraph"/>
+      </w:pPr>
+      <w:r>
+        <w:t xml:space="preserve">To ensure adequate nutrition after surgery, a temporary feeding tube is placed to supplement nutrition by mouth.</w:t>
+      </w:r>
+    </w:p>
+    <w:p>
+      <w:pPr>
+        <w:pStyle w:val="BodyText"/>
+      </w:pPr>
+      <w:r>
+        <w:t xml:space="preserve">Jejunostomy tube bypasses the stomach and injects tube feeding formula directly in to the small intestine (jejunum)</w:t>
+      </w:r>
+    </w:p>
+    <w:p>
+      <w:pPr>
+        <w:pStyle w:val="BodyText"/>
+      </w:pPr>
+      <w:r>
+        <w:drawing>
+          <wp:inline>
+            <wp:extent cx="2408607" cy="2475067"/>
+            <wp:effectExtent b="0" l="0" r="0" t="0"/>
+            <wp:docPr descr="" title="" id="83" name="Picture"/>
+            <a:graphic>
+              <a:graphicData uri="http://schemas.openxmlformats.org/drawingml/2006/picture">
+                <pic:pic>
+                  <pic:nvPicPr>
+                    <pic:cNvPr descr="images/jejunostomy/esophagectomy_jejunostomy.png" id="84" name="Picture"/>
+                    <pic:cNvPicPr>
+                      <a:picLocks noChangeArrowheads="1" noChangeAspect="1"/>
+                    </pic:cNvPicPr>
+                  </pic:nvPicPr>
+                  <pic:blipFill>
+                    <a:blip r:embed="rId82"/>
+                    <a:stretch>
+                      <a:fillRect/>
+                    </a:stretch>
+                  </pic:blipFill>
+                  <pic:spPr bwMode="auto">
+                    <a:xfrm>
+                      <a:off x="0" y="0"/>
+                      <a:ext cx="2408607" cy="2475067"/>
+                    </a:xfrm>
+                    <a:prstGeom prst="rect">
+                      <a:avLst/>
+                    </a:prstGeom>
+                    <a:noFill/>
+                    <a:ln w="9525">
+                      <a:noFill/>
+                      <a:headEnd/>
+                      <a:tailEnd/>
+                    </a:ln>
+                  </pic:spPr>
+                </pic:pic>
+              </a:graphicData>
+            </a:graphic>
+          </wp:inline>
+        </w:drawing>
+      </w:r>
+    </w:p>
+    <w:bookmarkEnd w:id="85"/>
+    <w:bookmarkStart w:id="89" w:name="jejunostomy-feeding-tube-1"/>
+    <w:p>
+      <w:pPr>
+        <w:pStyle w:val="Heading2"/>
+      </w:pPr>
+      <w:r>
+        <w:t xml:space="preserve">27 Jejunostomy Feeding Tube</w:t>
+      </w:r>
+    </w:p>
+    <w:p>
+      <w:pPr>
+        <w:pStyle w:val="FirstParagraph"/>
+      </w:pPr>
+      <w:r>
+        <w:t xml:space="preserve">Feedings are administered through the jejunostomy at night by a pump</w:t>
+      </w:r>
+    </w:p>
+    <w:p>
+      <w:pPr>
+        <w:pStyle w:val="BodyText"/>
+      </w:pPr>
+      <w:r>
+        <w:drawing>
+          <wp:inline>
+            <wp:extent cx="2408607" cy="2475067"/>
+            <wp:effectExtent b="0" l="0" r="0" t="0"/>
+            <wp:docPr descr="" title="" id="87" name="Picture"/>
+            <a:graphic>
+              <a:graphicData uri="http://schemas.openxmlformats.org/drawingml/2006/picture">
+                <pic:pic>
+                  <pic:nvPicPr>
+                    <pic:cNvPr descr="images/jejunostomy/esophagectomy_jtube_pump.png" id="88" name="Picture"/>
+                    <pic:cNvPicPr>
+                      <a:picLocks noChangeArrowheads="1" noChangeAspect="1"/>
+                    </pic:cNvPicPr>
+                  </pic:nvPicPr>
+                  <pic:blipFill>
+                    <a:blip r:embed="rId86"/>
+                    <a:stretch>
+                      <a:fillRect/>
+                    </a:stretch>
+                  </pic:blipFill>
+                  <pic:spPr bwMode="auto">
+                    <a:xfrm>
+                      <a:off x="0" y="0"/>
+                      <a:ext cx="2408607" cy="2475067"/>
+                    </a:xfrm>
+                    <a:prstGeom prst="rect">
+                      <a:avLst/>
+                    </a:prstGeom>
+                    <a:noFill/>
+                    <a:ln w="9525">
+                      <a:noFill/>
+                      <a:headEnd/>
+                      <a:tailEnd/>
+                    </a:ln>
+                  </pic:spPr>
+                </pic:pic>
+              </a:graphicData>
+            </a:graphic>
+          </wp:inline>
+        </w:drawing>
+      </w:r>
+    </w:p>
+    <w:bookmarkEnd w:id="89"/>
+    <w:bookmarkStart w:id="90" w:name="intensive-care-unit-icu-2-4-days"/>
+    <w:p>
+      <w:pPr>
+        <w:pStyle w:val="Heading2"/>
+      </w:pPr>
+      <w:r>
+        <w:t xml:space="preserve">28 Intensive Care Unit (ICU) (2-4 days)</w:t>
+      </w:r>
+    </w:p>
+    <w:p>
+      <w:pPr>
+        <w:pStyle w:val="Compact"/>
+        <w:numPr>
+          <w:ilvl w:val="0"/>
+          <w:numId w:val="1024"/>
         </w:numPr>
       </w:pPr>
       <w:r>
@@ -2216,7 +2464,7 @@
         <w:pStyle w:val="Compact"/>
         <w:numPr>
           <w:ilvl w:val="0"/>
-          <w:numId w:val="1023"/>
+          <w:numId w:val="1024"/>
         </w:numPr>
       </w:pPr>
       <w:r>
@@ -2228,7 +2476,7 @@
         <w:pStyle w:val="Compact"/>
         <w:numPr>
           <w:ilvl w:val="0"/>
-          <w:numId w:val="1023"/>
+          <w:numId w:val="1024"/>
         </w:numPr>
       </w:pPr>
       <w:r>
@@ -2240,7 +2488,7 @@
         <w:pStyle w:val="Compact"/>
         <w:numPr>
           <w:ilvl w:val="0"/>
-          <w:numId w:val="1023"/>
+          <w:numId w:val="1024"/>
         </w:numPr>
       </w:pPr>
       <w:r>
@@ -2252,7 +2500,7 @@
         <w:pStyle w:val="Compact"/>
         <w:numPr>
           <w:ilvl w:val="0"/>
-          <w:numId w:val="1023"/>
+          <w:numId w:val="1024"/>
         </w:numPr>
       </w:pPr>
       <w:r>
@@ -2264,29 +2512,29 @@
         <w:pStyle w:val="Compact"/>
         <w:numPr>
           <w:ilvl w:val="0"/>
-          <w:numId w:val="1023"/>
+          <w:numId w:val="1024"/>
         </w:numPr>
       </w:pPr>
       <w:r>
         <w:t xml:space="preserve">Feeding jejunostomy (usually stays in 8 wks)</w:t>
       </w:r>
     </w:p>
-    <w:bookmarkEnd w:id="78"/>
-    <w:bookmarkStart w:id="79" w:name="intensive-care-unit-icu"/>
+    <w:bookmarkEnd w:id="90"/>
+    <w:bookmarkStart w:id="91" w:name="intensive-care-unit-icu"/>
     <w:p>
       <w:pPr>
         <w:pStyle w:val="Heading2"/>
       </w:pPr>
       <w:r>
-        <w:t xml:space="preserve">26 Intensive Care Unit (ICU)</w:t>
-      </w:r>
-    </w:p>
-    <w:p>
-      <w:pPr>
-        <w:pStyle w:val="Compact"/>
-        <w:numPr>
-          <w:ilvl w:val="0"/>
-          <w:numId w:val="1024"/>
+        <w:t xml:space="preserve">29 Intensive Care Unit (ICU)</w:t>
+      </w:r>
+    </w:p>
+    <w:p>
+      <w:pPr>
+        <w:pStyle w:val="Compact"/>
+        <w:numPr>
+          <w:ilvl w:val="0"/>
+          <w:numId w:val="1025"/>
         </w:numPr>
       </w:pPr>
       <w:r>
@@ -2298,7 +2546,7 @@
         <w:pStyle w:val="Compact"/>
         <w:numPr>
           <w:ilvl w:val="0"/>
-          <w:numId w:val="1024"/>
+          <w:numId w:val="1025"/>
         </w:numPr>
       </w:pPr>
       <w:r>
@@ -2310,7 +2558,7 @@
         <w:pStyle w:val="Compact"/>
         <w:numPr>
           <w:ilvl w:val="0"/>
-          <w:numId w:val="1024"/>
+          <w:numId w:val="1025"/>
         </w:numPr>
       </w:pPr>
       <w:r>
@@ -2322,7 +2570,7 @@
         <w:pStyle w:val="Compact"/>
         <w:numPr>
           <w:ilvl w:val="0"/>
-          <w:numId w:val="1024"/>
+          <w:numId w:val="1025"/>
         </w:numPr>
       </w:pPr>
       <w:r>
@@ -2334,29 +2582,29 @@
         <w:pStyle w:val="Compact"/>
         <w:numPr>
           <w:ilvl w:val="0"/>
-          <w:numId w:val="1024"/>
+          <w:numId w:val="1025"/>
         </w:numPr>
       </w:pPr>
       <w:r>
         <w:t xml:space="preserve">Feeding jejunostomy (stays in 8 weeks)</w:t>
       </w:r>
     </w:p>
-    <w:bookmarkEnd w:id="79"/>
-    <w:bookmarkStart w:id="80" w:name="ward---6tower"/>
+    <w:bookmarkEnd w:id="91"/>
+    <w:bookmarkStart w:id="92" w:name="ward---6tower"/>
     <w:p>
       <w:pPr>
         <w:pStyle w:val="Heading2"/>
       </w:pPr>
       <w:r>
-        <w:t xml:space="preserve">27 Ward - 6Tower</w:t>
-      </w:r>
-    </w:p>
-    <w:p>
-      <w:pPr>
-        <w:pStyle w:val="Compact"/>
-        <w:numPr>
-          <w:ilvl w:val="0"/>
-          <w:numId w:val="1025"/>
+        <w:t xml:space="preserve">30 Ward - 6Tower</w:t>
+      </w:r>
+    </w:p>
+    <w:p>
+      <w:pPr>
+        <w:pStyle w:val="Compact"/>
+        <w:numPr>
+          <w:ilvl w:val="0"/>
+          <w:numId w:val="1026"/>
         </w:numPr>
       </w:pPr>
       <w:r>
@@ -2368,7 +2616,7 @@
         <w:pStyle w:val="Compact"/>
         <w:numPr>
           <w:ilvl w:val="0"/>
-          <w:numId w:val="1025"/>
+          <w:numId w:val="1026"/>
         </w:numPr>
       </w:pPr>
       <w:r>
@@ -2380,7 +2628,7 @@
         <w:pStyle w:val="Compact"/>
         <w:numPr>
           <w:ilvl w:val="0"/>
-          <w:numId w:val="1025"/>
+          <w:numId w:val="1026"/>
         </w:numPr>
       </w:pPr>
       <w:r>
@@ -2392,7 +2640,7 @@
         <w:pStyle w:val="Compact"/>
         <w:numPr>
           <w:ilvl w:val="1"/>
-          <w:numId w:val="1026"/>
+          <w:numId w:val="1027"/>
         </w:numPr>
       </w:pPr>
       <w:r>
@@ -2404,7 +2652,7 @@
         <w:pStyle w:val="Compact"/>
         <w:numPr>
           <w:ilvl w:val="1"/>
-          <w:numId w:val="1026"/>
+          <w:numId w:val="1027"/>
         </w:numPr>
       </w:pPr>
       <w:r>
@@ -2416,21 +2664,21 @@
         <w:pStyle w:val="Compact"/>
         <w:numPr>
           <w:ilvl w:val="1"/>
-          <w:numId w:val="1026"/>
+          <w:numId w:val="1027"/>
         </w:numPr>
       </w:pPr>
       <w:r>
         <w:t xml:space="preserve">Prevents loss of muscle strength</w:t>
       </w:r>
     </w:p>
-    <w:bookmarkEnd w:id="80"/>
-    <w:bookmarkStart w:id="81" w:name="jejunostomy-feeds"/>
+    <w:bookmarkEnd w:id="92"/>
+    <w:bookmarkStart w:id="93" w:name="jejunostomy-feeds"/>
     <w:p>
       <w:pPr>
         <w:pStyle w:val="Heading2"/>
       </w:pPr>
       <w:r>
-        <w:t xml:space="preserve">28 Jejunostomy Feeds</w:t>
+        <w:t xml:space="preserve">31 Jejunostomy Feeds</w:t>
       </w:r>
     </w:p>
     <w:p>
@@ -2446,7 +2694,7 @@
         <w:pStyle w:val="Compact"/>
         <w:numPr>
           <w:ilvl w:val="0"/>
-          <w:numId w:val="1027"/>
+          <w:numId w:val="1028"/>
         </w:numPr>
       </w:pPr>
       <w:r>
@@ -2458,7 +2706,7 @@
         <w:pStyle w:val="Compact"/>
         <w:numPr>
           <w:ilvl w:val="0"/>
-          <w:numId w:val="1027"/>
+          <w:numId w:val="1028"/>
         </w:numPr>
       </w:pPr>
       <w:r>
@@ -2478,7 +2726,7 @@
         <w:pStyle w:val="Compact"/>
         <w:numPr>
           <w:ilvl w:val="0"/>
-          <w:numId w:val="1028"/>
+          <w:numId w:val="1029"/>
         </w:numPr>
       </w:pPr>
       <w:r>
@@ -2490,39 +2738,49 @@
         <w:pStyle w:val="Compact"/>
         <w:numPr>
           <w:ilvl w:val="0"/>
-          <w:numId w:val="1028"/>
+          <w:numId w:val="1029"/>
         </w:numPr>
       </w:pPr>
       <w:r>
         <w:t xml:space="preserve">Important to prevent dehydration</w:t>
       </w:r>
     </w:p>
-    <w:bookmarkEnd w:id="81"/>
-    <w:bookmarkStart w:id="82" w:name="jejunostomy-tube"/>
+    <w:bookmarkEnd w:id="93"/>
+    <w:bookmarkStart w:id="94" w:name="jejunostomy-tube"/>
     <w:p>
       <w:pPr>
         <w:pStyle w:val="Heading2"/>
       </w:pPr>
       <w:r>
-        <w:t xml:space="preserve">29 Jejunostomy Tube</w:t>
-      </w:r>
-    </w:p>
-    <w:bookmarkEnd w:id="82"/>
-    <w:bookmarkStart w:id="83" w:name="jejunostomy-typical-regimen"/>
+        <w:t xml:space="preserve">32 Jejunostomy Tube</w:t>
+      </w:r>
+    </w:p>
+    <w:bookmarkEnd w:id="94"/>
+    <w:bookmarkStart w:id="95" w:name="jejunostomy-feeding-pump"/>
     <w:p>
       <w:pPr>
         <w:pStyle w:val="Heading2"/>
       </w:pPr>
       <w:r>
-        <w:t xml:space="preserve">30 Jejunostomy Typical Regimen</w:t>
-      </w:r>
-    </w:p>
-    <w:p>
-      <w:pPr>
-        <w:pStyle w:val="Compact"/>
-        <w:numPr>
-          <w:ilvl w:val="0"/>
-          <w:numId w:val="1029"/>
+        <w:t xml:space="preserve">33 Jejunostomy Feeding Pump</w:t>
+      </w:r>
+    </w:p>
+    <w:bookmarkEnd w:id="95"/>
+    <w:bookmarkStart w:id="96" w:name="jejunostomy-typical-regimen"/>
+    <w:p>
+      <w:pPr>
+        <w:pStyle w:val="Heading2"/>
+      </w:pPr>
+      <w:r>
+        <w:t xml:space="preserve">34 Jejunostomy Typical Regimen</w:t>
+      </w:r>
+    </w:p>
+    <w:p>
+      <w:pPr>
+        <w:pStyle w:val="Compact"/>
+        <w:numPr>
+          <w:ilvl w:val="0"/>
+          <w:numId w:val="1030"/>
         </w:numPr>
       </w:pPr>
       <w:r>
@@ -2534,11 +2792,185 @@
         <w:pStyle w:val="Compact"/>
         <w:numPr>
           <w:ilvl w:val="1"/>
+          <w:numId w:val="1031"/>
+        </w:numPr>
+      </w:pPr>
+      <w:r>
+        <w:t xml:space="preserve">Men: 75mL/hour x 16 hours = 5 cartons</w:t>
+      </w:r>
+    </w:p>
+    <w:p>
+      <w:pPr>
+        <w:pStyle w:val="Compact"/>
+        <w:numPr>
+          <w:ilvl w:val="1"/>
+          <w:numId w:val="1031"/>
+        </w:numPr>
+      </w:pPr>
+      <w:r>
+        <w:t xml:space="preserve">Women: 60mL/hour x 16 hours = 4 cartons</w:t>
+      </w:r>
+    </w:p>
+    <w:p>
+      <w:pPr>
+        <w:pStyle w:val="Compact"/>
+        <w:numPr>
+          <w:ilvl w:val="0"/>
           <w:numId w:val="1030"/>
         </w:numPr>
       </w:pPr>
       <w:r>
-        <w:t xml:space="preserve">Men: 75mL/hour x 16 hours = 5 cartons</w:t>
+        <w:t xml:space="preserve">Water 240ml (8oz) via syringe 4x/day</w:t>
+      </w:r>
+    </w:p>
+    <w:p>
+      <w:pPr>
+        <w:pStyle w:val="FirstParagraph"/>
+      </w:pPr>
+      <w:r>
+        <w:t xml:space="preserve">Hospital nurses will teach use of the feeding tube</w:t>
+      </w:r>
+    </w:p>
+    <w:bookmarkEnd w:id="96"/>
+    <w:bookmarkStart w:id="97" w:name="jejunostomy-feeds-with-diabetes"/>
+    <w:p>
+      <w:pPr>
+        <w:pStyle w:val="Heading2"/>
+      </w:pPr>
+      <w:r>
+        <w:t xml:space="preserve">35 Jejunostomy Feeds with Diabetes</w:t>
+      </w:r>
+    </w:p>
+    <w:p>
+      <w:pPr>
+        <w:pStyle w:val="FirstParagraph"/>
+      </w:pPr>
+      <w:r>
+        <w:t xml:space="preserve">Jejunostomy feedings elevate blood sugars</w:t>
+      </w:r>
+    </w:p>
+    <w:p>
+      <w:pPr>
+        <w:pStyle w:val="Compact"/>
+        <w:numPr>
+          <w:ilvl w:val="0"/>
+          <w:numId w:val="1032"/>
+        </w:numPr>
+      </w:pPr>
+      <w:r>
+        <w:t xml:space="preserve">Insulin may be required along with feeds</w:t>
+      </w:r>
+    </w:p>
+    <w:p>
+      <w:pPr>
+        <w:pStyle w:val="FirstParagraph"/>
+      </w:pPr>
+      <w:r>
+        <w:t xml:space="preserve">Typical Pattern for tube feeds</w:t>
+      </w:r>
+    </w:p>
+    <w:p>
+      <w:pPr>
+        <w:pStyle w:val="Compact"/>
+        <w:numPr>
+          <w:ilvl w:val="0"/>
+          <w:numId w:val="1033"/>
+        </w:numPr>
+      </w:pPr>
+      <w:r>
+        <w:t xml:space="preserve">Feeds run via pump from 6pm to 10am</w:t>
+      </w:r>
+    </w:p>
+    <w:p>
+      <w:pPr>
+        <w:pStyle w:val="Compact"/>
+        <w:numPr>
+          <w:ilvl w:val="0"/>
+          <w:numId w:val="1033"/>
+        </w:numPr>
+      </w:pPr>
+      <w:r>
+        <w:t xml:space="preserve">Insulin at 6pm (70/30 insulin)</w:t>
+      </w:r>
+    </w:p>
+    <w:p>
+      <w:pPr>
+        <w:pStyle w:val="Compact"/>
+        <w:numPr>
+          <w:ilvl w:val="0"/>
+          <w:numId w:val="1033"/>
+        </w:numPr>
+      </w:pPr>
+      <w:r>
+        <w:t xml:space="preserve">Insulin at Midnight (70/30 insulin)</w:t>
+      </w:r>
+    </w:p>
+    <w:p>
+      <w:pPr>
+        <w:pStyle w:val="Compact"/>
+        <w:numPr>
+          <w:ilvl w:val="0"/>
+          <w:numId w:val="1033"/>
+        </w:numPr>
+      </w:pPr>
+      <w:r>
+        <w:t xml:space="preserve">No insulin if tube feedings are not run</w:t>
+      </w:r>
+    </w:p>
+    <w:bookmarkEnd w:id="97"/>
+    <w:bookmarkStart w:id="98" w:name="jejunostomy-video"/>
+    <w:p>
+      <w:pPr>
+        <w:pStyle w:val="Heading2"/>
+      </w:pPr>
+      <w:r>
+        <w:t xml:space="preserve">36 Jejunostomy Video</w:t>
+      </w:r>
+    </w:p>
+    <w:bookmarkEnd w:id="98"/>
+    <w:bookmarkStart w:id="99" w:name="activity-after-surgery"/>
+    <w:p>
+      <w:pPr>
+        <w:pStyle w:val="Heading2"/>
+      </w:pPr>
+      <w:r>
+        <w:t xml:space="preserve">37 Activity after Surgery</w:t>
+      </w:r>
+    </w:p>
+    <w:p>
+      <w:pPr>
+        <w:pStyle w:val="Compact"/>
+        <w:numPr>
+          <w:ilvl w:val="0"/>
+          <w:numId w:val="1034"/>
+        </w:numPr>
+      </w:pPr>
+      <w:r>
+        <w:t xml:space="preserve">Up in chair most of the day</w:t>
+      </w:r>
+    </w:p>
+    <w:p>
+      <w:pPr>
+        <w:pStyle w:val="Compact"/>
+        <w:numPr>
+          <w:ilvl w:val="0"/>
+          <w:numId w:val="1034"/>
+        </w:numPr>
+      </w:pPr>
+      <w:r>
+        <w:t xml:space="preserve">Walking with help from nurse/Physical Therapist</w:t>
+      </w:r>
+    </w:p>
+    <w:p>
+      <w:pPr>
+        <w:pStyle w:val="Compact"/>
+        <w:numPr>
+          <w:ilvl w:val="0"/>
+          <w:numId w:val="1034"/>
+        </w:numPr>
+      </w:pPr>
+      <w:r>
+        <w:t xml:space="preserve">Goals:</w:t>
       </w:r>
     </w:p>
     <w:p>
@@ -2546,207 +2978,33 @@
         <w:pStyle w:val="Compact"/>
         <w:numPr>
           <w:ilvl w:val="1"/>
-          <w:numId w:val="1030"/>
-        </w:numPr>
-      </w:pPr>
-      <w:r>
-        <w:t xml:space="preserve">Women: 60mL/hour x 16 hours = 4 cartons</w:t>
-      </w:r>
-    </w:p>
-    <w:p>
-      <w:pPr>
-        <w:pStyle w:val="Compact"/>
-        <w:numPr>
-          <w:ilvl w:val="0"/>
-          <w:numId w:val="1029"/>
-        </w:numPr>
-      </w:pPr>
-      <w:r>
-        <w:t xml:space="preserve">Water 240ml (8oz) via syringe 4x/day</w:t>
-      </w:r>
-    </w:p>
-    <w:p>
-      <w:pPr>
-        <w:pStyle w:val="FirstParagraph"/>
-      </w:pPr>
-      <w:r>
-        <w:t xml:space="preserve">Hospital nurses will teach use of the feeding tube</w:t>
-      </w:r>
-    </w:p>
-    <w:bookmarkEnd w:id="83"/>
-    <w:bookmarkStart w:id="84" w:name="jejunostomy-feeds-with-diabetes"/>
+          <w:numId w:val="1035"/>
+        </w:numPr>
+      </w:pPr>
+      <w:r>
+        <w:t xml:space="preserve">Improve lung function</w:t>
+      </w:r>
+    </w:p>
+    <w:p>
+      <w:pPr>
+        <w:pStyle w:val="Compact"/>
+        <w:numPr>
+          <w:ilvl w:val="1"/>
+          <w:numId w:val="1035"/>
+        </w:numPr>
+      </w:pPr>
+      <w:r>
+        <w:t xml:space="preserve">Prevent muscle loss</w:t>
+      </w:r>
+    </w:p>
+    <w:bookmarkEnd w:id="99"/>
+    <w:bookmarkStart w:id="100" w:name="nasogastric-ng-tube"/>
     <w:p>
       <w:pPr>
         <w:pStyle w:val="Heading2"/>
       </w:pPr>
       <w:r>
-        <w:t xml:space="preserve">31 Jejunostomy Feeds with Diabetes</w:t>
-      </w:r>
-    </w:p>
-    <w:p>
-      <w:pPr>
-        <w:pStyle w:val="FirstParagraph"/>
-      </w:pPr>
-      <w:r>
-        <w:t xml:space="preserve">Jejunostomy feedings elevate blood sugars</w:t>
-      </w:r>
-    </w:p>
-    <w:p>
-      <w:pPr>
-        <w:pStyle w:val="Compact"/>
-        <w:numPr>
-          <w:ilvl w:val="0"/>
-          <w:numId w:val="1031"/>
-        </w:numPr>
-      </w:pPr>
-      <w:r>
-        <w:t xml:space="preserve">Insulin may be required along with feeds</w:t>
-      </w:r>
-    </w:p>
-    <w:p>
-      <w:pPr>
-        <w:pStyle w:val="FirstParagraph"/>
-      </w:pPr>
-      <w:r>
-        <w:t xml:space="preserve">Typical Pattern for tube feeds</w:t>
-      </w:r>
-    </w:p>
-    <w:p>
-      <w:pPr>
-        <w:pStyle w:val="Compact"/>
-        <w:numPr>
-          <w:ilvl w:val="0"/>
-          <w:numId w:val="1032"/>
-        </w:numPr>
-      </w:pPr>
-      <w:r>
-        <w:t xml:space="preserve">Feeds run via pump from 6pm to 10am</w:t>
-      </w:r>
-    </w:p>
-    <w:p>
-      <w:pPr>
-        <w:pStyle w:val="Compact"/>
-        <w:numPr>
-          <w:ilvl w:val="0"/>
-          <w:numId w:val="1032"/>
-        </w:numPr>
-      </w:pPr>
-      <w:r>
-        <w:t xml:space="preserve">Insulin at 6pm (70/30 insulin)</w:t>
-      </w:r>
-    </w:p>
-    <w:p>
-      <w:pPr>
-        <w:pStyle w:val="Compact"/>
-        <w:numPr>
-          <w:ilvl w:val="0"/>
-          <w:numId w:val="1032"/>
-        </w:numPr>
-      </w:pPr>
-      <w:r>
-        <w:t xml:space="preserve">Insulin at Midnight (70/30 insulin)</w:t>
-      </w:r>
-    </w:p>
-    <w:p>
-      <w:pPr>
-        <w:pStyle w:val="Compact"/>
-        <w:numPr>
-          <w:ilvl w:val="0"/>
-          <w:numId w:val="1032"/>
-        </w:numPr>
-      </w:pPr>
-      <w:r>
-        <w:t xml:space="preserve">No insulin if tube feedings are not run</w:t>
-      </w:r>
-    </w:p>
-    <w:bookmarkEnd w:id="84"/>
-    <w:bookmarkStart w:id="85" w:name="jejunostomy-video"/>
-    <w:p>
-      <w:pPr>
-        <w:pStyle w:val="Heading2"/>
-      </w:pPr>
-      <w:r>
-        <w:t xml:space="preserve">32 Jejunostomy Video</w:t>
-      </w:r>
-    </w:p>
-    <w:bookmarkEnd w:id="85"/>
-    <w:bookmarkStart w:id="86" w:name="activity-after-surgery"/>
-    <w:p>
-      <w:pPr>
-        <w:pStyle w:val="Heading2"/>
-      </w:pPr>
-      <w:r>
-        <w:t xml:space="preserve">33 Activity after Surgery</w:t>
-      </w:r>
-    </w:p>
-    <w:p>
-      <w:pPr>
-        <w:pStyle w:val="Compact"/>
-        <w:numPr>
-          <w:ilvl w:val="0"/>
-          <w:numId w:val="1033"/>
-        </w:numPr>
-      </w:pPr>
-      <w:r>
-        <w:t xml:space="preserve">Up in chair most of the day</w:t>
-      </w:r>
-    </w:p>
-    <w:p>
-      <w:pPr>
-        <w:pStyle w:val="Compact"/>
-        <w:numPr>
-          <w:ilvl w:val="0"/>
-          <w:numId w:val="1033"/>
-        </w:numPr>
-      </w:pPr>
-      <w:r>
-        <w:t xml:space="preserve">Walking with help from nurse/Physical Therapist</w:t>
-      </w:r>
-    </w:p>
-    <w:p>
-      <w:pPr>
-        <w:pStyle w:val="Compact"/>
-        <w:numPr>
-          <w:ilvl w:val="0"/>
-          <w:numId w:val="1033"/>
-        </w:numPr>
-      </w:pPr>
-      <w:r>
-        <w:t xml:space="preserve">Goals:</w:t>
-      </w:r>
-    </w:p>
-    <w:p>
-      <w:pPr>
-        <w:pStyle w:val="Compact"/>
-        <w:numPr>
-          <w:ilvl w:val="1"/>
-          <w:numId w:val="1034"/>
-        </w:numPr>
-      </w:pPr>
-      <w:r>
-        <w:t xml:space="preserve">Improve lung function</w:t>
-      </w:r>
-    </w:p>
-    <w:p>
-      <w:pPr>
-        <w:pStyle w:val="Compact"/>
-        <w:numPr>
-          <w:ilvl w:val="1"/>
-          <w:numId w:val="1034"/>
-        </w:numPr>
-      </w:pPr>
-      <w:r>
-        <w:t xml:space="preserve">Prevent muscle loss</w:t>
-      </w:r>
-    </w:p>
-    <w:bookmarkEnd w:id="86"/>
-    <w:bookmarkStart w:id="87" w:name="nasogastric-ng-tube"/>
-    <w:p>
-      <w:pPr>
-        <w:pStyle w:val="Heading2"/>
-      </w:pPr>
-      <w:r>
-        <w:t xml:space="preserve">34 Nasogastric (NG) Tube</w:t>
+        <w:t xml:space="preserve">38 Nasogastric (NG) Tube</w:t>
       </w:r>
     </w:p>
     <w:p>
@@ -2762,7 +3020,7 @@
         <w:pStyle w:val="Compact"/>
         <w:numPr>
           <w:ilvl w:val="0"/>
-          <w:numId w:val="1035"/>
+          <w:numId w:val="1036"/>
         </w:numPr>
       </w:pPr>
       <w:r>
@@ -2774,7 +3032,7 @@
         <w:pStyle w:val="Compact"/>
         <w:numPr>
           <w:ilvl w:val="0"/>
-          <w:numId w:val="1035"/>
+          <w:numId w:val="1036"/>
         </w:numPr>
       </w:pPr>
       <w:r>
@@ -2794,7 +3052,7 @@
         <w:pStyle w:val="Compact"/>
         <w:numPr>
           <w:ilvl w:val="0"/>
-          <w:numId w:val="1036"/>
+          <w:numId w:val="1037"/>
         </w:numPr>
       </w:pPr>
       <w:r>
@@ -2823,21 +3081,21 @@
         <w:pStyle w:val="Compact"/>
         <w:numPr>
           <w:ilvl w:val="0"/>
-          <w:numId w:val="1036"/>
+          <w:numId w:val="1037"/>
         </w:numPr>
       </w:pPr>
       <w:r>
         <w:t xml:space="preserve">Otherwise, X-ray repeated 2-3 days later</w:t>
       </w:r>
     </w:p>
-    <w:bookmarkEnd w:id="87"/>
-    <w:bookmarkStart w:id="88" w:name="swallowing-evaluation"/>
+    <w:bookmarkEnd w:id="100"/>
+    <w:bookmarkStart w:id="101" w:name="swallowing-evaluation"/>
     <w:p>
       <w:pPr>
         <w:pStyle w:val="Heading2"/>
       </w:pPr>
       <w:r>
-        <w:t xml:space="preserve">35 Swallowing Evaluation</w:t>
+        <w:t xml:space="preserve">39 Swallowing Evaluation</w:t>
       </w:r>
     </w:p>
     <w:p>
@@ -2861,7 +3119,7 @@
         <w:pStyle w:val="Compact"/>
         <w:numPr>
           <w:ilvl w:val="0"/>
-          <w:numId w:val="1037"/>
+          <w:numId w:val="1038"/>
         </w:numPr>
       </w:pPr>
       <w:r>
@@ -2873,7 +3131,7 @@
         <w:pStyle w:val="Compact"/>
         <w:numPr>
           <w:ilvl w:val="0"/>
-          <w:numId w:val="1037"/>
+          <w:numId w:val="1038"/>
         </w:numPr>
       </w:pPr>
       <w:r>
@@ -2885,7 +3143,7 @@
         <w:pStyle w:val="Compact"/>
         <w:numPr>
           <w:ilvl w:val="0"/>
-          <w:numId w:val="1037"/>
+          <w:numId w:val="1038"/>
         </w:numPr>
       </w:pPr>
       <w:r>
@@ -2909,22 +3167,46 @@
         <w:t xml:space="preserve">liquids started by mouth</w:t>
       </w:r>
     </w:p>
-    <w:bookmarkEnd w:id="88"/>
-    <w:bookmarkStart w:id="89" w:name="jejunostomy-tube-1"/>
+    <w:bookmarkEnd w:id="101"/>
+    <w:bookmarkStart w:id="102" w:name="jejunostomy-feeding"/>
     <w:p>
       <w:pPr>
         <w:pStyle w:val="Heading2"/>
       </w:pPr>
       <w:r>
-        <w:t xml:space="preserve">36 Jejunostomy tube</w:t>
-      </w:r>
-    </w:p>
-    <w:p>
-      <w:pPr>
-        <w:pStyle w:val="FirstParagraph"/>
-      </w:pPr>
-      <w:r>
-        <w:t xml:space="preserve">Jejunostomy tube bypasses the stomach and injects tube feeding formula directly in to the small intestine (jejunum)</w:t>
+        <w:t xml:space="preserve">40 Jejunostomy feeding</w:t>
+      </w:r>
+    </w:p>
+    <w:p>
+      <w:pPr>
+        <w:pStyle w:val="Compact"/>
+        <w:numPr>
+          <w:ilvl w:val="0"/>
+          <w:numId w:val="1039"/>
+        </w:numPr>
+      </w:pPr>
+      <w:r>
+        <w:t xml:space="preserve">Start with continuous feeds (24 hours/day)</w:t>
+      </w:r>
+    </w:p>
+    <w:p>
+      <w:pPr>
+        <w:pStyle w:val="Compact"/>
+        <w:numPr>
+          <w:ilvl w:val="0"/>
+          <w:numId w:val="1039"/>
+        </w:numPr>
+      </w:pPr>
+      <w:r>
+        <w:t xml:space="preserve">Convert to nocturnal (night-time): 6pm to 10pm</w:t>
+      </w:r>
+    </w:p>
+    <w:p>
+      <w:pPr>
+        <w:pStyle w:val="FirstParagraph"/>
+      </w:pPr>
+      <w:r>
+        <w:t xml:space="preserve">The feeding bag holds only 4 cartons of feeds - May need to “top off’ bag after a few hours</w:t>
       </w:r>
     </w:p>
     <w:p>
@@ -2932,55 +3214,25 @@
         <w:pStyle w:val="BodyText"/>
       </w:pPr>
       <w:r>
-        <w:t xml:space="preserve">Pump administers the feedings slowly over hours</w:t>
-      </w:r>
-    </w:p>
-    <w:bookmarkEnd w:id="89"/>
-    <w:bookmarkStart w:id="90" w:name="jejunostomy-feeding"/>
+        <w:t xml:space="preserve">Water through the tube - Important to prevent dehydration - 250mL (8 oz) 4 times per day</w:t>
+      </w:r>
+    </w:p>
+    <w:bookmarkEnd w:id="102"/>
+    <w:bookmarkStart w:id="103" w:name="oral-intake-at-home"/>
     <w:p>
       <w:pPr>
         <w:pStyle w:val="Heading2"/>
       </w:pPr>
       <w:r>
-        <w:t xml:space="preserve">37 Jejunostomy feeding</w:t>
-      </w:r>
-    </w:p>
-    <w:p>
-      <w:pPr>
-        <w:pStyle w:val="Compact"/>
-        <w:numPr>
-          <w:ilvl w:val="0"/>
-          <w:numId w:val="1038"/>
-        </w:numPr>
-      </w:pPr>
-      <w:r>
-        <w:t xml:space="preserve">Start with continuous feeds (24 hours/day)</w:t>
-      </w:r>
-    </w:p>
-    <w:p>
-      <w:pPr>
-        <w:pStyle w:val="Compact"/>
-        <w:numPr>
-          <w:ilvl w:val="0"/>
-          <w:numId w:val="1038"/>
-        </w:numPr>
-      </w:pPr>
-      <w:r>
-        <w:t xml:space="preserve">Convert to nocturnal (night-time): 6pm to 10pm</w:t>
-      </w:r>
-    </w:p>
-    <w:p>
-      <w:pPr>
-        <w:pStyle w:val="FirstParagraph"/>
-      </w:pPr>
-      <w:r>
-        <w:t xml:space="preserve">The feeding bag holds only 4 cartons of feeds</w:t>
-      </w:r>
-      <w:r>
-        <w:t xml:space="preserve"> </w:t>
-      </w:r>
-      <w:r>
-        <w:t xml:space="preserve">- May need to “top off’ bag after a few hours</w:t>
+        <w:t xml:space="preserve">41 Oral Intake at Home</w:t>
+      </w:r>
+    </w:p>
+    <w:p>
+      <w:pPr>
+        <w:pStyle w:val="FirstParagraph"/>
+      </w:pPr>
+      <w:r>
+        <w:t xml:space="preserve">Most are taking protein shakes when they go home</w:t>
       </w:r>
     </w:p>
     <w:p>
@@ -2988,37 +3240,212 @@
         <w:pStyle w:val="BodyText"/>
       </w:pPr>
       <w:r>
-        <w:t xml:space="preserve">Water through the tube</w:t>
-      </w:r>
-      <w:r>
-        <w:t xml:space="preserve"> </w:t>
-      </w:r>
-      <w:r>
-        <w:t xml:space="preserve">- Important to prevent dehydration</w:t>
-      </w:r>
-      <w:r>
-        <w:t xml:space="preserve"> </w:t>
-      </w:r>
-      <w:r>
-        <w:t xml:space="preserve">- 250mL (8 oz) 4 times per day</w:t>
-      </w:r>
-    </w:p>
-    <w:bookmarkEnd w:id="90"/>
-    <w:bookmarkStart w:id="91" w:name="oral-intake-at-home"/>
+        <w:t xml:space="preserve">Protein shakes are started after tolerating water</w:t>
+      </w:r>
+      <w:r>
+        <w:br/>
+      </w:r>
+    </w:p>
+    <w:p>
+      <w:pPr>
+        <w:pStyle w:val="Compact"/>
+        <w:numPr>
+          <w:ilvl w:val="0"/>
+          <w:numId w:val="1040"/>
+        </w:numPr>
+      </w:pPr>
+      <w:r>
+        <w:t xml:space="preserve">2 oz per hour to start</w:t>
+      </w:r>
+    </w:p>
+    <w:p>
+      <w:pPr>
+        <w:pStyle w:val="Compact"/>
+        <w:numPr>
+          <w:ilvl w:val="0"/>
+          <w:numId w:val="1040"/>
+        </w:numPr>
+      </w:pPr>
+      <w:r>
+        <w:t xml:space="preserve">4 oz per hour if 2oz are tolerated well</w:t>
+      </w:r>
+    </w:p>
+    <w:bookmarkEnd w:id="103"/>
+    <w:bookmarkStart w:id="104" w:name="drains-and-tubes"/>
     <w:p>
       <w:pPr>
         <w:pStyle w:val="Heading2"/>
       </w:pPr>
       <w:r>
-        <w:t xml:space="preserve">38 Oral Intake at Home</w:t>
-      </w:r>
-    </w:p>
-    <w:p>
-      <w:pPr>
-        <w:pStyle w:val="FirstParagraph"/>
-      </w:pPr>
-      <w:r>
-        <w:t xml:space="preserve">Most are taking protein shakes when they go home</w:t>
+        <w:t xml:space="preserve">42 Drains and Tubes</w:t>
+      </w:r>
+    </w:p>
+    <w:p>
+      <w:pPr>
+        <w:pStyle w:val="FirstParagraph"/>
+      </w:pPr>
+      <w:r>
+        <w:t xml:space="preserve">Chest Tube (right side): Removed 4-6 days after surgery (depending upon output) Abdomiaal drains: Removed 4-7 days after surgery Discharge with 1 abdominal drain in 10% of cases Epidural catheter: Removed 4-5 days after surgery Bladder catheter: Removed after epicura catheter removed</w:t>
+      </w:r>
+    </w:p>
+    <w:bookmarkEnd w:id="104"/>
+    <w:bookmarkStart w:id="105" w:name="discharge"/>
+    <w:p>
+      <w:pPr>
+        <w:pStyle w:val="Heading2"/>
+      </w:pPr>
+      <w:r>
+        <w:t xml:space="preserve">43 Discharge</w:t>
+      </w:r>
+    </w:p>
+    <w:p>
+      <w:pPr>
+        <w:pStyle w:val="FirstParagraph"/>
+      </w:pPr>
+      <w:r>
+        <w:t xml:space="preserve">Goal: ready to leave day #7 after surgery</w:t>
+      </w:r>
+    </w:p>
+    <w:p>
+      <w:pPr>
+        <w:pStyle w:val="Compact"/>
+        <w:numPr>
+          <w:ilvl w:val="0"/>
+          <w:numId w:val="1041"/>
+        </w:numPr>
+      </w:pPr>
+      <w:r>
+        <w:t xml:space="preserve">Night-time tube feedings (6pm to 10am)</w:t>
+      </w:r>
+    </w:p>
+    <w:p>
+      <w:pPr>
+        <w:pStyle w:val="Compact"/>
+        <w:numPr>
+          <w:ilvl w:val="0"/>
+          <w:numId w:val="1041"/>
+        </w:numPr>
+      </w:pPr>
+      <w:r>
+        <w:t xml:space="preserve">Nutrition by mouth (90% of patients)</w:t>
+      </w:r>
+    </w:p>
+    <w:p>
+      <w:pPr>
+        <w:pStyle w:val="Compact"/>
+        <w:numPr>
+          <w:ilvl w:val="1"/>
+          <w:numId w:val="1042"/>
+        </w:numPr>
+      </w:pPr>
+      <w:r>
+        <w:t xml:space="preserve">Protein shakes or water 4oz every 2 hours</w:t>
+      </w:r>
+    </w:p>
+    <w:p>
+      <w:pPr>
+        <w:pStyle w:val="Compact"/>
+        <w:numPr>
+          <w:ilvl w:val="0"/>
+          <w:numId w:val="1041"/>
+        </w:numPr>
+      </w:pPr>
+      <w:r>
+        <w:t xml:space="preserve">Water through tube 8oz four times per day</w:t>
+      </w:r>
+    </w:p>
+    <w:p>
+      <w:pPr>
+        <w:pStyle w:val="Compact"/>
+        <w:numPr>
+          <w:ilvl w:val="0"/>
+          <w:numId w:val="1041"/>
+        </w:numPr>
+      </w:pPr>
+      <w:r>
+        <w:t xml:space="preserve">Home care nursing (feeding tube teaching)</w:t>
+      </w:r>
+    </w:p>
+    <w:p>
+      <w:pPr>
+        <w:pStyle w:val="Compact"/>
+        <w:numPr>
+          <w:ilvl w:val="0"/>
+          <w:numId w:val="1041"/>
+        </w:numPr>
+      </w:pPr>
+      <w:r>
+        <w:t xml:space="preserve">Home infusion (tube feeding supplies)</w:t>
+      </w:r>
+    </w:p>
+    <w:bookmarkEnd w:id="105"/>
+    <w:bookmarkStart w:id="106" w:name="nutrition-after-surgery"/>
+    <w:p>
+      <w:pPr>
+        <w:pStyle w:val="Heading2"/>
+      </w:pPr>
+      <w:r>
+        <w:t xml:space="preserve">44 Nutrition after Surgery</w:t>
+      </w:r>
+    </w:p>
+    <w:p>
+      <w:pPr>
+        <w:pStyle w:val="FirstParagraph"/>
+      </w:pPr>
+      <w:r>
+        <w:t xml:space="preserve">At discharge home:</w:t>
+      </w:r>
+    </w:p>
+    <w:p>
+      <w:pPr>
+        <w:pStyle w:val="Compact"/>
+        <w:numPr>
+          <w:ilvl w:val="0"/>
+          <w:numId w:val="1043"/>
+        </w:numPr>
+      </w:pPr>
+      <w:r>
+        <w:t xml:space="preserve">Protein shakes 4oz every 2 hrs</w:t>
+      </w:r>
+    </w:p>
+    <w:p>
+      <w:pPr>
+        <w:pStyle w:val="Compact"/>
+        <w:numPr>
+          <w:ilvl w:val="0"/>
+          <w:numId w:val="1043"/>
+        </w:numPr>
+      </w:pPr>
+      <w:r>
+        <w:t xml:space="preserve">Tube feeds 4-5 cans at night (6pm-10am)</w:t>
+      </w:r>
+    </w:p>
+    <w:p>
+      <w:pPr>
+        <w:pStyle w:val="FirstParagraph"/>
+      </w:pPr>
+      <w:r>
+        <w:t xml:space="preserve">10-12 Days: Increase protein shakes</w:t>
+      </w:r>
+    </w:p>
+    <w:p>
+      <w:pPr>
+        <w:pStyle w:val="Compact"/>
+        <w:numPr>
+          <w:ilvl w:val="0"/>
+          <w:numId w:val="1044"/>
+        </w:numPr>
+      </w:pPr>
+      <w:r>
+        <w:t xml:space="preserve">Tube feeds 3-4 cans at night</w:t>
+      </w:r>
+    </w:p>
+    <w:p>
+      <w:pPr>
+        <w:pStyle w:val="FirstParagraph"/>
+      </w:pPr>
+      <w:r>
+        <w:t xml:space="preserve">Three weeks: Post-esophagectomy Diet</w:t>
       </w:r>
     </w:p>
     <w:p>
@@ -3026,254 +3453,17 @@
         <w:pStyle w:val="BodyText"/>
       </w:pPr>
       <w:r>
-        <w:t xml:space="preserve">Protein shakes are started after tolerating water</w:t>
-      </w:r>
-      <w:r>
-        <w:br/>
-      </w:r>
-    </w:p>
-    <w:p>
-      <w:pPr>
-        <w:pStyle w:val="Compact"/>
-        <w:numPr>
-          <w:ilvl w:val="0"/>
-          <w:numId w:val="1039"/>
-        </w:numPr>
-      </w:pPr>
-      <w:r>
-        <w:t xml:space="preserve">2 oz per hour to start</w:t>
-      </w:r>
-    </w:p>
-    <w:p>
-      <w:pPr>
-        <w:pStyle w:val="Compact"/>
-        <w:numPr>
-          <w:ilvl w:val="0"/>
-          <w:numId w:val="1039"/>
-        </w:numPr>
-      </w:pPr>
-      <w:r>
-        <w:t xml:space="preserve">4 oz per hour if 2oz are tolerated well</w:t>
-      </w:r>
-    </w:p>
-    <w:bookmarkEnd w:id="91"/>
-    <w:bookmarkStart w:id="92" w:name="drains-and-tubes"/>
+        <w:t xml:space="preserve">8-12 weeks: Remove feeding tube (in office)</w:t>
+      </w:r>
+    </w:p>
+    <w:bookmarkEnd w:id="106"/>
+    <w:bookmarkStart w:id="107" w:name="X15701f9deabaab366e08b73bd1ea6f1240694c5"/>
     <w:p>
       <w:pPr>
         <w:pStyle w:val="Heading2"/>
       </w:pPr>
       <w:r>
-        <w:t xml:space="preserve">39 Drains and Tubes</w:t>
-      </w:r>
-    </w:p>
-    <w:p>
-      <w:pPr>
-        <w:pStyle w:val="FirstParagraph"/>
-      </w:pPr>
-      <w:r>
-        <w:t xml:space="preserve">Chest Tube (right side): Removed 4-6 days after surgery (depending upon output)</w:t>
-      </w:r>
-      <w:r>
-        <w:t xml:space="preserve"> </w:t>
-      </w:r>
-      <w:r>
-        <w:t xml:space="preserve">Abdomiaal drains: Removed 4-7 days after surgery</w:t>
-      </w:r>
-      <w:r>
-        <w:t xml:space="preserve"> </w:t>
-      </w:r>
-      <w:r>
-        <w:t xml:space="preserve">Discharge with 1 abdominal drain in 10% of cases</w:t>
-      </w:r>
-      <w:r>
-        <w:t xml:space="preserve"> </w:t>
-      </w:r>
-      <w:r>
-        <w:t xml:space="preserve">Epidural catheter: Removed 4-5 days after surgery</w:t>
-      </w:r>
-      <w:r>
-        <w:t xml:space="preserve"> </w:t>
-      </w:r>
-      <w:r>
-        <w:t xml:space="preserve">Bladder catheter: Removed after epicura catheter removed</w:t>
-      </w:r>
-    </w:p>
-    <w:bookmarkEnd w:id="92"/>
-    <w:bookmarkStart w:id="93" w:name="discharge"/>
-    <w:p>
-      <w:pPr>
-        <w:pStyle w:val="Heading2"/>
-      </w:pPr>
-      <w:r>
-        <w:t xml:space="preserve">40 Discharge</w:t>
-      </w:r>
-    </w:p>
-    <w:p>
-      <w:pPr>
-        <w:pStyle w:val="FirstParagraph"/>
-      </w:pPr>
-      <w:r>
-        <w:t xml:space="preserve">Goal: ready to leave day #7 after surgery</w:t>
-      </w:r>
-    </w:p>
-    <w:p>
-      <w:pPr>
-        <w:pStyle w:val="Compact"/>
-        <w:numPr>
-          <w:ilvl w:val="0"/>
-          <w:numId w:val="1040"/>
-        </w:numPr>
-      </w:pPr>
-      <w:r>
-        <w:t xml:space="preserve">Night-time tube feedings (6pm to 10am)</w:t>
-      </w:r>
-    </w:p>
-    <w:p>
-      <w:pPr>
-        <w:pStyle w:val="Compact"/>
-        <w:numPr>
-          <w:ilvl w:val="0"/>
-          <w:numId w:val="1040"/>
-        </w:numPr>
-      </w:pPr>
-      <w:r>
-        <w:t xml:space="preserve">Nutrition by mouth (90% of patients)</w:t>
-      </w:r>
-    </w:p>
-    <w:p>
-      <w:pPr>
-        <w:pStyle w:val="Compact"/>
-        <w:numPr>
-          <w:ilvl w:val="1"/>
-          <w:numId w:val="1041"/>
-        </w:numPr>
-      </w:pPr>
-      <w:r>
-        <w:t xml:space="preserve">Protein shakes or water 4oz every 2 hours</w:t>
-      </w:r>
-    </w:p>
-    <w:p>
-      <w:pPr>
-        <w:pStyle w:val="Compact"/>
-        <w:numPr>
-          <w:ilvl w:val="0"/>
-          <w:numId w:val="1040"/>
-        </w:numPr>
-      </w:pPr>
-      <w:r>
-        <w:t xml:space="preserve">Water through tube 8oz four times per day</w:t>
-      </w:r>
-    </w:p>
-    <w:p>
-      <w:pPr>
-        <w:pStyle w:val="Compact"/>
-        <w:numPr>
-          <w:ilvl w:val="0"/>
-          <w:numId w:val="1040"/>
-        </w:numPr>
-      </w:pPr>
-      <w:r>
-        <w:t xml:space="preserve">Home care nursing (feeding tube teaching)</w:t>
-      </w:r>
-    </w:p>
-    <w:p>
-      <w:pPr>
-        <w:pStyle w:val="Compact"/>
-        <w:numPr>
-          <w:ilvl w:val="0"/>
-          <w:numId w:val="1040"/>
-        </w:numPr>
-      </w:pPr>
-      <w:r>
-        <w:t xml:space="preserve">Home infusion (tube feeding supplies)</w:t>
-      </w:r>
-    </w:p>
-    <w:bookmarkEnd w:id="93"/>
-    <w:bookmarkStart w:id="94" w:name="nutrition-after-surgery"/>
-    <w:p>
-      <w:pPr>
-        <w:pStyle w:val="Heading2"/>
-      </w:pPr>
-      <w:r>
-        <w:t xml:space="preserve">41 Nutrition after Surgery</w:t>
-      </w:r>
-    </w:p>
-    <w:p>
-      <w:pPr>
-        <w:pStyle w:val="FirstParagraph"/>
-      </w:pPr>
-      <w:r>
-        <w:t xml:space="preserve">At discharge home:</w:t>
-      </w:r>
-    </w:p>
-    <w:p>
-      <w:pPr>
-        <w:pStyle w:val="Compact"/>
-        <w:numPr>
-          <w:ilvl w:val="0"/>
-          <w:numId w:val="1042"/>
-        </w:numPr>
-      </w:pPr>
-      <w:r>
-        <w:t xml:space="preserve">Protein shakes 4oz every 2 hrs</w:t>
-      </w:r>
-    </w:p>
-    <w:p>
-      <w:pPr>
-        <w:pStyle w:val="Compact"/>
-        <w:numPr>
-          <w:ilvl w:val="0"/>
-          <w:numId w:val="1042"/>
-        </w:numPr>
-      </w:pPr>
-      <w:r>
-        <w:t xml:space="preserve">Tube feeds 4-5 cans at night (6pm-10am)</w:t>
-      </w:r>
-    </w:p>
-    <w:p>
-      <w:pPr>
-        <w:pStyle w:val="FirstParagraph"/>
-      </w:pPr>
-      <w:r>
-        <w:t xml:space="preserve">10-12 Days: Increase protein shakes</w:t>
-      </w:r>
-    </w:p>
-    <w:p>
-      <w:pPr>
-        <w:pStyle w:val="Compact"/>
-        <w:numPr>
-          <w:ilvl w:val="0"/>
-          <w:numId w:val="1043"/>
-        </w:numPr>
-      </w:pPr>
-      <w:r>
-        <w:t xml:space="preserve">Tube feeds 3-4 cans at night</w:t>
-      </w:r>
-    </w:p>
-    <w:p>
-      <w:pPr>
-        <w:pStyle w:val="FirstParagraph"/>
-      </w:pPr>
-      <w:r>
-        <w:t xml:space="preserve">Three weeks: Post-esophagectomy Diet</w:t>
-      </w:r>
-    </w:p>
-    <w:p>
-      <w:pPr>
-        <w:pStyle w:val="BodyText"/>
-      </w:pPr>
-      <w:r>
-        <w:t xml:space="preserve">8-12 weeks: Remove feeding tube (in office)</w:t>
-      </w:r>
-    </w:p>
-    <w:bookmarkEnd w:id="94"/>
-    <w:bookmarkStart w:id="95" w:name="X15701f9deabaab366e08b73bd1ea6f1240694c5"/>
-    <w:p>
-      <w:pPr>
-        <w:pStyle w:val="Heading2"/>
-      </w:pPr>
-      <w:r>
-        <w:t xml:space="preserve">42 Transition from Tube Feeds</w:t>
+        <w:t xml:space="preserve">45 Transition from Tube Feeds</w:t>
       </w:r>
       <w:r>
         <w:t xml:space="preserve"> </w:t>
@@ -3306,7 +3496,7 @@
         <w:pStyle w:val="Compact"/>
         <w:numPr>
           <w:ilvl w:val="0"/>
-          <w:numId w:val="1044"/>
+          <w:numId w:val="1045"/>
         </w:numPr>
       </w:pPr>
       <w:r>
@@ -3318,7 +3508,7 @@
         <w:pStyle w:val="Compact"/>
         <w:numPr>
           <w:ilvl w:val="0"/>
-          <w:numId w:val="1044"/>
+          <w:numId w:val="1045"/>
         </w:numPr>
       </w:pPr>
       <w:r>
@@ -3330,19 +3520,19 @@
         <w:pStyle w:val="Compact"/>
         <w:numPr>
           <w:ilvl w:val="1"/>
+          <w:numId w:val="1046"/>
+        </w:numPr>
+      </w:pPr>
+      <w:r>
+        <w:t xml:space="preserve">75 grams protein = 5 cartons/night</w:t>
+      </w:r>
+    </w:p>
+    <w:p>
+      <w:pPr>
+        <w:pStyle w:val="Compact"/>
+        <w:numPr>
+          <w:ilvl w:val="0"/>
           <w:numId w:val="1045"/>
-        </w:numPr>
-      </w:pPr>
-      <w:r>
-        <w:t xml:space="preserve">75 grams protein = 5 cartons/night</w:t>
-      </w:r>
-    </w:p>
-    <w:p>
-      <w:pPr>
-        <w:pStyle w:val="Compact"/>
-        <w:numPr>
-          <w:ilvl w:val="0"/>
-          <w:numId w:val="1044"/>
         </w:numPr>
       </w:pPr>
       <w:r>
@@ -3379,29 +3569,29 @@
         <w:pStyle w:val="Compact"/>
         <w:numPr>
           <w:ilvl w:val="0"/>
-          <w:numId w:val="1046"/>
+          <w:numId w:val="1047"/>
         </w:numPr>
       </w:pPr>
       <w:r>
         <w:t xml:space="preserve">Three meals + 2-3 high-protein snacks</w:t>
       </w:r>
     </w:p>
-    <w:bookmarkEnd w:id="95"/>
-    <w:bookmarkStart w:id="96" w:name="post-esophagectomy-diet"/>
+    <w:bookmarkEnd w:id="107"/>
+    <w:bookmarkStart w:id="108" w:name="post-esophagectomy-diet"/>
     <w:p>
       <w:pPr>
         <w:pStyle w:val="Heading2"/>
       </w:pPr>
       <w:r>
-        <w:t xml:space="preserve">43 Post-esophagectomy Diet</w:t>
-      </w:r>
-    </w:p>
-    <w:p>
-      <w:pPr>
-        <w:pStyle w:val="Compact"/>
-        <w:numPr>
-          <w:ilvl w:val="0"/>
-          <w:numId w:val="1047"/>
+        <w:t xml:space="preserve">46 Post-esophagectomy Diet</w:t>
+      </w:r>
+    </w:p>
+    <w:p>
+      <w:pPr>
+        <w:pStyle w:val="Compact"/>
+        <w:numPr>
+          <w:ilvl w:val="0"/>
+          <w:numId w:val="1048"/>
         </w:numPr>
       </w:pPr>
       <w:r>
@@ -3413,7 +3603,7 @@
         <w:pStyle w:val="Compact"/>
         <w:numPr>
           <w:ilvl w:val="0"/>
-          <w:numId w:val="1047"/>
+          <w:numId w:val="1048"/>
         </w:numPr>
       </w:pPr>
       <w:r>
@@ -3425,7 +3615,7 @@
         <w:pStyle w:val="Compact"/>
         <w:numPr>
           <w:ilvl w:val="0"/>
-          <w:numId w:val="1047"/>
+          <w:numId w:val="1048"/>
         </w:numPr>
       </w:pPr>
       <w:r>
@@ -3437,7 +3627,7 @@
         <w:pStyle w:val="Compact"/>
         <w:numPr>
           <w:ilvl w:val="0"/>
-          <w:numId w:val="1047"/>
+          <w:numId w:val="1048"/>
         </w:numPr>
       </w:pPr>
       <w:r>
@@ -3449,7 +3639,7 @@
         <w:pStyle w:val="Compact"/>
         <w:numPr>
           <w:ilvl w:val="0"/>
-          <w:numId w:val="1047"/>
+          <w:numId w:val="1048"/>
         </w:numPr>
       </w:pPr>
       <w:r>
@@ -3461,7 +3651,7 @@
         <w:pStyle w:val="Compact"/>
         <w:numPr>
           <w:ilvl w:val="1"/>
-          <w:numId w:val="1048"/>
+          <w:numId w:val="1049"/>
         </w:numPr>
       </w:pPr>
       <w:r>
@@ -3473,7 +3663,7 @@
         <w:pStyle w:val="Compact"/>
         <w:numPr>
           <w:ilvl w:val="1"/>
-          <w:numId w:val="1048"/>
+          <w:numId w:val="1049"/>
         </w:numPr>
       </w:pPr>
       <w:r>
@@ -3485,21 +3675,21 @@
         <w:pStyle w:val="Compact"/>
         <w:numPr>
           <w:ilvl w:val="1"/>
-          <w:numId w:val="1048"/>
+          <w:numId w:val="1049"/>
         </w:numPr>
       </w:pPr>
       <w:r>
         <w:t xml:space="preserve">Avoid eating within 2 hours of bedtime</w:t>
       </w:r>
     </w:p>
-    <w:bookmarkEnd w:id="96"/>
-    <w:bookmarkStart w:id="97" w:name="medicines-at-home---pain"/>
+    <w:bookmarkEnd w:id="108"/>
+    <w:bookmarkStart w:id="109" w:name="medicines-at-home---pain"/>
     <w:p>
       <w:pPr>
         <w:pStyle w:val="Heading2"/>
       </w:pPr>
       <w:r>
-        <w:t xml:space="preserve">44 Medicines at Home - Pain</w:t>
+        <w:t xml:space="preserve">47 Medicines at Home - Pain</w:t>
       </w:r>
     </w:p>
     <w:p>
@@ -3531,7 +3721,7 @@
         <w:pStyle w:val="Compact"/>
         <w:numPr>
           <w:ilvl w:val="0"/>
-          <w:numId w:val="1049"/>
+          <w:numId w:val="1050"/>
         </w:numPr>
       </w:pPr>
       <w:r>
@@ -3543,7 +3733,7 @@
         <w:pStyle w:val="Compact"/>
         <w:numPr>
           <w:ilvl w:val="0"/>
-          <w:numId w:val="1049"/>
+          <w:numId w:val="1050"/>
         </w:numPr>
       </w:pPr>
       <w:r>
@@ -3555,7 +3745,7 @@
         <w:pStyle w:val="Compact"/>
         <w:numPr>
           <w:ilvl w:val="0"/>
-          <w:numId w:val="1049"/>
+          <w:numId w:val="1050"/>
         </w:numPr>
       </w:pPr>
       <w:r>
@@ -3567,21 +3757,21 @@
         <w:pStyle w:val="Compact"/>
         <w:numPr>
           <w:ilvl w:val="0"/>
-          <w:numId w:val="1049"/>
+          <w:numId w:val="1050"/>
         </w:numPr>
       </w:pPr>
       <w:r>
         <w:t xml:space="preserve">NO DRIVING WHILE ON OXYCODONE</w:t>
       </w:r>
     </w:p>
-    <w:bookmarkEnd w:id="97"/>
-    <w:bookmarkStart w:id="98" w:name="non-steroidals-anti-inflammatory-nsaid"/>
+    <w:bookmarkEnd w:id="109"/>
+    <w:bookmarkStart w:id="110" w:name="non-steroidals-anti-inflammatory-nsaid"/>
     <w:p>
       <w:pPr>
         <w:pStyle w:val="Heading2"/>
       </w:pPr>
       <w:r>
-        <w:t xml:space="preserve">45 Non-steroidals Anti Inflammatory (NSAID)</w:t>
+        <w:t xml:space="preserve">48 Non-steroidals Anti Inflammatory (NSAID)</w:t>
       </w:r>
     </w:p>
     <w:p>
@@ -3597,7 +3787,7 @@
         <w:pStyle w:val="Compact"/>
         <w:numPr>
           <w:ilvl w:val="0"/>
-          <w:numId w:val="1050"/>
+          <w:numId w:val="1051"/>
         </w:numPr>
       </w:pPr>
       <w:r>
@@ -3617,21 +3807,21 @@
         <w:pStyle w:val="Compact"/>
         <w:numPr>
           <w:ilvl w:val="0"/>
-          <w:numId w:val="1051"/>
+          <w:numId w:val="1052"/>
         </w:numPr>
       </w:pPr>
       <w:r>
         <w:t xml:space="preserve">(Can cause permanent scarring at the surgery site)</w:t>
       </w:r>
     </w:p>
-    <w:bookmarkEnd w:id="98"/>
-    <w:bookmarkStart w:id="99" w:name="acid-blockers-proton-pump-inhibitors"/>
+    <w:bookmarkEnd w:id="110"/>
+    <w:bookmarkStart w:id="111" w:name="acid-blockers-proton-pump-inhibitors"/>
     <w:p>
       <w:pPr>
         <w:pStyle w:val="Heading2"/>
       </w:pPr>
       <w:r>
-        <w:t xml:space="preserve">46 Acid Blockers = Proton Pump Inhibitors</w:t>
+        <w:t xml:space="preserve">49 Acid Blockers = Proton Pump Inhibitors</w:t>
       </w:r>
     </w:p>
     <w:p>
@@ -3647,7 +3837,7 @@
         <w:pStyle w:val="Compact"/>
         <w:numPr>
           <w:ilvl w:val="0"/>
-          <w:numId w:val="1052"/>
+          <w:numId w:val="1053"/>
         </w:numPr>
       </w:pPr>
       <w:r>
@@ -3659,7 +3849,7 @@
         <w:pStyle w:val="Compact"/>
         <w:numPr>
           <w:ilvl w:val="0"/>
-          <w:numId w:val="1052"/>
+          <w:numId w:val="1053"/>
         </w:numPr>
       </w:pPr>
       <w:r>
@@ -3671,21 +3861,21 @@
         <w:pStyle w:val="Compact"/>
         <w:numPr>
           <w:ilvl w:val="0"/>
-          <w:numId w:val="1052"/>
+          <w:numId w:val="1053"/>
         </w:numPr>
       </w:pPr>
       <w:r>
         <w:t xml:space="preserve">To administer through feeding tube, open capsule and resuspend beads in 60mL (2oz) of water</w:t>
       </w:r>
     </w:p>
-    <w:bookmarkEnd w:id="99"/>
-    <w:bookmarkStart w:id="100" w:name="medicines-at-home"/>
+    <w:bookmarkEnd w:id="111"/>
+    <w:bookmarkStart w:id="112" w:name="medicines-at-home"/>
     <w:p>
       <w:pPr>
         <w:pStyle w:val="Heading2"/>
       </w:pPr>
       <w:r>
-        <w:t xml:space="preserve">47 Medicines at Home</w:t>
+        <w:t xml:space="preserve">50 Medicines at Home</w:t>
       </w:r>
     </w:p>
     <w:p>
@@ -3701,7 +3891,7 @@
         <w:pStyle w:val="Compact"/>
         <w:numPr>
           <w:ilvl w:val="0"/>
-          <w:numId w:val="1053"/>
+          <w:numId w:val="1054"/>
         </w:numPr>
       </w:pPr>
       <w:r>
@@ -3713,7 +3903,7 @@
         <w:pStyle w:val="Compact"/>
         <w:numPr>
           <w:ilvl w:val="0"/>
-          <w:numId w:val="1053"/>
+          <w:numId w:val="1054"/>
         </w:numPr>
       </w:pPr>
       <w:r>
@@ -3733,7 +3923,7 @@
         <w:pStyle w:val="Compact"/>
         <w:numPr>
           <w:ilvl w:val="0"/>
-          <w:numId w:val="1054"/>
+          <w:numId w:val="1055"/>
         </w:numPr>
       </w:pPr>
       <w:r>
@@ -3745,7 +3935,7 @@
         <w:pStyle w:val="Compact"/>
         <w:numPr>
           <w:ilvl w:val="0"/>
-          <w:numId w:val="1054"/>
+          <w:numId w:val="1055"/>
         </w:numPr>
       </w:pPr>
       <w:r>
@@ -3757,29 +3947,29 @@
         <w:pStyle w:val="Compact"/>
         <w:numPr>
           <w:ilvl w:val="0"/>
-          <w:numId w:val="1054"/>
+          <w:numId w:val="1055"/>
         </w:numPr>
       </w:pPr>
       <w:r>
         <w:t xml:space="preserve">Will stop within first three months of surgery</w:t>
       </w:r>
     </w:p>
-    <w:bookmarkEnd w:id="100"/>
-    <w:bookmarkStart w:id="101" w:name="metoprolol-beta-blockers"/>
+    <w:bookmarkEnd w:id="112"/>
+    <w:bookmarkStart w:id="113" w:name="metoprolol-beta-blockers"/>
     <w:p>
       <w:pPr>
         <w:pStyle w:val="Heading2"/>
       </w:pPr>
       <w:r>
-        <w:t xml:space="preserve">48 Metoprolol = Beta Blockers</w:t>
-      </w:r>
-    </w:p>
-    <w:p>
-      <w:pPr>
-        <w:pStyle w:val="Compact"/>
-        <w:numPr>
-          <w:ilvl w:val="0"/>
-          <w:numId w:val="1055"/>
+        <w:t xml:space="preserve">51 Metoprolol = Beta Blockers</w:t>
+      </w:r>
+    </w:p>
+    <w:p>
+      <w:pPr>
+        <w:pStyle w:val="Compact"/>
+        <w:numPr>
+          <w:ilvl w:val="0"/>
+          <w:numId w:val="1056"/>
         </w:numPr>
       </w:pPr>
       <w:r>
@@ -3794,7 +3984,7 @@
         <w:pStyle w:val="Compact"/>
         <w:numPr>
           <w:ilvl w:val="0"/>
-          <w:numId w:val="1055"/>
+          <w:numId w:val="1056"/>
         </w:numPr>
       </w:pPr>
       <w:r>
@@ -3806,7 +3996,7 @@
         <w:pStyle w:val="Compact"/>
         <w:numPr>
           <w:ilvl w:val="0"/>
-          <w:numId w:val="1055"/>
+          <w:numId w:val="1056"/>
         </w:numPr>
       </w:pPr>
       <w:r>
@@ -3835,7 +4025,7 @@
         <w:pStyle w:val="Compact"/>
         <w:numPr>
           <w:ilvl w:val="0"/>
-          <w:numId w:val="1055"/>
+          <w:numId w:val="1056"/>
         </w:numPr>
       </w:pPr>
       <w:r>
@@ -3859,14 +4049,14 @@
         <w:t xml:space="preserve">return to prior dose and drug after surgery</w:t>
       </w:r>
     </w:p>
-    <w:bookmarkEnd w:id="101"/>
-    <w:bookmarkStart w:id="105" w:name="sleeping-at-home"/>
+    <w:bookmarkEnd w:id="113"/>
+    <w:bookmarkStart w:id="117" w:name="sleeping-at-home"/>
     <w:p>
       <w:pPr>
         <w:pStyle w:val="Heading2"/>
       </w:pPr>
       <w:r>
-        <w:t xml:space="preserve">49 Sleeping at Home</w:t>
+        <w:t xml:space="preserve">52 Sleeping at Home</w:t>
       </w:r>
     </w:p>
     <w:p>
@@ -3902,18 +4092,18 @@
           <wp:inline>
             <wp:extent cx="5334000" cy="5334000"/>
             <wp:effectExtent b="0" l="0" r="0" t="0"/>
-            <wp:docPr descr="" title="" id="103" name="Picture"/>
+            <wp:docPr descr="" title="" id="115" name="Picture"/>
             <a:graphic>
               <a:graphicData uri="http://schemas.openxmlformats.org/drawingml/2006/picture">
                 <pic:pic>
                   <pic:nvPicPr>
-                    <pic:cNvPr descr="images/wedge_pillow_comm.jpg" id="104" name="Picture"/>
+                    <pic:cNvPr descr="images/wedge_pillow_comm.jpg" id="116" name="Picture"/>
                     <pic:cNvPicPr>
                       <a:picLocks noChangeArrowheads="1" noChangeAspect="1"/>
                     </pic:cNvPicPr>
                   </pic:nvPicPr>
                   <pic:blipFill>
-                    <a:blip r:embed="rId102"/>
+                    <a:blip r:embed="rId114"/>
                     <a:stretch>
                       <a:fillRect/>
                     </a:stretch>
@@ -3940,14 +4130,14 @@
         </w:drawing>
       </w:r>
     </w:p>
-    <w:bookmarkEnd w:id="105"/>
-    <w:bookmarkStart w:id="106" w:name="X35611bb316b2613f9071605f3026a0a23a88bbf"/>
+    <w:bookmarkEnd w:id="117"/>
+    <w:bookmarkStart w:id="118" w:name="X35611bb316b2613f9071605f3026a0a23a88bbf"/>
     <w:p>
       <w:pPr>
         <w:pStyle w:val="Heading2"/>
       </w:pPr>
       <w:r>
-        <w:t xml:space="preserve">50 Follow Up Clinic Visit 7-10 days after Discharge</w:t>
+        <w:t xml:space="preserve">53 Follow Up Clinic Visit 7-10 days after Discharge</w:t>
       </w:r>
     </w:p>
     <w:p>
@@ -3963,7 +4153,7 @@
         <w:pStyle w:val="Compact"/>
         <w:numPr>
           <w:ilvl w:val="0"/>
-          <w:numId w:val="1056"/>
+          <w:numId w:val="1057"/>
         </w:numPr>
       </w:pPr>
       <w:r>
@@ -3975,7 +4165,7 @@
         <w:pStyle w:val="Compact"/>
         <w:numPr>
           <w:ilvl w:val="0"/>
-          <w:numId w:val="1056"/>
+          <w:numId w:val="1057"/>
         </w:numPr>
       </w:pPr>
       <w:r>
@@ -3987,7 +4177,7 @@
         <w:pStyle w:val="Compact"/>
         <w:numPr>
           <w:ilvl w:val="0"/>
-          <w:numId w:val="1056"/>
+          <w:numId w:val="1057"/>
         </w:numPr>
       </w:pPr>
       <w:r>
@@ -4007,7 +4197,7 @@
         <w:pStyle w:val="Compact"/>
         <w:numPr>
           <w:ilvl w:val="0"/>
-          <w:numId w:val="1057"/>
+          <w:numId w:val="1058"/>
         </w:numPr>
       </w:pPr>
       <w:r>
@@ -4019,49 +4209,37 @@
         <w:pStyle w:val="Compact"/>
         <w:numPr>
           <w:ilvl w:val="0"/>
-          <w:numId w:val="1057"/>
+          <w:numId w:val="1058"/>
         </w:numPr>
       </w:pPr>
       <w:r>
         <w:t xml:space="preserve">Advance diet by mouth</w:t>
       </w:r>
     </w:p>
-    <w:bookmarkEnd w:id="106"/>
-    <w:bookmarkStart w:id="107" w:name="adjust-medicines-after-surgery"/>
+    <w:bookmarkEnd w:id="118"/>
+    <w:bookmarkStart w:id="119" w:name="adjust-medicines-after-surgery"/>
     <w:p>
       <w:pPr>
         <w:pStyle w:val="Heading2"/>
       </w:pPr>
       <w:r>
-        <w:t xml:space="preserve">51 Adjust Medicines after Surgery</w:t>
-      </w:r>
-    </w:p>
-    <w:p>
-      <w:pPr>
-        <w:pStyle w:val="FirstParagraph"/>
-      </w:pPr>
-      <w:r>
-        <w:t xml:space="preserve">Reglan: Discontinue 6 weeks after surgery</w:t>
-      </w:r>
-      <w:r>
-        <w:t xml:space="preserve"> </w:t>
-      </w:r>
-      <w:r>
-        <w:t xml:space="preserve">Remeron: Discontinue 12 weeks after surgery</w:t>
-      </w:r>
-      <w:r>
-        <w:t xml:space="preserve"> </w:t>
-      </w:r>
-      <w:r>
-        <w:t xml:space="preserve">Pain Medicines:</w:t>
-      </w:r>
-    </w:p>
-    <w:p>
-      <w:pPr>
-        <w:pStyle w:val="Compact"/>
-        <w:numPr>
-          <w:ilvl w:val="0"/>
-          <w:numId w:val="1058"/>
+        <w:t xml:space="preserve">54 Adjust Medicines after Surgery</w:t>
+      </w:r>
+    </w:p>
+    <w:p>
+      <w:pPr>
+        <w:pStyle w:val="FirstParagraph"/>
+      </w:pPr>
+      <w:r>
+        <w:t xml:space="preserve">Reglan: Discontinue 6 weeks after surgery Remeron: Discontinue 12 weeks after surgery Pain Medicines:</w:t>
+      </w:r>
+    </w:p>
+    <w:p>
+      <w:pPr>
+        <w:pStyle w:val="Compact"/>
+        <w:numPr>
+          <w:ilvl w:val="0"/>
+          <w:numId w:val="1059"/>
         </w:numPr>
       </w:pPr>
       <w:r>
@@ -4073,7 +4251,7 @@
         <w:pStyle w:val="Compact"/>
         <w:numPr>
           <w:ilvl w:val="0"/>
-          <w:numId w:val="1058"/>
+          <w:numId w:val="1059"/>
         </w:numPr>
       </w:pPr>
       <w:r>
@@ -4113,14 +4291,14 @@
         <w:t xml:space="preserve">discontinue</w:t>
       </w:r>
     </w:p>
-    <w:bookmarkEnd w:id="107"/>
-    <w:bookmarkStart w:id="108" w:name="second-follow-up-visit"/>
+    <w:bookmarkEnd w:id="119"/>
+    <w:bookmarkStart w:id="120" w:name="second-follow-up-visit"/>
     <w:p>
       <w:pPr>
         <w:pStyle w:val="Heading2"/>
       </w:pPr>
       <w:r>
-        <w:t xml:space="preserve">52 Second Follow Up Visit</w:t>
+        <w:t xml:space="preserve">55 Second Follow Up Visit</w:t>
       </w:r>
     </w:p>
     <w:p>
@@ -4136,7 +4314,7 @@
         <w:pStyle w:val="Compact"/>
         <w:numPr>
           <w:ilvl w:val="0"/>
-          <w:numId w:val="1059"/>
+          <w:numId w:val="1060"/>
         </w:numPr>
       </w:pPr>
       <w:r>
@@ -4148,7 +4326,7 @@
         <w:pStyle w:val="Compact"/>
         <w:numPr>
           <w:ilvl w:val="0"/>
-          <w:numId w:val="1059"/>
+          <w:numId w:val="1060"/>
         </w:numPr>
       </w:pPr>
       <w:r>
@@ -4160,7 +4338,7 @@
         <w:pStyle w:val="Compact"/>
         <w:numPr>
           <w:ilvl w:val="0"/>
-          <w:numId w:val="1059"/>
+          <w:numId w:val="1060"/>
         </w:numPr>
       </w:pPr>
       <w:r>
@@ -4172,21 +4350,21 @@
         <w:pStyle w:val="Compact"/>
         <w:numPr>
           <w:ilvl w:val="0"/>
-          <w:numId w:val="1059"/>
+          <w:numId w:val="1060"/>
         </w:numPr>
       </w:pPr>
       <w:r>
         <w:t xml:space="preserve">Evaluate readiness for chemotherapy after surgery (usually 6 weeks)</w:t>
       </w:r>
     </w:p>
-    <w:bookmarkEnd w:id="108"/>
-    <w:bookmarkStart w:id="109" w:name="eating-after-surgery"/>
+    <w:bookmarkEnd w:id="120"/>
+    <w:bookmarkStart w:id="121" w:name="eating-after-surgery"/>
     <w:p>
       <w:pPr>
         <w:pStyle w:val="Heading2"/>
       </w:pPr>
       <w:r>
-        <w:t xml:space="preserve">53 Eating after Surgery</w:t>
+        <w:t xml:space="preserve">56 Eating after Surgery</w:t>
       </w:r>
     </w:p>
     <w:p>
@@ -4213,14 +4391,14 @@
         <w:t xml:space="preserve">Jejunostomy removal generally at 8 weeks after surgery</w:t>
       </w:r>
     </w:p>
-    <w:bookmarkEnd w:id="109"/>
-    <w:bookmarkStart w:id="110" w:name="jejunostomy-removal"/>
+    <w:bookmarkEnd w:id="121"/>
+    <w:bookmarkStart w:id="122" w:name="jejunostomy-removal"/>
     <w:p>
       <w:pPr>
         <w:pStyle w:val="Heading2"/>
       </w:pPr>
       <w:r>
-        <w:t xml:space="preserve">54 Jejunostomy Removal</w:t>
+        <w:t xml:space="preserve">57 Jejunostomy Removal</w:t>
       </w:r>
     </w:p>
     <w:p>
@@ -4247,14 +4425,14 @@
         <w:t xml:space="preserve">May take 30 minutes and some local anesthetic to loosen up the tube for removal.</w:t>
       </w:r>
     </w:p>
-    <w:bookmarkEnd w:id="110"/>
-    <w:bookmarkStart w:id="111" w:name="nutritional-monitoring-after-surgery"/>
+    <w:bookmarkEnd w:id="122"/>
+    <w:bookmarkStart w:id="123" w:name="nutritional-monitoring-after-surgery"/>
     <w:p>
       <w:pPr>
         <w:pStyle w:val="Heading2"/>
       </w:pPr>
       <w:r>
-        <w:t xml:space="preserve">55 Nutritional Monitoring after Surgery</w:t>
+        <w:t xml:space="preserve">58 Nutritional Monitoring after Surgery</w:t>
       </w:r>
     </w:p>
     <w:p>
@@ -4270,7 +4448,7 @@
         <w:pStyle w:val="Compact"/>
         <w:numPr>
           <w:ilvl w:val="0"/>
-          <w:numId w:val="1060"/>
+          <w:numId w:val="1061"/>
         </w:numPr>
       </w:pPr>
       <w:r>
@@ -4282,7 +4460,7 @@
         <w:pStyle w:val="Compact"/>
         <w:numPr>
           <w:ilvl w:val="0"/>
-          <w:numId w:val="1060"/>
+          <w:numId w:val="1061"/>
         </w:numPr>
       </w:pPr>
       <w:r>
@@ -4294,21 +4472,21 @@
         <w:pStyle w:val="Compact"/>
         <w:numPr>
           <w:ilvl w:val="0"/>
-          <w:numId w:val="1060"/>
+          <w:numId w:val="1061"/>
         </w:numPr>
       </w:pPr>
       <w:r>
         <w:t xml:space="preserve">Vitamin D</w:t>
       </w:r>
     </w:p>
-    <w:bookmarkEnd w:id="111"/>
-    <w:bookmarkStart w:id="112" w:name="nutritional-monitoring-after-surgery-1"/>
+    <w:bookmarkEnd w:id="123"/>
+    <w:bookmarkStart w:id="124" w:name="nutritional-monitoring-after-surgery-1"/>
     <w:p>
       <w:pPr>
         <w:pStyle w:val="Heading2"/>
       </w:pPr>
       <w:r>
-        <w:t xml:space="preserve">56 Nutritional Monitoring after Surgery</w:t>
+        <w:t xml:space="preserve">59 Nutritional Monitoring after Surgery</w:t>
       </w:r>
     </w:p>
     <w:p>
@@ -4324,7 +4502,7 @@
         <w:pStyle w:val="Compact"/>
         <w:numPr>
           <w:ilvl w:val="0"/>
-          <w:numId w:val="1061"/>
+          <w:numId w:val="1062"/>
         </w:numPr>
       </w:pPr>
       <w:r>
@@ -4336,7 +4514,7 @@
         <w:pStyle w:val="Compact"/>
         <w:numPr>
           <w:ilvl w:val="0"/>
-          <w:numId w:val="1061"/>
+          <w:numId w:val="1062"/>
         </w:numPr>
       </w:pPr>
       <w:r>
@@ -4348,21 +4526,21 @@
         <w:pStyle w:val="Compact"/>
         <w:numPr>
           <w:ilvl w:val="0"/>
-          <w:numId w:val="1061"/>
+          <w:numId w:val="1062"/>
         </w:numPr>
       </w:pPr>
       <w:r>
         <w:t xml:space="preserve">Vitamin D</w:t>
       </w:r>
     </w:p>
-    <w:bookmarkEnd w:id="112"/>
-    <w:bookmarkStart w:id="113" w:name="nutritional-replacements-after-surgery"/>
+    <w:bookmarkEnd w:id="124"/>
+    <w:bookmarkStart w:id="125" w:name="nutritional-replacements-after-surgery"/>
     <w:p>
       <w:pPr>
         <w:pStyle w:val="Heading2"/>
       </w:pPr>
       <w:r>
-        <w:t xml:space="preserve">57 Nutritional Replacements after Surgery</w:t>
+        <w:t xml:space="preserve">60 Nutritional Replacements after Surgery</w:t>
       </w:r>
     </w:p>
     <w:p>
@@ -4378,7 +4556,7 @@
         <w:pStyle w:val="Compact"/>
         <w:numPr>
           <w:ilvl w:val="0"/>
-          <w:numId w:val="1062"/>
+          <w:numId w:val="1063"/>
         </w:numPr>
       </w:pPr>
       <w:r>
@@ -4390,7 +4568,7 @@
         <w:pStyle w:val="Compact"/>
         <w:numPr>
           <w:ilvl w:val="0"/>
-          <w:numId w:val="1062"/>
+          <w:numId w:val="1063"/>
         </w:numPr>
       </w:pPr>
       <w:r>
@@ -4402,7 +4580,7 @@
         <w:pStyle w:val="Compact"/>
         <w:numPr>
           <w:ilvl w:val="0"/>
-          <w:numId w:val="1062"/>
+          <w:numId w:val="1063"/>
         </w:numPr>
       </w:pPr>
       <w:r>
@@ -4422,7 +4600,7 @@
         <w:pStyle w:val="Compact"/>
         <w:numPr>
           <w:ilvl w:val="0"/>
-          <w:numId w:val="1063"/>
+          <w:numId w:val="1064"/>
         </w:numPr>
       </w:pPr>
       <w:r>
@@ -4434,21 +4612,21 @@
         <w:pStyle w:val="Compact"/>
         <w:numPr>
           <w:ilvl w:val="0"/>
-          <w:numId w:val="1063"/>
+          <w:numId w:val="1064"/>
         </w:numPr>
       </w:pPr>
       <w:r>
         <w:t xml:space="preserve">Repeat testing in 3-6 months</w:t>
       </w:r>
     </w:p>
-    <w:bookmarkEnd w:id="113"/>
-    <w:bookmarkStart w:id="114" w:name="team-members---physicians"/>
+    <w:bookmarkEnd w:id="125"/>
+    <w:bookmarkStart w:id="126" w:name="team-members---physicians"/>
     <w:p>
       <w:pPr>
         <w:pStyle w:val="Heading2"/>
       </w:pPr>
       <w:r>
-        <w:t xml:space="preserve">58 Team Members - Physicians</w:t>
+        <w:t xml:space="preserve">61 Team Members - Physicians</w:t>
       </w:r>
     </w:p>
     <w:p>
@@ -4496,7 +4674,7 @@
         <w:pStyle w:val="Compact"/>
         <w:numPr>
           <w:ilvl w:val="0"/>
-          <w:numId w:val="1064"/>
+          <w:numId w:val="1065"/>
         </w:numPr>
       </w:pPr>
       <w:r>
@@ -4508,7 +4686,7 @@
         <w:pStyle w:val="Compact"/>
         <w:numPr>
           <w:ilvl w:val="0"/>
-          <w:numId w:val="1064"/>
+          <w:numId w:val="1065"/>
         </w:numPr>
       </w:pPr>
       <w:r>
@@ -4520,21 +4698,21 @@
         <w:pStyle w:val="Compact"/>
         <w:numPr>
           <w:ilvl w:val="0"/>
-          <w:numId w:val="1064"/>
+          <w:numId w:val="1065"/>
         </w:numPr>
       </w:pPr>
       <w:r>
         <w:t xml:space="preserve">Michael Roach MD</w:t>
       </w:r>
     </w:p>
-    <w:bookmarkEnd w:id="114"/>
-    <w:bookmarkStart w:id="115" w:name="team-members---support-staff"/>
+    <w:bookmarkEnd w:id="126"/>
+    <w:bookmarkStart w:id="127" w:name="team-members---support-staff"/>
     <w:p>
       <w:pPr>
         <w:pStyle w:val="Heading2"/>
       </w:pPr>
       <w:r>
-        <w:t xml:space="preserve">59 Team Members - Support Staff</w:t>
+        <w:t xml:space="preserve">62 Team Members - Support Staff</w:t>
       </w:r>
     </w:p>
     <w:p>
@@ -4566,7 +4744,7 @@
         <w:pStyle w:val="Compact"/>
         <w:numPr>
           <w:ilvl w:val="0"/>
-          <w:numId w:val="1065"/>
+          <w:numId w:val="1066"/>
         </w:numPr>
       </w:pPr>
       <w:r>
@@ -4578,7 +4756,7 @@
         <w:pStyle w:val="Compact"/>
         <w:numPr>
           <w:ilvl w:val="0"/>
-          <w:numId w:val="1065"/>
+          <w:numId w:val="1066"/>
         </w:numPr>
       </w:pPr>
       <w:r>
@@ -4601,7 +4779,7 @@
         <w:t xml:space="preserve">Care Coordinator - Karen Julian-Martinez</w:t>
       </w:r>
     </w:p>
-    <w:bookmarkEnd w:id="115"/>
+    <w:bookmarkEnd w:id="127"/>
     <w:sectPr>
       <w:footnotePr>
         <w:numRestart w:val="eachSect"/>
@@ -5011,6 +5189,9 @@
     <w:abstractNumId w:val="991"/>
   </w:num>
   <w:num w:numId="1065">
+    <w:abstractNumId w:val="991"/>
+  </w:num>
+  <w:num w:numId="1066">
     <w:abstractNumId w:val="991"/>
   </w:num>
 </w:numbering>

--- a/lci_esophagectomy.docx
+++ b/lci_esophagectomy.docx
@@ -114,7 +114,7 @@
         </w:numPr>
       </w:pPr>
       <w:r>
-        <w:t xml:space="preserve">Superficial Tumors (T1) not completely removed by endoscopy</w:t>
+        <w:t xml:space="preserve">Superficial Tumors (T1) not removed by endoscopy</w:t>
       </w:r>
     </w:p>
     <w:p>
@@ -151,6 +151,16 @@
       </w:pPr>
       <w:r>
         <w:t xml:space="preserve">Aim for surgery within 6 weeks of consultation</w:t>
+      </w:r>
+    </w:p>
+    <w:bookmarkEnd w:id="10"/>
+    <w:bookmarkStart w:id="11" w:name="X192177c047b85ea6fcf8c3307810f7536d0626e"/>
+    <w:p>
+      <w:pPr>
+        <w:pStyle w:val="Heading2"/>
+      </w:pPr>
+      <w:r>
+        <w:t xml:space="preserve">3 Esophagectomy for Cancers of the Esophagus or GE Junction</w:t>
       </w:r>
     </w:p>
     <w:p>
@@ -175,19 +185,7 @@
         <w:t xml:space="preserve"> </w:t>
       </w:r>
       <w:r>
-        <w:t xml:space="preserve">Surgery</w:t>
-      </w:r>
-    </w:p>
-    <w:p>
-      <w:pPr>
-        <w:pStyle w:val="Compact"/>
-        <w:numPr>
-          <w:ilvl w:val="0"/>
-          <w:numId w:val="1004"/>
-        </w:numPr>
-      </w:pPr>
-      <w:r>
-        <w:t xml:space="preserve">Locally Advanced (T3 Nx M0)</w:t>
+        <w:t xml:space="preserve">Surgery (T3 Nx M0)</w:t>
       </w:r>
     </w:p>
     <w:p>
@@ -274,14 +272,14 @@
         <w:t xml:space="preserve">Chemotherapy: 4-8 weeks</w:t>
       </w:r>
     </w:p>
-    <w:bookmarkEnd w:id="10"/>
-    <w:bookmarkStart w:id="11" w:name="preoperative-visits"/>
+    <w:bookmarkEnd w:id="11"/>
+    <w:bookmarkStart w:id="12" w:name="preoperative-visits"/>
     <w:p>
       <w:pPr>
         <w:pStyle w:val="Heading2"/>
       </w:pPr>
       <w:r>
-        <w:t xml:space="preserve">3 Preoperative Visits</w:t>
+        <w:t xml:space="preserve">4 Preoperative Visits</w:t>
       </w:r>
     </w:p>
     <w:p>
@@ -289,7 +287,7 @@
         <w:pStyle w:val="FirstParagraph"/>
       </w:pPr>
       <w:r>
-        <w:t xml:space="preserve">Medical Oncology - Monitor chemotherapy and side effects</w:t>
+        <w:t xml:space="preserve">Medical Oncology - Monitor chemotherapy</w:t>
       </w:r>
     </w:p>
     <w:p>
@@ -297,7 +295,7 @@
         <w:pStyle w:val="BodyText"/>
       </w:pPr>
       <w:r>
-        <w:t xml:space="preserve">Radiation Oncology - Monitor radiation and side effects</w:t>
+        <w:t xml:space="preserve">Radiation Oncology - Monitor radiation</w:t>
       </w:r>
     </w:p>
     <w:p>
@@ -353,61 +351,7 @@
         </w:numPr>
       </w:pPr>
       <w:r>
-        <w:t xml:space="preserve">In-person preop visit with Kate Duncan and Liz Koch</w:t>
-      </w:r>
-    </w:p>
-    <w:bookmarkEnd w:id="11"/>
-    <w:bookmarkStart w:id="12" w:name="surgery-for-esophageal-cancer"/>
-    <w:p>
-      <w:pPr>
-        <w:pStyle w:val="Heading2"/>
-      </w:pPr>
-      <w:r>
-        <w:t xml:space="preserve">4 Surgery for Esophageal Cancer</w:t>
-      </w:r>
-    </w:p>
-    <w:p>
-      <w:pPr>
-        <w:pStyle w:val="FirstParagraph"/>
-      </w:pPr>
-      <w:r>
-        <w:t xml:space="preserve">Surgery for esophageal cancer is performed for:</w:t>
-      </w:r>
-    </w:p>
-    <w:p>
-      <w:pPr>
-        <w:pStyle w:val="Compact"/>
-        <w:numPr>
-          <w:ilvl w:val="0"/>
-          <w:numId w:val="1008"/>
-        </w:numPr>
-      </w:pPr>
-      <w:r>
-        <w:t xml:space="preserve">Superficial Tumors (T1) not removed by endoscopy</w:t>
-      </w:r>
-    </w:p>
-    <w:p>
-      <w:pPr>
-        <w:pStyle w:val="Compact"/>
-        <w:numPr>
-          <w:ilvl w:val="0"/>
-          <w:numId w:val="1008"/>
-        </w:numPr>
-      </w:pPr>
-      <w:r>
-        <w:t xml:space="preserve">Localized Tumors (T2 N0 M0)</w:t>
-      </w:r>
-    </w:p>
-    <w:p>
-      <w:pPr>
-        <w:pStyle w:val="Compact"/>
-        <w:numPr>
-          <w:ilvl w:val="0"/>
-          <w:numId w:val="1008"/>
-        </w:numPr>
-      </w:pPr>
-      <w:r>
-        <w:t xml:space="preserve">Locally Advanced (T3 M0) after preop therapy</w:t>
+        <w:t xml:space="preserve">Preop visit with Kate Duncan and Liz Koch</w:t>
       </w:r>
     </w:p>
     <w:bookmarkEnd w:id="12"/>
@@ -425,7 +369,7 @@
         <w:pStyle w:val="Compact"/>
         <w:numPr>
           <w:ilvl w:val="0"/>
-          <w:numId w:val="1009"/>
+          <w:numId w:val="1008"/>
         </w:numPr>
       </w:pPr>
       <w:r>
@@ -437,7 +381,7 @@
         <w:pStyle w:val="Compact"/>
         <w:numPr>
           <w:ilvl w:val="0"/>
-          <w:numId w:val="1009"/>
+          <w:numId w:val="1008"/>
         </w:numPr>
       </w:pPr>
       <w:r>
@@ -449,7 +393,7 @@
         <w:pStyle w:val="Compact"/>
         <w:numPr>
           <w:ilvl w:val="0"/>
-          <w:numId w:val="1009"/>
+          <w:numId w:val="1008"/>
         </w:numPr>
       </w:pPr>
       <w:r>
@@ -518,7 +462,7 @@
         <w:pStyle w:val="Compact"/>
         <w:numPr>
           <w:ilvl w:val="0"/>
-          <w:numId w:val="1010"/>
+          <w:numId w:val="1009"/>
         </w:numPr>
       </w:pPr>
       <w:r>
@@ -530,7 +474,7 @@
         <w:pStyle w:val="Compact"/>
         <w:numPr>
           <w:ilvl w:val="0"/>
-          <w:numId w:val="1010"/>
+          <w:numId w:val="1009"/>
         </w:numPr>
       </w:pPr>
       <w:r>
@@ -542,7 +486,7 @@
         <w:pStyle w:val="Compact"/>
         <w:numPr>
           <w:ilvl w:val="0"/>
-          <w:numId w:val="1010"/>
+          <w:numId w:val="1009"/>
         </w:numPr>
       </w:pPr>
       <w:r>
@@ -740,66 +684,13 @@
       </w:r>
     </w:p>
     <w:bookmarkEnd w:id="28"/>
-    <w:bookmarkStart w:id="32" w:name="X81382ef4ca7932abee32956f0984a2bf68ad151"/>
+    <w:bookmarkStart w:id="37" w:name="ivor-lewis-esophagectomy-1"/>
     <w:p>
       <w:pPr>
         <w:pStyle w:val="Heading2"/>
       </w:pPr>
       <w:r>
-        <w:t xml:space="preserve">9 Minimally-invasive Ivor Lewis Esophagectomy</w:t>
-      </w:r>
-    </w:p>
-    <w:p>
-      <w:pPr>
-        <w:pStyle w:val="Compact"/>
-        <w:numPr>
-          <w:ilvl w:val="0"/>
-          <w:numId w:val="1011"/>
-        </w:numPr>
-      </w:pPr>
-      <w:r>
-        <w:t xml:space="preserve">Small incisions abdomen and chest</w:t>
-      </w:r>
-    </w:p>
-    <w:p>
-      <w:pPr>
-        <w:pStyle w:val="Compact"/>
-        <w:numPr>
-          <w:ilvl w:val="0"/>
-          <w:numId w:val="1011"/>
-        </w:numPr>
-      </w:pPr>
-      <w:r>
-        <w:t xml:space="preserve">Surgical telescope and instruments</w:t>
-      </w:r>
-    </w:p>
-    <w:p>
-      <w:pPr>
-        <w:pStyle w:val="Compact"/>
-        <w:numPr>
-          <w:ilvl w:val="0"/>
-          <w:numId w:val="1011"/>
-        </w:numPr>
-      </w:pPr>
-      <w:r>
-        <w:t xml:space="preserve">Smaller incisions</w:t>
-      </w:r>
-      <w:r>
-        <w:t xml:space="preserve"> </w:t>
-      </w:r>
-      <m:oMath>
-        <m:r>
-          <m:rPr>
-            <m:sty m:val="p"/>
-          </m:rPr>
-          <m:t>→</m:t>
-        </m:r>
-      </m:oMath>
-      <w:r>
-        <w:t xml:space="preserve"> </w:t>
-      </w:r>
-      <w:r>
-        <w:t xml:space="preserve">faster recovery and less discomfort</w:t>
+        <w:t xml:space="preserve">9 Ivor Lewis esophagectomy</w:t>
       </w:r>
     </w:p>
     <w:p>
@@ -811,18 +702,18 @@
           <wp:inline>
             <wp:extent cx="5334000" cy="5481674"/>
             <wp:effectExtent b="0" l="0" r="0" t="0"/>
-            <wp:docPr descr="" title="" id="30" name="Picture"/>
+            <wp:docPr descr="" title="" id="29" name="Picture"/>
             <a:graphic>
               <a:graphicData uri="http://schemas.openxmlformats.org/drawingml/2006/picture">
                 <pic:pic>
                   <pic:nvPicPr>
-                    <pic:cNvPr descr="images/MIE_IvorLewisArtboard.png" id="31" name="Picture"/>
+                    <pic:cNvPr descr="images/Eso_Resection1_ai.png" id="30" name="Picture"/>
                     <pic:cNvPicPr>
                       <a:picLocks noChangeArrowheads="1" noChangeAspect="1"/>
                     </pic:cNvPicPr>
                   </pic:nvPicPr>
                   <pic:blipFill>
-                    <a:blip r:embed="rId29"/>
+                    <a:blip r:embed="rId13"/>
                     <a:stretch>
                       <a:fillRect/>
                     </a:stretch>
@@ -849,8 +740,165 @@
         </w:drawing>
       </w:r>
     </w:p>
-    <w:bookmarkEnd w:id="32"/>
-    <w:bookmarkStart w:id="36" w:name="X75dbf077c0c9d51f7e6696f0ae5f82085c4ee39"/>
+    <w:p>
+      <w:pPr>
+        <w:pStyle w:val="BodyText"/>
+      </w:pPr>
+      <w:r>
+        <w:drawing>
+          <wp:inline>
+            <wp:extent cx="5334000" cy="5481674"/>
+            <wp:effectExtent b="0" l="0" r="0" t="0"/>
+            <wp:docPr descr="" title="" id="31" name="Picture"/>
+            <a:graphic>
+              <a:graphicData uri="http://schemas.openxmlformats.org/drawingml/2006/picture">
+                <pic:pic>
+                  <pic:nvPicPr>
+                    <pic:cNvPr descr="images/Eso_Resection2_ai.png" id="32" name="Picture"/>
+                    <pic:cNvPicPr>
+                      <a:picLocks noChangeArrowheads="1" noChangeAspect="1"/>
+                    </pic:cNvPicPr>
+                  </pic:nvPicPr>
+                  <pic:blipFill>
+                    <a:blip r:embed="rId17"/>
+                    <a:stretch>
+                      <a:fillRect/>
+                    </a:stretch>
+                  </pic:blipFill>
+                  <pic:spPr bwMode="auto">
+                    <a:xfrm>
+                      <a:off x="0" y="0"/>
+                      <a:ext cx="5334000" cy="5481674"/>
+                    </a:xfrm>
+                    <a:prstGeom prst="rect">
+                      <a:avLst/>
+                    </a:prstGeom>
+                    <a:noFill/>
+                    <a:ln w="9525">
+                      <a:noFill/>
+                      <a:headEnd/>
+                      <a:tailEnd/>
+                    </a:ln>
+                  </pic:spPr>
+                </pic:pic>
+              </a:graphicData>
+            </a:graphic>
+          </wp:inline>
+        </w:drawing>
+      </w:r>
+    </w:p>
+    <w:p>
+      <w:pPr>
+        <w:pStyle w:val="BodyText"/>
+      </w:pPr>
+      <w:r>
+        <w:drawing>
+          <wp:inline>
+            <wp:extent cx="5334000" cy="5481674"/>
+            <wp:effectExtent b="0" l="0" r="0" t="0"/>
+            <wp:docPr descr="" title="" id="33" name="Picture"/>
+            <a:graphic>
+              <a:graphicData uri="http://schemas.openxmlformats.org/drawingml/2006/picture">
+                <pic:pic>
+                  <pic:nvPicPr>
+                    <pic:cNvPr descr="images/Eso_Resection3_ai.png" id="34" name="Picture"/>
+                    <pic:cNvPicPr>
+                      <a:picLocks noChangeArrowheads="1" noChangeAspect="1"/>
+                    </pic:cNvPicPr>
+                  </pic:nvPicPr>
+                  <pic:blipFill>
+                    <a:blip r:embed="rId21"/>
+                    <a:stretch>
+                      <a:fillRect/>
+                    </a:stretch>
+                  </pic:blipFill>
+                  <pic:spPr bwMode="auto">
+                    <a:xfrm>
+                      <a:off x="0" y="0"/>
+                      <a:ext cx="5334000" cy="5481674"/>
+                    </a:xfrm>
+                    <a:prstGeom prst="rect">
+                      <a:avLst/>
+                    </a:prstGeom>
+                    <a:noFill/>
+                    <a:ln w="9525">
+                      <a:noFill/>
+                      <a:headEnd/>
+                      <a:tailEnd/>
+                    </a:ln>
+                  </pic:spPr>
+                </pic:pic>
+              </a:graphicData>
+            </a:graphic>
+          </wp:inline>
+        </w:drawing>
+      </w:r>
+    </w:p>
+    <w:p>
+      <w:pPr>
+        <w:pStyle w:val="BodyText"/>
+      </w:pPr>
+      <w:r>
+        <w:t xml:space="preserve">:::::</w:t>
+      </w:r>
+    </w:p>
+    <w:p>
+      <w:pPr>
+        <w:pStyle w:val="BodyText"/>
+      </w:pPr>
+      <w:r>
+        <w:drawing>
+          <wp:inline>
+            <wp:extent cx="5334000" cy="5478622"/>
+            <wp:effectExtent b="0" l="0" r="0" t="0"/>
+            <wp:docPr descr="" title="" id="35" name="Picture"/>
+            <a:graphic>
+              <a:graphicData uri="http://schemas.openxmlformats.org/drawingml/2006/picture">
+                <pic:pic>
+                  <pic:nvPicPr>
+                    <pic:cNvPr descr="images/Eso_IvorLewis_Anastomosis.png" id="36" name="Picture"/>
+                    <pic:cNvPicPr>
+                      <a:picLocks noChangeArrowheads="1" noChangeAspect="1"/>
+                    </pic:cNvPicPr>
+                  </pic:nvPicPr>
+                  <pic:blipFill>
+                    <a:blip r:embed="rId25"/>
+                    <a:stretch>
+                      <a:fillRect/>
+                    </a:stretch>
+                  </pic:blipFill>
+                  <pic:spPr bwMode="auto">
+                    <a:xfrm>
+                      <a:off x="0" y="0"/>
+                      <a:ext cx="5334000" cy="5478622"/>
+                    </a:xfrm>
+                    <a:prstGeom prst="rect">
+                      <a:avLst/>
+                    </a:prstGeom>
+                    <a:noFill/>
+                    <a:ln w="9525">
+                      <a:noFill/>
+                      <a:headEnd/>
+                      <a:tailEnd/>
+                    </a:ln>
+                  </pic:spPr>
+                </pic:pic>
+              </a:graphicData>
+            </a:graphic>
+          </wp:inline>
+        </w:drawing>
+      </w:r>
+    </w:p>
+    <w:p>
+      <w:pPr>
+        <w:pStyle w:val="BodyText"/>
+      </w:pPr>
+      <w:r>
+        <w:t xml:space="preserve">:::::</w:t>
+      </w:r>
+    </w:p>
+    <w:bookmarkEnd w:id="37"/>
+    <w:bookmarkStart w:id="50" w:name="X81382ef4ca7932abee32956f0984a2bf68ad151"/>
     <w:p>
       <w:pPr>
         <w:pStyle w:val="Heading2"/>
@@ -864,7 +912,7 @@
         <w:pStyle w:val="Compact"/>
         <w:numPr>
           <w:ilvl w:val="0"/>
-          <w:numId w:val="1012"/>
+          <w:numId w:val="1010"/>
         </w:numPr>
       </w:pPr>
       <w:r>
@@ -876,7 +924,7 @@
         <w:pStyle w:val="Compact"/>
         <w:numPr>
           <w:ilvl w:val="0"/>
-          <w:numId w:val="1012"/>
+          <w:numId w:val="1010"/>
         </w:numPr>
       </w:pPr>
       <w:r>
@@ -888,7 +936,7 @@
         <w:pStyle w:val="Compact"/>
         <w:numPr>
           <w:ilvl w:val="0"/>
-          <w:numId w:val="1012"/>
+          <w:numId w:val="1010"/>
         </w:numPr>
       </w:pPr>
       <w:r>
@@ -921,18 +969,18 @@
           <wp:inline>
             <wp:extent cx="2408607" cy="2475067"/>
             <wp:effectExtent b="0" l="0" r="0" t="0"/>
-            <wp:docPr descr="" title="" id="34" name="Picture"/>
+            <wp:docPr descr="" title="" id="39" name="Picture"/>
             <a:graphic>
               <a:graphicData uri="http://schemas.openxmlformats.org/drawingml/2006/picture">
                 <pic:pic>
                   <pic:nvPicPr>
-                    <pic:cNvPr descr="images/RaMIE_incisions.png" id="35" name="Picture"/>
+                    <pic:cNvPr descr="images/RaMIE_incisions.png" id="40" name="Picture"/>
                     <pic:cNvPicPr>
                       <a:picLocks noChangeArrowheads="1" noChangeAspect="1"/>
                     </pic:cNvPicPr>
                   </pic:nvPicPr>
                   <pic:blipFill>
-                    <a:blip r:embed="rId33"/>
+                    <a:blip r:embed="rId38"/>
                     <a:stretch>
                       <a:fillRect/>
                     </a:stretch>
@@ -959,105 +1007,6 @@
         </w:drawing>
       </w:r>
     </w:p>
-    <w:bookmarkEnd w:id="36"/>
-    <w:bookmarkStart w:id="40" w:name="open-ivor-lewis"/>
-    <w:p>
-      <w:pPr>
-        <w:pStyle w:val="Heading2"/>
-      </w:pPr>
-      <w:r>
-        <w:t xml:space="preserve">11 Open Ivor Lewis</w:t>
-      </w:r>
-    </w:p>
-    <w:p>
-      <w:pPr>
-        <w:pStyle w:val="FirstParagraph"/>
-      </w:pPr>
-      <w:r>
-        <w:t xml:space="preserve">Mininally-invasive approach feasible in 98% of cases</w:t>
-      </w:r>
-    </w:p>
-    <w:p>
-      <w:pPr>
-        <w:pStyle w:val="BodyText"/>
-      </w:pPr>
-      <w:r>
-        <w:t xml:space="preserve">In some cases, an open approach is still necessary (2%)</w:t>
-      </w:r>
-    </w:p>
-    <w:p>
-      <w:pPr>
-        <w:pStyle w:val="BodyText"/>
-      </w:pPr>
-      <w:r>
-        <w:drawing>
-          <wp:inline>
-            <wp:extent cx="5334000" cy="5481674"/>
-            <wp:effectExtent b="0" l="0" r="0" t="0"/>
-            <wp:docPr descr="" title="" id="38" name="Picture"/>
-            <a:graphic>
-              <a:graphicData uri="http://schemas.openxmlformats.org/drawingml/2006/picture">
-                <pic:pic>
-                  <pic:nvPicPr>
-                    <pic:cNvPr descr="images/IvorLewisArtboard.png" id="39" name="Picture"/>
-                    <pic:cNvPicPr>
-                      <a:picLocks noChangeArrowheads="1" noChangeAspect="1"/>
-                    </pic:cNvPicPr>
-                  </pic:nvPicPr>
-                  <pic:blipFill>
-                    <a:blip r:embed="rId37"/>
-                    <a:stretch>
-                      <a:fillRect/>
-                    </a:stretch>
-                  </pic:blipFill>
-                  <pic:spPr bwMode="auto">
-                    <a:xfrm>
-                      <a:off x="0" y="0"/>
-                      <a:ext cx="5334000" cy="5481674"/>
-                    </a:xfrm>
-                    <a:prstGeom prst="rect">
-                      <a:avLst/>
-                    </a:prstGeom>
-                    <a:noFill/>
-                    <a:ln w="9525">
-                      <a:noFill/>
-                      <a:headEnd/>
-                      <a:tailEnd/>
-                    </a:ln>
-                  </pic:spPr>
-                </pic:pic>
-              </a:graphicData>
-            </a:graphic>
-          </wp:inline>
-        </w:drawing>
-      </w:r>
-    </w:p>
-    <w:bookmarkEnd w:id="40"/>
-    <w:bookmarkStart w:id="44" w:name="total-esophagectomy"/>
-    <w:p>
-      <w:pPr>
-        <w:pStyle w:val="Heading2"/>
-      </w:pPr>
-      <w:r>
-        <w:t xml:space="preserve">12 Total Esophagectomy</w:t>
-      </w:r>
-    </w:p>
-    <w:p>
-      <w:pPr>
-        <w:pStyle w:val="FirstParagraph"/>
-      </w:pPr>
-      <w:r>
-        <w:t xml:space="preserve">For patients with tumors in the upper esophagus, we need to remove more of the esophagus</w:t>
-      </w:r>
-    </w:p>
-    <w:p>
-      <w:pPr>
-        <w:pStyle w:val="BodyText"/>
-      </w:pPr>
-      <w:r>
-        <w:t xml:space="preserve">We need to remove the whole esophagus, including the portion in the neck</w:t>
-      </w:r>
-    </w:p>
     <w:p>
       <w:pPr>
         <w:pStyle w:val="BodyText"/>
@@ -1072,7 +1021,7 @@
               <a:graphicData uri="http://schemas.openxmlformats.org/drawingml/2006/picture">
                 <pic:pic>
                   <pic:nvPicPr>
-                    <pic:cNvPr descr="images/Eso_ProxTumorArtboard.png" id="43" name="Picture"/>
+                    <pic:cNvPr descr="images/MIE_IvorLewisArtboard.png" id="43" name="Picture"/>
                     <pic:cNvPicPr>
                       <a:picLocks noChangeArrowheads="1" noChangeAspect="1"/>
                     </pic:cNvPicPr>
@@ -1105,37 +1054,147 @@
         </w:drawing>
       </w:r>
     </w:p>
-    <w:bookmarkEnd w:id="44"/>
-    <w:bookmarkStart w:id="51" w:name="mckeown-esophagectomy"/>
-    <w:p>
-      <w:pPr>
-        <w:pStyle w:val="Heading2"/>
-      </w:pPr>
-      <w:r>
-        <w:t xml:space="preserve">13 McKeown Esophagectomy</w:t>
-      </w:r>
-    </w:p>
-    <w:p>
-      <w:pPr>
-        <w:pStyle w:val="FirstParagraph"/>
+    <w:p>
+      <w:pPr>
+        <w:pStyle w:val="BodyText"/>
       </w:pPr>
       <w:r>
         <w:drawing>
           <wp:inline>
-            <wp:extent cx="5334000" cy="5481674"/>
+            <wp:extent cx="5334000" cy="4000500"/>
             <wp:effectExtent b="0" l="0" r="0" t="0"/>
-            <wp:docPr descr="" title="" id="46" name="Picture"/>
+            <wp:docPr descr="" title="" id="45" name="Picture"/>
             <a:graphic>
               <a:graphicData uri="http://schemas.openxmlformats.org/drawingml/2006/picture">
                 <pic:pic>
                   <pic:nvPicPr>
-                    <pic:cNvPr descr="images/Eso_ResectionTotalArtboard.png" id="47" name="Picture"/>
+                    <pic:cNvPr descr="images/mie_abd.png" id="46" name="Picture"/>
                     <pic:cNvPicPr>
                       <a:picLocks noChangeArrowheads="1" noChangeAspect="1"/>
                     </pic:cNvPicPr>
                   </pic:nvPicPr>
                   <pic:blipFill>
-                    <a:blip r:embed="rId45"/>
+                    <a:blip r:embed="rId44"/>
+                    <a:stretch>
+                      <a:fillRect/>
+                    </a:stretch>
+                  </pic:blipFill>
+                  <pic:spPr bwMode="auto">
+                    <a:xfrm>
+                      <a:off x="0" y="0"/>
+                      <a:ext cx="5334000" cy="4000500"/>
+                    </a:xfrm>
+                    <a:prstGeom prst="rect">
+                      <a:avLst/>
+                    </a:prstGeom>
+                    <a:noFill/>
+                    <a:ln w="9525">
+                      <a:noFill/>
+                      <a:headEnd/>
+                      <a:tailEnd/>
+                    </a:ln>
+                  </pic:spPr>
+                </pic:pic>
+              </a:graphicData>
+            </a:graphic>
+          </wp:inline>
+        </w:drawing>
+      </w:r>
+    </w:p>
+    <w:p>
+      <w:pPr>
+        <w:pStyle w:val="BodyText"/>
+      </w:pPr>
+      <w:r>
+        <w:drawing>
+          <wp:inline>
+            <wp:extent cx="5334000" cy="4000500"/>
+            <wp:effectExtent b="0" l="0" r="0" t="0"/>
+            <wp:docPr descr="" title="" id="48" name="Picture"/>
+            <a:graphic>
+              <a:graphicData uri="http://schemas.openxmlformats.org/drawingml/2006/picture">
+                <pic:pic>
+                  <pic:nvPicPr>
+                    <pic:cNvPr descr="images/mie_chest.png" id="49" name="Picture"/>
+                    <pic:cNvPicPr>
+                      <a:picLocks noChangeArrowheads="1" noChangeAspect="1"/>
+                    </pic:cNvPicPr>
+                  </pic:nvPicPr>
+                  <pic:blipFill>
+                    <a:blip r:embed="rId47"/>
+                    <a:stretch>
+                      <a:fillRect/>
+                    </a:stretch>
+                  </pic:blipFill>
+                  <pic:spPr bwMode="auto">
+                    <a:xfrm>
+                      <a:off x="0" y="0"/>
+                      <a:ext cx="5334000" cy="4000500"/>
+                    </a:xfrm>
+                    <a:prstGeom prst="rect">
+                      <a:avLst/>
+                    </a:prstGeom>
+                    <a:noFill/>
+                    <a:ln w="9525">
+                      <a:noFill/>
+                      <a:headEnd/>
+                      <a:tailEnd/>
+                    </a:ln>
+                  </pic:spPr>
+                </pic:pic>
+              </a:graphicData>
+            </a:graphic>
+          </wp:inline>
+        </w:drawing>
+      </w:r>
+    </w:p>
+    <w:bookmarkEnd w:id="50"/>
+    <w:bookmarkStart w:id="54" w:name="open-ivor-lewis"/>
+    <w:p>
+      <w:pPr>
+        <w:pStyle w:val="Heading2"/>
+      </w:pPr>
+      <w:r>
+        <w:t xml:space="preserve">11 Open Ivor Lewis</w:t>
+      </w:r>
+    </w:p>
+    <w:p>
+      <w:pPr>
+        <w:pStyle w:val="FirstParagraph"/>
+      </w:pPr>
+      <w:r>
+        <w:t xml:space="preserve">Mininally-invasive approach feasible in 98% of cases</w:t>
+      </w:r>
+    </w:p>
+    <w:p>
+      <w:pPr>
+        <w:pStyle w:val="BodyText"/>
+      </w:pPr>
+      <w:r>
+        <w:t xml:space="preserve">In some cases, an open approach is still necessary (2%)</w:t>
+      </w:r>
+    </w:p>
+    <w:p>
+      <w:pPr>
+        <w:pStyle w:val="BodyText"/>
+      </w:pPr>
+      <w:r>
+        <w:drawing>
+          <wp:inline>
+            <wp:extent cx="5334000" cy="5481674"/>
+            <wp:effectExtent b="0" l="0" r="0" t="0"/>
+            <wp:docPr descr="" title="" id="52" name="Picture"/>
+            <a:graphic>
+              <a:graphicData uri="http://schemas.openxmlformats.org/drawingml/2006/picture">
+                <pic:pic>
+                  <pic:nvPicPr>
+                    <pic:cNvPr descr="images/IvorLewisArtboard.png" id="53" name="Picture"/>
+                    <pic:cNvPicPr>
+                      <a:picLocks noChangeArrowheads="1" noChangeAspect="1"/>
+                    </pic:cNvPicPr>
+                  </pic:nvPicPr>
+                  <pic:blipFill>
+                    <a:blip r:embed="rId51"/>
                     <a:stretch>
                       <a:fillRect/>
                     </a:stretch>
@@ -1161,11 +1220,31 @@
           </wp:inline>
         </w:drawing>
       </w:r>
-      <w:r>
-        <w:t xml:space="preserve"> </w:t>
-      </w:r>
-      <w:r>
-        <w:t xml:space="preserve">All of esophagus removed</w:t>
+    </w:p>
+    <w:bookmarkEnd w:id="54"/>
+    <w:bookmarkStart w:id="58" w:name="total-esophagectomy"/>
+    <w:p>
+      <w:pPr>
+        <w:pStyle w:val="Heading2"/>
+      </w:pPr>
+      <w:r>
+        <w:t xml:space="preserve">12 Total Esophagectomy</w:t>
+      </w:r>
+    </w:p>
+    <w:p>
+      <w:pPr>
+        <w:pStyle w:val="FirstParagraph"/>
+      </w:pPr>
+      <w:r>
+        <w:t xml:space="preserve">For patients with tumors in the upper esophagus, we need to remove more of the esophagus</w:t>
+      </w:r>
+    </w:p>
+    <w:p>
+      <w:pPr>
+        <w:pStyle w:val="BodyText"/>
+      </w:pPr>
+      <w:r>
+        <w:t xml:space="preserve">We need to remove the whole esophagus, including the portion in the neck</w:t>
       </w:r>
     </w:p>
     <w:p>
@@ -1177,18 +1256,18 @@
           <wp:inline>
             <wp:extent cx="5334000" cy="5481674"/>
             <wp:effectExtent b="0" l="0" r="0" t="0"/>
-            <wp:docPr descr="" title="" id="49" name="Picture"/>
+            <wp:docPr descr="" title="" id="56" name="Picture"/>
             <a:graphic>
               <a:graphicData uri="http://schemas.openxmlformats.org/drawingml/2006/picture">
                 <pic:pic>
                   <pic:nvPicPr>
-                    <pic:cNvPr descr="images/Eso_MIE_McKeownArtboard.png" id="50" name="Picture"/>
+                    <pic:cNvPr descr="images/Eso_ProxTumorArtboard.png" id="57" name="Picture"/>
                     <pic:cNvPicPr>
                       <a:picLocks noChangeArrowheads="1" noChangeAspect="1"/>
                     </pic:cNvPicPr>
                   </pic:nvPicPr>
                   <pic:blipFill>
-                    <a:blip r:embed="rId48"/>
+                    <a:blip r:embed="rId55"/>
                     <a:stretch>
                       <a:fillRect/>
                     </a:stretch>
@@ -1214,15 +1293,125 @@
           </wp:inline>
         </w:drawing>
       </w:r>
+    </w:p>
+    <w:bookmarkEnd w:id="58"/>
+    <w:bookmarkStart w:id="65" w:name="mckeown-esophagectomy"/>
+    <w:p>
+      <w:pPr>
+        <w:pStyle w:val="Heading2"/>
+      </w:pPr>
+      <w:r>
+        <w:t xml:space="preserve">13 McKeown Esophagectomy</w:t>
+      </w:r>
+    </w:p>
+    <w:p>
+      <w:pPr>
+        <w:pStyle w:val="FirstParagraph"/>
+      </w:pPr>
+      <w:r>
+        <w:drawing>
+          <wp:inline>
+            <wp:extent cx="5334000" cy="5481674"/>
+            <wp:effectExtent b="0" l="0" r="0" t="0"/>
+            <wp:docPr descr="" title="" id="60" name="Picture"/>
+            <a:graphic>
+              <a:graphicData uri="http://schemas.openxmlformats.org/drawingml/2006/picture">
+                <pic:pic>
+                  <pic:nvPicPr>
+                    <pic:cNvPr descr="images/Eso_ResectionTotalArtboard.png" id="61" name="Picture"/>
+                    <pic:cNvPicPr>
+                      <a:picLocks noChangeArrowheads="1" noChangeAspect="1"/>
+                    </pic:cNvPicPr>
+                  </pic:nvPicPr>
+                  <pic:blipFill>
+                    <a:blip r:embed="rId59"/>
+                    <a:stretch>
+                      <a:fillRect/>
+                    </a:stretch>
+                  </pic:blipFill>
+                  <pic:spPr bwMode="auto">
+                    <a:xfrm>
+                      <a:off x="0" y="0"/>
+                      <a:ext cx="5334000" cy="5481674"/>
+                    </a:xfrm>
+                    <a:prstGeom prst="rect">
+                      <a:avLst/>
+                    </a:prstGeom>
+                    <a:noFill/>
+                    <a:ln w="9525">
+                      <a:noFill/>
+                      <a:headEnd/>
+                      <a:tailEnd/>
+                    </a:ln>
+                  </pic:spPr>
+                </pic:pic>
+              </a:graphicData>
+            </a:graphic>
+          </wp:inline>
+        </w:drawing>
+      </w:r>
       <w:r>
         <w:t xml:space="preserve"> </w:t>
       </w:r>
       <w:r>
+        <w:t xml:space="preserve">All of esophagus removed</w:t>
+      </w:r>
+    </w:p>
+    <w:p>
+      <w:pPr>
+        <w:pStyle w:val="BodyText"/>
+      </w:pPr>
+      <w:r>
+        <w:drawing>
+          <wp:inline>
+            <wp:extent cx="5334000" cy="5481674"/>
+            <wp:effectExtent b="0" l="0" r="0" t="0"/>
+            <wp:docPr descr="" title="" id="63" name="Picture"/>
+            <a:graphic>
+              <a:graphicData uri="http://schemas.openxmlformats.org/drawingml/2006/picture">
+                <pic:pic>
+                  <pic:nvPicPr>
+                    <pic:cNvPr descr="images/Eso_MIE_McKeownArtboard.png" id="64" name="Picture"/>
+                    <pic:cNvPicPr>
+                      <a:picLocks noChangeArrowheads="1" noChangeAspect="1"/>
+                    </pic:cNvPicPr>
+                  </pic:nvPicPr>
+                  <pic:blipFill>
+                    <a:blip r:embed="rId62"/>
+                    <a:stretch>
+                      <a:fillRect/>
+                    </a:stretch>
+                  </pic:blipFill>
+                  <pic:spPr bwMode="auto">
+                    <a:xfrm>
+                      <a:off x="0" y="0"/>
+                      <a:ext cx="5334000" cy="5481674"/>
+                    </a:xfrm>
+                    <a:prstGeom prst="rect">
+                      <a:avLst/>
+                    </a:prstGeom>
+                    <a:noFill/>
+                    <a:ln w="9525">
+                      <a:noFill/>
+                      <a:headEnd/>
+                      <a:tailEnd/>
+                    </a:ln>
+                  </pic:spPr>
+                </pic:pic>
+              </a:graphicData>
+            </a:graphic>
+          </wp:inline>
+        </w:drawing>
+      </w:r>
+      <w:r>
+        <w:t xml:space="preserve"> </w:t>
+      </w:r>
+      <w:r>
         <w:t xml:space="preserve">Connection made in the neck</w:t>
       </w:r>
     </w:p>
-    <w:bookmarkEnd w:id="51"/>
-    <w:bookmarkStart w:id="52" w:name="risks-of-esophagectomy"/>
+    <w:bookmarkEnd w:id="65"/>
+    <w:bookmarkStart w:id="66" w:name="risks-of-esophagectomy"/>
     <w:p>
       <w:pPr>
         <w:pStyle w:val="Heading2"/>
@@ -1252,7 +1441,7 @@
         <w:pStyle w:val="Compact"/>
         <w:numPr>
           <w:ilvl w:val="0"/>
-          <w:numId w:val="1013"/>
+          <w:numId w:val="1011"/>
         </w:numPr>
       </w:pPr>
       <w:r>
@@ -1264,15 +1453,15 @@
         <w:pStyle w:val="Compact"/>
         <w:numPr>
           <w:ilvl w:val="0"/>
-          <w:numId w:val="1013"/>
+          <w:numId w:val="1011"/>
         </w:numPr>
       </w:pPr>
       <w:r>
         <w:t xml:space="preserve">Pneumonia</w:t>
       </w:r>
     </w:p>
-    <w:bookmarkEnd w:id="52"/>
-    <w:bookmarkStart w:id="55" w:name="anastomotic-leak"/>
+    <w:bookmarkEnd w:id="66"/>
+    <w:bookmarkStart w:id="69" w:name="anastomotic-leak"/>
     <w:p>
       <w:pPr>
         <w:pStyle w:val="Heading2"/>
@@ -1298,12 +1487,12 @@
           <wp:inline>
             <wp:extent cx="5334000" cy="5478622"/>
             <wp:effectExtent b="0" l="0" r="0" t="0"/>
-            <wp:docPr descr="" title="" id="53" name="Picture"/>
+            <wp:docPr descr="" title="" id="67" name="Picture"/>
             <a:graphic>
               <a:graphicData uri="http://schemas.openxmlformats.org/drawingml/2006/picture">
                 <pic:pic>
                   <pic:nvPicPr>
-                    <pic:cNvPr descr="images/Eso_IvorLewis_Anastomosis.png" id="54" name="Picture"/>
+                    <pic:cNvPr descr="images/Eso_IvorLewis_Anastomosis.png" id="68" name="Picture"/>
                     <pic:cNvPicPr>
                       <a:picLocks noChangeArrowheads="1" noChangeAspect="1"/>
                     </pic:cNvPicPr>
@@ -1336,8 +1525,8 @@
         </w:drawing>
       </w:r>
     </w:p>
-    <w:bookmarkEnd w:id="55"/>
-    <w:bookmarkStart w:id="59" w:name="anastomotic-leak-1"/>
+    <w:bookmarkEnd w:id="69"/>
+    <w:bookmarkStart w:id="73" w:name="anastomotic-leak-1"/>
     <w:p>
       <w:pPr>
         <w:pStyle w:val="Heading2"/>
@@ -1359,7 +1548,7 @@
         <w:pStyle w:val="Compact"/>
         <w:numPr>
           <w:ilvl w:val="0"/>
-          <w:numId w:val="1014"/>
+          <w:numId w:val="1012"/>
         </w:numPr>
       </w:pPr>
       <w:r>
@@ -1371,7 +1560,7 @@
         <w:pStyle w:val="Compact"/>
         <w:numPr>
           <w:ilvl w:val="0"/>
-          <w:numId w:val="1014"/>
+          <w:numId w:val="1012"/>
         </w:numPr>
       </w:pPr>
       <w:r>
@@ -1383,7 +1572,7 @@
         <w:pStyle w:val="Compact"/>
         <w:numPr>
           <w:ilvl w:val="0"/>
-          <w:numId w:val="1014"/>
+          <w:numId w:val="1012"/>
         </w:numPr>
       </w:pPr>
       <w:r>
@@ -1399,18 +1588,18 @@
           <wp:inline>
             <wp:extent cx="5334000" cy="5478622"/>
             <wp:effectExtent b="0" l="0" r="0" t="0"/>
-            <wp:docPr descr="" title="" id="57" name="Picture"/>
+            <wp:docPr descr="" title="" id="71" name="Picture"/>
             <a:graphic>
               <a:graphicData uri="http://schemas.openxmlformats.org/drawingml/2006/picture">
                 <pic:pic>
                   <pic:nvPicPr>
-                    <pic:cNvPr descr="images/Eso_IvorLewis_Leak.png" id="58" name="Picture"/>
+                    <pic:cNvPr descr="images/Eso_IvorLewis_Leak.png" id="72" name="Picture"/>
                     <pic:cNvPicPr>
                       <a:picLocks noChangeArrowheads="1" noChangeAspect="1"/>
                     </pic:cNvPicPr>
                   </pic:nvPicPr>
                   <pic:blipFill>
-                    <a:blip r:embed="rId56"/>
+                    <a:blip r:embed="rId70"/>
                     <a:stretch>
                       <a:fillRect/>
                     </a:stretch>
@@ -1437,8 +1626,8 @@
         </w:drawing>
       </w:r>
     </w:p>
-    <w:bookmarkEnd w:id="59"/>
-    <w:bookmarkStart w:id="62" w:name="anastomotic-leak-2"/>
+    <w:bookmarkEnd w:id="73"/>
+    <w:bookmarkStart w:id="76" w:name="anastomotic-leak-2"/>
     <w:p>
       <w:pPr>
         <w:pStyle w:val="Heading2"/>
@@ -1460,7 +1649,7 @@
         <w:pStyle w:val="Compact"/>
         <w:numPr>
           <w:ilvl w:val="0"/>
-          <w:numId w:val="1015"/>
+          <w:numId w:val="1013"/>
         </w:numPr>
       </w:pPr>
       <w:r>
@@ -1472,7 +1661,7 @@
         <w:pStyle w:val="Compact"/>
         <w:numPr>
           <w:ilvl w:val="0"/>
-          <w:numId w:val="1015"/>
+          <w:numId w:val="1013"/>
         </w:numPr>
       </w:pPr>
       <w:r>
@@ -1484,7 +1673,7 @@
         <w:pStyle w:val="Compact"/>
         <w:numPr>
           <w:ilvl w:val="0"/>
-          <w:numId w:val="1015"/>
+          <w:numId w:val="1013"/>
         </w:numPr>
       </w:pPr>
       <w:r>
@@ -1500,18 +1689,18 @@
           <wp:inline>
             <wp:extent cx="5334000" cy="5478622"/>
             <wp:effectExtent b="0" l="0" r="0" t="0"/>
-            <wp:docPr descr="" title="" id="60" name="Picture"/>
+            <wp:docPr descr="" title="" id="74" name="Picture"/>
             <a:graphic>
               <a:graphicData uri="http://schemas.openxmlformats.org/drawingml/2006/picture">
                 <pic:pic>
                   <pic:nvPicPr>
-                    <pic:cNvPr descr="images/Eso_IvorLewis_Leak.png" id="61" name="Picture"/>
+                    <pic:cNvPr descr="images/Eso_IvorLewis_Leak.png" id="75" name="Picture"/>
                     <pic:cNvPicPr>
                       <a:picLocks noChangeArrowheads="1" noChangeAspect="1"/>
                     </pic:cNvPicPr>
                   </pic:nvPicPr>
                   <pic:blipFill>
-                    <a:blip r:embed="rId56"/>
+                    <a:blip r:embed="rId70"/>
                     <a:stretch>
                       <a:fillRect/>
                     </a:stretch>
@@ -1538,8 +1727,8 @@
         </w:drawing>
       </w:r>
     </w:p>
-    <w:bookmarkEnd w:id="62"/>
-    <w:bookmarkStart w:id="65" w:name="anastomotic-leak-3"/>
+    <w:bookmarkEnd w:id="76"/>
+    <w:bookmarkStart w:id="79" w:name="anastomotic-leak-3"/>
     <w:p>
       <w:pPr>
         <w:pStyle w:val="Heading2"/>
@@ -1561,7 +1750,7 @@
         <w:pStyle w:val="Compact"/>
         <w:numPr>
           <w:ilvl w:val="0"/>
-          <w:numId w:val="1016"/>
+          <w:numId w:val="1014"/>
         </w:numPr>
       </w:pPr>
       <w:r>
@@ -1573,7 +1762,7 @@
         <w:pStyle w:val="Compact"/>
         <w:numPr>
           <w:ilvl w:val="0"/>
-          <w:numId w:val="1016"/>
+          <w:numId w:val="1014"/>
         </w:numPr>
       </w:pPr>
       <w:r>
@@ -1585,7 +1774,7 @@
         <w:pStyle w:val="Compact"/>
         <w:numPr>
           <w:ilvl w:val="0"/>
-          <w:numId w:val="1016"/>
+          <w:numId w:val="1014"/>
         </w:numPr>
       </w:pPr>
       <w:r>
@@ -1601,18 +1790,18 @@
           <wp:inline>
             <wp:extent cx="5334000" cy="5478622"/>
             <wp:effectExtent b="0" l="0" r="0" t="0"/>
-            <wp:docPr descr="" title="" id="63" name="Picture"/>
+            <wp:docPr descr="" title="" id="77" name="Picture"/>
             <a:graphic>
               <a:graphicData uri="http://schemas.openxmlformats.org/drawingml/2006/picture">
                 <pic:pic>
                   <pic:nvPicPr>
-                    <pic:cNvPr descr="images/Eso_IvorLewis_Leak.png" id="64" name="Picture"/>
+                    <pic:cNvPr descr="images/Eso_IvorLewis_Leak.png" id="78" name="Picture"/>
                     <pic:cNvPicPr>
                       <a:picLocks noChangeArrowheads="1" noChangeAspect="1"/>
                     </pic:cNvPicPr>
                   </pic:nvPicPr>
                   <pic:blipFill>
-                    <a:blip r:embed="rId56"/>
+                    <a:blip r:embed="rId70"/>
                     <a:stretch>
                       <a:fillRect/>
                     </a:stretch>
@@ -1639,8 +1828,8 @@
         </w:drawing>
       </w:r>
     </w:p>
-    <w:bookmarkEnd w:id="65"/>
-    <w:bookmarkStart w:id="69" w:name="pneumonia"/>
+    <w:bookmarkEnd w:id="79"/>
+    <w:bookmarkStart w:id="83" w:name="pneumonia"/>
     <w:p>
       <w:pPr>
         <w:pStyle w:val="Heading2"/>
@@ -1653,7 +1842,7 @@
       <w:pPr>
         <w:numPr>
           <w:ilvl w:val="0"/>
-          <w:numId w:val="1017"/>
+          <w:numId w:val="1015"/>
         </w:numPr>
       </w:pPr>
       <w:r>
@@ -1664,7 +1853,7 @@
       <w:pPr>
         <w:numPr>
           <w:ilvl w:val="0"/>
-          <w:numId w:val="1017"/>
+          <w:numId w:val="1015"/>
         </w:numPr>
       </w:pPr>
       <w:r>
@@ -1675,7 +1864,7 @@
       <w:pPr>
         <w:numPr>
           <w:ilvl w:val="0"/>
-          <w:numId w:val="1017"/>
+          <w:numId w:val="1015"/>
         </w:numPr>
       </w:pPr>
       <w:r>
@@ -1691,18 +1880,18 @@
           <wp:inline>
             <wp:extent cx="5334000" cy="5481674"/>
             <wp:effectExtent b="0" l="0" r="0" t="0"/>
-            <wp:docPr descr="" title="" id="67" name="Picture"/>
+            <wp:docPr descr="" title="" id="81" name="Picture"/>
             <a:graphic>
               <a:graphicData uri="http://schemas.openxmlformats.org/drawingml/2006/picture">
                 <pic:pic>
                   <pic:nvPicPr>
-                    <pic:cNvPr descr="images/Eso_LungsArtboard.png" id="68" name="Picture"/>
+                    <pic:cNvPr descr="images/Eso_LungsArtboard.png" id="82" name="Picture"/>
                     <pic:cNvPicPr>
                       <a:picLocks noChangeArrowheads="1" noChangeAspect="1"/>
                     </pic:cNvPicPr>
                   </pic:nvPicPr>
                   <pic:blipFill>
-                    <a:blip r:embed="rId66"/>
+                    <a:blip r:embed="rId80"/>
                     <a:stretch>
                       <a:fillRect/>
                     </a:stretch>
@@ -1729,8 +1918,8 @@
         </w:drawing>
       </w:r>
     </w:p>
-    <w:bookmarkEnd w:id="69"/>
-    <w:bookmarkStart w:id="70" w:name="preventing-pneumonia"/>
+    <w:bookmarkEnd w:id="83"/>
+    <w:bookmarkStart w:id="84" w:name="preventing-pneumonia"/>
     <w:p>
       <w:pPr>
         <w:pStyle w:val="Heading2"/>
@@ -1752,11 +1941,97 @@
         <w:pStyle w:val="Compact"/>
         <w:numPr>
           <w:ilvl w:val="0"/>
+          <w:numId w:val="1016"/>
+        </w:numPr>
+      </w:pPr>
+      <w:r>
+        <w:t xml:space="preserve">Deep breathing</w:t>
+      </w:r>
+    </w:p>
+    <w:p>
+      <w:pPr>
+        <w:pStyle w:val="Compact"/>
+        <w:numPr>
+          <w:ilvl w:val="0"/>
+          <w:numId w:val="1016"/>
+        </w:numPr>
+      </w:pPr>
+      <w:r>
+        <w:t xml:space="preserve">Coughing</w:t>
+      </w:r>
+    </w:p>
+    <w:p>
+      <w:pPr>
+        <w:pStyle w:val="Compact"/>
+        <w:numPr>
+          <w:ilvl w:val="0"/>
+          <w:numId w:val="1016"/>
+        </w:numPr>
+      </w:pPr>
+      <w:r>
+        <w:t xml:space="preserve">Walking</w:t>
+      </w:r>
+    </w:p>
+    <w:p>
+      <w:pPr>
+        <w:pStyle w:val="FirstParagraph"/>
+      </w:pPr>
+      <w:r>
+        <w:t xml:space="preserve">After surgery, this means:</w:t>
+      </w:r>
+    </w:p>
+    <w:p>
+      <w:pPr>
+        <w:pStyle w:val="Compact"/>
+        <w:numPr>
+          <w:ilvl w:val="0"/>
+          <w:numId w:val="1017"/>
+        </w:numPr>
+      </w:pPr>
+      <w:r>
+        <w:t xml:space="preserve">Sitting in a chair most of the day</w:t>
+      </w:r>
+    </w:p>
+    <w:p>
+      <w:pPr>
+        <w:pStyle w:val="Compact"/>
+        <w:numPr>
+          <w:ilvl w:val="0"/>
+          <w:numId w:val="1017"/>
+        </w:numPr>
+      </w:pPr>
+      <w:r>
+        <w:t xml:space="preserve">Walking in the halls as soon as possible</w:t>
+      </w:r>
+    </w:p>
+    <w:bookmarkEnd w:id="84"/>
+    <w:bookmarkStart w:id="85" w:name="risks-of-surgery"/>
+    <w:p>
+      <w:pPr>
+        <w:pStyle w:val="Heading2"/>
+      </w:pPr>
+      <w:r>
+        <w:t xml:space="preserve">21 Risks of Surgery</w:t>
+      </w:r>
+    </w:p>
+    <w:p>
+      <w:pPr>
+        <w:pStyle w:val="FirstParagraph"/>
+      </w:pPr>
+      <w:r>
+        <w:t xml:space="preserve">Risks related to anesthesia</w:t>
+      </w:r>
+    </w:p>
+    <w:p>
+      <w:pPr>
+        <w:pStyle w:val="Compact"/>
+        <w:numPr>
+          <w:ilvl w:val="0"/>
           <w:numId w:val="1018"/>
         </w:numPr>
       </w:pPr>
       <w:r>
-        <w:t xml:space="preserve">Deep breathing</w:t>
+        <w:t xml:space="preserve">Heart attack (5%)</w:t>
       </w:r>
     </w:p>
     <w:p>
@@ -1768,7 +2043,7 @@
         </w:numPr>
       </w:pPr>
       <w:r>
-        <w:t xml:space="preserve">Coughing</w:t>
+        <w:t xml:space="preserve">Irregular heart rhythm (15%)</w:t>
       </w:r>
     </w:p>
     <w:p>
@@ -1780,7 +2055,41 @@
         </w:numPr>
       </w:pPr>
       <w:r>
-        <w:t xml:space="preserve">Walking</w:t>
+        <w:t xml:space="preserve">Pneumonia (10%)</w:t>
+      </w:r>
+    </w:p>
+    <w:p>
+      <w:pPr>
+        <w:pStyle w:val="Compact"/>
+        <w:numPr>
+          <w:ilvl w:val="0"/>
+          <w:numId w:val="1018"/>
+        </w:numPr>
+      </w:pPr>
+      <w:r>
+        <w:t xml:space="preserve">Blood clots in legs (&lt;5%)</w:t>
+      </w:r>
+    </w:p>
+    <w:p>
+      <w:pPr>
+        <w:pStyle w:val="Compact"/>
+        <w:numPr>
+          <w:ilvl w:val="0"/>
+          <w:numId w:val="1018"/>
+        </w:numPr>
+      </w:pPr>
+      <w:r>
+        <w:t xml:space="preserve">Pulmonary embolism (2%)</w:t>
+      </w:r>
+    </w:p>
+    <w:bookmarkEnd w:id="85"/>
+    <w:bookmarkStart w:id="86" w:name="risks-of-surgery-1"/>
+    <w:p>
+      <w:pPr>
+        <w:pStyle w:val="Heading2"/>
+      </w:pPr>
+      <w:r>
+        <w:t xml:space="preserve">22 Risks of Surgery</w:t>
       </w:r>
     </w:p>
     <w:p>
@@ -1788,7 +2097,7 @@
         <w:pStyle w:val="FirstParagraph"/>
       </w:pPr>
       <w:r>
-        <w:t xml:space="preserve">After surgery, this means:</w:t>
+        <w:t xml:space="preserve">Risks related to Surgery</w:t>
       </w:r>
     </w:p>
     <w:p>
@@ -1800,7 +2109,7 @@
         </w:numPr>
       </w:pPr>
       <w:r>
-        <w:t xml:space="preserve">Sitting in a chair most of the day</w:t>
+        <w:t xml:space="preserve">Anastomotic leak (5%)</w:t>
       </w:r>
     </w:p>
     <w:p>
@@ -1812,289 +2121,65 @@
         </w:numPr>
       </w:pPr>
       <w:r>
-        <w:t xml:space="preserve">Walking in the halls as soon as possible</w:t>
-      </w:r>
-    </w:p>
-    <w:bookmarkEnd w:id="70"/>
-    <w:bookmarkStart w:id="77" w:name="minimally-invasive-esophagectomy"/>
+        <w:t xml:space="preserve">Stricture at anastomosis (15%)</w:t>
+      </w:r>
+    </w:p>
+    <w:p>
+      <w:pPr>
+        <w:pStyle w:val="Compact"/>
+        <w:numPr>
+          <w:ilvl w:val="0"/>
+          <w:numId w:val="1019"/>
+        </w:numPr>
+      </w:pPr>
+      <w:r>
+        <w:t xml:space="preserve">Death within 90 days of surgery</w:t>
+      </w:r>
+    </w:p>
+    <w:p>
+      <w:pPr>
+        <w:pStyle w:val="Compact"/>
+        <w:numPr>
+          <w:ilvl w:val="1"/>
+          <w:numId w:val="1020"/>
+        </w:numPr>
+      </w:pPr>
+      <w:r>
+        <w:t xml:space="preserve">Low risk patients = 2%</w:t>
+      </w:r>
+    </w:p>
+    <w:p>
+      <w:pPr>
+        <w:pStyle w:val="Compact"/>
+        <w:numPr>
+          <w:ilvl w:val="1"/>
+          <w:numId w:val="1020"/>
+        </w:numPr>
+      </w:pPr>
+      <w:r>
+        <w:t xml:space="preserve">Intermediate risk = 10%</w:t>
+      </w:r>
+    </w:p>
+    <w:p>
+      <w:pPr>
+        <w:pStyle w:val="Compact"/>
+        <w:numPr>
+          <w:ilvl w:val="1"/>
+          <w:numId w:val="1020"/>
+        </w:numPr>
+      </w:pPr>
+      <w:r>
+        <w:t xml:space="preserve">High risk = 30%</w:t>
+      </w:r>
+    </w:p>
+    <w:bookmarkEnd w:id="86"/>
+    <w:bookmarkStart w:id="87" w:name="risks-of-surgery-2"/>
     <w:p>
       <w:pPr>
         <w:pStyle w:val="Heading2"/>
       </w:pPr>
       <w:r>
-        <w:t xml:space="preserve">21 Minimally-invasive Esophagectomy</w:t>
-      </w:r>
-    </w:p>
-    <w:p>
-      <w:pPr>
-        <w:pStyle w:val="FirstParagraph"/>
-      </w:pPr>
-      <w:r>
-        <w:drawing>
-          <wp:inline>
-            <wp:extent cx="5334000" cy="4000500"/>
-            <wp:effectExtent b="0" l="0" r="0" t="0"/>
-            <wp:docPr descr="" title="" id="72" name="Picture"/>
-            <a:graphic>
-              <a:graphicData uri="http://schemas.openxmlformats.org/drawingml/2006/picture">
-                <pic:pic>
-                  <pic:nvPicPr>
-                    <pic:cNvPr descr="images/mie_abd.png" id="73" name="Picture"/>
-                    <pic:cNvPicPr>
-                      <a:picLocks noChangeArrowheads="1" noChangeAspect="1"/>
-                    </pic:cNvPicPr>
-                  </pic:nvPicPr>
-                  <pic:blipFill>
-                    <a:blip r:embed="rId71"/>
-                    <a:stretch>
-                      <a:fillRect/>
-                    </a:stretch>
-                  </pic:blipFill>
-                  <pic:spPr bwMode="auto">
-                    <a:xfrm>
-                      <a:off x="0" y="0"/>
-                      <a:ext cx="5334000" cy="4000500"/>
-                    </a:xfrm>
-                    <a:prstGeom prst="rect">
-                      <a:avLst/>
-                    </a:prstGeom>
-                    <a:noFill/>
-                    <a:ln w="9525">
-                      <a:noFill/>
-                      <a:headEnd/>
-                      <a:tailEnd/>
-                    </a:ln>
-                  </pic:spPr>
-                </pic:pic>
-              </a:graphicData>
-            </a:graphic>
-          </wp:inline>
-        </w:drawing>
-      </w:r>
-    </w:p>
-    <w:p>
-      <w:pPr>
-        <w:pStyle w:val="BodyText"/>
-      </w:pPr>
-      <w:r>
-        <w:drawing>
-          <wp:inline>
-            <wp:extent cx="5334000" cy="4000500"/>
-            <wp:effectExtent b="0" l="0" r="0" t="0"/>
-            <wp:docPr descr="" title="" id="75" name="Picture"/>
-            <a:graphic>
-              <a:graphicData uri="http://schemas.openxmlformats.org/drawingml/2006/picture">
-                <pic:pic>
-                  <pic:nvPicPr>
-                    <pic:cNvPr descr="images/mie_chest.png" id="76" name="Picture"/>
-                    <pic:cNvPicPr>
-                      <a:picLocks noChangeArrowheads="1" noChangeAspect="1"/>
-                    </pic:cNvPicPr>
-                  </pic:nvPicPr>
-                  <pic:blipFill>
-                    <a:blip r:embed="rId74"/>
-                    <a:stretch>
-                      <a:fillRect/>
-                    </a:stretch>
-                  </pic:blipFill>
-                  <pic:spPr bwMode="auto">
-                    <a:xfrm>
-                      <a:off x="0" y="0"/>
-                      <a:ext cx="5334000" cy="4000500"/>
-                    </a:xfrm>
-                    <a:prstGeom prst="rect">
-                      <a:avLst/>
-                    </a:prstGeom>
-                    <a:noFill/>
-                    <a:ln w="9525">
-                      <a:noFill/>
-                      <a:headEnd/>
-                      <a:tailEnd/>
-                    </a:ln>
-                  </pic:spPr>
-                </pic:pic>
-              </a:graphicData>
-            </a:graphic>
-          </wp:inline>
-        </w:drawing>
-      </w:r>
-    </w:p>
-    <w:bookmarkEnd w:id="77"/>
-    <w:bookmarkStart w:id="78" w:name="risks-of-surgery"/>
-    <w:p>
-      <w:pPr>
-        <w:pStyle w:val="Heading2"/>
-      </w:pPr>
-      <w:r>
-        <w:t xml:space="preserve">22 Risks of Surgery</w:t>
-      </w:r>
-    </w:p>
-    <w:p>
-      <w:pPr>
-        <w:pStyle w:val="FirstParagraph"/>
-      </w:pPr>
-      <w:r>
-        <w:t xml:space="preserve">Risks related to anesthesia</w:t>
-      </w:r>
-    </w:p>
-    <w:p>
-      <w:pPr>
-        <w:pStyle w:val="Compact"/>
-        <w:numPr>
-          <w:ilvl w:val="0"/>
-          <w:numId w:val="1020"/>
-        </w:numPr>
-      </w:pPr>
-      <w:r>
-        <w:t xml:space="preserve">Heart attack (5%)</w:t>
-      </w:r>
-    </w:p>
-    <w:p>
-      <w:pPr>
-        <w:pStyle w:val="Compact"/>
-        <w:numPr>
-          <w:ilvl w:val="0"/>
-          <w:numId w:val="1020"/>
-        </w:numPr>
-      </w:pPr>
-      <w:r>
-        <w:t xml:space="preserve">Irregular heart rhythm (15%)</w:t>
-      </w:r>
-    </w:p>
-    <w:p>
-      <w:pPr>
-        <w:pStyle w:val="Compact"/>
-        <w:numPr>
-          <w:ilvl w:val="0"/>
-          <w:numId w:val="1020"/>
-        </w:numPr>
-      </w:pPr>
-      <w:r>
-        <w:t xml:space="preserve">Pneumonia (10%)</w:t>
-      </w:r>
-    </w:p>
-    <w:p>
-      <w:pPr>
-        <w:pStyle w:val="Compact"/>
-        <w:numPr>
-          <w:ilvl w:val="0"/>
-          <w:numId w:val="1020"/>
-        </w:numPr>
-      </w:pPr>
-      <w:r>
-        <w:t xml:space="preserve">Blood clots in legs (&lt;5%)</w:t>
-      </w:r>
-    </w:p>
-    <w:p>
-      <w:pPr>
-        <w:pStyle w:val="Compact"/>
-        <w:numPr>
-          <w:ilvl w:val="0"/>
-          <w:numId w:val="1020"/>
-        </w:numPr>
-      </w:pPr>
-      <w:r>
-        <w:t xml:space="preserve">Pulmonary embolism (2%)</w:t>
-      </w:r>
-    </w:p>
-    <w:bookmarkEnd w:id="78"/>
-    <w:bookmarkStart w:id="79" w:name="risks-of-surgery-1"/>
-    <w:p>
-      <w:pPr>
-        <w:pStyle w:val="Heading2"/>
-      </w:pPr>
-      <w:r>
         <w:t xml:space="preserve">23 Risks of Surgery</w:t>
-      </w:r>
-    </w:p>
-    <w:p>
-      <w:pPr>
-        <w:pStyle w:val="FirstParagraph"/>
-      </w:pPr>
-      <w:r>
-        <w:t xml:space="preserve">Risks related to Surgery</w:t>
-      </w:r>
-    </w:p>
-    <w:p>
-      <w:pPr>
-        <w:pStyle w:val="Compact"/>
-        <w:numPr>
-          <w:ilvl w:val="0"/>
-          <w:numId w:val="1021"/>
-        </w:numPr>
-      </w:pPr>
-      <w:r>
-        <w:t xml:space="preserve">Anastomotic leak (5%)</w:t>
-      </w:r>
-    </w:p>
-    <w:p>
-      <w:pPr>
-        <w:pStyle w:val="Compact"/>
-        <w:numPr>
-          <w:ilvl w:val="0"/>
-          <w:numId w:val="1021"/>
-        </w:numPr>
-      </w:pPr>
-      <w:r>
-        <w:t xml:space="preserve">Stricture at anastomosis (15%)</w:t>
-      </w:r>
-    </w:p>
-    <w:p>
-      <w:pPr>
-        <w:pStyle w:val="Compact"/>
-        <w:numPr>
-          <w:ilvl w:val="0"/>
-          <w:numId w:val="1021"/>
-        </w:numPr>
-      </w:pPr>
-      <w:r>
-        <w:t xml:space="preserve">Death within 90 days of surgery</w:t>
-      </w:r>
-    </w:p>
-    <w:p>
-      <w:pPr>
-        <w:pStyle w:val="Compact"/>
-        <w:numPr>
-          <w:ilvl w:val="1"/>
-          <w:numId w:val="1022"/>
-        </w:numPr>
-      </w:pPr>
-      <w:r>
-        <w:t xml:space="preserve">Low risk patients = 2%</w:t>
-      </w:r>
-    </w:p>
-    <w:p>
-      <w:pPr>
-        <w:pStyle w:val="Compact"/>
-        <w:numPr>
-          <w:ilvl w:val="1"/>
-          <w:numId w:val="1022"/>
-        </w:numPr>
-      </w:pPr>
-      <w:r>
-        <w:t xml:space="preserve">Intermediate risk = 10%</w:t>
-      </w:r>
-    </w:p>
-    <w:p>
-      <w:pPr>
-        <w:pStyle w:val="Compact"/>
-        <w:numPr>
-          <w:ilvl w:val="1"/>
-          <w:numId w:val="1022"/>
-        </w:numPr>
-      </w:pPr>
-      <w:r>
-        <w:t xml:space="preserve">High risk = 30%</w:t>
-      </w:r>
-    </w:p>
-    <w:bookmarkEnd w:id="79"/>
-    <w:bookmarkStart w:id="80" w:name="risks-of-surgery-2"/>
-    <w:p>
-      <w:pPr>
-        <w:pStyle w:val="Heading2"/>
-      </w:pPr>
-      <w:r>
-        <w:t xml:space="preserve">24 Risks of Surgery</w:t>
       </w:r>
     </w:p>
     <w:p>
@@ -2229,22 +2314,22 @@
         </w:tc>
       </w:tr>
     </w:tbl>
-    <w:bookmarkEnd w:id="80"/>
-    <w:bookmarkStart w:id="81" w:name="epidural-catheter-for-pain-control"/>
+    <w:bookmarkEnd w:id="87"/>
+    <w:bookmarkStart w:id="88" w:name="epidural-catheter-for-pain-control"/>
     <w:p>
       <w:pPr>
         <w:pStyle w:val="Heading2"/>
       </w:pPr>
       <w:r>
-        <w:t xml:space="preserve">25 Epidural Catheter for Pain Control</w:t>
-      </w:r>
-    </w:p>
-    <w:p>
-      <w:pPr>
-        <w:pStyle w:val="Compact"/>
-        <w:numPr>
-          <w:ilvl w:val="0"/>
-          <w:numId w:val="1023"/>
+        <w:t xml:space="preserve">24 Epidural Catheter for Pain Control</w:t>
+      </w:r>
+    </w:p>
+    <w:p>
+      <w:pPr>
+        <w:pStyle w:val="Compact"/>
+        <w:numPr>
+          <w:ilvl w:val="0"/>
+          <w:numId w:val="1021"/>
         </w:numPr>
       </w:pPr>
       <w:r>
@@ -2256,7 +2341,7 @@
         <w:pStyle w:val="Compact"/>
         <w:numPr>
           <w:ilvl w:val="0"/>
-          <w:numId w:val="1023"/>
+          <w:numId w:val="1021"/>
         </w:numPr>
       </w:pPr>
       <w:r>
@@ -2268,7 +2353,7 @@
         <w:pStyle w:val="Compact"/>
         <w:numPr>
           <w:ilvl w:val="0"/>
-          <w:numId w:val="1023"/>
+          <w:numId w:val="1021"/>
         </w:numPr>
       </w:pPr>
       <w:r>
@@ -2280,7 +2365,7 @@
         <w:pStyle w:val="Compact"/>
         <w:numPr>
           <w:ilvl w:val="0"/>
-          <w:numId w:val="1023"/>
+          <w:numId w:val="1021"/>
         </w:numPr>
       </w:pPr>
       <w:r>
@@ -2292,21 +2377,21 @@
         <w:pStyle w:val="Compact"/>
         <w:numPr>
           <w:ilvl w:val="0"/>
-          <w:numId w:val="1023"/>
+          <w:numId w:val="1021"/>
         </w:numPr>
       </w:pPr>
       <w:r>
         <w:t xml:space="preserve">Foley catheter removed after epidural removed</w:t>
       </w:r>
     </w:p>
-    <w:bookmarkEnd w:id="81"/>
-    <w:bookmarkStart w:id="85" w:name="jejunostomy-feeding-tube"/>
+    <w:bookmarkEnd w:id="88"/>
+    <w:bookmarkStart w:id="92" w:name="jejunostomy-feeding-tube"/>
     <w:p>
       <w:pPr>
         <w:pStyle w:val="Heading2"/>
       </w:pPr>
       <w:r>
-        <w:t xml:space="preserve">26 Jejunostomy Feeding Tube</w:t>
+        <w:t xml:space="preserve">25 Jejunostomy Feeding Tube</w:t>
       </w:r>
     </w:p>
     <w:p>
@@ -2314,7 +2399,7 @@
         <w:pStyle w:val="FirstParagraph"/>
       </w:pPr>
       <w:r>
-        <w:t xml:space="preserve">To ensure adequate nutrition after surgery, a temporary feeding tube is placed to supplement nutrition by mouth.</w:t>
+        <w:t xml:space="preserve">A temporary feeding tube is placed to supplement nutrition by mouth.</w:t>
       </w:r>
     </w:p>
     <w:p>
@@ -2322,7 +2407,7 @@
         <w:pStyle w:val="BodyText"/>
       </w:pPr>
       <w:r>
-        <w:t xml:space="preserve">Jejunostomy tube bypasses the stomach and injects tube feeding formula directly in to the small intestine (jejunum)</w:t>
+        <w:t xml:space="preserve">This will stay in place for about 8 weeks after surgery</w:t>
       </w:r>
     </w:p>
     <w:p>
@@ -2334,18 +2419,18 @@
           <wp:inline>
             <wp:extent cx="2408607" cy="2475067"/>
             <wp:effectExtent b="0" l="0" r="0" t="0"/>
-            <wp:docPr descr="" title="" id="83" name="Picture"/>
+            <wp:docPr descr="" title="" id="90" name="Picture"/>
             <a:graphic>
               <a:graphicData uri="http://schemas.openxmlformats.org/drawingml/2006/picture">
                 <pic:pic>
                   <pic:nvPicPr>
-                    <pic:cNvPr descr="images/jejunostomy/esophagectomy_jejunostomy.png" id="84" name="Picture"/>
+                    <pic:cNvPr descr="images/jejunostomy/esophagectomy_jejunostomy.png" id="91" name="Picture"/>
                     <pic:cNvPicPr>
                       <a:picLocks noChangeArrowheads="1" noChangeAspect="1"/>
                     </pic:cNvPicPr>
                   </pic:nvPicPr>
                   <pic:blipFill>
-                    <a:blip r:embed="rId82"/>
+                    <a:blip r:embed="rId89"/>
                     <a:stretch>
                       <a:fillRect/>
                     </a:stretch>
@@ -2372,14 +2457,236 @@
         </w:drawing>
       </w:r>
     </w:p>
-    <w:bookmarkEnd w:id="85"/>
-    <w:bookmarkStart w:id="89" w:name="jejunostomy-feeding-tube-1"/>
+    <w:bookmarkEnd w:id="92"/>
+    <w:bookmarkStart w:id="93" w:name="intensive-care-unit-icu-2-4-days"/>
     <w:p>
       <w:pPr>
         <w:pStyle w:val="Heading2"/>
       </w:pPr>
       <w:r>
-        <w:t xml:space="preserve">27 Jejunostomy Feeding Tube</w:t>
+        <w:t xml:space="preserve">26 Intensive Care Unit (ICU) (2-4 days)</w:t>
+      </w:r>
+    </w:p>
+    <w:p>
+      <w:pPr>
+        <w:pStyle w:val="Compact"/>
+        <w:numPr>
+          <w:ilvl w:val="0"/>
+          <w:numId w:val="1022"/>
+        </w:numPr>
+      </w:pPr>
+      <w:r>
+        <w:t xml:space="preserve">Surgical ICU on 11th floor</w:t>
+      </w:r>
+    </w:p>
+    <w:p>
+      <w:pPr>
+        <w:pStyle w:val="Compact"/>
+        <w:numPr>
+          <w:ilvl w:val="0"/>
+          <w:numId w:val="1022"/>
+        </w:numPr>
+      </w:pPr>
+      <w:r>
+        <w:t xml:space="preserve">NG tube in nose to drain stomach and esophagus</w:t>
+      </w:r>
+    </w:p>
+    <w:p>
+      <w:pPr>
+        <w:pStyle w:val="Compact"/>
+        <w:numPr>
+          <w:ilvl w:val="0"/>
+          <w:numId w:val="1022"/>
+        </w:numPr>
+      </w:pPr>
+      <w:r>
+        <w:t xml:space="preserve">Catheter in bladder</w:t>
+      </w:r>
+    </w:p>
+    <w:p>
+      <w:pPr>
+        <w:pStyle w:val="Compact"/>
+        <w:numPr>
+          <w:ilvl w:val="0"/>
+          <w:numId w:val="1022"/>
+        </w:numPr>
+      </w:pPr>
+      <w:r>
+        <w:t xml:space="preserve">Chest tube right chest</w:t>
+      </w:r>
+    </w:p>
+    <w:p>
+      <w:pPr>
+        <w:pStyle w:val="Compact"/>
+        <w:numPr>
+          <w:ilvl w:val="0"/>
+          <w:numId w:val="1022"/>
+        </w:numPr>
+      </w:pPr>
+      <w:r>
+        <w:t xml:space="preserve">Abdominal drains (usually 2)</w:t>
+      </w:r>
+    </w:p>
+    <w:p>
+      <w:pPr>
+        <w:pStyle w:val="Compact"/>
+        <w:numPr>
+          <w:ilvl w:val="0"/>
+          <w:numId w:val="1022"/>
+        </w:numPr>
+      </w:pPr>
+      <w:r>
+        <w:t xml:space="preserve">Feeding jejunostomy (usually stays in 8 wks)</w:t>
+      </w:r>
+    </w:p>
+    <w:bookmarkEnd w:id="93"/>
+    <w:bookmarkStart w:id="94" w:name="intensive-care-unit-icu"/>
+    <w:p>
+      <w:pPr>
+        <w:pStyle w:val="Heading2"/>
+      </w:pPr>
+      <w:r>
+        <w:t xml:space="preserve">27 Intensive Care Unit (ICU)</w:t>
+      </w:r>
+    </w:p>
+    <w:p>
+      <w:pPr>
+        <w:pStyle w:val="Compact"/>
+        <w:numPr>
+          <w:ilvl w:val="0"/>
+          <w:numId w:val="1023"/>
+        </w:numPr>
+      </w:pPr>
+      <w:r>
+        <w:t xml:space="preserve">Bladder catheter removed → check that bladder empties properly</w:t>
+      </w:r>
+    </w:p>
+    <w:p>
+      <w:pPr>
+        <w:pStyle w:val="Compact"/>
+        <w:numPr>
+          <w:ilvl w:val="0"/>
+          <w:numId w:val="1023"/>
+        </w:numPr>
+      </w:pPr>
+      <w:r>
+        <w:t xml:space="preserve">Chest tube removed (day 2-4) → follow-up x-ray</w:t>
+      </w:r>
+    </w:p>
+    <w:p>
+      <w:pPr>
+        <w:pStyle w:val="Compact"/>
+        <w:numPr>
+          <w:ilvl w:val="0"/>
+          <w:numId w:val="1023"/>
+        </w:numPr>
+      </w:pPr>
+      <w:r>
+        <w:t xml:space="preserve">Fluid emptied from drains every few hours</w:t>
+      </w:r>
+    </w:p>
+    <w:p>
+      <w:pPr>
+        <w:pStyle w:val="Compact"/>
+        <w:numPr>
+          <w:ilvl w:val="0"/>
+          <w:numId w:val="1023"/>
+        </w:numPr>
+      </w:pPr>
+      <w:r>
+        <w:t xml:space="preserve">Start tube feedings by feeding</w:t>
+      </w:r>
+    </w:p>
+    <w:p>
+      <w:pPr>
+        <w:pStyle w:val="Compact"/>
+        <w:numPr>
+          <w:ilvl w:val="0"/>
+          <w:numId w:val="1023"/>
+        </w:numPr>
+      </w:pPr>
+      <w:r>
+        <w:t xml:space="preserve">Feeding jejunostomy (stays in 8 weeks)</w:t>
+      </w:r>
+    </w:p>
+    <w:bookmarkEnd w:id="94"/>
+    <w:bookmarkStart w:id="95" w:name="ward---6tower"/>
+    <w:p>
+      <w:pPr>
+        <w:pStyle w:val="Heading2"/>
+      </w:pPr>
+      <w:r>
+        <w:t xml:space="preserve">28 Ward - 6Tower</w:t>
+      </w:r>
+    </w:p>
+    <w:p>
+      <w:pPr>
+        <w:pStyle w:val="Compact"/>
+        <w:numPr>
+          <w:ilvl w:val="0"/>
+          <w:numId w:val="1024"/>
+        </w:numPr>
+      </w:pPr>
+      <w:r>
+        <w:t xml:space="preserve">Up in a chair most of the day</w:t>
+      </w:r>
+    </w:p>
+    <w:p>
+      <w:pPr>
+        <w:pStyle w:val="Compact"/>
+        <w:numPr>
+          <w:ilvl w:val="0"/>
+          <w:numId w:val="1024"/>
+        </w:numPr>
+      </w:pPr>
+      <w:r>
+        <w:t xml:space="preserve">Walking in the halls</w:t>
+      </w:r>
+    </w:p>
+    <w:p>
+      <w:pPr>
+        <w:pStyle w:val="Compact"/>
+        <w:numPr>
+          <w:ilvl w:val="1"/>
+          <w:numId w:val="1025"/>
+        </w:numPr>
+      </w:pPr>
+      <w:r>
+        <w:t xml:space="preserve">Start with assistance</w:t>
+      </w:r>
+    </w:p>
+    <w:p>
+      <w:pPr>
+        <w:pStyle w:val="Compact"/>
+        <w:numPr>
+          <w:ilvl w:val="1"/>
+          <w:numId w:val="1025"/>
+        </w:numPr>
+      </w:pPr>
+      <w:r>
+        <w:t xml:space="preserve">Improves lung function</w:t>
+      </w:r>
+    </w:p>
+    <w:p>
+      <w:pPr>
+        <w:pStyle w:val="Compact"/>
+        <w:numPr>
+          <w:ilvl w:val="1"/>
+          <w:numId w:val="1025"/>
+        </w:numPr>
+      </w:pPr>
+      <w:r>
+        <w:t xml:space="preserve">Prevents loss of muscle strength</w:t>
+      </w:r>
+    </w:p>
+    <w:bookmarkEnd w:id="95"/>
+    <w:bookmarkStart w:id="99" w:name="jejunostomy-feeding-tube-1"/>
+    <w:p>
+      <w:pPr>
+        <w:pStyle w:val="Heading2"/>
+      </w:pPr>
+      <w:r>
+        <w:t xml:space="preserve">29 Jejunostomy Feeding Tube</w:t>
       </w:r>
     </w:p>
     <w:p>
@@ -2399,18 +2706,18 @@
           <wp:inline>
             <wp:extent cx="2408607" cy="2475067"/>
             <wp:effectExtent b="0" l="0" r="0" t="0"/>
-            <wp:docPr descr="" title="" id="87" name="Picture"/>
+            <wp:docPr descr="" title="" id="97" name="Picture"/>
             <a:graphic>
               <a:graphicData uri="http://schemas.openxmlformats.org/drawingml/2006/picture">
                 <pic:pic>
                   <pic:nvPicPr>
-                    <pic:cNvPr descr="images/jejunostomy/esophagectomy_jtube_pump.png" id="88" name="Picture"/>
+                    <pic:cNvPr descr="images/jejunostomy/esophagectomy_jtube_pump.png" id="98" name="Picture"/>
                     <pic:cNvPicPr>
                       <a:picLocks noChangeArrowheads="1" noChangeAspect="1"/>
                     </pic:cNvPicPr>
                   </pic:nvPicPr>
                   <pic:blipFill>
-                    <a:blip r:embed="rId86"/>
+                    <a:blip r:embed="rId96"/>
                     <a:stretch>
                       <a:fillRect/>
                     </a:stretch>
@@ -2437,202 +2744,120 @@
         </w:drawing>
       </w:r>
     </w:p>
-    <w:bookmarkEnd w:id="89"/>
-    <w:bookmarkStart w:id="90" w:name="intensive-care-unit-icu-2-4-days"/>
+    <w:bookmarkEnd w:id="99"/>
+    <w:bookmarkStart w:id="100" w:name="jejunostomy-feeding"/>
     <w:p>
       <w:pPr>
         <w:pStyle w:val="Heading2"/>
       </w:pPr>
       <w:r>
-        <w:t xml:space="preserve">28 Intensive Care Unit (ICU) (2-4 days)</w:t>
-      </w:r>
-    </w:p>
-    <w:p>
-      <w:pPr>
-        <w:pStyle w:val="Compact"/>
-        <w:numPr>
-          <w:ilvl w:val="0"/>
-          <w:numId w:val="1024"/>
-        </w:numPr>
-      </w:pPr>
-      <w:r>
-        <w:t xml:space="preserve">Surgical ICU on 11th floor</w:t>
-      </w:r>
-    </w:p>
-    <w:p>
-      <w:pPr>
-        <w:pStyle w:val="Compact"/>
-        <w:numPr>
-          <w:ilvl w:val="0"/>
-          <w:numId w:val="1024"/>
-        </w:numPr>
-      </w:pPr>
-      <w:r>
-        <w:t xml:space="preserve">NG tube in nose to drain stomach and esophagus</w:t>
-      </w:r>
-    </w:p>
-    <w:p>
-      <w:pPr>
-        <w:pStyle w:val="Compact"/>
-        <w:numPr>
-          <w:ilvl w:val="0"/>
-          <w:numId w:val="1024"/>
-        </w:numPr>
-      </w:pPr>
-      <w:r>
-        <w:t xml:space="preserve">Catheter in bladder</w:t>
-      </w:r>
-    </w:p>
-    <w:p>
-      <w:pPr>
-        <w:pStyle w:val="Compact"/>
-        <w:numPr>
-          <w:ilvl w:val="0"/>
-          <w:numId w:val="1024"/>
-        </w:numPr>
-      </w:pPr>
-      <w:r>
-        <w:t xml:space="preserve">Chest tube right chest</w:t>
-      </w:r>
-    </w:p>
-    <w:p>
-      <w:pPr>
-        <w:pStyle w:val="Compact"/>
-        <w:numPr>
-          <w:ilvl w:val="0"/>
-          <w:numId w:val="1024"/>
-        </w:numPr>
-      </w:pPr>
-      <w:r>
-        <w:t xml:space="preserve">Abdominal drains (usually 2)</w:t>
-      </w:r>
-    </w:p>
-    <w:p>
-      <w:pPr>
-        <w:pStyle w:val="Compact"/>
-        <w:numPr>
-          <w:ilvl w:val="0"/>
-          <w:numId w:val="1024"/>
-        </w:numPr>
-      </w:pPr>
-      <w:r>
-        <w:t xml:space="preserve">Feeding jejunostomy (usually stays in 8 wks)</w:t>
-      </w:r>
-    </w:p>
-    <w:bookmarkEnd w:id="90"/>
-    <w:bookmarkStart w:id="91" w:name="intensive-care-unit-icu"/>
+        <w:t xml:space="preserve">30 Jejunostomy Feeding</w:t>
+      </w:r>
+    </w:p>
+    <w:p>
+      <w:pPr>
+        <w:pStyle w:val="Compact"/>
+        <w:numPr>
+          <w:ilvl w:val="0"/>
+          <w:numId w:val="1026"/>
+        </w:numPr>
+      </w:pPr>
+      <w:r>
+        <w:t xml:space="preserve">Start with continuous feeds (24 hours/day)</w:t>
+      </w:r>
+    </w:p>
+    <w:p>
+      <w:pPr>
+        <w:pStyle w:val="Compact"/>
+        <w:numPr>
+          <w:ilvl w:val="0"/>
+          <w:numId w:val="1026"/>
+        </w:numPr>
+      </w:pPr>
+      <w:r>
+        <w:t xml:space="preserve">Convert to nocturnal (night-time): 6pm to 10pm</w:t>
+      </w:r>
+    </w:p>
+    <w:p>
+      <w:pPr>
+        <w:pStyle w:val="FirstParagraph"/>
+      </w:pPr>
+      <w:r>
+        <w:t xml:space="preserve">The feeding bag holds only 4 cartons of feeds - May need to “top off’ bag after a few hours</w:t>
+      </w:r>
+    </w:p>
+    <w:p>
+      <w:pPr>
+        <w:pStyle w:val="BodyText"/>
+      </w:pPr>
+      <w:r>
+        <w:t xml:space="preserve">Water through the tube</w:t>
+      </w:r>
+    </w:p>
+    <w:p>
+      <w:pPr>
+        <w:pStyle w:val="Compact"/>
+        <w:numPr>
+          <w:ilvl w:val="0"/>
+          <w:numId w:val="1027"/>
+        </w:numPr>
+      </w:pPr>
+      <w:r>
+        <w:t xml:space="preserve">Important to prevent dehydration</w:t>
+      </w:r>
+    </w:p>
+    <w:p>
+      <w:pPr>
+        <w:pStyle w:val="Compact"/>
+        <w:numPr>
+          <w:ilvl w:val="0"/>
+          <w:numId w:val="1027"/>
+        </w:numPr>
+      </w:pPr>
+      <w:r>
+        <w:t xml:space="preserve">240mL (8 oz) 4 times per day</w:t>
+      </w:r>
+    </w:p>
+    <w:bookmarkEnd w:id="100"/>
+    <w:bookmarkStart w:id="101" w:name="jejunostomy-tube"/>
     <w:p>
       <w:pPr>
         <w:pStyle w:val="Heading2"/>
       </w:pPr>
       <w:r>
-        <w:t xml:space="preserve">29 Intensive Care Unit (ICU)</w:t>
-      </w:r>
-    </w:p>
-    <w:p>
-      <w:pPr>
-        <w:pStyle w:val="Compact"/>
-        <w:numPr>
-          <w:ilvl w:val="0"/>
-          <w:numId w:val="1025"/>
-        </w:numPr>
-      </w:pPr>
-      <w:r>
-        <w:t xml:space="preserve">Bladder catheter removed → check that bladder empties properly</w:t>
-      </w:r>
-    </w:p>
-    <w:p>
-      <w:pPr>
-        <w:pStyle w:val="Compact"/>
-        <w:numPr>
-          <w:ilvl w:val="0"/>
-          <w:numId w:val="1025"/>
-        </w:numPr>
-      </w:pPr>
-      <w:r>
-        <w:t xml:space="preserve">Chest tube removed (day 2-4) → follow-up x-ray</w:t>
-      </w:r>
-    </w:p>
-    <w:p>
-      <w:pPr>
-        <w:pStyle w:val="Compact"/>
-        <w:numPr>
-          <w:ilvl w:val="0"/>
-          <w:numId w:val="1025"/>
-        </w:numPr>
-      </w:pPr>
-      <w:r>
-        <w:t xml:space="preserve">Fluid emptied from drains every few hours</w:t>
-      </w:r>
-    </w:p>
-    <w:p>
-      <w:pPr>
-        <w:pStyle w:val="Compact"/>
-        <w:numPr>
-          <w:ilvl w:val="0"/>
-          <w:numId w:val="1025"/>
-        </w:numPr>
-      </w:pPr>
-      <w:r>
-        <w:t xml:space="preserve">Start tube feedings by feeding</w:t>
-      </w:r>
-    </w:p>
-    <w:p>
-      <w:pPr>
-        <w:pStyle w:val="Compact"/>
-        <w:numPr>
-          <w:ilvl w:val="0"/>
-          <w:numId w:val="1025"/>
-        </w:numPr>
-      </w:pPr>
-      <w:r>
-        <w:t xml:space="preserve">Feeding jejunostomy (stays in 8 weeks)</w:t>
-      </w:r>
-    </w:p>
-    <w:bookmarkEnd w:id="91"/>
-    <w:bookmarkStart w:id="92" w:name="ward---6tower"/>
+        <w:t xml:space="preserve">31 Jejunostomy Tube</w:t>
+      </w:r>
+    </w:p>
+    <w:bookmarkEnd w:id="101"/>
+    <w:bookmarkStart w:id="102" w:name="jejunostomy-feeding-pump"/>
     <w:p>
       <w:pPr>
         <w:pStyle w:val="Heading2"/>
       </w:pPr>
       <w:r>
-        <w:t xml:space="preserve">30 Ward - 6Tower</w:t>
-      </w:r>
-    </w:p>
-    <w:p>
-      <w:pPr>
-        <w:pStyle w:val="Compact"/>
-        <w:numPr>
-          <w:ilvl w:val="0"/>
-          <w:numId w:val="1026"/>
-        </w:numPr>
-      </w:pPr>
-      <w:r>
-        <w:t xml:space="preserve">Jejunostomy feeds started</w:t>
-      </w:r>
-    </w:p>
-    <w:p>
-      <w:pPr>
-        <w:pStyle w:val="Compact"/>
-        <w:numPr>
-          <w:ilvl w:val="0"/>
-          <w:numId w:val="1026"/>
-        </w:numPr>
-      </w:pPr>
-      <w:r>
-        <w:t xml:space="preserve">Up in a chair most of the day</w:t>
-      </w:r>
-    </w:p>
-    <w:p>
-      <w:pPr>
-        <w:pStyle w:val="Compact"/>
-        <w:numPr>
-          <w:ilvl w:val="0"/>
-          <w:numId w:val="1026"/>
-        </w:numPr>
-      </w:pPr>
-      <w:r>
-        <w:t xml:space="preserve">Walking in the halls</w:t>
+        <w:t xml:space="preserve">32 Jejunostomy Feeding Pump</w:t>
+      </w:r>
+    </w:p>
+    <w:bookmarkEnd w:id="102"/>
+    <w:bookmarkStart w:id="103" w:name="jejunostomy-typical-regimen"/>
+    <w:p>
+      <w:pPr>
+        <w:pStyle w:val="Heading2"/>
+      </w:pPr>
+      <w:r>
+        <w:t xml:space="preserve">33 Jejunostomy Typical Regimen</w:t>
+      </w:r>
+    </w:p>
+    <w:p>
+      <w:pPr>
+        <w:pStyle w:val="Compact"/>
+        <w:numPr>
+          <w:ilvl w:val="0"/>
+          <w:numId w:val="1028"/>
+        </w:numPr>
+      </w:pPr>
+      <w:r>
+        <w:t xml:space="preserve">Jejunostomy tube feeds for 16 hours (6pm-10am)</w:t>
       </w:r>
     </w:p>
     <w:p>
@@ -2640,11 +2865,11 @@
         <w:pStyle w:val="Compact"/>
         <w:numPr>
           <w:ilvl w:val="1"/>
-          <w:numId w:val="1027"/>
-        </w:numPr>
-      </w:pPr>
-      <w:r>
-        <w:t xml:space="preserve">Start with assistance</w:t>
+          <w:numId w:val="1029"/>
+        </w:numPr>
+      </w:pPr>
+      <w:r>
+        <w:t xml:space="preserve">Men: 75mL/hour x 16 hours = 5 cartons</w:t>
       </w:r>
     </w:p>
     <w:p>
@@ -2652,11 +2877,173 @@
         <w:pStyle w:val="Compact"/>
         <w:numPr>
           <w:ilvl w:val="1"/>
-          <w:numId w:val="1027"/>
-        </w:numPr>
-      </w:pPr>
-      <w:r>
-        <w:t xml:space="preserve">Improves lung function</w:t>
+          <w:numId w:val="1029"/>
+        </w:numPr>
+      </w:pPr>
+      <w:r>
+        <w:t xml:space="preserve">Women: 60mL/hour x 16 hours = 4 cartons</w:t>
+      </w:r>
+    </w:p>
+    <w:p>
+      <w:pPr>
+        <w:pStyle w:val="Compact"/>
+        <w:numPr>
+          <w:ilvl w:val="0"/>
+          <w:numId w:val="1028"/>
+        </w:numPr>
+      </w:pPr>
+      <w:r>
+        <w:t xml:space="preserve">Water 240ml (8oz) via syringe 4x/day</w:t>
+      </w:r>
+    </w:p>
+    <w:p>
+      <w:pPr>
+        <w:pStyle w:val="FirstParagraph"/>
+      </w:pPr>
+      <w:r>
+        <w:t xml:space="preserve">Hospital nurses will teach use of the feeding tube</w:t>
+      </w:r>
+    </w:p>
+    <w:bookmarkEnd w:id="103"/>
+    <w:bookmarkStart w:id="104" w:name="jejunostomy-feeds-with-diabetes"/>
+    <w:p>
+      <w:pPr>
+        <w:pStyle w:val="Heading2"/>
+      </w:pPr>
+      <w:r>
+        <w:t xml:space="preserve">34 Jejunostomy Feeds with Diabetes</w:t>
+      </w:r>
+    </w:p>
+    <w:p>
+      <w:pPr>
+        <w:pStyle w:val="FirstParagraph"/>
+      </w:pPr>
+      <w:r>
+        <w:t xml:space="preserve">Jejunostomy feedings elevate blood sugars</w:t>
+      </w:r>
+    </w:p>
+    <w:p>
+      <w:pPr>
+        <w:pStyle w:val="Compact"/>
+        <w:numPr>
+          <w:ilvl w:val="0"/>
+          <w:numId w:val="1030"/>
+        </w:numPr>
+      </w:pPr>
+      <w:r>
+        <w:t xml:space="preserve">Insulin may be required along with feeds</w:t>
+      </w:r>
+    </w:p>
+    <w:p>
+      <w:pPr>
+        <w:pStyle w:val="FirstParagraph"/>
+      </w:pPr>
+      <w:r>
+        <w:t xml:space="preserve">Typical Pattern for tube feeds</w:t>
+      </w:r>
+    </w:p>
+    <w:p>
+      <w:pPr>
+        <w:pStyle w:val="Compact"/>
+        <w:numPr>
+          <w:ilvl w:val="0"/>
+          <w:numId w:val="1031"/>
+        </w:numPr>
+      </w:pPr>
+      <w:r>
+        <w:t xml:space="preserve">Feeds run via pump from 6pm to 10am</w:t>
+      </w:r>
+    </w:p>
+    <w:p>
+      <w:pPr>
+        <w:pStyle w:val="Compact"/>
+        <w:numPr>
+          <w:ilvl w:val="0"/>
+          <w:numId w:val="1031"/>
+        </w:numPr>
+      </w:pPr>
+      <w:r>
+        <w:t xml:space="preserve">Insulin at 6pm (70/30 insulin)</w:t>
+      </w:r>
+    </w:p>
+    <w:p>
+      <w:pPr>
+        <w:pStyle w:val="Compact"/>
+        <w:numPr>
+          <w:ilvl w:val="0"/>
+          <w:numId w:val="1031"/>
+        </w:numPr>
+      </w:pPr>
+      <w:r>
+        <w:t xml:space="preserve">Insulin at Midnight (70/30 insulin)</w:t>
+      </w:r>
+    </w:p>
+    <w:p>
+      <w:pPr>
+        <w:pStyle w:val="Compact"/>
+        <w:numPr>
+          <w:ilvl w:val="0"/>
+          <w:numId w:val="1031"/>
+        </w:numPr>
+      </w:pPr>
+      <w:r>
+        <w:t xml:space="preserve">No insulin if tube feedings are not run</w:t>
+      </w:r>
+    </w:p>
+    <w:bookmarkEnd w:id="104"/>
+    <w:bookmarkStart w:id="105" w:name="jejunostomy-video"/>
+    <w:p>
+      <w:pPr>
+        <w:pStyle w:val="Heading2"/>
+      </w:pPr>
+      <w:r>
+        <w:t xml:space="preserve">35 Jejunostomy Video</w:t>
+      </w:r>
+    </w:p>
+    <w:bookmarkEnd w:id="105"/>
+    <w:bookmarkStart w:id="106" w:name="activity-after-surgery"/>
+    <w:p>
+      <w:pPr>
+        <w:pStyle w:val="Heading2"/>
+      </w:pPr>
+      <w:r>
+        <w:t xml:space="preserve">36 Activity after Surgery</w:t>
+      </w:r>
+    </w:p>
+    <w:p>
+      <w:pPr>
+        <w:pStyle w:val="Compact"/>
+        <w:numPr>
+          <w:ilvl w:val="0"/>
+          <w:numId w:val="1032"/>
+        </w:numPr>
+      </w:pPr>
+      <w:r>
+        <w:t xml:space="preserve">Up in chair most of the day</w:t>
+      </w:r>
+    </w:p>
+    <w:p>
+      <w:pPr>
+        <w:pStyle w:val="Compact"/>
+        <w:numPr>
+          <w:ilvl w:val="0"/>
+          <w:numId w:val="1032"/>
+        </w:numPr>
+      </w:pPr>
+      <w:r>
+        <w:t xml:space="preserve">Walking with help from nurse/Physical Therapist</w:t>
+      </w:r>
+    </w:p>
+    <w:p>
+      <w:pPr>
+        <w:pStyle w:val="Compact"/>
+        <w:numPr>
+          <w:ilvl w:val="0"/>
+          <w:numId w:val="1032"/>
+        </w:numPr>
+      </w:pPr>
+      <w:r>
+        <w:t xml:space="preserve">Goals:</w:t>
       </w:r>
     </w:p>
     <w:p>
@@ -2664,21 +3051,33 @@
         <w:pStyle w:val="Compact"/>
         <w:numPr>
           <w:ilvl w:val="1"/>
-          <w:numId w:val="1027"/>
-        </w:numPr>
-      </w:pPr>
-      <w:r>
-        <w:t xml:space="preserve">Prevents loss of muscle strength</w:t>
-      </w:r>
-    </w:p>
-    <w:bookmarkEnd w:id="92"/>
-    <w:bookmarkStart w:id="93" w:name="jejunostomy-feeds"/>
+          <w:numId w:val="1033"/>
+        </w:numPr>
+      </w:pPr>
+      <w:r>
+        <w:t xml:space="preserve">Improve lung function</w:t>
+      </w:r>
+    </w:p>
+    <w:p>
+      <w:pPr>
+        <w:pStyle w:val="Compact"/>
+        <w:numPr>
+          <w:ilvl w:val="1"/>
+          <w:numId w:val="1033"/>
+        </w:numPr>
+      </w:pPr>
+      <w:r>
+        <w:t xml:space="preserve">Prevent muscle loss</w:t>
+      </w:r>
+    </w:p>
+    <w:bookmarkEnd w:id="106"/>
+    <w:bookmarkStart w:id="107" w:name="nasogastric-ng-tube"/>
     <w:p>
       <w:pPr>
         <w:pStyle w:val="Heading2"/>
       </w:pPr>
       <w:r>
-        <w:t xml:space="preserve">31 Jejunostomy Feeds</w:t>
+        <w:t xml:space="preserve">37 Nasogastric (NG) Tube</w:t>
       </w:r>
     </w:p>
     <w:p>
@@ -2686,31 +3085,31 @@
         <w:pStyle w:val="FirstParagraph"/>
       </w:pPr>
       <w:r>
-        <w:t xml:space="preserve">Jejunostomy tube feeds</w:t>
-      </w:r>
-    </w:p>
-    <w:p>
-      <w:pPr>
-        <w:pStyle w:val="Compact"/>
-        <w:numPr>
-          <w:ilvl w:val="0"/>
-          <w:numId w:val="1028"/>
-        </w:numPr>
-      </w:pPr>
-      <w:r>
-        <w:t xml:space="preserve">Start continuous (24 hours)</w:t>
-      </w:r>
-    </w:p>
-    <w:p>
-      <w:pPr>
-        <w:pStyle w:val="Compact"/>
-        <w:numPr>
-          <w:ilvl w:val="0"/>
-          <w:numId w:val="1028"/>
-        </w:numPr>
-      </w:pPr>
-      <w:r>
-        <w:t xml:space="preserve">Convert to night-time only (16 hours)</w:t>
+        <w:t xml:space="preserve">Tube passed through nose into stomach</w:t>
+      </w:r>
+    </w:p>
+    <w:p>
+      <w:pPr>
+        <w:pStyle w:val="Compact"/>
+        <w:numPr>
+          <w:ilvl w:val="0"/>
+          <w:numId w:val="1034"/>
+        </w:numPr>
+      </w:pPr>
+      <w:r>
+        <w:t xml:space="preserve">Drains fluid from stomach</w:t>
+      </w:r>
+    </w:p>
+    <w:p>
+      <w:pPr>
+        <w:pStyle w:val="Compact"/>
+        <w:numPr>
+          <w:ilvl w:val="0"/>
+          <w:numId w:val="1034"/>
+        </w:numPr>
+      </w:pPr>
+      <w:r>
+        <w:t xml:space="preserve">Prevents vomiting</w:t>
       </w:r>
     </w:p>
     <w:p>
@@ -2718,341 +3117,15 @@
         <w:pStyle w:val="FirstParagraph"/>
       </w:pPr>
       <w:r>
-        <w:t xml:space="preserve">Water administered through feeding tube</w:t>
-      </w:r>
-    </w:p>
-    <w:p>
-      <w:pPr>
-        <w:pStyle w:val="Compact"/>
-        <w:numPr>
-          <w:ilvl w:val="0"/>
-          <w:numId w:val="1029"/>
-        </w:numPr>
-      </w:pPr>
-      <w:r>
-        <w:t xml:space="preserve">Usually 8oz 4 times/day</w:t>
-      </w:r>
-    </w:p>
-    <w:p>
-      <w:pPr>
-        <w:pStyle w:val="Compact"/>
-        <w:numPr>
-          <w:ilvl w:val="0"/>
-          <w:numId w:val="1029"/>
-        </w:numPr>
-      </w:pPr>
-      <w:r>
-        <w:t xml:space="preserve">Important to prevent dehydration</w:t>
-      </w:r>
-    </w:p>
-    <w:bookmarkEnd w:id="93"/>
-    <w:bookmarkStart w:id="94" w:name="jejunostomy-tube"/>
-    <w:p>
-      <w:pPr>
-        <w:pStyle w:val="Heading2"/>
-      </w:pPr>
-      <w:r>
-        <w:t xml:space="preserve">32 Jejunostomy Tube</w:t>
-      </w:r>
-    </w:p>
-    <w:bookmarkEnd w:id="94"/>
-    <w:bookmarkStart w:id="95" w:name="jejunostomy-feeding-pump"/>
-    <w:p>
-      <w:pPr>
-        <w:pStyle w:val="Heading2"/>
-      </w:pPr>
-      <w:r>
-        <w:t xml:space="preserve">33 Jejunostomy Feeding Pump</w:t>
-      </w:r>
-    </w:p>
-    <w:bookmarkEnd w:id="95"/>
-    <w:bookmarkStart w:id="96" w:name="jejunostomy-typical-regimen"/>
-    <w:p>
-      <w:pPr>
-        <w:pStyle w:val="Heading2"/>
-      </w:pPr>
-      <w:r>
-        <w:t xml:space="preserve">34 Jejunostomy Typical Regimen</w:t>
-      </w:r>
-    </w:p>
-    <w:p>
-      <w:pPr>
-        <w:pStyle w:val="Compact"/>
-        <w:numPr>
-          <w:ilvl w:val="0"/>
-          <w:numId w:val="1030"/>
-        </w:numPr>
-      </w:pPr>
-      <w:r>
-        <w:t xml:space="preserve">Jejunostomy tube feeds for 16 hours (6pm-10am)</w:t>
-      </w:r>
-    </w:p>
-    <w:p>
-      <w:pPr>
-        <w:pStyle w:val="Compact"/>
-        <w:numPr>
-          <w:ilvl w:val="1"/>
-          <w:numId w:val="1031"/>
-        </w:numPr>
-      </w:pPr>
-      <w:r>
-        <w:t xml:space="preserve">Men: 75mL/hour x 16 hours = 5 cartons</w:t>
-      </w:r>
-    </w:p>
-    <w:p>
-      <w:pPr>
-        <w:pStyle w:val="Compact"/>
-        <w:numPr>
-          <w:ilvl w:val="1"/>
-          <w:numId w:val="1031"/>
-        </w:numPr>
-      </w:pPr>
-      <w:r>
-        <w:t xml:space="preserve">Women: 60mL/hour x 16 hours = 4 cartons</w:t>
-      </w:r>
-    </w:p>
-    <w:p>
-      <w:pPr>
-        <w:pStyle w:val="Compact"/>
-        <w:numPr>
-          <w:ilvl w:val="0"/>
-          <w:numId w:val="1030"/>
-        </w:numPr>
-      </w:pPr>
-      <w:r>
-        <w:t xml:space="preserve">Water 240ml (8oz) via syringe 4x/day</w:t>
-      </w:r>
-    </w:p>
-    <w:p>
-      <w:pPr>
-        <w:pStyle w:val="FirstParagraph"/>
-      </w:pPr>
-      <w:r>
-        <w:t xml:space="preserve">Hospital nurses will teach use of the feeding tube</w:t>
-      </w:r>
-    </w:p>
-    <w:bookmarkEnd w:id="96"/>
-    <w:bookmarkStart w:id="97" w:name="jejunostomy-feeds-with-diabetes"/>
-    <w:p>
-      <w:pPr>
-        <w:pStyle w:val="Heading2"/>
-      </w:pPr>
-      <w:r>
-        <w:t xml:space="preserve">35 Jejunostomy Feeds with Diabetes</w:t>
-      </w:r>
-    </w:p>
-    <w:p>
-      <w:pPr>
-        <w:pStyle w:val="FirstParagraph"/>
-      </w:pPr>
-      <w:r>
-        <w:t xml:space="preserve">Jejunostomy feedings elevate blood sugars</w:t>
-      </w:r>
-    </w:p>
-    <w:p>
-      <w:pPr>
-        <w:pStyle w:val="Compact"/>
-        <w:numPr>
-          <w:ilvl w:val="0"/>
-          <w:numId w:val="1032"/>
-        </w:numPr>
-      </w:pPr>
-      <w:r>
-        <w:t xml:space="preserve">Insulin may be required along with feeds</w:t>
-      </w:r>
-    </w:p>
-    <w:p>
-      <w:pPr>
-        <w:pStyle w:val="FirstParagraph"/>
-      </w:pPr>
-      <w:r>
-        <w:t xml:space="preserve">Typical Pattern for tube feeds</w:t>
-      </w:r>
-    </w:p>
-    <w:p>
-      <w:pPr>
-        <w:pStyle w:val="Compact"/>
-        <w:numPr>
-          <w:ilvl w:val="0"/>
-          <w:numId w:val="1033"/>
-        </w:numPr>
-      </w:pPr>
-      <w:r>
-        <w:t xml:space="preserve">Feeds run via pump from 6pm to 10am</w:t>
-      </w:r>
-    </w:p>
-    <w:p>
-      <w:pPr>
-        <w:pStyle w:val="Compact"/>
-        <w:numPr>
-          <w:ilvl w:val="0"/>
-          <w:numId w:val="1033"/>
-        </w:numPr>
-      </w:pPr>
-      <w:r>
-        <w:t xml:space="preserve">Insulin at 6pm (70/30 insulin)</w:t>
-      </w:r>
-    </w:p>
-    <w:p>
-      <w:pPr>
-        <w:pStyle w:val="Compact"/>
-        <w:numPr>
-          <w:ilvl w:val="0"/>
-          <w:numId w:val="1033"/>
-        </w:numPr>
-      </w:pPr>
-      <w:r>
-        <w:t xml:space="preserve">Insulin at Midnight (70/30 insulin)</w:t>
-      </w:r>
-    </w:p>
-    <w:p>
-      <w:pPr>
-        <w:pStyle w:val="Compact"/>
-        <w:numPr>
-          <w:ilvl w:val="0"/>
-          <w:numId w:val="1033"/>
-        </w:numPr>
-      </w:pPr>
-      <w:r>
-        <w:t xml:space="preserve">No insulin if tube feedings are not run</w:t>
-      </w:r>
-    </w:p>
-    <w:bookmarkEnd w:id="97"/>
-    <w:bookmarkStart w:id="98" w:name="jejunostomy-video"/>
-    <w:p>
-      <w:pPr>
-        <w:pStyle w:val="Heading2"/>
-      </w:pPr>
-      <w:r>
-        <w:t xml:space="preserve">36 Jejunostomy Video</w:t>
-      </w:r>
-    </w:p>
-    <w:bookmarkEnd w:id="98"/>
-    <w:bookmarkStart w:id="99" w:name="activity-after-surgery"/>
-    <w:p>
-      <w:pPr>
-        <w:pStyle w:val="Heading2"/>
-      </w:pPr>
-      <w:r>
-        <w:t xml:space="preserve">37 Activity after Surgery</w:t>
-      </w:r>
-    </w:p>
-    <w:p>
-      <w:pPr>
-        <w:pStyle w:val="Compact"/>
-        <w:numPr>
-          <w:ilvl w:val="0"/>
-          <w:numId w:val="1034"/>
-        </w:numPr>
-      </w:pPr>
-      <w:r>
-        <w:t xml:space="preserve">Up in chair most of the day</w:t>
-      </w:r>
-    </w:p>
-    <w:p>
-      <w:pPr>
-        <w:pStyle w:val="Compact"/>
-        <w:numPr>
-          <w:ilvl w:val="0"/>
-          <w:numId w:val="1034"/>
-        </w:numPr>
-      </w:pPr>
-      <w:r>
-        <w:t xml:space="preserve">Walking with help from nurse/Physical Therapist</w:t>
-      </w:r>
-    </w:p>
-    <w:p>
-      <w:pPr>
-        <w:pStyle w:val="Compact"/>
-        <w:numPr>
-          <w:ilvl w:val="0"/>
-          <w:numId w:val="1034"/>
-        </w:numPr>
-      </w:pPr>
-      <w:r>
-        <w:t xml:space="preserve">Goals:</w:t>
-      </w:r>
-    </w:p>
-    <w:p>
-      <w:pPr>
-        <w:pStyle w:val="Compact"/>
-        <w:numPr>
-          <w:ilvl w:val="1"/>
+        <w:t xml:space="preserve">Upper GI X-ray on 2nd or 3rd day after surgery</w:t>
+      </w:r>
+    </w:p>
+    <w:p>
+      <w:pPr>
+        <w:pStyle w:val="Compact"/>
+        <w:numPr>
+          <w:ilvl w:val="0"/>
           <w:numId w:val="1035"/>
-        </w:numPr>
-      </w:pPr>
-      <w:r>
-        <w:t xml:space="preserve">Improve lung function</w:t>
-      </w:r>
-    </w:p>
-    <w:p>
-      <w:pPr>
-        <w:pStyle w:val="Compact"/>
-        <w:numPr>
-          <w:ilvl w:val="1"/>
-          <w:numId w:val="1035"/>
-        </w:numPr>
-      </w:pPr>
-      <w:r>
-        <w:t xml:space="preserve">Prevent muscle loss</w:t>
-      </w:r>
-    </w:p>
-    <w:bookmarkEnd w:id="99"/>
-    <w:bookmarkStart w:id="100" w:name="nasogastric-ng-tube"/>
-    <w:p>
-      <w:pPr>
-        <w:pStyle w:val="Heading2"/>
-      </w:pPr>
-      <w:r>
-        <w:t xml:space="preserve">38 Nasogastric (NG) Tube</w:t>
-      </w:r>
-    </w:p>
-    <w:p>
-      <w:pPr>
-        <w:pStyle w:val="FirstParagraph"/>
-      </w:pPr>
-      <w:r>
-        <w:t xml:space="preserve">Tube passed through nose into stomach</w:t>
-      </w:r>
-    </w:p>
-    <w:p>
-      <w:pPr>
-        <w:pStyle w:val="Compact"/>
-        <w:numPr>
-          <w:ilvl w:val="0"/>
-          <w:numId w:val="1036"/>
-        </w:numPr>
-      </w:pPr>
-      <w:r>
-        <w:t xml:space="preserve">Drains fluid from stomach</w:t>
-      </w:r>
-    </w:p>
-    <w:p>
-      <w:pPr>
-        <w:pStyle w:val="Compact"/>
-        <w:numPr>
-          <w:ilvl w:val="0"/>
-          <w:numId w:val="1036"/>
-        </w:numPr>
-      </w:pPr>
-      <w:r>
-        <w:t xml:space="preserve">Prevents vomiting</w:t>
-      </w:r>
-    </w:p>
-    <w:p>
-      <w:pPr>
-        <w:pStyle w:val="FirstParagraph"/>
-      </w:pPr>
-      <w:r>
-        <w:t xml:space="preserve">Upper GI X-ray on 2nd or 3rd day after surgery</w:t>
-      </w:r>
-    </w:p>
-    <w:p>
-      <w:pPr>
-        <w:pStyle w:val="Compact"/>
-        <w:numPr>
-          <w:ilvl w:val="0"/>
-          <w:numId w:val="1037"/>
         </w:numPr>
       </w:pPr>
       <w:r>
@@ -3081,21 +3154,21 @@
         <w:pStyle w:val="Compact"/>
         <w:numPr>
           <w:ilvl w:val="0"/>
-          <w:numId w:val="1037"/>
+          <w:numId w:val="1035"/>
         </w:numPr>
       </w:pPr>
       <w:r>
         <w:t xml:space="preserve">Otherwise, X-ray repeated 2-3 days later</w:t>
       </w:r>
     </w:p>
-    <w:bookmarkEnd w:id="100"/>
-    <w:bookmarkStart w:id="101" w:name="swallowing-evaluation"/>
+    <w:bookmarkEnd w:id="107"/>
+    <w:bookmarkStart w:id="108" w:name="swallowing-evaluation"/>
     <w:p>
       <w:pPr>
         <w:pStyle w:val="Heading2"/>
       </w:pPr>
       <w:r>
-        <w:t xml:space="preserve">39 Swallowing Evaluation</w:t>
+        <w:t xml:space="preserve">38 Swallowing Evaluation</w:t>
       </w:r>
     </w:p>
     <w:p>
@@ -3119,7 +3192,7 @@
         <w:pStyle w:val="Compact"/>
         <w:numPr>
           <w:ilvl w:val="0"/>
-          <w:numId w:val="1038"/>
+          <w:numId w:val="1036"/>
         </w:numPr>
       </w:pPr>
       <w:r>
@@ -3131,7 +3204,7 @@
         <w:pStyle w:val="Compact"/>
         <w:numPr>
           <w:ilvl w:val="0"/>
-          <w:numId w:val="1038"/>
+          <w:numId w:val="1036"/>
         </w:numPr>
       </w:pPr>
       <w:r>
@@ -3143,7 +3216,7 @@
         <w:pStyle w:val="Compact"/>
         <w:numPr>
           <w:ilvl w:val="0"/>
-          <w:numId w:val="1038"/>
+          <w:numId w:val="1036"/>
         </w:numPr>
       </w:pPr>
       <w:r>
@@ -3167,14 +3240,125 @@
         <w:t xml:space="preserve">liquids started by mouth</w:t>
       </w:r>
     </w:p>
-    <w:bookmarkEnd w:id="101"/>
-    <w:bookmarkStart w:id="102" w:name="jejunostomy-feeding"/>
+    <w:bookmarkEnd w:id="108"/>
+    <w:bookmarkStart w:id="109" w:name="oral-intake-at-home"/>
     <w:p>
       <w:pPr>
         <w:pStyle w:val="Heading2"/>
       </w:pPr>
       <w:r>
-        <w:t xml:space="preserve">40 Jejunostomy feeding</w:t>
+        <w:t xml:space="preserve">39 Oral Intake at Home</w:t>
+      </w:r>
+    </w:p>
+    <w:p>
+      <w:pPr>
+        <w:pStyle w:val="FirstParagraph"/>
+      </w:pPr>
+      <w:r>
+        <w:t xml:space="preserve">Most are taking protein shakes when they go home</w:t>
+      </w:r>
+    </w:p>
+    <w:p>
+      <w:pPr>
+        <w:pStyle w:val="BodyText"/>
+      </w:pPr>
+      <w:r>
+        <w:t xml:space="preserve">Protein shakes are started after tolerating water</w:t>
+      </w:r>
+      <w:r>
+        <w:br/>
+      </w:r>
+    </w:p>
+    <w:p>
+      <w:pPr>
+        <w:pStyle w:val="Compact"/>
+        <w:numPr>
+          <w:ilvl w:val="0"/>
+          <w:numId w:val="1037"/>
+        </w:numPr>
+      </w:pPr>
+      <w:r>
+        <w:t xml:space="preserve">2 oz per hour to start</w:t>
+      </w:r>
+    </w:p>
+    <w:p>
+      <w:pPr>
+        <w:pStyle w:val="Compact"/>
+        <w:numPr>
+          <w:ilvl w:val="0"/>
+          <w:numId w:val="1037"/>
+        </w:numPr>
+      </w:pPr>
+      <w:r>
+        <w:t xml:space="preserve">4 oz per hour if 2oz are tolerated well</w:t>
+      </w:r>
+    </w:p>
+    <w:bookmarkEnd w:id="109"/>
+    <w:bookmarkStart w:id="110" w:name="drains-and-tubes"/>
+    <w:p>
+      <w:pPr>
+        <w:pStyle w:val="Heading2"/>
+      </w:pPr>
+      <w:r>
+        <w:t xml:space="preserve">40 Drains and Tubes</w:t>
+      </w:r>
+    </w:p>
+    <w:p>
+      <w:pPr>
+        <w:pStyle w:val="FirstParagraph"/>
+      </w:pPr>
+      <w:r>
+        <w:t xml:space="preserve">Chest Tube (right side): Removed 4-6 days after surgery (depending upon output)</w:t>
+      </w:r>
+      <w:r>
+        <w:t xml:space="preserve"> </w:t>
+      </w:r>
+      <w:r>
+        <w:t xml:space="preserve">Abdominal drains: Removed 4-7 days after surgery</w:t>
+      </w:r>
+    </w:p>
+    <w:p>
+      <w:pPr>
+        <w:pStyle w:val="Compact"/>
+        <w:numPr>
+          <w:ilvl w:val="0"/>
+          <w:numId w:val="1038"/>
+        </w:numPr>
+      </w:pPr>
+      <w:r>
+        <w:t xml:space="preserve">Discharge with 1 abdominal drain in 10% of cases</w:t>
+      </w:r>
+    </w:p>
+    <w:p>
+      <w:pPr>
+        <w:pStyle w:val="FirstParagraph"/>
+      </w:pPr>
+      <w:r>
+        <w:t xml:space="preserve">Epidural catheter: Removed 4-5 days after surgery</w:t>
+      </w:r>
+      <w:r>
+        <w:t xml:space="preserve"> </w:t>
+      </w:r>
+      <w:r>
+        <w:t xml:space="preserve">Bladder catheter: Removed after epidural catheter removed</w:t>
+      </w:r>
+    </w:p>
+    <w:bookmarkEnd w:id="110"/>
+    <w:bookmarkStart w:id="111" w:name="discharge"/>
+    <w:p>
+      <w:pPr>
+        <w:pStyle w:val="Heading2"/>
+      </w:pPr>
+      <w:r>
+        <w:t xml:space="preserve">41 Discharge</w:t>
+      </w:r>
+    </w:p>
+    <w:p>
+      <w:pPr>
+        <w:pStyle w:val="FirstParagraph"/>
+      </w:pPr>
+      <w:r>
+        <w:t xml:space="preserve">Goal: ready to leave day #7 after surgery</w:t>
       </w:r>
     </w:p>
     <w:p>
@@ -3186,7 +3370,7 @@
         </w:numPr>
       </w:pPr>
       <w:r>
-        <w:t xml:space="preserve">Start with continuous feeds (24 hours/day)</w:t>
+        <w:t xml:space="preserve">Night-time tube feedings (6pm to 10am)</w:t>
       </w:r>
     </w:p>
     <w:p>
@@ -3198,7 +3382,65 @@
         </w:numPr>
       </w:pPr>
       <w:r>
-        <w:t xml:space="preserve">Convert to nocturnal (night-time): 6pm to 10pm</w:t>
+        <w:t xml:space="preserve">Nutrition by mouth (90% of patients)</w:t>
+      </w:r>
+    </w:p>
+    <w:p>
+      <w:pPr>
+        <w:pStyle w:val="Compact"/>
+        <w:numPr>
+          <w:ilvl w:val="1"/>
+          <w:numId w:val="1040"/>
+        </w:numPr>
+      </w:pPr>
+      <w:r>
+        <w:t xml:space="preserve">Protein shakes or water 4oz every 2 hours</w:t>
+      </w:r>
+    </w:p>
+    <w:p>
+      <w:pPr>
+        <w:pStyle w:val="Compact"/>
+        <w:numPr>
+          <w:ilvl w:val="0"/>
+          <w:numId w:val="1039"/>
+        </w:numPr>
+      </w:pPr>
+      <w:r>
+        <w:t xml:space="preserve">Water through tube 8oz four times per day</w:t>
+      </w:r>
+    </w:p>
+    <w:p>
+      <w:pPr>
+        <w:pStyle w:val="Compact"/>
+        <w:numPr>
+          <w:ilvl w:val="0"/>
+          <w:numId w:val="1039"/>
+        </w:numPr>
+      </w:pPr>
+      <w:r>
+        <w:t xml:space="preserve">Home care nursing (feeding tube teaching)</w:t>
+      </w:r>
+    </w:p>
+    <w:p>
+      <w:pPr>
+        <w:pStyle w:val="Compact"/>
+        <w:numPr>
+          <w:ilvl w:val="0"/>
+          <w:numId w:val="1039"/>
+        </w:numPr>
+      </w:pPr>
+      <w:r>
+        <w:t xml:space="preserve">Home infusion (tube feeding supplies)</w:t>
+      </w:r>
+    </w:p>
+    <w:bookmarkEnd w:id="111"/>
+    <w:bookmarkStart w:id="112" w:name="nutrition-after-surgery"/>
+    <w:p>
+      <w:pPr>
+        <w:pStyle w:val="Heading2"/>
+      </w:pPr>
+      <w:r>
+        <w:t xml:space="preserve">42 Nutrition after Surgery</w:t>
       </w:r>
     </w:p>
     <w:p>
@@ -3206,7 +3448,59 @@
         <w:pStyle w:val="FirstParagraph"/>
       </w:pPr>
       <w:r>
-        <w:t xml:space="preserve">The feeding bag holds only 4 cartons of feeds - May need to “top off’ bag after a few hours</w:t>
+        <w:t xml:space="preserve">At discharge home:</w:t>
+      </w:r>
+    </w:p>
+    <w:p>
+      <w:pPr>
+        <w:pStyle w:val="Compact"/>
+        <w:numPr>
+          <w:ilvl w:val="0"/>
+          <w:numId w:val="1041"/>
+        </w:numPr>
+      </w:pPr>
+      <w:r>
+        <w:t xml:space="preserve">Protein shakes 4oz every 2 hrs</w:t>
+      </w:r>
+    </w:p>
+    <w:p>
+      <w:pPr>
+        <w:pStyle w:val="Compact"/>
+        <w:numPr>
+          <w:ilvl w:val="0"/>
+          <w:numId w:val="1041"/>
+        </w:numPr>
+      </w:pPr>
+      <w:r>
+        <w:t xml:space="preserve">Tube feeds 4-5 cans at night (6pm-10am)</w:t>
+      </w:r>
+    </w:p>
+    <w:p>
+      <w:pPr>
+        <w:pStyle w:val="FirstParagraph"/>
+      </w:pPr>
+      <w:r>
+        <w:t xml:space="preserve">10-12 Days: Increase protein shakes</w:t>
+      </w:r>
+    </w:p>
+    <w:p>
+      <w:pPr>
+        <w:pStyle w:val="Compact"/>
+        <w:numPr>
+          <w:ilvl w:val="0"/>
+          <w:numId w:val="1042"/>
+        </w:numPr>
+      </w:pPr>
+      <w:r>
+        <w:t xml:space="preserve">Tube feeds 3-4 cans at night</w:t>
+      </w:r>
+    </w:p>
+    <w:p>
+      <w:pPr>
+        <w:pStyle w:val="FirstParagraph"/>
+      </w:pPr>
+      <w:r>
+        <w:t xml:space="preserve">Three weeks: Post-esophagectomy Diet</w:t>
       </w:r>
     </w:p>
     <w:p>
@@ -3214,256 +3508,17 @@
         <w:pStyle w:val="BodyText"/>
       </w:pPr>
       <w:r>
-        <w:t xml:space="preserve">Water through the tube - Important to prevent dehydration - 250mL (8 oz) 4 times per day</w:t>
-      </w:r>
-    </w:p>
-    <w:bookmarkEnd w:id="102"/>
-    <w:bookmarkStart w:id="103" w:name="oral-intake-at-home"/>
+        <w:t xml:space="preserve">8-12 weeks: Remove feeding tube (in office)</w:t>
+      </w:r>
+    </w:p>
+    <w:bookmarkEnd w:id="112"/>
+    <w:bookmarkStart w:id="113" w:name="X15701f9deabaab366e08b73bd1ea6f1240694c5"/>
     <w:p>
       <w:pPr>
         <w:pStyle w:val="Heading2"/>
       </w:pPr>
       <w:r>
-        <w:t xml:space="preserve">41 Oral Intake at Home</w:t>
-      </w:r>
-    </w:p>
-    <w:p>
-      <w:pPr>
-        <w:pStyle w:val="FirstParagraph"/>
-      </w:pPr>
-      <w:r>
-        <w:t xml:space="preserve">Most are taking protein shakes when they go home</w:t>
-      </w:r>
-    </w:p>
-    <w:p>
-      <w:pPr>
-        <w:pStyle w:val="BodyText"/>
-      </w:pPr>
-      <w:r>
-        <w:t xml:space="preserve">Protein shakes are started after tolerating water</w:t>
-      </w:r>
-      <w:r>
-        <w:br/>
-      </w:r>
-    </w:p>
-    <w:p>
-      <w:pPr>
-        <w:pStyle w:val="Compact"/>
-        <w:numPr>
-          <w:ilvl w:val="0"/>
-          <w:numId w:val="1040"/>
-        </w:numPr>
-      </w:pPr>
-      <w:r>
-        <w:t xml:space="preserve">2 oz per hour to start</w:t>
-      </w:r>
-    </w:p>
-    <w:p>
-      <w:pPr>
-        <w:pStyle w:val="Compact"/>
-        <w:numPr>
-          <w:ilvl w:val="0"/>
-          <w:numId w:val="1040"/>
-        </w:numPr>
-      </w:pPr>
-      <w:r>
-        <w:t xml:space="preserve">4 oz per hour if 2oz are tolerated well</w:t>
-      </w:r>
-    </w:p>
-    <w:bookmarkEnd w:id="103"/>
-    <w:bookmarkStart w:id="104" w:name="drains-and-tubes"/>
-    <w:p>
-      <w:pPr>
-        <w:pStyle w:val="Heading2"/>
-      </w:pPr>
-      <w:r>
-        <w:t xml:space="preserve">42 Drains and Tubes</w:t>
-      </w:r>
-    </w:p>
-    <w:p>
-      <w:pPr>
-        <w:pStyle w:val="FirstParagraph"/>
-      </w:pPr>
-      <w:r>
-        <w:t xml:space="preserve">Chest Tube (right side): Removed 4-6 days after surgery (depending upon output) Abdomiaal drains: Removed 4-7 days after surgery Discharge with 1 abdominal drain in 10% of cases Epidural catheter: Removed 4-5 days after surgery Bladder catheter: Removed after epicura catheter removed</w:t>
-      </w:r>
-    </w:p>
-    <w:bookmarkEnd w:id="104"/>
-    <w:bookmarkStart w:id="105" w:name="discharge"/>
-    <w:p>
-      <w:pPr>
-        <w:pStyle w:val="Heading2"/>
-      </w:pPr>
-      <w:r>
-        <w:t xml:space="preserve">43 Discharge</w:t>
-      </w:r>
-    </w:p>
-    <w:p>
-      <w:pPr>
-        <w:pStyle w:val="FirstParagraph"/>
-      </w:pPr>
-      <w:r>
-        <w:t xml:space="preserve">Goal: ready to leave day #7 after surgery</w:t>
-      </w:r>
-    </w:p>
-    <w:p>
-      <w:pPr>
-        <w:pStyle w:val="Compact"/>
-        <w:numPr>
-          <w:ilvl w:val="0"/>
-          <w:numId w:val="1041"/>
-        </w:numPr>
-      </w:pPr>
-      <w:r>
-        <w:t xml:space="preserve">Night-time tube feedings (6pm to 10am)</w:t>
-      </w:r>
-    </w:p>
-    <w:p>
-      <w:pPr>
-        <w:pStyle w:val="Compact"/>
-        <w:numPr>
-          <w:ilvl w:val="0"/>
-          <w:numId w:val="1041"/>
-        </w:numPr>
-      </w:pPr>
-      <w:r>
-        <w:t xml:space="preserve">Nutrition by mouth (90% of patients)</w:t>
-      </w:r>
-    </w:p>
-    <w:p>
-      <w:pPr>
-        <w:pStyle w:val="Compact"/>
-        <w:numPr>
-          <w:ilvl w:val="1"/>
-          <w:numId w:val="1042"/>
-        </w:numPr>
-      </w:pPr>
-      <w:r>
-        <w:t xml:space="preserve">Protein shakes or water 4oz every 2 hours</w:t>
-      </w:r>
-    </w:p>
-    <w:p>
-      <w:pPr>
-        <w:pStyle w:val="Compact"/>
-        <w:numPr>
-          <w:ilvl w:val="0"/>
-          <w:numId w:val="1041"/>
-        </w:numPr>
-      </w:pPr>
-      <w:r>
-        <w:t xml:space="preserve">Water through tube 8oz four times per day</w:t>
-      </w:r>
-    </w:p>
-    <w:p>
-      <w:pPr>
-        <w:pStyle w:val="Compact"/>
-        <w:numPr>
-          <w:ilvl w:val="0"/>
-          <w:numId w:val="1041"/>
-        </w:numPr>
-      </w:pPr>
-      <w:r>
-        <w:t xml:space="preserve">Home care nursing (feeding tube teaching)</w:t>
-      </w:r>
-    </w:p>
-    <w:p>
-      <w:pPr>
-        <w:pStyle w:val="Compact"/>
-        <w:numPr>
-          <w:ilvl w:val="0"/>
-          <w:numId w:val="1041"/>
-        </w:numPr>
-      </w:pPr>
-      <w:r>
-        <w:t xml:space="preserve">Home infusion (tube feeding supplies)</w:t>
-      </w:r>
-    </w:p>
-    <w:bookmarkEnd w:id="105"/>
-    <w:bookmarkStart w:id="106" w:name="nutrition-after-surgery"/>
-    <w:p>
-      <w:pPr>
-        <w:pStyle w:val="Heading2"/>
-      </w:pPr>
-      <w:r>
-        <w:t xml:space="preserve">44 Nutrition after Surgery</w:t>
-      </w:r>
-    </w:p>
-    <w:p>
-      <w:pPr>
-        <w:pStyle w:val="FirstParagraph"/>
-      </w:pPr>
-      <w:r>
-        <w:t xml:space="preserve">At discharge home:</w:t>
-      </w:r>
-    </w:p>
-    <w:p>
-      <w:pPr>
-        <w:pStyle w:val="Compact"/>
-        <w:numPr>
-          <w:ilvl w:val="0"/>
-          <w:numId w:val="1043"/>
-        </w:numPr>
-      </w:pPr>
-      <w:r>
-        <w:t xml:space="preserve">Protein shakes 4oz every 2 hrs</w:t>
-      </w:r>
-    </w:p>
-    <w:p>
-      <w:pPr>
-        <w:pStyle w:val="Compact"/>
-        <w:numPr>
-          <w:ilvl w:val="0"/>
-          <w:numId w:val="1043"/>
-        </w:numPr>
-      </w:pPr>
-      <w:r>
-        <w:t xml:space="preserve">Tube feeds 4-5 cans at night (6pm-10am)</w:t>
-      </w:r>
-    </w:p>
-    <w:p>
-      <w:pPr>
-        <w:pStyle w:val="FirstParagraph"/>
-      </w:pPr>
-      <w:r>
-        <w:t xml:space="preserve">10-12 Days: Increase protein shakes</w:t>
-      </w:r>
-    </w:p>
-    <w:p>
-      <w:pPr>
-        <w:pStyle w:val="Compact"/>
-        <w:numPr>
-          <w:ilvl w:val="0"/>
-          <w:numId w:val="1044"/>
-        </w:numPr>
-      </w:pPr>
-      <w:r>
-        <w:t xml:space="preserve">Tube feeds 3-4 cans at night</w:t>
-      </w:r>
-    </w:p>
-    <w:p>
-      <w:pPr>
-        <w:pStyle w:val="FirstParagraph"/>
-      </w:pPr>
-      <w:r>
-        <w:t xml:space="preserve">Three weeks: Post-esophagectomy Diet</w:t>
-      </w:r>
-    </w:p>
-    <w:p>
-      <w:pPr>
-        <w:pStyle w:val="BodyText"/>
-      </w:pPr>
-      <w:r>
-        <w:t xml:space="preserve">8-12 weeks: Remove feeding tube (in office)</w:t>
-      </w:r>
-    </w:p>
-    <w:bookmarkEnd w:id="106"/>
-    <w:bookmarkStart w:id="107" w:name="X15701f9deabaab366e08b73bd1ea6f1240694c5"/>
-    <w:p>
-      <w:pPr>
-        <w:pStyle w:val="Heading2"/>
-      </w:pPr>
-      <w:r>
-        <w:t xml:space="preserve">45 Transition from Tube Feeds</w:t>
+        <w:t xml:space="preserve">43 Transition from Tube Feeds</w:t>
       </w:r>
       <w:r>
         <w:t xml:space="preserve"> </w:t>
@@ -3496,7 +3551,7 @@
         <w:pStyle w:val="Compact"/>
         <w:numPr>
           <w:ilvl w:val="0"/>
-          <w:numId w:val="1045"/>
+          <w:numId w:val="1043"/>
         </w:numPr>
       </w:pPr>
       <w:r>
@@ -3508,7 +3563,7 @@
         <w:pStyle w:val="Compact"/>
         <w:numPr>
           <w:ilvl w:val="0"/>
-          <w:numId w:val="1045"/>
+          <w:numId w:val="1043"/>
         </w:numPr>
       </w:pPr>
       <w:r>
@@ -3520,7 +3575,7 @@
         <w:pStyle w:val="Compact"/>
         <w:numPr>
           <w:ilvl w:val="1"/>
-          <w:numId w:val="1046"/>
+          <w:numId w:val="1044"/>
         </w:numPr>
       </w:pPr>
       <w:r>
@@ -3532,7 +3587,7 @@
         <w:pStyle w:val="Compact"/>
         <w:numPr>
           <w:ilvl w:val="0"/>
-          <w:numId w:val="1045"/>
+          <w:numId w:val="1043"/>
         </w:numPr>
       </w:pPr>
       <w:r>
@@ -3569,21 +3624,151 @@
         <w:pStyle w:val="Compact"/>
         <w:numPr>
           <w:ilvl w:val="0"/>
+          <w:numId w:val="1045"/>
+        </w:numPr>
+      </w:pPr>
+      <w:r>
+        <w:t xml:space="preserve">Three meals + 2-3 high-protein snacks</w:t>
+      </w:r>
+    </w:p>
+    <w:bookmarkEnd w:id="113"/>
+    <w:bookmarkStart w:id="114" w:name="post-esophagectomy-diet"/>
+    <w:p>
+      <w:pPr>
+        <w:pStyle w:val="Heading2"/>
+      </w:pPr>
+      <w:r>
+        <w:t xml:space="preserve">44 Post-esophagectomy Diet</w:t>
+      </w:r>
+    </w:p>
+    <w:p>
+      <w:pPr>
+        <w:pStyle w:val="Compact"/>
+        <w:numPr>
+          <w:ilvl w:val="0"/>
+          <w:numId w:val="1046"/>
+        </w:numPr>
+      </w:pPr>
+      <w:r>
+        <w:t xml:space="preserve">Soft Consistency</w:t>
+      </w:r>
+    </w:p>
+    <w:p>
+      <w:pPr>
+        <w:pStyle w:val="Compact"/>
+        <w:numPr>
+          <w:ilvl w:val="0"/>
+          <w:numId w:val="1046"/>
+        </w:numPr>
+      </w:pPr>
+      <w:r>
+        <w:t xml:space="preserve">High Protein</w:t>
+      </w:r>
+    </w:p>
+    <w:p>
+      <w:pPr>
+        <w:pStyle w:val="Compact"/>
+        <w:numPr>
+          <w:ilvl w:val="0"/>
+          <w:numId w:val="1046"/>
+        </w:numPr>
+      </w:pPr>
+      <w:r>
+        <w:t xml:space="preserve">Avoid sugary liquids (can cause ‘dumping’)</w:t>
+      </w:r>
+    </w:p>
+    <w:p>
+      <w:pPr>
+        <w:pStyle w:val="Compact"/>
+        <w:numPr>
+          <w:ilvl w:val="0"/>
+          <w:numId w:val="1046"/>
+        </w:numPr>
+      </w:pPr>
+      <w:r>
+        <w:t xml:space="preserve">Avoid raw vegetables (and salads)</w:t>
+      </w:r>
+    </w:p>
+    <w:p>
+      <w:pPr>
+        <w:pStyle w:val="Compact"/>
+        <w:numPr>
+          <w:ilvl w:val="0"/>
+          <w:numId w:val="1046"/>
+        </w:numPr>
+      </w:pPr>
+      <w:r>
+        <w:t xml:space="preserve">Eating</w:t>
+      </w:r>
+    </w:p>
+    <w:p>
+      <w:pPr>
+        <w:pStyle w:val="Compact"/>
+        <w:numPr>
+          <w:ilvl w:val="1"/>
           <w:numId w:val="1047"/>
         </w:numPr>
       </w:pPr>
       <w:r>
-        <w:t xml:space="preserve">Three meals + 2-3 high-protein snacks</w:t>
-      </w:r>
-    </w:p>
-    <w:bookmarkEnd w:id="107"/>
-    <w:bookmarkStart w:id="108" w:name="post-esophagectomy-diet"/>
+        <w:t xml:space="preserve">Small, frequent meals</w:t>
+      </w:r>
+    </w:p>
+    <w:p>
+      <w:pPr>
+        <w:pStyle w:val="Compact"/>
+        <w:numPr>
+          <w:ilvl w:val="1"/>
+          <w:numId w:val="1047"/>
+        </w:numPr>
+      </w:pPr>
+      <w:r>
+        <w:t xml:space="preserve">Sit up for 30-45 minutes after eating</w:t>
+      </w:r>
+    </w:p>
+    <w:p>
+      <w:pPr>
+        <w:pStyle w:val="Compact"/>
+        <w:numPr>
+          <w:ilvl w:val="1"/>
+          <w:numId w:val="1047"/>
+        </w:numPr>
+      </w:pPr>
+      <w:r>
+        <w:t xml:space="preserve">Avoid eating within 2 hours of bedtime</w:t>
+      </w:r>
+    </w:p>
+    <w:bookmarkEnd w:id="114"/>
+    <w:bookmarkStart w:id="115" w:name="medicines-at-home---pain"/>
     <w:p>
       <w:pPr>
         <w:pStyle w:val="Heading2"/>
       </w:pPr>
       <w:r>
-        <w:t xml:space="preserve">46 Post-esophagectomy Diet</w:t>
+        <w:t xml:space="preserve">45 Medicines at Home - Pain</w:t>
+      </w:r>
+    </w:p>
+    <w:p>
+      <w:pPr>
+        <w:pStyle w:val="FirstParagraph"/>
+      </w:pPr>
+      <w:r>
+        <w:t xml:space="preserve">Acetaminophen (Tylenol) 1000mg 4x/day</w:t>
+      </w:r>
+    </w:p>
+    <w:p>
+      <w:pPr>
+        <w:pStyle w:val="BodyText"/>
+      </w:pPr>
+      <w:r>
+        <w:t xml:space="preserve">Gabapentin 300mg 3 times/day</w:t>
+      </w:r>
+    </w:p>
+    <w:p>
+      <w:pPr>
+        <w:pStyle w:val="BodyText"/>
+      </w:pPr>
+      <w:r>
+        <w:t xml:space="preserve">Oxycodone</w:t>
       </w:r>
     </w:p>
     <w:p>
@@ -3595,7 +3780,7 @@
         </w:numPr>
       </w:pPr>
       <w:r>
-        <w:t xml:space="preserve">Soft Consistency</w:t>
+        <w:t xml:space="preserve">As needed in addition to Tylenol/gabapentin</w:t>
       </w:r>
     </w:p>
     <w:p>
@@ -3607,7 +3792,7 @@
         </w:numPr>
       </w:pPr>
       <w:r>
-        <w:t xml:space="preserve">High Protein</w:t>
+        <w:t xml:space="preserve">Will begin reducing dose at first postop visit</w:t>
       </w:r>
     </w:p>
     <w:p>
@@ -3619,7 +3804,7 @@
         </w:numPr>
       </w:pPr>
       <w:r>
-        <w:t xml:space="preserve">Avoid sugary liquids (can cause ‘dumping’)</w:t>
+        <w:t xml:space="preserve">Can usually discontinue by 4 weeks</w:t>
       </w:r>
     </w:p>
     <w:p>
@@ -3631,65 +3816,67 @@
         </w:numPr>
       </w:pPr>
       <w:r>
-        <w:t xml:space="preserve">Avoid raw vegetables (and salads)</w:t>
-      </w:r>
-    </w:p>
-    <w:p>
-      <w:pPr>
-        <w:pStyle w:val="Compact"/>
-        <w:numPr>
-          <w:ilvl w:val="0"/>
-          <w:numId w:val="1048"/>
-        </w:numPr>
-      </w:pPr>
-      <w:r>
-        <w:t xml:space="preserve">Eating</w:t>
-      </w:r>
-    </w:p>
-    <w:p>
-      <w:pPr>
-        <w:pStyle w:val="Compact"/>
-        <w:numPr>
-          <w:ilvl w:val="1"/>
+        <w:t xml:space="preserve">NO DRIVING WHILE ON OXYCODONE</w:t>
+      </w:r>
+    </w:p>
+    <w:bookmarkEnd w:id="115"/>
+    <w:bookmarkStart w:id="116" w:name="non-steroidals-anti-inflammatory-nsaid"/>
+    <w:p>
+      <w:pPr>
+        <w:pStyle w:val="Heading2"/>
+      </w:pPr>
+      <w:r>
+        <w:t xml:space="preserve">46 Non-steroidals Anti Inflammatory (NSAID)</w:t>
+      </w:r>
+    </w:p>
+    <w:p>
+      <w:pPr>
+        <w:pStyle w:val="FirstParagraph"/>
+      </w:pPr>
+      <w:r>
+        <w:t xml:space="preserve">Non-steroidal anti-inflammatories (Celebrex)</w:t>
+      </w:r>
+    </w:p>
+    <w:p>
+      <w:pPr>
+        <w:pStyle w:val="Compact"/>
+        <w:numPr>
+          <w:ilvl w:val="0"/>
           <w:numId w:val="1049"/>
         </w:numPr>
       </w:pPr>
       <w:r>
-        <w:t xml:space="preserve">Small, frequent meals</w:t>
-      </w:r>
-    </w:p>
-    <w:p>
-      <w:pPr>
-        <w:pStyle w:val="Compact"/>
-        <w:numPr>
-          <w:ilvl w:val="1"/>
-          <w:numId w:val="1049"/>
-        </w:numPr>
-      </w:pPr>
-      <w:r>
-        <w:t xml:space="preserve">Sit up for 30-45 minutes after eating</w:t>
-      </w:r>
-    </w:p>
-    <w:p>
-      <w:pPr>
-        <w:pStyle w:val="Compact"/>
-        <w:numPr>
-          <w:ilvl w:val="1"/>
-          <w:numId w:val="1049"/>
-        </w:numPr>
-      </w:pPr>
-      <w:r>
-        <w:t xml:space="preserve">Avoid eating within 2 hours of bedtime</w:t>
-      </w:r>
-    </w:p>
-    <w:bookmarkEnd w:id="108"/>
-    <w:bookmarkStart w:id="109" w:name="medicines-at-home---pain"/>
+        <w:t xml:space="preserve">200 mg every 12 hours starting at 2 weeks</w:t>
+      </w:r>
+    </w:p>
+    <w:p>
+      <w:pPr>
+        <w:pStyle w:val="FirstParagraph"/>
+      </w:pPr>
+      <w:r>
+        <w:t xml:space="preserve">NO GOODY POWDERS OR BCs</w:t>
+      </w:r>
+    </w:p>
+    <w:p>
+      <w:pPr>
+        <w:pStyle w:val="Compact"/>
+        <w:numPr>
+          <w:ilvl w:val="0"/>
+          <w:numId w:val="1050"/>
+        </w:numPr>
+      </w:pPr>
+      <w:r>
+        <w:t xml:space="preserve">(Can cause permanent scarring at the surgery site)</w:t>
+      </w:r>
+    </w:p>
+    <w:bookmarkEnd w:id="116"/>
+    <w:bookmarkStart w:id="117" w:name="acid-blockers-proton-pump-inhibitors"/>
     <w:p>
       <w:pPr>
         <w:pStyle w:val="Heading2"/>
       </w:pPr>
       <w:r>
-        <w:t xml:space="preserve">47 Medicines at Home - Pain</w:t>
+        <w:t xml:space="preserve">47 Acid Blockers = Proton Pump Inhibitors</w:t>
       </w:r>
     </w:p>
     <w:p>
@@ -3697,81 +3884,53 @@
         <w:pStyle w:val="FirstParagraph"/>
       </w:pPr>
       <w:r>
-        <w:t xml:space="preserve">Acetaminophen (Tylenol) 1000mg 4x/day</w:t>
-      </w:r>
-    </w:p>
-    <w:p>
-      <w:pPr>
-        <w:pStyle w:val="BodyText"/>
-      </w:pPr>
-      <w:r>
-        <w:t xml:space="preserve">Gabapentin 300mg 3 times/day</w:t>
-      </w:r>
-    </w:p>
-    <w:p>
-      <w:pPr>
-        <w:pStyle w:val="BodyText"/>
-      </w:pPr>
-      <w:r>
-        <w:t xml:space="preserve">Oxycodone</w:t>
-      </w:r>
-    </w:p>
-    <w:p>
-      <w:pPr>
-        <w:pStyle w:val="Compact"/>
-        <w:numPr>
-          <w:ilvl w:val="0"/>
-          <w:numId w:val="1050"/>
-        </w:numPr>
-      </w:pPr>
-      <w:r>
-        <w:t xml:space="preserve">As needed in addition to Tylenol/gabapentin</w:t>
-      </w:r>
-    </w:p>
-    <w:p>
-      <w:pPr>
-        <w:pStyle w:val="Compact"/>
-        <w:numPr>
-          <w:ilvl w:val="0"/>
-          <w:numId w:val="1050"/>
-        </w:numPr>
-      </w:pPr>
-      <w:r>
-        <w:t xml:space="preserve">Will begin reducing dose at first postop visit</w:t>
-      </w:r>
-    </w:p>
-    <w:p>
-      <w:pPr>
-        <w:pStyle w:val="Compact"/>
-        <w:numPr>
-          <w:ilvl w:val="0"/>
-          <w:numId w:val="1050"/>
-        </w:numPr>
-      </w:pPr>
-      <w:r>
-        <w:t xml:space="preserve">Can usually discontinue by 4 weeks</w:t>
-      </w:r>
-    </w:p>
-    <w:p>
-      <w:pPr>
-        <w:pStyle w:val="Compact"/>
-        <w:numPr>
-          <w:ilvl w:val="0"/>
-          <w:numId w:val="1050"/>
-        </w:numPr>
-      </w:pPr>
-      <w:r>
-        <w:t xml:space="preserve">NO DRIVING WHILE ON OXYCODONE</w:t>
-      </w:r>
-    </w:p>
-    <w:bookmarkEnd w:id="109"/>
-    <w:bookmarkStart w:id="110" w:name="non-steroidals-anti-inflammatory-nsaid"/>
+        <w:t xml:space="preserve">Examples include ompeprazole and pantoprazole</w:t>
+      </w:r>
+    </w:p>
+    <w:p>
+      <w:pPr>
+        <w:pStyle w:val="Compact"/>
+        <w:numPr>
+          <w:ilvl w:val="0"/>
+          <w:numId w:val="1051"/>
+        </w:numPr>
+      </w:pPr>
+      <w:r>
+        <w:t xml:space="preserve">Will stay on for at 1-2 years to prevent acid reflux</w:t>
+      </w:r>
+    </w:p>
+    <w:p>
+      <w:pPr>
+        <w:pStyle w:val="Compact"/>
+        <w:numPr>
+          <w:ilvl w:val="0"/>
+          <w:numId w:val="1051"/>
+        </w:numPr>
+      </w:pPr>
+      <w:r>
+        <w:t xml:space="preserve">Important in preventing scarring at anastomosis (new connection between esophagus and stomach)</w:t>
+      </w:r>
+    </w:p>
+    <w:p>
+      <w:pPr>
+        <w:pStyle w:val="Compact"/>
+        <w:numPr>
+          <w:ilvl w:val="0"/>
+          <w:numId w:val="1051"/>
+        </w:numPr>
+      </w:pPr>
+      <w:r>
+        <w:t xml:space="preserve">To administer through feeding tube, open capsule and resuspend beads in 60mL (2oz) of water</w:t>
+      </w:r>
+    </w:p>
+    <w:bookmarkEnd w:id="117"/>
+    <w:bookmarkStart w:id="118" w:name="medicines-at-home"/>
     <w:p>
       <w:pPr>
         <w:pStyle w:val="Heading2"/>
       </w:pPr>
       <w:r>
-        <w:t xml:space="preserve">48 Non-steroidals Anti Inflammatory (NSAID)</w:t>
+        <w:t xml:space="preserve">48 Medicines at Home</w:t>
       </w:r>
     </w:p>
     <w:p>
@@ -3779,19 +3938,31 @@
         <w:pStyle w:val="FirstParagraph"/>
       </w:pPr>
       <w:r>
-        <w:t xml:space="preserve">Non-steroidal anti-inflammatories (Celebrex)</w:t>
-      </w:r>
-    </w:p>
-    <w:p>
-      <w:pPr>
-        <w:pStyle w:val="Compact"/>
-        <w:numPr>
-          <w:ilvl w:val="0"/>
-          <w:numId w:val="1051"/>
-        </w:numPr>
-      </w:pPr>
-      <w:r>
-        <w:t xml:space="preserve">200 mg every 12 hours starting at 2 weeks</w:t>
+        <w:t xml:space="preserve">Reglan – Helps stomach empty</w:t>
+      </w:r>
+    </w:p>
+    <w:p>
+      <w:pPr>
+        <w:pStyle w:val="Compact"/>
+        <w:numPr>
+          <w:ilvl w:val="0"/>
+          <w:numId w:val="1052"/>
+        </w:numPr>
+      </w:pPr>
+      <w:r>
+        <w:t xml:space="preserve">Will plan to stop after six weeks</w:t>
+      </w:r>
+    </w:p>
+    <w:p>
+      <w:pPr>
+        <w:pStyle w:val="Compact"/>
+        <w:numPr>
+          <w:ilvl w:val="0"/>
+          <w:numId w:val="1052"/>
+        </w:numPr>
+      </w:pPr>
+      <w:r>
+        <w:t xml:space="preserve">0.1% risk of tardive dyskinesia (nervous tic)</w:t>
       </w:r>
     </w:p>
     <w:p>
@@ -3799,91 +3970,53 @@
         <w:pStyle w:val="FirstParagraph"/>
       </w:pPr>
       <w:r>
-        <w:t xml:space="preserve">NO GOODY POWDERS OR BCs</w:t>
-      </w:r>
-    </w:p>
-    <w:p>
-      <w:pPr>
-        <w:pStyle w:val="Compact"/>
-        <w:numPr>
-          <w:ilvl w:val="0"/>
-          <w:numId w:val="1052"/>
-        </w:numPr>
-      </w:pPr>
-      <w:r>
-        <w:t xml:space="preserve">(Can cause permanent scarring at the surgery site)</w:t>
-      </w:r>
-    </w:p>
-    <w:bookmarkEnd w:id="110"/>
-    <w:bookmarkStart w:id="111" w:name="acid-blockers-proton-pump-inhibitors"/>
+        <w:t xml:space="preserve">Remeron – Helps improve appetite</w:t>
+      </w:r>
+    </w:p>
+    <w:p>
+      <w:pPr>
+        <w:pStyle w:val="Compact"/>
+        <w:numPr>
+          <w:ilvl w:val="0"/>
+          <w:numId w:val="1053"/>
+        </w:numPr>
+      </w:pPr>
+      <w:r>
+        <w:t xml:space="preserve">Can cause vivid dreams</w:t>
+      </w:r>
+    </w:p>
+    <w:p>
+      <w:pPr>
+        <w:pStyle w:val="Compact"/>
+        <w:numPr>
+          <w:ilvl w:val="0"/>
+          <w:numId w:val="1053"/>
+        </w:numPr>
+      </w:pPr>
+      <w:r>
+        <w:t xml:space="preserve">Used for several weeks after surgery</w:t>
+      </w:r>
+    </w:p>
+    <w:p>
+      <w:pPr>
+        <w:pStyle w:val="Compact"/>
+        <w:numPr>
+          <w:ilvl w:val="0"/>
+          <w:numId w:val="1053"/>
+        </w:numPr>
+      </w:pPr>
+      <w:r>
+        <w:t xml:space="preserve">Will stop within first three months of surgery</w:t>
+      </w:r>
+    </w:p>
+    <w:bookmarkEnd w:id="118"/>
+    <w:bookmarkStart w:id="119" w:name="metoprolol-beta-blockers"/>
     <w:p>
       <w:pPr>
         <w:pStyle w:val="Heading2"/>
       </w:pPr>
       <w:r>
-        <w:t xml:space="preserve">49 Acid Blockers = Proton Pump Inhibitors</w:t>
-      </w:r>
-    </w:p>
-    <w:p>
-      <w:pPr>
-        <w:pStyle w:val="FirstParagraph"/>
-      </w:pPr>
-      <w:r>
-        <w:t xml:space="preserve">Examples include ompeprazole and pantoprazole</w:t>
-      </w:r>
-    </w:p>
-    <w:p>
-      <w:pPr>
-        <w:pStyle w:val="Compact"/>
-        <w:numPr>
-          <w:ilvl w:val="0"/>
-          <w:numId w:val="1053"/>
-        </w:numPr>
-      </w:pPr>
-      <w:r>
-        <w:t xml:space="preserve">Will stay on for at 1-2 years to prevent acid reflux</w:t>
-      </w:r>
-    </w:p>
-    <w:p>
-      <w:pPr>
-        <w:pStyle w:val="Compact"/>
-        <w:numPr>
-          <w:ilvl w:val="0"/>
-          <w:numId w:val="1053"/>
-        </w:numPr>
-      </w:pPr>
-      <w:r>
-        <w:t xml:space="preserve">Important in preventing scarring at anastomosis (new connection between esophagus and stomach)</w:t>
-      </w:r>
-    </w:p>
-    <w:p>
-      <w:pPr>
-        <w:pStyle w:val="Compact"/>
-        <w:numPr>
-          <w:ilvl w:val="0"/>
-          <w:numId w:val="1053"/>
-        </w:numPr>
-      </w:pPr>
-      <w:r>
-        <w:t xml:space="preserve">To administer through feeding tube, open capsule and resuspend beads in 60mL (2oz) of water</w:t>
-      </w:r>
-    </w:p>
-    <w:bookmarkEnd w:id="111"/>
-    <w:bookmarkStart w:id="112" w:name="medicines-at-home"/>
-    <w:p>
-      <w:pPr>
-        <w:pStyle w:val="Heading2"/>
-      </w:pPr>
-      <w:r>
-        <w:t xml:space="preserve">50 Medicines at Home</w:t>
-      </w:r>
-    </w:p>
-    <w:p>
-      <w:pPr>
-        <w:pStyle w:val="FirstParagraph"/>
-      </w:pPr>
-      <w:r>
-        <w:t xml:space="preserve">Reglan – Helps stomach empty</w:t>
+        <w:t xml:space="preserve">49 Metoprolol = Beta Blockers</w:t>
       </w:r>
     </w:p>
     <w:p>
@@ -3895,7 +4028,10 @@
         </w:numPr>
       </w:pPr>
       <w:r>
-        <w:t xml:space="preserve">Will plan to stop after six weeks</w:t>
+        <w:t xml:space="preserve">Slows heart rate and lowers blood pressure</w:t>
+      </w:r>
+      <w:r>
+        <w:br/>
       </w:r>
     </w:p>
     <w:p>
@@ -3907,87 +4043,6 @@
         </w:numPr>
       </w:pPr>
       <w:r>
-        <w:t xml:space="preserve">0.1% risk of tardive dyskinesia (nervous tic)</w:t>
-      </w:r>
-    </w:p>
-    <w:p>
-      <w:pPr>
-        <w:pStyle w:val="FirstParagraph"/>
-      </w:pPr>
-      <w:r>
-        <w:t xml:space="preserve">Remeron – Helps improve appetite</w:t>
-      </w:r>
-    </w:p>
-    <w:p>
-      <w:pPr>
-        <w:pStyle w:val="Compact"/>
-        <w:numPr>
-          <w:ilvl w:val="0"/>
-          <w:numId w:val="1055"/>
-        </w:numPr>
-      </w:pPr>
-      <w:r>
-        <w:t xml:space="preserve">Can cause vivid dreams</w:t>
-      </w:r>
-    </w:p>
-    <w:p>
-      <w:pPr>
-        <w:pStyle w:val="Compact"/>
-        <w:numPr>
-          <w:ilvl w:val="0"/>
-          <w:numId w:val="1055"/>
-        </w:numPr>
-      </w:pPr>
-      <w:r>
-        <w:t xml:space="preserve">Used for several weeks after surgery</w:t>
-      </w:r>
-    </w:p>
-    <w:p>
-      <w:pPr>
-        <w:pStyle w:val="Compact"/>
-        <w:numPr>
-          <w:ilvl w:val="0"/>
-          <w:numId w:val="1055"/>
-        </w:numPr>
-      </w:pPr>
-      <w:r>
-        <w:t xml:space="preserve">Will stop within first three months of surgery</w:t>
-      </w:r>
-    </w:p>
-    <w:bookmarkEnd w:id="112"/>
-    <w:bookmarkStart w:id="113" w:name="metoprolol-beta-blockers"/>
-    <w:p>
-      <w:pPr>
-        <w:pStyle w:val="Heading2"/>
-      </w:pPr>
-      <w:r>
-        <w:t xml:space="preserve">51 Metoprolol = Beta Blockers</w:t>
-      </w:r>
-    </w:p>
-    <w:p>
-      <w:pPr>
-        <w:pStyle w:val="Compact"/>
-        <w:numPr>
-          <w:ilvl w:val="0"/>
-          <w:numId w:val="1056"/>
-        </w:numPr>
-      </w:pPr>
-      <w:r>
-        <w:t xml:space="preserve">Slows heart rate and lowers blood pressure</w:t>
-      </w:r>
-      <w:r>
-        <w:br/>
-      </w:r>
-    </w:p>
-    <w:p>
-      <w:pPr>
-        <w:pStyle w:val="Compact"/>
-        <w:numPr>
-          <w:ilvl w:val="0"/>
-          <w:numId w:val="1056"/>
-        </w:numPr>
-      </w:pPr>
-      <w:r>
         <w:t xml:space="preserve">Used to prevent rapid heart rate</w:t>
       </w:r>
     </w:p>
@@ -3996,7 +4051,7 @@
         <w:pStyle w:val="Compact"/>
         <w:numPr>
           <w:ilvl w:val="0"/>
-          <w:numId w:val="1056"/>
+          <w:numId w:val="1054"/>
         </w:numPr>
       </w:pPr>
       <w:r>
@@ -4025,7 +4080,7 @@
         <w:pStyle w:val="Compact"/>
         <w:numPr>
           <w:ilvl w:val="0"/>
-          <w:numId w:val="1056"/>
+          <w:numId w:val="1054"/>
         </w:numPr>
       </w:pPr>
       <w:r>
@@ -4049,14 +4104,14 @@
         <w:t xml:space="preserve">return to prior dose and drug after surgery</w:t>
       </w:r>
     </w:p>
-    <w:bookmarkEnd w:id="113"/>
-    <w:bookmarkStart w:id="117" w:name="sleeping-at-home"/>
+    <w:bookmarkEnd w:id="119"/>
+    <w:bookmarkStart w:id="123" w:name="sleeping-at-home"/>
     <w:p>
       <w:pPr>
         <w:pStyle w:val="Heading2"/>
       </w:pPr>
       <w:r>
-        <w:t xml:space="preserve">52 Sleeping at Home</w:t>
+        <w:t xml:space="preserve">50 Sleeping at Home</w:t>
       </w:r>
     </w:p>
     <w:p>
@@ -4092,18 +4147,18 @@
           <wp:inline>
             <wp:extent cx="5334000" cy="5334000"/>
             <wp:effectExtent b="0" l="0" r="0" t="0"/>
-            <wp:docPr descr="" title="" id="115" name="Picture"/>
+            <wp:docPr descr="" title="" id="121" name="Picture"/>
             <a:graphic>
               <a:graphicData uri="http://schemas.openxmlformats.org/drawingml/2006/picture">
                 <pic:pic>
                   <pic:nvPicPr>
-                    <pic:cNvPr descr="images/wedge_pillow_comm.jpg" id="116" name="Picture"/>
+                    <pic:cNvPr descr="images/wedge_pillow_comm.jpg" id="122" name="Picture"/>
                     <pic:cNvPicPr>
                       <a:picLocks noChangeArrowheads="1" noChangeAspect="1"/>
                     </pic:cNvPicPr>
                   </pic:nvPicPr>
                   <pic:blipFill>
-                    <a:blip r:embed="rId114"/>
+                    <a:blip r:embed="rId120"/>
                     <a:stretch>
                       <a:fillRect/>
                     </a:stretch>
@@ -4130,14 +4185,14 @@
         </w:drawing>
       </w:r>
     </w:p>
-    <w:bookmarkEnd w:id="117"/>
-    <w:bookmarkStart w:id="118" w:name="X35611bb316b2613f9071605f3026a0a23a88bbf"/>
+    <w:bookmarkEnd w:id="123"/>
+    <w:bookmarkStart w:id="124" w:name="X3bf0db9b0129ddd8c55960b594e40205f34d62e"/>
     <w:p>
       <w:pPr>
         <w:pStyle w:val="Heading2"/>
       </w:pPr>
       <w:r>
-        <w:t xml:space="preserve">53 Follow Up Clinic Visit 7-10 days after Discharge</w:t>
+        <w:t xml:space="preserve">51 Follow Up Visit 7-10 days after Discharge</w:t>
       </w:r>
     </w:p>
     <w:p>
@@ -4153,11 +4208,97 @@
         <w:pStyle w:val="Compact"/>
         <w:numPr>
           <w:ilvl w:val="0"/>
+          <w:numId w:val="1055"/>
+        </w:numPr>
+      </w:pPr>
+      <w:r>
+        <w:t xml:space="preserve">Check surgical site</w:t>
+      </w:r>
+    </w:p>
+    <w:p>
+      <w:pPr>
+        <w:pStyle w:val="Compact"/>
+        <w:numPr>
+          <w:ilvl w:val="0"/>
+          <w:numId w:val="1055"/>
+        </w:numPr>
+      </w:pPr>
+      <w:r>
+        <w:t xml:space="preserve">Remove staples (if needed)</w:t>
+      </w:r>
+    </w:p>
+    <w:p>
+      <w:pPr>
+        <w:pStyle w:val="Compact"/>
+        <w:numPr>
+          <w:ilvl w:val="0"/>
+          <w:numId w:val="1055"/>
+        </w:numPr>
+      </w:pPr>
+      <w:r>
+        <w:t xml:space="preserve">Remove abdominal drains (if needed)</w:t>
+      </w:r>
+    </w:p>
+    <w:p>
+      <w:pPr>
+        <w:pStyle w:val="FirstParagraph"/>
+      </w:pPr>
+      <w:r>
+        <w:t xml:space="preserve">Meet with dietitian:</w:t>
+      </w:r>
+    </w:p>
+    <w:p>
+      <w:pPr>
+        <w:pStyle w:val="Compact"/>
+        <w:numPr>
+          <w:ilvl w:val="0"/>
+          <w:numId w:val="1056"/>
+        </w:numPr>
+      </w:pPr>
+      <w:r>
+        <w:t xml:space="preserve">Reduce tube feeds</w:t>
+      </w:r>
+    </w:p>
+    <w:p>
+      <w:pPr>
+        <w:pStyle w:val="Compact"/>
+        <w:numPr>
+          <w:ilvl w:val="0"/>
+          <w:numId w:val="1056"/>
+        </w:numPr>
+      </w:pPr>
+      <w:r>
+        <w:t xml:space="preserve">Advance diet by mouth</w:t>
+      </w:r>
+    </w:p>
+    <w:bookmarkEnd w:id="124"/>
+    <w:bookmarkStart w:id="125" w:name="adjust-medicines-after-surgery"/>
+    <w:p>
+      <w:pPr>
+        <w:pStyle w:val="Heading2"/>
+      </w:pPr>
+      <w:r>
+        <w:t xml:space="preserve">52 Adjust Medicines after Surgery</w:t>
+      </w:r>
+    </w:p>
+    <w:p>
+      <w:pPr>
+        <w:pStyle w:val="FirstParagraph"/>
+      </w:pPr>
+      <w:r>
+        <w:t xml:space="preserve">Reglan: Discontinue 6 weeks after surgery Remeron: Discontinue 12 weeks after surgery Pain Medicines:</w:t>
+      </w:r>
+    </w:p>
+    <w:p>
+      <w:pPr>
+        <w:pStyle w:val="Compact"/>
+        <w:numPr>
+          <w:ilvl w:val="0"/>
           <w:numId w:val="1057"/>
         </w:numPr>
       </w:pPr>
       <w:r>
-        <w:t xml:space="preserve">Check surgical site</w:t>
+        <w:t xml:space="preserve">Wean oxycodone within 6 weeks of surgery</w:t>
       </w:r>
     </w:p>
     <w:p>
@@ -4166,92 +4307,6 @@
         <w:numPr>
           <w:ilvl w:val="0"/>
           <w:numId w:val="1057"/>
-        </w:numPr>
-      </w:pPr>
-      <w:r>
-        <w:t xml:space="preserve">Remove staples (if needed)</w:t>
-      </w:r>
-    </w:p>
-    <w:p>
-      <w:pPr>
-        <w:pStyle w:val="Compact"/>
-        <w:numPr>
-          <w:ilvl w:val="0"/>
-          <w:numId w:val="1057"/>
-        </w:numPr>
-      </w:pPr>
-      <w:r>
-        <w:t xml:space="preserve">Remove abdominal drains (if needed)</w:t>
-      </w:r>
-    </w:p>
-    <w:p>
-      <w:pPr>
-        <w:pStyle w:val="FirstParagraph"/>
-      </w:pPr>
-      <w:r>
-        <w:t xml:space="preserve">Meet with dietitian:</w:t>
-      </w:r>
-    </w:p>
-    <w:p>
-      <w:pPr>
-        <w:pStyle w:val="Compact"/>
-        <w:numPr>
-          <w:ilvl w:val="0"/>
-          <w:numId w:val="1058"/>
-        </w:numPr>
-      </w:pPr>
-      <w:r>
-        <w:t xml:space="preserve">Reduce tube feeds</w:t>
-      </w:r>
-    </w:p>
-    <w:p>
-      <w:pPr>
-        <w:pStyle w:val="Compact"/>
-        <w:numPr>
-          <w:ilvl w:val="0"/>
-          <w:numId w:val="1058"/>
-        </w:numPr>
-      </w:pPr>
-      <w:r>
-        <w:t xml:space="preserve">Advance diet by mouth</w:t>
-      </w:r>
-    </w:p>
-    <w:bookmarkEnd w:id="118"/>
-    <w:bookmarkStart w:id="119" w:name="adjust-medicines-after-surgery"/>
-    <w:p>
-      <w:pPr>
-        <w:pStyle w:val="Heading2"/>
-      </w:pPr>
-      <w:r>
-        <w:t xml:space="preserve">54 Adjust Medicines after Surgery</w:t>
-      </w:r>
-    </w:p>
-    <w:p>
-      <w:pPr>
-        <w:pStyle w:val="FirstParagraph"/>
-      </w:pPr>
-      <w:r>
-        <w:t xml:space="preserve">Reglan: Discontinue 6 weeks after surgery Remeron: Discontinue 12 weeks after surgery Pain Medicines:</w:t>
-      </w:r>
-    </w:p>
-    <w:p>
-      <w:pPr>
-        <w:pStyle w:val="Compact"/>
-        <w:numPr>
-          <w:ilvl w:val="0"/>
-          <w:numId w:val="1059"/>
-        </w:numPr>
-      </w:pPr>
-      <w:r>
-        <w:t xml:space="preserve">Wean oxycodone within 6 weeks of surgery</w:t>
-      </w:r>
-    </w:p>
-    <w:p>
-      <w:pPr>
-        <w:pStyle w:val="Compact"/>
-        <w:numPr>
-          <w:ilvl w:val="0"/>
-          <w:numId w:val="1059"/>
         </w:numPr>
       </w:pPr>
       <w:r>
@@ -4291,14 +4346,14 @@
         <w:t xml:space="preserve">discontinue</w:t>
       </w:r>
     </w:p>
-    <w:bookmarkEnd w:id="119"/>
-    <w:bookmarkStart w:id="120" w:name="second-follow-up-visit"/>
+    <w:bookmarkEnd w:id="125"/>
+    <w:bookmarkStart w:id="126" w:name="second-follow-up-visit"/>
     <w:p>
       <w:pPr>
         <w:pStyle w:val="Heading2"/>
       </w:pPr>
       <w:r>
-        <w:t xml:space="preserve">55 Second Follow Up Visit</w:t>
+        <w:t xml:space="preserve">53 Second Follow Up Visit</w:t>
       </w:r>
     </w:p>
     <w:p>
@@ -4314,11 +4369,199 @@
         <w:pStyle w:val="Compact"/>
         <w:numPr>
           <w:ilvl w:val="0"/>
+          <w:numId w:val="1058"/>
+        </w:numPr>
+      </w:pPr>
+      <w:r>
+        <w:t xml:space="preserve">Discuss diet</w:t>
+      </w:r>
+    </w:p>
+    <w:p>
+      <w:pPr>
+        <w:pStyle w:val="Compact"/>
+        <w:numPr>
+          <w:ilvl w:val="0"/>
+          <w:numId w:val="1058"/>
+        </w:numPr>
+      </w:pPr>
+      <w:r>
+        <w:t xml:space="preserve">Discuss medicines</w:t>
+      </w:r>
+    </w:p>
+    <w:p>
+      <w:pPr>
+        <w:pStyle w:val="Compact"/>
+        <w:numPr>
+          <w:ilvl w:val="0"/>
+          <w:numId w:val="1058"/>
+        </w:numPr>
+      </w:pPr>
+      <w:r>
+        <w:t xml:space="preserve">Plan for jejunostomy removal</w:t>
+      </w:r>
+    </w:p>
+    <w:p>
+      <w:pPr>
+        <w:pStyle w:val="Compact"/>
+        <w:numPr>
+          <w:ilvl w:val="0"/>
+          <w:numId w:val="1058"/>
+        </w:numPr>
+      </w:pPr>
+      <w:r>
+        <w:t xml:space="preserve">Evaluate readiness for chemotherapy after surgery (usually 6 weeks)</w:t>
+      </w:r>
+    </w:p>
+    <w:bookmarkEnd w:id="126"/>
+    <w:bookmarkStart w:id="127" w:name="eating-after-surgery"/>
+    <w:p>
+      <w:pPr>
+        <w:pStyle w:val="Heading2"/>
+      </w:pPr>
+      <w:r>
+        <w:t xml:space="preserve">54 Eating after Surgery</w:t>
+      </w:r>
+    </w:p>
+    <w:p>
+      <w:pPr>
+        <w:pStyle w:val="FirstParagraph"/>
+      </w:pPr>
+      <w:r>
+        <w:t xml:space="preserve">First Postoperative Visit: Start soft foods (Phase I)</w:t>
+      </w:r>
+    </w:p>
+    <w:p>
+      <w:pPr>
+        <w:pStyle w:val="BodyText"/>
+      </w:pPr>
+      <w:r>
+        <w:t xml:space="preserve">Weekly virtual visits with dietitian</w:t>
+      </w:r>
+    </w:p>
+    <w:p>
+      <w:pPr>
+        <w:pStyle w:val="BodyText"/>
+      </w:pPr>
+      <w:r>
+        <w:t xml:space="preserve">Jejunostomy removal ~ 8 weeks after surgery</w:t>
+      </w:r>
+    </w:p>
+    <w:bookmarkEnd w:id="127"/>
+    <w:bookmarkStart w:id="128" w:name="jejunostomy-removal"/>
+    <w:p>
+      <w:pPr>
+        <w:pStyle w:val="Heading2"/>
+      </w:pPr>
+      <w:r>
+        <w:t xml:space="preserve">55 Jejunostomy Removal</w:t>
+      </w:r>
+    </w:p>
+    <w:p>
+      <w:pPr>
+        <w:pStyle w:val="FirstParagraph"/>
+      </w:pPr>
+      <w:r>
+        <w:t xml:space="preserve">Jejunostomy tube is removed in the office once you can take in enough nutrients by mouth</w:t>
+      </w:r>
+    </w:p>
+    <w:p>
+      <w:pPr>
+        <w:pStyle w:val="BodyText"/>
+      </w:pPr>
+      <w:r>
+        <w:t xml:space="preserve">Removal usually around 8 weeks after surgery (may be longer if chemotherapy planned after surgery)</w:t>
+      </w:r>
+    </w:p>
+    <w:p>
+      <w:pPr>
+        <w:pStyle w:val="BodyText"/>
+      </w:pPr>
+      <w:r>
+        <w:t xml:space="preserve">May take 30 minutes and some local anesthetic to loosen up the tube for removal.</w:t>
+      </w:r>
+    </w:p>
+    <w:bookmarkEnd w:id="128"/>
+    <w:bookmarkStart w:id="129" w:name="nutritional-monitoring-after-surgery"/>
+    <w:p>
+      <w:pPr>
+        <w:pStyle w:val="Heading2"/>
+      </w:pPr>
+      <w:r>
+        <w:t xml:space="preserve">56 Nutritional Monitoring after Surgery</w:t>
+      </w:r>
+    </w:p>
+    <w:p>
+      <w:pPr>
+        <w:pStyle w:val="FirstParagraph"/>
+      </w:pPr>
+      <w:r>
+        <w:t xml:space="preserve">You may have difficulty absorbing some nutrients:</w:t>
+      </w:r>
+    </w:p>
+    <w:p>
+      <w:pPr>
+        <w:pStyle w:val="Compact"/>
+        <w:numPr>
+          <w:ilvl w:val="0"/>
+          <w:numId w:val="1059"/>
+        </w:numPr>
+      </w:pPr>
+      <w:r>
+        <w:t xml:space="preserve">Iron</w:t>
+      </w:r>
+    </w:p>
+    <w:p>
+      <w:pPr>
+        <w:pStyle w:val="Compact"/>
+        <w:numPr>
+          <w:ilvl w:val="0"/>
+          <w:numId w:val="1059"/>
+        </w:numPr>
+      </w:pPr>
+      <w:r>
+        <w:t xml:space="preserve">Vitamin B12</w:t>
+      </w:r>
+    </w:p>
+    <w:p>
+      <w:pPr>
+        <w:pStyle w:val="Compact"/>
+        <w:numPr>
+          <w:ilvl w:val="0"/>
+          <w:numId w:val="1059"/>
+        </w:numPr>
+      </w:pPr>
+      <w:r>
+        <w:t xml:space="preserve">Vitamin D</w:t>
+      </w:r>
+    </w:p>
+    <w:bookmarkEnd w:id="129"/>
+    <w:bookmarkStart w:id="130" w:name="nutritional-monitoring-after-surgery-1"/>
+    <w:p>
+      <w:pPr>
+        <w:pStyle w:val="Heading2"/>
+      </w:pPr>
+      <w:r>
+        <w:t xml:space="preserve">57 Nutritional Monitoring after Surgery</w:t>
+      </w:r>
+    </w:p>
+    <w:p>
+      <w:pPr>
+        <w:pStyle w:val="FirstParagraph"/>
+      </w:pPr>
+      <w:r>
+        <w:t xml:space="preserve">About 3 months after the jejunostomy tube is removed, we will check blood levels:</w:t>
+      </w:r>
+    </w:p>
+    <w:p>
+      <w:pPr>
+        <w:pStyle w:val="Compact"/>
+        <w:numPr>
+          <w:ilvl w:val="0"/>
           <w:numId w:val="1060"/>
         </w:numPr>
       </w:pPr>
       <w:r>
-        <w:t xml:space="preserve">Discuss diet</w:t>
+        <w:t xml:space="preserve">Iron (ferritin)</w:t>
       </w:r>
     </w:p>
     <w:p>
@@ -4330,7 +4573,7 @@
         </w:numPr>
       </w:pPr>
       <w:r>
-        <w:t xml:space="preserve">Discuss medicines</w:t>
+        <w:t xml:space="preserve">Vitamin B12</w:t>
       </w:r>
     </w:p>
     <w:p>
@@ -4342,29 +4585,17 @@
         </w:numPr>
       </w:pPr>
       <w:r>
-        <w:t xml:space="preserve">Plan for jejunostomy removal</w:t>
-      </w:r>
-    </w:p>
-    <w:p>
-      <w:pPr>
-        <w:pStyle w:val="Compact"/>
-        <w:numPr>
-          <w:ilvl w:val="0"/>
-          <w:numId w:val="1060"/>
-        </w:numPr>
-      </w:pPr>
-      <w:r>
-        <w:t xml:space="preserve">Evaluate readiness for chemotherapy after surgery (usually 6 weeks)</w:t>
-      </w:r>
-    </w:p>
-    <w:bookmarkEnd w:id="120"/>
-    <w:bookmarkStart w:id="121" w:name="eating-after-surgery"/>
+        <w:t xml:space="preserve">Vitamin D</w:t>
+      </w:r>
+    </w:p>
+    <w:bookmarkEnd w:id="130"/>
+    <w:bookmarkStart w:id="131" w:name="nutritional-replacements-after-surgery"/>
     <w:p>
       <w:pPr>
         <w:pStyle w:val="Heading2"/>
       </w:pPr>
       <w:r>
-        <w:t xml:space="preserve">56 Eating after Surgery</w:t>
+        <w:t xml:space="preserve">58 Nutritional Replacements after Surgery</w:t>
       </w:r>
     </w:p>
     <w:p>
@@ -4372,33 +4603,43 @@
         <w:pStyle w:val="FirstParagraph"/>
       </w:pPr>
       <w:r>
-        <w:t xml:space="preserve">First Postoperative Visit: Start soft foods (Phase I diet)</w:t>
-      </w:r>
-    </w:p>
-    <w:p>
-      <w:pPr>
-        <w:pStyle w:val="BodyText"/>
-      </w:pPr>
-      <w:r>
-        <w:t xml:space="preserve">Weekly virtual visits with dietitian</w:t>
-      </w:r>
-    </w:p>
-    <w:p>
-      <w:pPr>
-        <w:pStyle w:val="BodyText"/>
-      </w:pPr>
-      <w:r>
-        <w:t xml:space="preserve">Jejunostomy removal generally at 8 weeks after surgery</w:t>
-      </w:r>
-    </w:p>
-    <w:bookmarkEnd w:id="121"/>
-    <w:bookmarkStart w:id="122" w:name="jejunostomy-removal"/>
-    <w:p>
-      <w:pPr>
-        <w:pStyle w:val="Heading2"/>
-      </w:pPr>
-      <w:r>
-        <w:t xml:space="preserve">57 Jejunostomy Removal</w:t>
+        <w:t xml:space="preserve">Vitamin or iron replacements can be ordered by:</w:t>
+      </w:r>
+    </w:p>
+    <w:p>
+      <w:pPr>
+        <w:pStyle w:val="Compact"/>
+        <w:numPr>
+          <w:ilvl w:val="0"/>
+          <w:numId w:val="1061"/>
+        </w:numPr>
+      </w:pPr>
+      <w:r>
+        <w:t xml:space="preserve">Primary Care Provider (PCP)</w:t>
+      </w:r>
+    </w:p>
+    <w:p>
+      <w:pPr>
+        <w:pStyle w:val="Compact"/>
+        <w:numPr>
+          <w:ilvl w:val="0"/>
+          <w:numId w:val="1061"/>
+        </w:numPr>
+      </w:pPr>
+      <w:r>
+        <w:t xml:space="preserve">Medical Oncologist</w:t>
+      </w:r>
+    </w:p>
+    <w:p>
+      <w:pPr>
+        <w:pStyle w:val="Compact"/>
+        <w:numPr>
+          <w:ilvl w:val="0"/>
+          <w:numId w:val="1061"/>
+        </w:numPr>
+      </w:pPr>
+      <w:r>
+        <w:t xml:space="preserve">Surgeon</w:t>
       </w:r>
     </w:p>
     <w:p>
@@ -4406,95 +4647,7 @@
         <w:pStyle w:val="FirstParagraph"/>
       </w:pPr>
       <w:r>
-        <w:t xml:space="preserve">Jejunostomy tube is removed in the office once you can take in enough nutrients by mouth</w:t>
-      </w:r>
-    </w:p>
-    <w:p>
-      <w:pPr>
-        <w:pStyle w:val="BodyText"/>
-      </w:pPr>
-      <w:r>
-        <w:t xml:space="preserve">Removal usually around 8 weeks after surgery (may be longer if chemotherapy planned after surgery)</w:t>
-      </w:r>
-    </w:p>
-    <w:p>
-      <w:pPr>
-        <w:pStyle w:val="BodyText"/>
-      </w:pPr>
-      <w:r>
-        <w:t xml:space="preserve">May take 30 minutes and some local anesthetic to loosen up the tube for removal.</w:t>
-      </w:r>
-    </w:p>
-    <w:bookmarkEnd w:id="122"/>
-    <w:bookmarkStart w:id="123" w:name="nutritional-monitoring-after-surgery"/>
-    <w:p>
-      <w:pPr>
-        <w:pStyle w:val="Heading2"/>
-      </w:pPr>
-      <w:r>
-        <w:t xml:space="preserve">58 Nutritional Monitoring after Surgery</w:t>
-      </w:r>
-    </w:p>
-    <w:p>
-      <w:pPr>
-        <w:pStyle w:val="FirstParagraph"/>
-      </w:pPr>
-      <w:r>
-        <w:t xml:space="preserve">You may have difficulty absorbing some nutrients:</w:t>
-      </w:r>
-    </w:p>
-    <w:p>
-      <w:pPr>
-        <w:pStyle w:val="Compact"/>
-        <w:numPr>
-          <w:ilvl w:val="0"/>
-          <w:numId w:val="1061"/>
-        </w:numPr>
-      </w:pPr>
-      <w:r>
-        <w:t xml:space="preserve">Iron</w:t>
-      </w:r>
-    </w:p>
-    <w:p>
-      <w:pPr>
-        <w:pStyle w:val="Compact"/>
-        <w:numPr>
-          <w:ilvl w:val="0"/>
-          <w:numId w:val="1061"/>
-        </w:numPr>
-      </w:pPr>
-      <w:r>
-        <w:t xml:space="preserve">Vitamin B12</w:t>
-      </w:r>
-    </w:p>
-    <w:p>
-      <w:pPr>
-        <w:pStyle w:val="Compact"/>
-        <w:numPr>
-          <w:ilvl w:val="0"/>
-          <w:numId w:val="1061"/>
-        </w:numPr>
-      </w:pPr>
-      <w:r>
-        <w:t xml:space="preserve">Vitamin D</w:t>
-      </w:r>
-    </w:p>
-    <w:bookmarkEnd w:id="123"/>
-    <w:bookmarkStart w:id="124" w:name="nutritional-monitoring-after-surgery-1"/>
-    <w:p>
-      <w:pPr>
-        <w:pStyle w:val="Heading2"/>
-      </w:pPr>
-      <w:r>
-        <w:t xml:space="preserve">59 Nutritional Monitoring after Surgery</w:t>
-      </w:r>
-    </w:p>
-    <w:p>
-      <w:pPr>
-        <w:pStyle w:val="FirstParagraph"/>
-      </w:pPr>
-      <w:r>
-        <w:t xml:space="preserve">About 3 months after the jejunostomy tube is removed, we will check blood levels:</w:t>
+        <w:t xml:space="preserve">If levels are low</w:t>
       </w:r>
     </w:p>
     <w:p>
@@ -4506,7 +4659,7 @@
         </w:numPr>
       </w:pPr>
       <w:r>
-        <w:t xml:space="preserve">Iron (ferritin)</w:t>
+        <w:t xml:space="preserve">Replacement</w:t>
       </w:r>
     </w:p>
     <w:p>
@@ -4518,268 +4671,10 @@
         </w:numPr>
       </w:pPr>
       <w:r>
-        <w:t xml:space="preserve">Vitamin B12</w:t>
-      </w:r>
-    </w:p>
-    <w:p>
-      <w:pPr>
-        <w:pStyle w:val="Compact"/>
-        <w:numPr>
-          <w:ilvl w:val="0"/>
-          <w:numId w:val="1062"/>
-        </w:numPr>
-      </w:pPr>
-      <w:r>
-        <w:t xml:space="preserve">Vitamin D</w:t>
-      </w:r>
-    </w:p>
-    <w:bookmarkEnd w:id="124"/>
-    <w:bookmarkStart w:id="125" w:name="nutritional-replacements-after-surgery"/>
-    <w:p>
-      <w:pPr>
-        <w:pStyle w:val="Heading2"/>
-      </w:pPr>
-      <w:r>
-        <w:t xml:space="preserve">60 Nutritional Replacements after Surgery</w:t>
-      </w:r>
-    </w:p>
-    <w:p>
-      <w:pPr>
-        <w:pStyle w:val="FirstParagraph"/>
-      </w:pPr>
-      <w:r>
-        <w:t xml:space="preserve">Vitamin or iron replacements can be ordered by:</w:t>
-      </w:r>
-    </w:p>
-    <w:p>
-      <w:pPr>
-        <w:pStyle w:val="Compact"/>
-        <w:numPr>
-          <w:ilvl w:val="0"/>
-          <w:numId w:val="1063"/>
-        </w:numPr>
-      </w:pPr>
-      <w:r>
-        <w:t xml:space="preserve">Primary Care Provider (PCP)</w:t>
-      </w:r>
-    </w:p>
-    <w:p>
-      <w:pPr>
-        <w:pStyle w:val="Compact"/>
-        <w:numPr>
-          <w:ilvl w:val="0"/>
-          <w:numId w:val="1063"/>
-        </w:numPr>
-      </w:pPr>
-      <w:r>
-        <w:t xml:space="preserve">Medical Oncologist</w:t>
-      </w:r>
-    </w:p>
-    <w:p>
-      <w:pPr>
-        <w:pStyle w:val="Compact"/>
-        <w:numPr>
-          <w:ilvl w:val="0"/>
-          <w:numId w:val="1063"/>
-        </w:numPr>
-      </w:pPr>
-      <w:r>
-        <w:t xml:space="preserve">Surgeon</w:t>
-      </w:r>
-    </w:p>
-    <w:p>
-      <w:pPr>
-        <w:pStyle w:val="FirstParagraph"/>
-      </w:pPr>
-      <w:r>
-        <w:t xml:space="preserve">If levels are low</w:t>
-      </w:r>
-    </w:p>
-    <w:p>
-      <w:pPr>
-        <w:pStyle w:val="Compact"/>
-        <w:numPr>
-          <w:ilvl w:val="0"/>
-          <w:numId w:val="1064"/>
-        </w:numPr>
-      </w:pPr>
-      <w:r>
-        <w:t xml:space="preserve">Replacement</w:t>
-      </w:r>
-    </w:p>
-    <w:p>
-      <w:pPr>
-        <w:pStyle w:val="Compact"/>
-        <w:numPr>
-          <w:ilvl w:val="0"/>
-          <w:numId w:val="1064"/>
-        </w:numPr>
-      </w:pPr>
-      <w:r>
         <w:t xml:space="preserve">Repeat testing in 3-6 months</w:t>
       </w:r>
     </w:p>
-    <w:bookmarkEnd w:id="125"/>
-    <w:bookmarkStart w:id="126" w:name="team-members---physicians"/>
-    <w:p>
-      <w:pPr>
-        <w:pStyle w:val="Heading2"/>
-      </w:pPr>
-      <w:r>
-        <w:t xml:space="preserve">61 Team Members - Physicians</w:t>
-      </w:r>
-    </w:p>
-    <w:p>
-      <w:pPr>
-        <w:pStyle w:val="FirstParagraph"/>
-      </w:pPr>
-      <w:r>
-        <w:t xml:space="preserve">Primary Care Provider</w:t>
-      </w:r>
-    </w:p>
-    <w:p>
-      <w:pPr>
-        <w:pStyle w:val="BodyText"/>
-      </w:pPr>
-      <w:r>
-        <w:t xml:space="preserve">Gastroenterologist</w:t>
-      </w:r>
-    </w:p>
-    <w:p>
-      <w:pPr>
-        <w:pStyle w:val="BodyText"/>
-      </w:pPr>
-      <w:r>
-        <w:t xml:space="preserve">Medical Oncologist (chemotherapy)</w:t>
-      </w:r>
-    </w:p>
-    <w:p>
-      <w:pPr>
-        <w:pStyle w:val="BodyText"/>
-      </w:pPr>
-      <w:r>
-        <w:t xml:space="preserve">Radiation Oncologist (radiation)</w:t>
-      </w:r>
-    </w:p>
-    <w:p>
-      <w:pPr>
-        <w:pStyle w:val="BodyText"/>
-      </w:pPr>
-      <w:r>
-        <w:t xml:space="preserve">Surgeons</w:t>
-      </w:r>
-    </w:p>
-    <w:p>
-      <w:pPr>
-        <w:pStyle w:val="Compact"/>
-        <w:numPr>
-          <w:ilvl w:val="0"/>
-          <w:numId w:val="1065"/>
-        </w:numPr>
-      </w:pPr>
-      <w:r>
-        <w:t xml:space="preserve">Jonathan Salo MD</w:t>
-      </w:r>
-    </w:p>
-    <w:p>
-      <w:pPr>
-        <w:pStyle w:val="Compact"/>
-        <w:numPr>
-          <w:ilvl w:val="0"/>
-          <w:numId w:val="1065"/>
-        </w:numPr>
-      </w:pPr>
-      <w:r>
-        <w:t xml:space="preserve">Kelli Salter MD</w:t>
-      </w:r>
-    </w:p>
-    <w:p>
-      <w:pPr>
-        <w:pStyle w:val="Compact"/>
-        <w:numPr>
-          <w:ilvl w:val="0"/>
-          <w:numId w:val="1065"/>
-        </w:numPr>
-      </w:pPr>
-      <w:r>
-        <w:t xml:space="preserve">Michael Roach MD</w:t>
-      </w:r>
-    </w:p>
-    <w:bookmarkEnd w:id="126"/>
-    <w:bookmarkStart w:id="127" w:name="team-members---support-staff"/>
-    <w:p>
-      <w:pPr>
-        <w:pStyle w:val="Heading2"/>
-      </w:pPr>
-      <w:r>
-        <w:t xml:space="preserve">62 Team Members - Support Staff</w:t>
-      </w:r>
-    </w:p>
-    <w:p>
-      <w:pPr>
-        <w:pStyle w:val="FirstParagraph"/>
-      </w:pPr>
-      <w:r>
-        <w:t xml:space="preserve">Physician Assistant - Kate Duncan PA-C</w:t>
-      </w:r>
-    </w:p>
-    <w:p>
-      <w:pPr>
-        <w:pStyle w:val="BodyText"/>
-      </w:pPr>
-      <w:r>
-        <w:t xml:space="preserve">Dietitian - Liz Koch</w:t>
-      </w:r>
-    </w:p>
-    <w:p>
-      <w:pPr>
-        <w:pStyle w:val="BodyText"/>
-      </w:pPr>
-      <w:r>
-        <w:t xml:space="preserve">Nurses</w:t>
-      </w:r>
-    </w:p>
-    <w:p>
-      <w:pPr>
-        <w:pStyle w:val="Compact"/>
-        <w:numPr>
-          <w:ilvl w:val="0"/>
-          <w:numId w:val="1066"/>
-        </w:numPr>
-      </w:pPr>
-      <w:r>
-        <w:t xml:space="preserve">Matthew Carpenter RN</w:t>
-      </w:r>
-    </w:p>
-    <w:p>
-      <w:pPr>
-        <w:pStyle w:val="Compact"/>
-        <w:numPr>
-          <w:ilvl w:val="0"/>
-          <w:numId w:val="1066"/>
-        </w:numPr>
-      </w:pPr>
-      <w:r>
-        <w:t xml:space="preserve">Brandon Galloway LPN</w:t>
-      </w:r>
-    </w:p>
-    <w:p>
-      <w:pPr>
-        <w:pStyle w:val="FirstParagraph"/>
-      </w:pPr>
-      <w:r>
-        <w:t xml:space="preserve">Navigators: Laura Swift RN &amp; Lorna Espinal RN</w:t>
-      </w:r>
-    </w:p>
-    <w:p>
-      <w:pPr>
-        <w:pStyle w:val="BodyText"/>
-      </w:pPr>
-      <w:r>
-        <w:t xml:space="preserve">Care Coordinator - Karen Julian-Martinez</w:t>
-      </w:r>
-    </w:p>
-    <w:bookmarkEnd w:id="127"/>
+    <w:bookmarkEnd w:id="131"/>
     <w:sectPr>
       <w:footnotePr>
         <w:numRestart w:val="eachSect"/>
@@ -5180,18 +5075,6 @@
     <w:abstractNumId w:val="991"/>
   </w:num>
   <w:num w:numId="1062">
-    <w:abstractNumId w:val="991"/>
-  </w:num>
-  <w:num w:numId="1063">
-    <w:abstractNumId w:val="991"/>
-  </w:num>
-  <w:num w:numId="1064">
-    <w:abstractNumId w:val="991"/>
-  </w:num>
-  <w:num w:numId="1065">
-    <w:abstractNumId w:val="991"/>
-  </w:num>
-  <w:num w:numId="1066">
     <w:abstractNumId w:val="991"/>
   </w:num>
 </w:numbering>
